--- a/resumen_jetpack_compose.docx
+++ b/resumen_jetpack_compose.docx
@@ -2766,6 +2766,4487 @@
     </w:p>
     <w:p>
       <w:pPr>
+        <w:pStyle w:val="Heading2"/>
+        <w:spacing w:after="150" w:before="300"/>
+      </w:pPr>
+      <w:r>
+        <w:rPr>
+          <w:rFonts w:ascii="Arial" w:cs="Arial" w:eastAsia="Arial" w:hAnsi="Arial"/>
+          <w:b/>
+          <w:bCs/>
+          <w:color w:val="1565C0"/>
+          <w:sz w:val="28"/>
+          <w:szCs w:val="28"/>
+        </w:rPr>
+        <w:t xml:space="preserve">El componente Text en detalle</w:t>
+      </w:r>
+    </w:p>
+    <w:p>
+      <w:pPr>
+        <w:spacing w:after="80" w:before="80"/>
+      </w:pPr>
+      <w:r>
+        <w:rPr>
+          <w:rFonts w:ascii="Arial" w:cs="Arial" w:eastAsia="Arial" w:hAnsi="Arial"/>
+          <w:color w:val="333333"/>
+          <w:sz w:val="22"/>
+          <w:szCs w:val="22"/>
+        </w:rPr>
+        <w:t xml:space="preserve">Text es el componente mas usado en Compose. A diferencia de otros composables, su estilo se controla principalmente con parametros propios, no con Modifier.</w:t>
+      </w:r>
+    </w:p>
+    <w:p>
+      <w:pPr>
+        <w:spacing w:after="60" w:before="0"/>
+      </w:pPr>
+      <w:r>
+        <w:t xml:space="preserve"/>
+      </w:r>
+    </w:p>
+    <w:tbl>
+      <w:tblPr>
+        <w:tblW w:type="dxa" w:w="9026"/>
+        <w:tblBorders>
+          <w:top w:val="single" w:color="auto" w:sz="4"/>
+          <w:left w:val="single" w:color="auto" w:sz="4"/>
+          <w:bottom w:val="single" w:color="auto" w:sz="4"/>
+          <w:right w:val="single" w:color="auto" w:sz="4"/>
+          <w:insideH w:val="single" w:color="auto" w:sz="4"/>
+          <w:insideV w:val="single" w:color="auto" w:sz="4"/>
+        </w:tblBorders>
+      </w:tblPr>
+      <w:tblGrid>
+        <w:gridCol w:w="9026"/>
+      </w:tblGrid>
+      <w:tr>
+        <w:tc>
+          <w:tcPr>
+            <w:tcW w:type="dxa" w:w="9026"/>
+            <w:tcBorders>
+              <w:top w:val="single" w:color="E65100" w:sz="3"/>
+              <w:left w:val="thick" w:color="E65100" w:sz="8"/>
+              <w:bottom w:val="single" w:color="E65100" w:sz="3"/>
+              <w:right w:val="single" w:color="E65100" w:sz="3"/>
+            </w:tcBorders>
+            <w:shd w:fill="FFFDE7" w:val="clear"/>
+            <w:tcMar>
+              <w:top w:type="dxa" w:w="100"/>
+              <w:left w:type="dxa" w:w="180"/>
+              <w:bottom w:type="dxa" w:w="100"/>
+              <w:right w:type="dxa" w:w="180"/>
+            </w:tcMar>
+          </w:tcPr>
+          <w:p>
+            <w:r>
+              <w:rPr>
+                <w:rFonts w:ascii="Arial" w:cs="Arial" w:eastAsia="Arial" w:hAnsi="Arial"/>
+                <w:color w:val="333333"/>
+                <w:sz w:val="22"/>
+                <w:szCs w:val="22"/>
+              </w:rPr>
+              <w:t xml:space="preserve">Diferencia clave: el color del fondo va en Modifier.background(), pero el color de la letra va en el parametro color de Text. Son cosas distintas.</w:t>
+            </w:r>
+          </w:p>
+        </w:tc>
+      </w:tr>
+    </w:tbl>
+    <w:p>
+      <w:pPr>
+        <w:spacing w:after="60" w:before="0"/>
+      </w:pPr>
+      <w:r>
+        <w:t xml:space="preserve"/>
+      </w:r>
+    </w:p>
+    <w:tbl>
+      <w:tblPr>
+        <w:tblW w:type="dxa" w:w="9026"/>
+        <w:tblBorders>
+          <w:top w:val="single" w:color="auto" w:sz="4"/>
+          <w:left w:val="single" w:color="auto" w:sz="4"/>
+          <w:bottom w:val="single" w:color="auto" w:sz="4"/>
+          <w:right w:val="single" w:color="auto" w:sz="4"/>
+          <w:insideH w:val="single" w:color="auto" w:sz="4"/>
+          <w:insideV w:val="single" w:color="auto" w:sz="4"/>
+        </w:tblBorders>
+      </w:tblPr>
+      <w:tblGrid>
+        <w:gridCol w:w="2000"/>
+        <w:gridCol w:w="1800"/>
+        <w:gridCol w:w="2700"/>
+        <w:gridCol w:w="2526"/>
+      </w:tblGrid>
+      <w:tr>
+        <w:tc>
+          <w:tcPr>
+            <w:tcW w:type="dxa" w:w="2000"/>
+            <w:tcBorders>
+              <w:top w:val="single" w:color="CCCCCC" w:sz="1"/>
+              <w:left w:val="single" w:color="CCCCCC" w:sz="1"/>
+              <w:bottom w:val="single" w:color="CCCCCC" w:sz="1"/>
+              <w:right w:val="single" w:color="CCCCCC" w:sz="1"/>
+            </w:tcBorders>
+            <w:shd w:fill="1A1A2E" w:val="clear"/>
+            <w:tcMar>
+              <w:top w:type="dxa" w:w="80"/>
+              <w:left w:type="dxa" w:w="120"/>
+              <w:bottom w:type="dxa" w:w="80"/>
+              <w:right w:type="dxa" w:w="120"/>
+            </w:tcMar>
+          </w:tcPr>
+          <w:p>
+            <w:r>
+              <w:rPr>
+                <w:rFonts w:ascii="Arial" w:cs="Arial" w:eastAsia="Arial" w:hAnsi="Arial"/>
+                <w:b/>
+                <w:bCs/>
+                <w:color w:val="FFFFFF"/>
+                <w:sz w:val="22"/>
+                <w:szCs w:val="22"/>
+              </w:rPr>
+              <w:t xml:space="preserve">Parametro</w:t>
+            </w:r>
+          </w:p>
+        </w:tc>
+        <w:tc>
+          <w:tcPr>
+            <w:tcW w:type="dxa" w:w="1800"/>
+            <w:tcBorders>
+              <w:top w:val="single" w:color="CCCCCC" w:sz="1"/>
+              <w:left w:val="single" w:color="CCCCCC" w:sz="1"/>
+              <w:bottom w:val="single" w:color="CCCCCC" w:sz="1"/>
+              <w:right w:val="single" w:color="CCCCCC" w:sz="1"/>
+            </w:tcBorders>
+            <w:shd w:fill="1A1A2E" w:val="clear"/>
+            <w:tcMar>
+              <w:top w:type="dxa" w:w="80"/>
+              <w:left w:type="dxa" w:w="120"/>
+              <w:bottom w:type="dxa" w:w="80"/>
+              <w:right w:type="dxa" w:w="120"/>
+            </w:tcMar>
+          </w:tcPr>
+          <w:p>
+            <w:r>
+              <w:rPr>
+                <w:rFonts w:ascii="Arial" w:cs="Arial" w:eastAsia="Arial" w:hAnsi="Arial"/>
+                <w:b/>
+                <w:bCs/>
+                <w:color w:val="FFFFFF"/>
+                <w:sz w:val="22"/>
+                <w:szCs w:val="22"/>
+              </w:rPr>
+              <w:t xml:space="preserve">Tipo</w:t>
+            </w:r>
+          </w:p>
+        </w:tc>
+        <w:tc>
+          <w:tcPr>
+            <w:tcW w:type="dxa" w:w="2700"/>
+            <w:tcBorders>
+              <w:top w:val="single" w:color="CCCCCC" w:sz="1"/>
+              <w:left w:val="single" w:color="CCCCCC" w:sz="1"/>
+              <w:bottom w:val="single" w:color="CCCCCC" w:sz="1"/>
+              <w:right w:val="single" w:color="CCCCCC" w:sz="1"/>
+            </w:tcBorders>
+            <w:shd w:fill="1A1A2E" w:val="clear"/>
+            <w:tcMar>
+              <w:top w:type="dxa" w:w="80"/>
+              <w:left w:type="dxa" w:w="120"/>
+              <w:bottom w:type="dxa" w:w="80"/>
+              <w:right w:type="dxa" w:w="120"/>
+            </w:tcMar>
+          </w:tcPr>
+          <w:p>
+            <w:r>
+              <w:rPr>
+                <w:rFonts w:ascii="Arial" w:cs="Arial" w:eastAsia="Arial" w:hAnsi="Arial"/>
+                <w:b/>
+                <w:bCs/>
+                <w:color w:val="FFFFFF"/>
+                <w:sz w:val="22"/>
+                <w:szCs w:val="22"/>
+              </w:rPr>
+              <w:t xml:space="preserve">Para que sirve</w:t>
+            </w:r>
+          </w:p>
+        </w:tc>
+        <w:tc>
+          <w:tcPr>
+            <w:tcW w:type="dxa" w:w="2526"/>
+            <w:tcBorders>
+              <w:top w:val="single" w:color="CCCCCC" w:sz="1"/>
+              <w:left w:val="single" w:color="CCCCCC" w:sz="1"/>
+              <w:bottom w:val="single" w:color="CCCCCC" w:sz="1"/>
+              <w:right w:val="single" w:color="CCCCCC" w:sz="1"/>
+            </w:tcBorders>
+            <w:shd w:fill="1A1A2E" w:val="clear"/>
+            <w:tcMar>
+              <w:top w:type="dxa" w:w="80"/>
+              <w:left w:type="dxa" w:w="120"/>
+              <w:bottom w:type="dxa" w:w="80"/>
+              <w:right w:type="dxa" w:w="120"/>
+            </w:tcMar>
+          </w:tcPr>
+          <w:p>
+            <w:r>
+              <w:rPr>
+                <w:rFonts w:ascii="Arial" w:cs="Arial" w:eastAsia="Arial" w:hAnsi="Arial"/>
+                <w:b/>
+                <w:bCs/>
+                <w:color w:val="FFFFFF"/>
+                <w:sz w:val="22"/>
+                <w:szCs w:val="22"/>
+              </w:rPr>
+              <w:t xml:space="preserve">Ejemplo</w:t>
+            </w:r>
+          </w:p>
+        </w:tc>
+      </w:tr>
+      <w:tr>
+        <w:tc>
+          <w:tcPr>
+            <w:tcW w:type="dxa" w:w="2000"/>
+            <w:tcBorders>
+              <w:top w:val="single" w:color="CCCCCC" w:sz="1"/>
+              <w:left w:val="single" w:color="CCCCCC" w:sz="1"/>
+              <w:bottom w:val="single" w:color="CCCCCC" w:sz="1"/>
+              <w:right w:val="single" w:color="CCCCCC" w:sz="1"/>
+            </w:tcBorders>
+            <w:shd w:fill="E3F2FD" w:val="clear"/>
+            <w:tcMar>
+              <w:top w:type="dxa" w:w="70"/>
+              <w:left w:type="dxa" w:w="120"/>
+              <w:bottom w:type="dxa" w:w="70"/>
+              <w:right w:type="dxa" w:w="120"/>
+            </w:tcMar>
+          </w:tcPr>
+          <w:p>
+            <w:r>
+              <w:rPr>
+                <w:rFonts w:ascii="Arial" w:cs="Arial" w:eastAsia="Arial" w:hAnsi="Arial"/>
+                <w:color w:val="333333"/>
+                <w:sz w:val="20"/>
+                <w:szCs w:val="20"/>
+              </w:rPr>
+              <w:t xml:space="preserve">text</w:t>
+            </w:r>
+          </w:p>
+        </w:tc>
+        <w:tc>
+          <w:tcPr>
+            <w:tcW w:type="dxa" w:w="1800"/>
+            <w:tcBorders>
+              <w:top w:val="single" w:color="CCCCCC" w:sz="1"/>
+              <w:left w:val="single" w:color="CCCCCC" w:sz="1"/>
+              <w:bottom w:val="single" w:color="CCCCCC" w:sz="1"/>
+              <w:right w:val="single" w:color="CCCCCC" w:sz="1"/>
+            </w:tcBorders>
+            <w:shd w:fill="E3F2FD" w:val="clear"/>
+            <w:tcMar>
+              <w:top w:type="dxa" w:w="70"/>
+              <w:left w:type="dxa" w:w="120"/>
+              <w:bottom w:type="dxa" w:w="70"/>
+              <w:right w:type="dxa" w:w="120"/>
+            </w:tcMar>
+          </w:tcPr>
+          <w:p>
+            <w:r>
+              <w:rPr>
+                <w:rFonts w:ascii="Arial" w:cs="Arial" w:eastAsia="Arial" w:hAnsi="Arial"/>
+                <w:color w:val="333333"/>
+                <w:sz w:val="20"/>
+                <w:szCs w:val="20"/>
+              </w:rPr>
+              <w:t xml:space="preserve">String</w:t>
+            </w:r>
+          </w:p>
+        </w:tc>
+        <w:tc>
+          <w:tcPr>
+            <w:tcW w:type="dxa" w:w="2700"/>
+            <w:tcBorders>
+              <w:top w:val="single" w:color="CCCCCC" w:sz="1"/>
+              <w:left w:val="single" w:color="CCCCCC" w:sz="1"/>
+              <w:bottom w:val="single" w:color="CCCCCC" w:sz="1"/>
+              <w:right w:val="single" w:color="CCCCCC" w:sz="1"/>
+            </w:tcBorders>
+            <w:shd w:fill="E3F2FD" w:val="clear"/>
+            <w:tcMar>
+              <w:top w:type="dxa" w:w="70"/>
+              <w:left w:type="dxa" w:w="120"/>
+              <w:bottom w:type="dxa" w:w="70"/>
+              <w:right w:type="dxa" w:w="120"/>
+            </w:tcMar>
+          </w:tcPr>
+          <w:p>
+            <w:r>
+              <w:rPr>
+                <w:rFonts w:ascii="Arial" w:cs="Arial" w:eastAsia="Arial" w:hAnsi="Arial"/>
+                <w:color w:val="333333"/>
+                <w:sz w:val="20"/>
+                <w:szCs w:val="20"/>
+              </w:rPr>
+              <w:t xml:space="preserve">El texto a mostrar</w:t>
+            </w:r>
+          </w:p>
+        </w:tc>
+        <w:tc>
+          <w:tcPr>
+            <w:tcW w:type="dxa" w:w="2526"/>
+            <w:tcBorders>
+              <w:top w:val="single" w:color="CCCCCC" w:sz="1"/>
+              <w:left w:val="single" w:color="CCCCCC" w:sz="1"/>
+              <w:bottom w:val="single" w:color="CCCCCC" w:sz="1"/>
+              <w:right w:val="single" w:color="CCCCCC" w:sz="1"/>
+            </w:tcBorders>
+            <w:shd w:fill="E3F2FD" w:val="clear"/>
+            <w:tcMar>
+              <w:top w:type="dxa" w:w="70"/>
+              <w:left w:type="dxa" w:w="120"/>
+              <w:bottom w:type="dxa" w:w="70"/>
+              <w:right w:type="dxa" w:w="120"/>
+            </w:tcMar>
+          </w:tcPr>
+          <w:p>
+            <w:r>
+              <w:rPr>
+                <w:rFonts w:ascii="Arial" w:cs="Arial" w:eastAsia="Arial" w:hAnsi="Arial"/>
+                <w:color w:val="333333"/>
+                <w:sz w:val="20"/>
+                <w:szCs w:val="20"/>
+              </w:rPr>
+              <w:t xml:space="preserve">"Hola Mundo"</w:t>
+            </w:r>
+          </w:p>
+        </w:tc>
+      </w:tr>
+      <w:tr>
+        <w:tc>
+          <w:tcPr>
+            <w:tcW w:type="dxa" w:w="2000"/>
+            <w:tcBorders>
+              <w:top w:val="single" w:color="CCCCCC" w:sz="1"/>
+              <w:left w:val="single" w:color="CCCCCC" w:sz="1"/>
+              <w:bottom w:val="single" w:color="CCCCCC" w:sz="1"/>
+              <w:right w:val="single" w:color="CCCCCC" w:sz="1"/>
+            </w:tcBorders>
+            <w:shd w:fill="FFFFFF" w:val="clear"/>
+            <w:tcMar>
+              <w:top w:type="dxa" w:w="70"/>
+              <w:left w:type="dxa" w:w="120"/>
+              <w:bottom w:type="dxa" w:w="70"/>
+              <w:right w:type="dxa" w:w="120"/>
+            </w:tcMar>
+          </w:tcPr>
+          <w:p>
+            <w:r>
+              <w:rPr>
+                <w:rFonts w:ascii="Arial" w:cs="Arial" w:eastAsia="Arial" w:hAnsi="Arial"/>
+                <w:color w:val="333333"/>
+                <w:sz w:val="20"/>
+                <w:szCs w:val="20"/>
+              </w:rPr>
+              <w:t xml:space="preserve">color</w:t>
+            </w:r>
+          </w:p>
+        </w:tc>
+        <w:tc>
+          <w:tcPr>
+            <w:tcW w:type="dxa" w:w="1800"/>
+            <w:tcBorders>
+              <w:top w:val="single" w:color="CCCCCC" w:sz="1"/>
+              <w:left w:val="single" w:color="CCCCCC" w:sz="1"/>
+              <w:bottom w:val="single" w:color="CCCCCC" w:sz="1"/>
+              <w:right w:val="single" w:color="CCCCCC" w:sz="1"/>
+            </w:tcBorders>
+            <w:shd w:fill="FFFFFF" w:val="clear"/>
+            <w:tcMar>
+              <w:top w:type="dxa" w:w="70"/>
+              <w:left w:type="dxa" w:w="120"/>
+              <w:bottom w:type="dxa" w:w="70"/>
+              <w:right w:type="dxa" w:w="120"/>
+            </w:tcMar>
+          </w:tcPr>
+          <w:p>
+            <w:r>
+              <w:rPr>
+                <w:rFonts w:ascii="Arial" w:cs="Arial" w:eastAsia="Arial" w:hAnsi="Arial"/>
+                <w:color w:val="333333"/>
+                <w:sz w:val="20"/>
+                <w:szCs w:val="20"/>
+              </w:rPr>
+              <w:t xml:space="preserve">Color</w:t>
+            </w:r>
+          </w:p>
+        </w:tc>
+        <w:tc>
+          <w:tcPr>
+            <w:tcW w:type="dxa" w:w="2700"/>
+            <w:tcBorders>
+              <w:top w:val="single" w:color="CCCCCC" w:sz="1"/>
+              <w:left w:val="single" w:color="CCCCCC" w:sz="1"/>
+              <w:bottom w:val="single" w:color="CCCCCC" w:sz="1"/>
+              <w:right w:val="single" w:color="CCCCCC" w:sz="1"/>
+            </w:tcBorders>
+            <w:shd w:fill="FFFFFF" w:val="clear"/>
+            <w:tcMar>
+              <w:top w:type="dxa" w:w="70"/>
+              <w:left w:type="dxa" w:w="120"/>
+              <w:bottom w:type="dxa" w:w="70"/>
+              <w:right w:type="dxa" w:w="120"/>
+            </w:tcMar>
+          </w:tcPr>
+          <w:p>
+            <w:r>
+              <w:rPr>
+                <w:rFonts w:ascii="Arial" w:cs="Arial" w:eastAsia="Arial" w:hAnsi="Arial"/>
+                <w:color w:val="333333"/>
+                <w:sz w:val="20"/>
+                <w:szCs w:val="20"/>
+              </w:rPr>
+              <w:t xml:space="preserve">Color de la letra</w:t>
+            </w:r>
+          </w:p>
+        </w:tc>
+        <w:tc>
+          <w:tcPr>
+            <w:tcW w:type="dxa" w:w="2526"/>
+            <w:tcBorders>
+              <w:top w:val="single" w:color="CCCCCC" w:sz="1"/>
+              <w:left w:val="single" w:color="CCCCCC" w:sz="1"/>
+              <w:bottom w:val="single" w:color="CCCCCC" w:sz="1"/>
+              <w:right w:val="single" w:color="CCCCCC" w:sz="1"/>
+            </w:tcBorders>
+            <w:shd w:fill="FFFFFF" w:val="clear"/>
+            <w:tcMar>
+              <w:top w:type="dxa" w:w="70"/>
+              <w:left w:type="dxa" w:w="120"/>
+              <w:bottom w:type="dxa" w:w="70"/>
+              <w:right w:type="dxa" w:w="120"/>
+            </w:tcMar>
+          </w:tcPr>
+          <w:p>
+            <w:r>
+              <w:rPr>
+                <w:rFonts w:ascii="Arial" w:cs="Arial" w:eastAsia="Arial" w:hAnsi="Arial"/>
+                <w:color w:val="333333"/>
+                <w:sz w:val="20"/>
+                <w:szCs w:val="20"/>
+              </w:rPr>
+              <w:t xml:space="preserve">Color.Red, Color(0xFF1565C0)</w:t>
+            </w:r>
+          </w:p>
+        </w:tc>
+      </w:tr>
+      <w:tr>
+        <w:tc>
+          <w:tcPr>
+            <w:tcW w:type="dxa" w:w="2000"/>
+            <w:tcBorders>
+              <w:top w:val="single" w:color="CCCCCC" w:sz="1"/>
+              <w:left w:val="single" w:color="CCCCCC" w:sz="1"/>
+              <w:bottom w:val="single" w:color="CCCCCC" w:sz="1"/>
+              <w:right w:val="single" w:color="CCCCCC" w:sz="1"/>
+            </w:tcBorders>
+            <w:shd w:fill="E3F2FD" w:val="clear"/>
+            <w:tcMar>
+              <w:top w:type="dxa" w:w="70"/>
+              <w:left w:type="dxa" w:w="120"/>
+              <w:bottom w:type="dxa" w:w="70"/>
+              <w:right w:type="dxa" w:w="120"/>
+            </w:tcMar>
+          </w:tcPr>
+          <w:p>
+            <w:r>
+              <w:rPr>
+                <w:rFonts w:ascii="Arial" w:cs="Arial" w:eastAsia="Arial" w:hAnsi="Arial"/>
+                <w:color w:val="333333"/>
+                <w:sz w:val="20"/>
+                <w:szCs w:val="20"/>
+              </w:rPr>
+              <w:t xml:space="preserve">fontSize</w:t>
+            </w:r>
+          </w:p>
+        </w:tc>
+        <w:tc>
+          <w:tcPr>
+            <w:tcW w:type="dxa" w:w="1800"/>
+            <w:tcBorders>
+              <w:top w:val="single" w:color="CCCCCC" w:sz="1"/>
+              <w:left w:val="single" w:color="CCCCCC" w:sz="1"/>
+              <w:bottom w:val="single" w:color="CCCCCC" w:sz="1"/>
+              <w:right w:val="single" w:color="CCCCCC" w:sz="1"/>
+            </w:tcBorders>
+            <w:shd w:fill="E3F2FD" w:val="clear"/>
+            <w:tcMar>
+              <w:top w:type="dxa" w:w="70"/>
+              <w:left w:type="dxa" w:w="120"/>
+              <w:bottom w:type="dxa" w:w="70"/>
+              <w:right w:type="dxa" w:w="120"/>
+            </w:tcMar>
+          </w:tcPr>
+          <w:p>
+            <w:r>
+              <w:rPr>
+                <w:rFonts w:ascii="Arial" w:cs="Arial" w:eastAsia="Arial" w:hAnsi="Arial"/>
+                <w:color w:val="333333"/>
+                <w:sz w:val="20"/>
+                <w:szCs w:val="20"/>
+              </w:rPr>
+              <w:t xml:space="preserve">TextUnit</w:t>
+            </w:r>
+          </w:p>
+        </w:tc>
+        <w:tc>
+          <w:tcPr>
+            <w:tcW w:type="dxa" w:w="2700"/>
+            <w:tcBorders>
+              <w:top w:val="single" w:color="CCCCCC" w:sz="1"/>
+              <w:left w:val="single" w:color="CCCCCC" w:sz="1"/>
+              <w:bottom w:val="single" w:color="CCCCCC" w:sz="1"/>
+              <w:right w:val="single" w:color="CCCCCC" w:sz="1"/>
+            </w:tcBorders>
+            <w:shd w:fill="E3F2FD" w:val="clear"/>
+            <w:tcMar>
+              <w:top w:type="dxa" w:w="70"/>
+              <w:left w:type="dxa" w:w="120"/>
+              <w:bottom w:type="dxa" w:w="70"/>
+              <w:right w:type="dxa" w:w="120"/>
+            </w:tcMar>
+          </w:tcPr>
+          <w:p>
+            <w:r>
+              <w:rPr>
+                <w:rFonts w:ascii="Arial" w:cs="Arial" w:eastAsia="Arial" w:hAnsi="Arial"/>
+                <w:color w:val="333333"/>
+                <w:sz w:val="20"/>
+                <w:szCs w:val="20"/>
+              </w:rPr>
+              <w:t xml:space="preserve">Tamanio de la letra</w:t>
+            </w:r>
+          </w:p>
+        </w:tc>
+        <w:tc>
+          <w:tcPr>
+            <w:tcW w:type="dxa" w:w="2526"/>
+            <w:tcBorders>
+              <w:top w:val="single" w:color="CCCCCC" w:sz="1"/>
+              <w:left w:val="single" w:color="CCCCCC" w:sz="1"/>
+              <w:bottom w:val="single" w:color="CCCCCC" w:sz="1"/>
+              <w:right w:val="single" w:color="CCCCCC" w:sz="1"/>
+            </w:tcBorders>
+            <w:shd w:fill="E3F2FD" w:val="clear"/>
+            <w:tcMar>
+              <w:top w:type="dxa" w:w="70"/>
+              <w:left w:type="dxa" w:w="120"/>
+              <w:bottom w:type="dxa" w:w="70"/>
+              <w:right w:type="dxa" w:w="120"/>
+            </w:tcMar>
+          </w:tcPr>
+          <w:p>
+            <w:r>
+              <w:rPr>
+                <w:rFonts w:ascii="Arial" w:cs="Arial" w:eastAsia="Arial" w:hAnsi="Arial"/>
+                <w:color w:val="333333"/>
+                <w:sz w:val="20"/>
+                <w:szCs w:val="20"/>
+              </w:rPr>
+              <w:t xml:space="preserve">24.sp, 18.sp</w:t>
+            </w:r>
+          </w:p>
+        </w:tc>
+      </w:tr>
+      <w:tr>
+        <w:tc>
+          <w:tcPr>
+            <w:tcW w:type="dxa" w:w="2000"/>
+            <w:tcBorders>
+              <w:top w:val="single" w:color="CCCCCC" w:sz="1"/>
+              <w:left w:val="single" w:color="CCCCCC" w:sz="1"/>
+              <w:bottom w:val="single" w:color="CCCCCC" w:sz="1"/>
+              <w:right w:val="single" w:color="CCCCCC" w:sz="1"/>
+            </w:tcBorders>
+            <w:shd w:fill="FFFFFF" w:val="clear"/>
+            <w:tcMar>
+              <w:top w:type="dxa" w:w="70"/>
+              <w:left w:type="dxa" w:w="120"/>
+              <w:bottom w:type="dxa" w:w="70"/>
+              <w:right w:type="dxa" w:w="120"/>
+            </w:tcMar>
+          </w:tcPr>
+          <w:p>
+            <w:r>
+              <w:rPr>
+                <w:rFonts w:ascii="Arial" w:cs="Arial" w:eastAsia="Arial" w:hAnsi="Arial"/>
+                <w:color w:val="333333"/>
+                <w:sz w:val="20"/>
+                <w:szCs w:val="20"/>
+              </w:rPr>
+              <w:t xml:space="preserve">fontWeight</w:t>
+            </w:r>
+          </w:p>
+        </w:tc>
+        <w:tc>
+          <w:tcPr>
+            <w:tcW w:type="dxa" w:w="1800"/>
+            <w:tcBorders>
+              <w:top w:val="single" w:color="CCCCCC" w:sz="1"/>
+              <w:left w:val="single" w:color="CCCCCC" w:sz="1"/>
+              <w:bottom w:val="single" w:color="CCCCCC" w:sz="1"/>
+              <w:right w:val="single" w:color="CCCCCC" w:sz="1"/>
+            </w:tcBorders>
+            <w:shd w:fill="FFFFFF" w:val="clear"/>
+            <w:tcMar>
+              <w:top w:type="dxa" w:w="70"/>
+              <w:left w:type="dxa" w:w="120"/>
+              <w:bottom w:type="dxa" w:w="70"/>
+              <w:right w:type="dxa" w:w="120"/>
+            </w:tcMar>
+          </w:tcPr>
+          <w:p>
+            <w:r>
+              <w:rPr>
+                <w:rFonts w:ascii="Arial" w:cs="Arial" w:eastAsia="Arial" w:hAnsi="Arial"/>
+                <w:color w:val="333333"/>
+                <w:sz w:val="20"/>
+                <w:szCs w:val="20"/>
+              </w:rPr>
+              <w:t xml:space="preserve">FontWeight</w:t>
+            </w:r>
+          </w:p>
+        </w:tc>
+        <w:tc>
+          <w:tcPr>
+            <w:tcW w:type="dxa" w:w="2700"/>
+            <w:tcBorders>
+              <w:top w:val="single" w:color="CCCCCC" w:sz="1"/>
+              <w:left w:val="single" w:color="CCCCCC" w:sz="1"/>
+              <w:bottom w:val="single" w:color="CCCCCC" w:sz="1"/>
+              <w:right w:val="single" w:color="CCCCCC" w:sz="1"/>
+            </w:tcBorders>
+            <w:shd w:fill="FFFFFF" w:val="clear"/>
+            <w:tcMar>
+              <w:top w:type="dxa" w:w="70"/>
+              <w:left w:type="dxa" w:w="120"/>
+              <w:bottom w:type="dxa" w:w="70"/>
+              <w:right w:type="dxa" w:w="120"/>
+            </w:tcMar>
+          </w:tcPr>
+          <w:p>
+            <w:r>
+              <w:rPr>
+                <w:rFonts w:ascii="Arial" w:cs="Arial" w:eastAsia="Arial" w:hAnsi="Arial"/>
+                <w:color w:val="333333"/>
+                <w:sz w:val="20"/>
+                <w:szCs w:val="20"/>
+              </w:rPr>
+              <w:t xml:space="preserve">Grosor de la letra</w:t>
+            </w:r>
+          </w:p>
+        </w:tc>
+        <w:tc>
+          <w:tcPr>
+            <w:tcW w:type="dxa" w:w="2526"/>
+            <w:tcBorders>
+              <w:top w:val="single" w:color="CCCCCC" w:sz="1"/>
+              <w:left w:val="single" w:color="CCCCCC" w:sz="1"/>
+              <w:bottom w:val="single" w:color="CCCCCC" w:sz="1"/>
+              <w:right w:val="single" w:color="CCCCCC" w:sz="1"/>
+            </w:tcBorders>
+            <w:shd w:fill="FFFFFF" w:val="clear"/>
+            <w:tcMar>
+              <w:top w:type="dxa" w:w="70"/>
+              <w:left w:type="dxa" w:w="120"/>
+              <w:bottom w:type="dxa" w:w="70"/>
+              <w:right w:type="dxa" w:w="120"/>
+            </w:tcMar>
+          </w:tcPr>
+          <w:p>
+            <w:r>
+              <w:rPr>
+                <w:rFonts w:ascii="Arial" w:cs="Arial" w:eastAsia="Arial" w:hAnsi="Arial"/>
+                <w:color w:val="333333"/>
+                <w:sz w:val="20"/>
+                <w:szCs w:val="20"/>
+              </w:rPr>
+              <w:t xml:space="preserve">FontWeight.Bold, FontWeight.Thin</w:t>
+            </w:r>
+          </w:p>
+        </w:tc>
+      </w:tr>
+      <w:tr>
+        <w:tc>
+          <w:tcPr>
+            <w:tcW w:type="dxa" w:w="2000"/>
+            <w:tcBorders>
+              <w:top w:val="single" w:color="CCCCCC" w:sz="1"/>
+              <w:left w:val="single" w:color="CCCCCC" w:sz="1"/>
+              <w:bottom w:val="single" w:color="CCCCCC" w:sz="1"/>
+              <w:right w:val="single" w:color="CCCCCC" w:sz="1"/>
+            </w:tcBorders>
+            <w:shd w:fill="E3F2FD" w:val="clear"/>
+            <w:tcMar>
+              <w:top w:type="dxa" w:w="70"/>
+              <w:left w:type="dxa" w:w="120"/>
+              <w:bottom w:type="dxa" w:w="70"/>
+              <w:right w:type="dxa" w:w="120"/>
+            </w:tcMar>
+          </w:tcPr>
+          <w:p>
+            <w:r>
+              <w:rPr>
+                <w:rFonts w:ascii="Arial" w:cs="Arial" w:eastAsia="Arial" w:hAnsi="Arial"/>
+                <w:color w:val="333333"/>
+                <w:sz w:val="20"/>
+                <w:szCs w:val="20"/>
+              </w:rPr>
+              <w:t xml:space="preserve">fontStyle</w:t>
+            </w:r>
+          </w:p>
+        </w:tc>
+        <w:tc>
+          <w:tcPr>
+            <w:tcW w:type="dxa" w:w="1800"/>
+            <w:tcBorders>
+              <w:top w:val="single" w:color="CCCCCC" w:sz="1"/>
+              <w:left w:val="single" w:color="CCCCCC" w:sz="1"/>
+              <w:bottom w:val="single" w:color="CCCCCC" w:sz="1"/>
+              <w:right w:val="single" w:color="CCCCCC" w:sz="1"/>
+            </w:tcBorders>
+            <w:shd w:fill="E3F2FD" w:val="clear"/>
+            <w:tcMar>
+              <w:top w:type="dxa" w:w="70"/>
+              <w:left w:type="dxa" w:w="120"/>
+              <w:bottom w:type="dxa" w:w="70"/>
+              <w:right w:type="dxa" w:w="120"/>
+            </w:tcMar>
+          </w:tcPr>
+          <w:p>
+            <w:r>
+              <w:rPr>
+                <w:rFonts w:ascii="Arial" w:cs="Arial" w:eastAsia="Arial" w:hAnsi="Arial"/>
+                <w:color w:val="333333"/>
+                <w:sz w:val="20"/>
+                <w:szCs w:val="20"/>
+              </w:rPr>
+              <w:t xml:space="preserve">FontStyle</w:t>
+            </w:r>
+          </w:p>
+        </w:tc>
+        <w:tc>
+          <w:tcPr>
+            <w:tcW w:type="dxa" w:w="2700"/>
+            <w:tcBorders>
+              <w:top w:val="single" w:color="CCCCCC" w:sz="1"/>
+              <w:left w:val="single" w:color="CCCCCC" w:sz="1"/>
+              <w:bottom w:val="single" w:color="CCCCCC" w:sz="1"/>
+              <w:right w:val="single" w:color="CCCCCC" w:sz="1"/>
+            </w:tcBorders>
+            <w:shd w:fill="E3F2FD" w:val="clear"/>
+            <w:tcMar>
+              <w:top w:type="dxa" w:w="70"/>
+              <w:left w:type="dxa" w:w="120"/>
+              <w:bottom w:type="dxa" w:w="70"/>
+              <w:right w:type="dxa" w:w="120"/>
+            </w:tcMar>
+          </w:tcPr>
+          <w:p>
+            <w:r>
+              <w:rPr>
+                <w:rFonts w:ascii="Arial" w:cs="Arial" w:eastAsia="Arial" w:hAnsi="Arial"/>
+                <w:color w:val="333333"/>
+                <w:sz w:val="20"/>
+                <w:szCs w:val="20"/>
+              </w:rPr>
+              <w:t xml:space="preserve">Cursiva o normal</w:t>
+            </w:r>
+          </w:p>
+        </w:tc>
+        <w:tc>
+          <w:tcPr>
+            <w:tcW w:type="dxa" w:w="2526"/>
+            <w:tcBorders>
+              <w:top w:val="single" w:color="CCCCCC" w:sz="1"/>
+              <w:left w:val="single" w:color="CCCCCC" w:sz="1"/>
+              <w:bottom w:val="single" w:color="CCCCCC" w:sz="1"/>
+              <w:right w:val="single" w:color="CCCCCC" w:sz="1"/>
+            </w:tcBorders>
+            <w:shd w:fill="E3F2FD" w:val="clear"/>
+            <w:tcMar>
+              <w:top w:type="dxa" w:w="70"/>
+              <w:left w:type="dxa" w:w="120"/>
+              <w:bottom w:type="dxa" w:w="70"/>
+              <w:right w:type="dxa" w:w="120"/>
+            </w:tcMar>
+          </w:tcPr>
+          <w:p>
+            <w:r>
+              <w:rPr>
+                <w:rFonts w:ascii="Arial" w:cs="Arial" w:eastAsia="Arial" w:hAnsi="Arial"/>
+                <w:color w:val="333333"/>
+                <w:sz w:val="20"/>
+                <w:szCs w:val="20"/>
+              </w:rPr>
+              <w:t xml:space="preserve">FontStyle.Italic</w:t>
+            </w:r>
+          </w:p>
+        </w:tc>
+      </w:tr>
+      <w:tr>
+        <w:tc>
+          <w:tcPr>
+            <w:tcW w:type="dxa" w:w="2000"/>
+            <w:tcBorders>
+              <w:top w:val="single" w:color="CCCCCC" w:sz="1"/>
+              <w:left w:val="single" w:color="CCCCCC" w:sz="1"/>
+              <w:bottom w:val="single" w:color="CCCCCC" w:sz="1"/>
+              <w:right w:val="single" w:color="CCCCCC" w:sz="1"/>
+            </w:tcBorders>
+            <w:shd w:fill="FFFFFF" w:val="clear"/>
+            <w:tcMar>
+              <w:top w:type="dxa" w:w="70"/>
+              <w:left w:type="dxa" w:w="120"/>
+              <w:bottom w:type="dxa" w:w="70"/>
+              <w:right w:type="dxa" w:w="120"/>
+            </w:tcMar>
+          </w:tcPr>
+          <w:p>
+            <w:r>
+              <w:rPr>
+                <w:rFonts w:ascii="Arial" w:cs="Arial" w:eastAsia="Arial" w:hAnsi="Arial"/>
+                <w:color w:val="333333"/>
+                <w:sz w:val="20"/>
+                <w:szCs w:val="20"/>
+              </w:rPr>
+              <w:t xml:space="preserve">textAlign</w:t>
+            </w:r>
+          </w:p>
+        </w:tc>
+        <w:tc>
+          <w:tcPr>
+            <w:tcW w:type="dxa" w:w="1800"/>
+            <w:tcBorders>
+              <w:top w:val="single" w:color="CCCCCC" w:sz="1"/>
+              <w:left w:val="single" w:color="CCCCCC" w:sz="1"/>
+              <w:bottom w:val="single" w:color="CCCCCC" w:sz="1"/>
+              <w:right w:val="single" w:color="CCCCCC" w:sz="1"/>
+            </w:tcBorders>
+            <w:shd w:fill="FFFFFF" w:val="clear"/>
+            <w:tcMar>
+              <w:top w:type="dxa" w:w="70"/>
+              <w:left w:type="dxa" w:w="120"/>
+              <w:bottom w:type="dxa" w:w="70"/>
+              <w:right w:type="dxa" w:w="120"/>
+            </w:tcMar>
+          </w:tcPr>
+          <w:p>
+            <w:r>
+              <w:rPr>
+                <w:rFonts w:ascii="Arial" w:cs="Arial" w:eastAsia="Arial" w:hAnsi="Arial"/>
+                <w:color w:val="333333"/>
+                <w:sz w:val="20"/>
+                <w:szCs w:val="20"/>
+              </w:rPr>
+              <w:t xml:space="preserve">TextAlign</w:t>
+            </w:r>
+          </w:p>
+        </w:tc>
+        <w:tc>
+          <w:tcPr>
+            <w:tcW w:type="dxa" w:w="2700"/>
+            <w:tcBorders>
+              <w:top w:val="single" w:color="CCCCCC" w:sz="1"/>
+              <w:left w:val="single" w:color="CCCCCC" w:sz="1"/>
+              <w:bottom w:val="single" w:color="CCCCCC" w:sz="1"/>
+              <w:right w:val="single" w:color="CCCCCC" w:sz="1"/>
+            </w:tcBorders>
+            <w:shd w:fill="FFFFFF" w:val="clear"/>
+            <w:tcMar>
+              <w:top w:type="dxa" w:w="70"/>
+              <w:left w:type="dxa" w:w="120"/>
+              <w:bottom w:type="dxa" w:w="70"/>
+              <w:right w:type="dxa" w:w="120"/>
+            </w:tcMar>
+          </w:tcPr>
+          <w:p>
+            <w:r>
+              <w:rPr>
+                <w:rFonts w:ascii="Arial" w:cs="Arial" w:eastAsia="Arial" w:hAnsi="Arial"/>
+                <w:color w:val="333333"/>
+                <w:sz w:val="20"/>
+                <w:szCs w:val="20"/>
+              </w:rPr>
+              <w:t xml:space="preserve">Alineacion del texto</w:t>
+            </w:r>
+          </w:p>
+        </w:tc>
+        <w:tc>
+          <w:tcPr>
+            <w:tcW w:type="dxa" w:w="2526"/>
+            <w:tcBorders>
+              <w:top w:val="single" w:color="CCCCCC" w:sz="1"/>
+              <w:left w:val="single" w:color="CCCCCC" w:sz="1"/>
+              <w:bottom w:val="single" w:color="CCCCCC" w:sz="1"/>
+              <w:right w:val="single" w:color="CCCCCC" w:sz="1"/>
+            </w:tcBorders>
+            <w:shd w:fill="FFFFFF" w:val="clear"/>
+            <w:tcMar>
+              <w:top w:type="dxa" w:w="70"/>
+              <w:left w:type="dxa" w:w="120"/>
+              <w:bottom w:type="dxa" w:w="70"/>
+              <w:right w:type="dxa" w:w="120"/>
+            </w:tcMar>
+          </w:tcPr>
+          <w:p>
+            <w:r>
+              <w:rPr>
+                <w:rFonts w:ascii="Arial" w:cs="Arial" w:eastAsia="Arial" w:hAnsi="Arial"/>
+                <w:color w:val="333333"/>
+                <w:sz w:val="20"/>
+                <w:szCs w:val="20"/>
+              </w:rPr>
+              <w:t xml:space="preserve">TextAlign.Center, TextAlign.End</w:t>
+            </w:r>
+          </w:p>
+        </w:tc>
+      </w:tr>
+      <w:tr>
+        <w:tc>
+          <w:tcPr>
+            <w:tcW w:type="dxa" w:w="2000"/>
+            <w:tcBorders>
+              <w:top w:val="single" w:color="CCCCCC" w:sz="1"/>
+              <w:left w:val="single" w:color="CCCCCC" w:sz="1"/>
+              <w:bottom w:val="single" w:color="CCCCCC" w:sz="1"/>
+              <w:right w:val="single" w:color="CCCCCC" w:sz="1"/>
+            </w:tcBorders>
+            <w:shd w:fill="E3F2FD" w:val="clear"/>
+            <w:tcMar>
+              <w:top w:type="dxa" w:w="70"/>
+              <w:left w:type="dxa" w:w="120"/>
+              <w:bottom w:type="dxa" w:w="70"/>
+              <w:right w:type="dxa" w:w="120"/>
+            </w:tcMar>
+          </w:tcPr>
+          <w:p>
+            <w:r>
+              <w:rPr>
+                <w:rFonts w:ascii="Arial" w:cs="Arial" w:eastAsia="Arial" w:hAnsi="Arial"/>
+                <w:color w:val="333333"/>
+                <w:sz w:val="20"/>
+                <w:szCs w:val="20"/>
+              </w:rPr>
+              <w:t xml:space="preserve">maxLines</w:t>
+            </w:r>
+          </w:p>
+        </w:tc>
+        <w:tc>
+          <w:tcPr>
+            <w:tcW w:type="dxa" w:w="1800"/>
+            <w:tcBorders>
+              <w:top w:val="single" w:color="CCCCCC" w:sz="1"/>
+              <w:left w:val="single" w:color="CCCCCC" w:sz="1"/>
+              <w:bottom w:val="single" w:color="CCCCCC" w:sz="1"/>
+              <w:right w:val="single" w:color="CCCCCC" w:sz="1"/>
+            </w:tcBorders>
+            <w:shd w:fill="E3F2FD" w:val="clear"/>
+            <w:tcMar>
+              <w:top w:type="dxa" w:w="70"/>
+              <w:left w:type="dxa" w:w="120"/>
+              <w:bottom w:type="dxa" w:w="70"/>
+              <w:right w:type="dxa" w:w="120"/>
+            </w:tcMar>
+          </w:tcPr>
+          <w:p>
+            <w:r>
+              <w:rPr>
+                <w:rFonts w:ascii="Arial" w:cs="Arial" w:eastAsia="Arial" w:hAnsi="Arial"/>
+                <w:color w:val="333333"/>
+                <w:sz w:val="20"/>
+                <w:szCs w:val="20"/>
+              </w:rPr>
+              <w:t xml:space="preserve">Int</w:t>
+            </w:r>
+          </w:p>
+        </w:tc>
+        <w:tc>
+          <w:tcPr>
+            <w:tcW w:type="dxa" w:w="2700"/>
+            <w:tcBorders>
+              <w:top w:val="single" w:color="CCCCCC" w:sz="1"/>
+              <w:left w:val="single" w:color="CCCCCC" w:sz="1"/>
+              <w:bottom w:val="single" w:color="CCCCCC" w:sz="1"/>
+              <w:right w:val="single" w:color="CCCCCC" w:sz="1"/>
+            </w:tcBorders>
+            <w:shd w:fill="E3F2FD" w:val="clear"/>
+            <w:tcMar>
+              <w:top w:type="dxa" w:w="70"/>
+              <w:left w:type="dxa" w:w="120"/>
+              <w:bottom w:type="dxa" w:w="70"/>
+              <w:right w:type="dxa" w:w="120"/>
+            </w:tcMar>
+          </w:tcPr>
+          <w:p>
+            <w:r>
+              <w:rPr>
+                <w:rFonts w:ascii="Arial" w:cs="Arial" w:eastAsia="Arial" w:hAnsi="Arial"/>
+                <w:color w:val="333333"/>
+                <w:sz w:val="20"/>
+                <w:szCs w:val="20"/>
+              </w:rPr>
+              <w:t xml:space="preserve">Maximo de lineas visibles</w:t>
+            </w:r>
+          </w:p>
+        </w:tc>
+        <w:tc>
+          <w:tcPr>
+            <w:tcW w:type="dxa" w:w="2526"/>
+            <w:tcBorders>
+              <w:top w:val="single" w:color="CCCCCC" w:sz="1"/>
+              <w:left w:val="single" w:color="CCCCCC" w:sz="1"/>
+              <w:bottom w:val="single" w:color="CCCCCC" w:sz="1"/>
+              <w:right w:val="single" w:color="CCCCCC" w:sz="1"/>
+            </w:tcBorders>
+            <w:shd w:fill="E3F2FD" w:val="clear"/>
+            <w:tcMar>
+              <w:top w:type="dxa" w:w="70"/>
+              <w:left w:type="dxa" w:w="120"/>
+              <w:bottom w:type="dxa" w:w="70"/>
+              <w:right w:type="dxa" w:w="120"/>
+            </w:tcMar>
+          </w:tcPr>
+          <w:p>
+            <w:r>
+              <w:rPr>
+                <w:rFonts w:ascii="Arial" w:cs="Arial" w:eastAsia="Arial" w:hAnsi="Arial"/>
+                <w:color w:val="333333"/>
+                <w:sz w:val="20"/>
+                <w:szCs w:val="20"/>
+              </w:rPr>
+              <w:t xml:space="preserve">maxLines = 1</w:t>
+            </w:r>
+          </w:p>
+        </w:tc>
+      </w:tr>
+      <w:tr>
+        <w:tc>
+          <w:tcPr>
+            <w:tcW w:type="dxa" w:w="2000"/>
+            <w:tcBorders>
+              <w:top w:val="single" w:color="CCCCCC" w:sz="1"/>
+              <w:left w:val="single" w:color="CCCCCC" w:sz="1"/>
+              <w:bottom w:val="single" w:color="CCCCCC" w:sz="1"/>
+              <w:right w:val="single" w:color="CCCCCC" w:sz="1"/>
+            </w:tcBorders>
+            <w:shd w:fill="FFFFFF" w:val="clear"/>
+            <w:tcMar>
+              <w:top w:type="dxa" w:w="70"/>
+              <w:left w:type="dxa" w:w="120"/>
+              <w:bottom w:type="dxa" w:w="70"/>
+              <w:right w:type="dxa" w:w="120"/>
+            </w:tcMar>
+          </w:tcPr>
+          <w:p>
+            <w:r>
+              <w:rPr>
+                <w:rFonts w:ascii="Arial" w:cs="Arial" w:eastAsia="Arial" w:hAnsi="Arial"/>
+                <w:color w:val="333333"/>
+                <w:sz w:val="20"/>
+                <w:szCs w:val="20"/>
+              </w:rPr>
+              <w:t xml:space="preserve">overflow</w:t>
+            </w:r>
+          </w:p>
+        </w:tc>
+        <w:tc>
+          <w:tcPr>
+            <w:tcW w:type="dxa" w:w="1800"/>
+            <w:tcBorders>
+              <w:top w:val="single" w:color="CCCCCC" w:sz="1"/>
+              <w:left w:val="single" w:color="CCCCCC" w:sz="1"/>
+              <w:bottom w:val="single" w:color="CCCCCC" w:sz="1"/>
+              <w:right w:val="single" w:color="CCCCCC" w:sz="1"/>
+            </w:tcBorders>
+            <w:shd w:fill="FFFFFF" w:val="clear"/>
+            <w:tcMar>
+              <w:top w:type="dxa" w:w="70"/>
+              <w:left w:type="dxa" w:w="120"/>
+              <w:bottom w:type="dxa" w:w="70"/>
+              <w:right w:type="dxa" w:w="120"/>
+            </w:tcMar>
+          </w:tcPr>
+          <w:p>
+            <w:r>
+              <w:rPr>
+                <w:rFonts w:ascii="Arial" w:cs="Arial" w:eastAsia="Arial" w:hAnsi="Arial"/>
+                <w:color w:val="333333"/>
+                <w:sz w:val="20"/>
+                <w:szCs w:val="20"/>
+              </w:rPr>
+              <w:t xml:space="preserve">TextOverflow</w:t>
+            </w:r>
+          </w:p>
+        </w:tc>
+        <w:tc>
+          <w:tcPr>
+            <w:tcW w:type="dxa" w:w="2700"/>
+            <w:tcBorders>
+              <w:top w:val="single" w:color="CCCCCC" w:sz="1"/>
+              <w:left w:val="single" w:color="CCCCCC" w:sz="1"/>
+              <w:bottom w:val="single" w:color="CCCCCC" w:sz="1"/>
+              <w:right w:val="single" w:color="CCCCCC" w:sz="1"/>
+            </w:tcBorders>
+            <w:shd w:fill="FFFFFF" w:val="clear"/>
+            <w:tcMar>
+              <w:top w:type="dxa" w:w="70"/>
+              <w:left w:type="dxa" w:w="120"/>
+              <w:bottom w:type="dxa" w:w="70"/>
+              <w:right w:type="dxa" w:w="120"/>
+            </w:tcMar>
+          </w:tcPr>
+          <w:p>
+            <w:r>
+              <w:rPr>
+                <w:rFonts w:ascii="Arial" w:cs="Arial" w:eastAsia="Arial" w:hAnsi="Arial"/>
+                <w:color w:val="333333"/>
+                <w:sz w:val="20"/>
+                <w:szCs w:val="20"/>
+              </w:rPr>
+              <w:t xml:space="preserve">Que hacer si no cabe</w:t>
+            </w:r>
+          </w:p>
+        </w:tc>
+        <w:tc>
+          <w:tcPr>
+            <w:tcW w:type="dxa" w:w="2526"/>
+            <w:tcBorders>
+              <w:top w:val="single" w:color="CCCCCC" w:sz="1"/>
+              <w:left w:val="single" w:color="CCCCCC" w:sz="1"/>
+              <w:bottom w:val="single" w:color="CCCCCC" w:sz="1"/>
+              <w:right w:val="single" w:color="CCCCCC" w:sz="1"/>
+            </w:tcBorders>
+            <w:shd w:fill="FFFFFF" w:val="clear"/>
+            <w:tcMar>
+              <w:top w:type="dxa" w:w="70"/>
+              <w:left w:type="dxa" w:w="120"/>
+              <w:bottom w:type="dxa" w:w="70"/>
+              <w:right w:type="dxa" w:w="120"/>
+            </w:tcMar>
+          </w:tcPr>
+          <w:p>
+            <w:r>
+              <w:rPr>
+                <w:rFonts w:ascii="Arial" w:cs="Arial" w:eastAsia="Arial" w:hAnsi="Arial"/>
+                <w:color w:val="333333"/>
+                <w:sz w:val="20"/>
+                <w:szCs w:val="20"/>
+              </w:rPr>
+              <w:t xml:space="preserve">TextOverflow.Ellipsis (pone ...)</w:t>
+            </w:r>
+          </w:p>
+        </w:tc>
+      </w:tr>
+      <w:tr>
+        <w:tc>
+          <w:tcPr>
+            <w:tcW w:type="dxa" w:w="2000"/>
+            <w:tcBorders>
+              <w:top w:val="single" w:color="CCCCCC" w:sz="1"/>
+              <w:left w:val="single" w:color="CCCCCC" w:sz="1"/>
+              <w:bottom w:val="single" w:color="CCCCCC" w:sz="1"/>
+              <w:right w:val="single" w:color="CCCCCC" w:sz="1"/>
+            </w:tcBorders>
+            <w:shd w:fill="E3F2FD" w:val="clear"/>
+            <w:tcMar>
+              <w:top w:type="dxa" w:w="70"/>
+              <w:left w:type="dxa" w:w="120"/>
+              <w:bottom w:type="dxa" w:w="70"/>
+              <w:right w:type="dxa" w:w="120"/>
+            </w:tcMar>
+          </w:tcPr>
+          <w:p>
+            <w:r>
+              <w:rPr>
+                <w:rFonts w:ascii="Arial" w:cs="Arial" w:eastAsia="Arial" w:hAnsi="Arial"/>
+                <w:color w:val="333333"/>
+                <w:sz w:val="20"/>
+                <w:szCs w:val="20"/>
+              </w:rPr>
+              <w:t xml:space="preserve">textDecoration</w:t>
+            </w:r>
+          </w:p>
+        </w:tc>
+        <w:tc>
+          <w:tcPr>
+            <w:tcW w:type="dxa" w:w="1800"/>
+            <w:tcBorders>
+              <w:top w:val="single" w:color="CCCCCC" w:sz="1"/>
+              <w:left w:val="single" w:color="CCCCCC" w:sz="1"/>
+              <w:bottom w:val="single" w:color="CCCCCC" w:sz="1"/>
+              <w:right w:val="single" w:color="CCCCCC" w:sz="1"/>
+            </w:tcBorders>
+            <w:shd w:fill="E3F2FD" w:val="clear"/>
+            <w:tcMar>
+              <w:top w:type="dxa" w:w="70"/>
+              <w:left w:type="dxa" w:w="120"/>
+              <w:bottom w:type="dxa" w:w="70"/>
+              <w:right w:type="dxa" w:w="120"/>
+            </w:tcMar>
+          </w:tcPr>
+          <w:p>
+            <w:r>
+              <w:rPr>
+                <w:rFonts w:ascii="Arial" w:cs="Arial" w:eastAsia="Arial" w:hAnsi="Arial"/>
+                <w:color w:val="333333"/>
+                <w:sz w:val="20"/>
+                <w:szCs w:val="20"/>
+              </w:rPr>
+              <w:t xml:space="preserve">TextDecoration</w:t>
+            </w:r>
+          </w:p>
+        </w:tc>
+        <w:tc>
+          <w:tcPr>
+            <w:tcW w:type="dxa" w:w="2700"/>
+            <w:tcBorders>
+              <w:top w:val="single" w:color="CCCCCC" w:sz="1"/>
+              <w:left w:val="single" w:color="CCCCCC" w:sz="1"/>
+              <w:bottom w:val="single" w:color="CCCCCC" w:sz="1"/>
+              <w:right w:val="single" w:color="CCCCCC" w:sz="1"/>
+            </w:tcBorders>
+            <w:shd w:fill="E3F2FD" w:val="clear"/>
+            <w:tcMar>
+              <w:top w:type="dxa" w:w="70"/>
+              <w:left w:type="dxa" w:w="120"/>
+              <w:bottom w:type="dxa" w:w="70"/>
+              <w:right w:type="dxa" w:w="120"/>
+            </w:tcMar>
+          </w:tcPr>
+          <w:p>
+            <w:r>
+              <w:rPr>
+                <w:rFonts w:ascii="Arial" w:cs="Arial" w:eastAsia="Arial" w:hAnsi="Arial"/>
+                <w:color w:val="333333"/>
+                <w:sz w:val="20"/>
+                <w:szCs w:val="20"/>
+              </w:rPr>
+              <w:t xml:space="preserve">Subrayado o tachado</w:t>
+            </w:r>
+          </w:p>
+        </w:tc>
+        <w:tc>
+          <w:tcPr>
+            <w:tcW w:type="dxa" w:w="2526"/>
+            <w:tcBorders>
+              <w:top w:val="single" w:color="CCCCCC" w:sz="1"/>
+              <w:left w:val="single" w:color="CCCCCC" w:sz="1"/>
+              <w:bottom w:val="single" w:color="CCCCCC" w:sz="1"/>
+              <w:right w:val="single" w:color="CCCCCC" w:sz="1"/>
+            </w:tcBorders>
+            <w:shd w:fill="E3F2FD" w:val="clear"/>
+            <w:tcMar>
+              <w:top w:type="dxa" w:w="70"/>
+              <w:left w:type="dxa" w:w="120"/>
+              <w:bottom w:type="dxa" w:w="70"/>
+              <w:right w:type="dxa" w:w="120"/>
+            </w:tcMar>
+          </w:tcPr>
+          <w:p>
+            <w:r>
+              <w:rPr>
+                <w:rFonts w:ascii="Arial" w:cs="Arial" w:eastAsia="Arial" w:hAnsi="Arial"/>
+                <w:color w:val="333333"/>
+                <w:sz w:val="20"/>
+                <w:szCs w:val="20"/>
+              </w:rPr>
+              <w:t xml:space="preserve">TextDecoration.Underline</w:t>
+            </w:r>
+          </w:p>
+        </w:tc>
+      </w:tr>
+      <w:tr>
+        <w:tc>
+          <w:tcPr>
+            <w:tcW w:type="dxa" w:w="2000"/>
+            <w:tcBorders>
+              <w:top w:val="single" w:color="CCCCCC" w:sz="1"/>
+              <w:left w:val="single" w:color="CCCCCC" w:sz="1"/>
+              <w:bottom w:val="single" w:color="CCCCCC" w:sz="1"/>
+              <w:right w:val="single" w:color="CCCCCC" w:sz="1"/>
+            </w:tcBorders>
+            <w:shd w:fill="FFFFFF" w:val="clear"/>
+            <w:tcMar>
+              <w:top w:type="dxa" w:w="70"/>
+              <w:left w:type="dxa" w:w="120"/>
+              <w:bottom w:type="dxa" w:w="70"/>
+              <w:right w:type="dxa" w:w="120"/>
+            </w:tcMar>
+          </w:tcPr>
+          <w:p>
+            <w:r>
+              <w:rPr>
+                <w:rFonts w:ascii="Arial" w:cs="Arial" w:eastAsia="Arial" w:hAnsi="Arial"/>
+                <w:color w:val="333333"/>
+                <w:sz w:val="20"/>
+                <w:szCs w:val="20"/>
+              </w:rPr>
+              <w:t xml:space="preserve">letterSpacing</w:t>
+            </w:r>
+          </w:p>
+        </w:tc>
+        <w:tc>
+          <w:tcPr>
+            <w:tcW w:type="dxa" w:w="1800"/>
+            <w:tcBorders>
+              <w:top w:val="single" w:color="CCCCCC" w:sz="1"/>
+              <w:left w:val="single" w:color="CCCCCC" w:sz="1"/>
+              <w:bottom w:val="single" w:color="CCCCCC" w:sz="1"/>
+              <w:right w:val="single" w:color="CCCCCC" w:sz="1"/>
+            </w:tcBorders>
+            <w:shd w:fill="FFFFFF" w:val="clear"/>
+            <w:tcMar>
+              <w:top w:type="dxa" w:w="70"/>
+              <w:left w:type="dxa" w:w="120"/>
+              <w:bottom w:type="dxa" w:w="70"/>
+              <w:right w:type="dxa" w:w="120"/>
+            </w:tcMar>
+          </w:tcPr>
+          <w:p>
+            <w:r>
+              <w:rPr>
+                <w:rFonts w:ascii="Arial" w:cs="Arial" w:eastAsia="Arial" w:hAnsi="Arial"/>
+                <w:color w:val="333333"/>
+                <w:sz w:val="20"/>
+                <w:szCs w:val="20"/>
+              </w:rPr>
+              <w:t xml:space="preserve">TextUnit</w:t>
+            </w:r>
+          </w:p>
+        </w:tc>
+        <w:tc>
+          <w:tcPr>
+            <w:tcW w:type="dxa" w:w="2700"/>
+            <w:tcBorders>
+              <w:top w:val="single" w:color="CCCCCC" w:sz="1"/>
+              <w:left w:val="single" w:color="CCCCCC" w:sz="1"/>
+              <w:bottom w:val="single" w:color="CCCCCC" w:sz="1"/>
+              <w:right w:val="single" w:color="CCCCCC" w:sz="1"/>
+            </w:tcBorders>
+            <w:shd w:fill="FFFFFF" w:val="clear"/>
+            <w:tcMar>
+              <w:top w:type="dxa" w:w="70"/>
+              <w:left w:type="dxa" w:w="120"/>
+              <w:bottom w:type="dxa" w:w="70"/>
+              <w:right w:type="dxa" w:w="120"/>
+            </w:tcMar>
+          </w:tcPr>
+          <w:p>
+            <w:r>
+              <w:rPr>
+                <w:rFonts w:ascii="Arial" w:cs="Arial" w:eastAsia="Arial" w:hAnsi="Arial"/>
+                <w:color w:val="333333"/>
+                <w:sz w:val="20"/>
+                <w:szCs w:val="20"/>
+              </w:rPr>
+              <w:t xml:space="preserve">Espacio entre letras</w:t>
+            </w:r>
+          </w:p>
+        </w:tc>
+        <w:tc>
+          <w:tcPr>
+            <w:tcW w:type="dxa" w:w="2526"/>
+            <w:tcBorders>
+              <w:top w:val="single" w:color="CCCCCC" w:sz="1"/>
+              <w:left w:val="single" w:color="CCCCCC" w:sz="1"/>
+              <w:bottom w:val="single" w:color="CCCCCC" w:sz="1"/>
+              <w:right w:val="single" w:color="CCCCCC" w:sz="1"/>
+            </w:tcBorders>
+            <w:shd w:fill="FFFFFF" w:val="clear"/>
+            <w:tcMar>
+              <w:top w:type="dxa" w:w="70"/>
+              <w:left w:type="dxa" w:w="120"/>
+              <w:bottom w:type="dxa" w:w="70"/>
+              <w:right w:type="dxa" w:w="120"/>
+            </w:tcMar>
+          </w:tcPr>
+          <w:p>
+            <w:r>
+              <w:rPr>
+                <w:rFonts w:ascii="Arial" w:cs="Arial" w:eastAsia="Arial" w:hAnsi="Arial"/>
+                <w:color w:val="333333"/>
+                <w:sz w:val="20"/>
+                <w:szCs w:val="20"/>
+              </w:rPr>
+              <w:t xml:space="preserve">2.sp</w:t>
+            </w:r>
+          </w:p>
+        </w:tc>
+      </w:tr>
+      <w:tr>
+        <w:tc>
+          <w:tcPr>
+            <w:tcW w:type="dxa" w:w="2000"/>
+            <w:tcBorders>
+              <w:top w:val="single" w:color="CCCCCC" w:sz="1"/>
+              <w:left w:val="single" w:color="CCCCCC" w:sz="1"/>
+              <w:bottom w:val="single" w:color="CCCCCC" w:sz="1"/>
+              <w:right w:val="single" w:color="CCCCCC" w:sz="1"/>
+            </w:tcBorders>
+            <w:shd w:fill="E3F2FD" w:val="clear"/>
+            <w:tcMar>
+              <w:top w:type="dxa" w:w="70"/>
+              <w:left w:type="dxa" w:w="120"/>
+              <w:bottom w:type="dxa" w:w="70"/>
+              <w:right w:type="dxa" w:w="120"/>
+            </w:tcMar>
+          </w:tcPr>
+          <w:p>
+            <w:r>
+              <w:rPr>
+                <w:rFonts w:ascii="Arial" w:cs="Arial" w:eastAsia="Arial" w:hAnsi="Arial"/>
+                <w:color w:val="333333"/>
+                <w:sz w:val="20"/>
+                <w:szCs w:val="20"/>
+              </w:rPr>
+              <w:t xml:space="preserve">lineHeight</w:t>
+            </w:r>
+          </w:p>
+        </w:tc>
+        <w:tc>
+          <w:tcPr>
+            <w:tcW w:type="dxa" w:w="1800"/>
+            <w:tcBorders>
+              <w:top w:val="single" w:color="CCCCCC" w:sz="1"/>
+              <w:left w:val="single" w:color="CCCCCC" w:sz="1"/>
+              <w:bottom w:val="single" w:color="CCCCCC" w:sz="1"/>
+              <w:right w:val="single" w:color="CCCCCC" w:sz="1"/>
+            </w:tcBorders>
+            <w:shd w:fill="E3F2FD" w:val="clear"/>
+            <w:tcMar>
+              <w:top w:type="dxa" w:w="70"/>
+              <w:left w:type="dxa" w:w="120"/>
+              <w:bottom w:type="dxa" w:w="70"/>
+              <w:right w:type="dxa" w:w="120"/>
+            </w:tcMar>
+          </w:tcPr>
+          <w:p>
+            <w:r>
+              <w:rPr>
+                <w:rFonts w:ascii="Arial" w:cs="Arial" w:eastAsia="Arial" w:hAnsi="Arial"/>
+                <w:color w:val="333333"/>
+                <w:sz w:val="20"/>
+                <w:szCs w:val="20"/>
+              </w:rPr>
+              <w:t xml:space="preserve">TextUnit</w:t>
+            </w:r>
+          </w:p>
+        </w:tc>
+        <w:tc>
+          <w:tcPr>
+            <w:tcW w:type="dxa" w:w="2700"/>
+            <w:tcBorders>
+              <w:top w:val="single" w:color="CCCCCC" w:sz="1"/>
+              <w:left w:val="single" w:color="CCCCCC" w:sz="1"/>
+              <w:bottom w:val="single" w:color="CCCCCC" w:sz="1"/>
+              <w:right w:val="single" w:color="CCCCCC" w:sz="1"/>
+            </w:tcBorders>
+            <w:shd w:fill="E3F2FD" w:val="clear"/>
+            <w:tcMar>
+              <w:top w:type="dxa" w:w="70"/>
+              <w:left w:type="dxa" w:w="120"/>
+              <w:bottom w:type="dxa" w:w="70"/>
+              <w:right w:type="dxa" w:w="120"/>
+            </w:tcMar>
+          </w:tcPr>
+          <w:p>
+            <w:r>
+              <w:rPr>
+                <w:rFonts w:ascii="Arial" w:cs="Arial" w:eastAsia="Arial" w:hAnsi="Arial"/>
+                <w:color w:val="333333"/>
+                <w:sz w:val="20"/>
+                <w:szCs w:val="20"/>
+              </w:rPr>
+              <w:t xml:space="preserve">Alto de cada linea</w:t>
+            </w:r>
+          </w:p>
+        </w:tc>
+        <w:tc>
+          <w:tcPr>
+            <w:tcW w:type="dxa" w:w="2526"/>
+            <w:tcBorders>
+              <w:top w:val="single" w:color="CCCCCC" w:sz="1"/>
+              <w:left w:val="single" w:color="CCCCCC" w:sz="1"/>
+              <w:bottom w:val="single" w:color="CCCCCC" w:sz="1"/>
+              <w:right w:val="single" w:color="CCCCCC" w:sz="1"/>
+            </w:tcBorders>
+            <w:shd w:fill="E3F2FD" w:val="clear"/>
+            <w:tcMar>
+              <w:top w:type="dxa" w:w="70"/>
+              <w:left w:type="dxa" w:w="120"/>
+              <w:bottom w:type="dxa" w:w="70"/>
+              <w:right w:type="dxa" w:w="120"/>
+            </w:tcMar>
+          </w:tcPr>
+          <w:p>
+            <w:r>
+              <w:rPr>
+                <w:rFonts w:ascii="Arial" w:cs="Arial" w:eastAsia="Arial" w:hAnsi="Arial"/>
+                <w:color w:val="333333"/>
+                <w:sz w:val="20"/>
+                <w:szCs w:val="20"/>
+              </w:rPr>
+              <w:t xml:space="preserve">30.sp</w:t>
+            </w:r>
+          </w:p>
+        </w:tc>
+      </w:tr>
+      <w:tr>
+        <w:tc>
+          <w:tcPr>
+            <w:tcW w:type="dxa" w:w="2000"/>
+            <w:tcBorders>
+              <w:top w:val="single" w:color="CCCCCC" w:sz="1"/>
+              <w:left w:val="single" w:color="CCCCCC" w:sz="1"/>
+              <w:bottom w:val="single" w:color="CCCCCC" w:sz="1"/>
+              <w:right w:val="single" w:color="CCCCCC" w:sz="1"/>
+            </w:tcBorders>
+            <w:shd w:fill="FFFFFF" w:val="clear"/>
+            <w:tcMar>
+              <w:top w:type="dxa" w:w="70"/>
+              <w:left w:type="dxa" w:w="120"/>
+              <w:bottom w:type="dxa" w:w="70"/>
+              <w:right w:type="dxa" w:w="120"/>
+            </w:tcMar>
+          </w:tcPr>
+          <w:p>
+            <w:r>
+              <w:rPr>
+                <w:rFonts w:ascii="Arial" w:cs="Arial" w:eastAsia="Arial" w:hAnsi="Arial"/>
+                <w:color w:val="333333"/>
+                <w:sz w:val="20"/>
+                <w:szCs w:val="20"/>
+              </w:rPr>
+              <w:t xml:space="preserve">modifier</w:t>
+            </w:r>
+          </w:p>
+        </w:tc>
+        <w:tc>
+          <w:tcPr>
+            <w:tcW w:type="dxa" w:w="1800"/>
+            <w:tcBorders>
+              <w:top w:val="single" w:color="CCCCCC" w:sz="1"/>
+              <w:left w:val="single" w:color="CCCCCC" w:sz="1"/>
+              <w:bottom w:val="single" w:color="CCCCCC" w:sz="1"/>
+              <w:right w:val="single" w:color="CCCCCC" w:sz="1"/>
+            </w:tcBorders>
+            <w:shd w:fill="FFFFFF" w:val="clear"/>
+            <w:tcMar>
+              <w:top w:type="dxa" w:w="70"/>
+              <w:left w:type="dxa" w:w="120"/>
+              <w:bottom w:type="dxa" w:w="70"/>
+              <w:right w:type="dxa" w:w="120"/>
+            </w:tcMar>
+          </w:tcPr>
+          <w:p>
+            <w:r>
+              <w:rPr>
+                <w:rFonts w:ascii="Arial" w:cs="Arial" w:eastAsia="Arial" w:hAnsi="Arial"/>
+                <w:color w:val="333333"/>
+                <w:sz w:val="20"/>
+                <w:szCs w:val="20"/>
+              </w:rPr>
+              <w:t xml:space="preserve">Modifier</w:t>
+            </w:r>
+          </w:p>
+        </w:tc>
+        <w:tc>
+          <w:tcPr>
+            <w:tcW w:type="dxa" w:w="2700"/>
+            <w:tcBorders>
+              <w:top w:val="single" w:color="CCCCCC" w:sz="1"/>
+              <w:left w:val="single" w:color="CCCCCC" w:sz="1"/>
+              <w:bottom w:val="single" w:color="CCCCCC" w:sz="1"/>
+              <w:right w:val="single" w:color="CCCCCC" w:sz="1"/>
+            </w:tcBorders>
+            <w:shd w:fill="FFFFFF" w:val="clear"/>
+            <w:tcMar>
+              <w:top w:type="dxa" w:w="70"/>
+              <w:left w:type="dxa" w:w="120"/>
+              <w:bottom w:type="dxa" w:w="70"/>
+              <w:right w:type="dxa" w:w="120"/>
+            </w:tcMar>
+          </w:tcPr>
+          <w:p>
+            <w:r>
+              <w:rPr>
+                <w:rFonts w:ascii="Arial" w:cs="Arial" w:eastAsia="Arial" w:hAnsi="Arial"/>
+                <w:color w:val="333333"/>
+                <w:sz w:val="20"/>
+                <w:szCs w:val="20"/>
+              </w:rPr>
+              <w:t xml:space="preserve">Tamanio, posicion, fondo</w:t>
+            </w:r>
+          </w:p>
+        </w:tc>
+        <w:tc>
+          <w:tcPr>
+            <w:tcW w:type="dxa" w:w="2526"/>
+            <w:tcBorders>
+              <w:top w:val="single" w:color="CCCCCC" w:sz="1"/>
+              <w:left w:val="single" w:color="CCCCCC" w:sz="1"/>
+              <w:bottom w:val="single" w:color="CCCCCC" w:sz="1"/>
+              <w:right w:val="single" w:color="CCCCCC" w:sz="1"/>
+            </w:tcBorders>
+            <w:shd w:fill="FFFFFF" w:val="clear"/>
+            <w:tcMar>
+              <w:top w:type="dxa" w:w="70"/>
+              <w:left w:type="dxa" w:w="120"/>
+              <w:bottom w:type="dxa" w:w="70"/>
+              <w:right w:type="dxa" w:w="120"/>
+            </w:tcMar>
+          </w:tcPr>
+          <w:p>
+            <w:r>
+              <w:rPr>
+                <w:rFonts w:ascii="Arial" w:cs="Arial" w:eastAsia="Arial" w:hAnsi="Arial"/>
+                <w:color w:val="333333"/>
+                <w:sz w:val="20"/>
+                <w:szCs w:val="20"/>
+              </w:rPr>
+              <w:t xml:space="preserve">Modifier.fillMaxWidth().padding(8.dp)</w:t>
+            </w:r>
+          </w:p>
+        </w:tc>
+      </w:tr>
+    </w:tbl>
+    <w:p>
+      <w:pPr>
+        <w:spacing w:after="60" w:before="0"/>
+      </w:pPr>
+      <w:r>
+        <w:t xml:space="preserve"/>
+      </w:r>
+    </w:p>
+    <w:tbl>
+      <w:tblPr>
+        <w:tblW w:type="dxa" w:w="9026"/>
+        <w:tblBorders>
+          <w:top w:val="single" w:color="auto" w:sz="4"/>
+          <w:left w:val="single" w:color="auto" w:sz="4"/>
+          <w:bottom w:val="single" w:color="auto" w:sz="4"/>
+          <w:right w:val="single" w:color="auto" w:sz="4"/>
+          <w:insideH w:val="single" w:color="auto" w:sz="4"/>
+          <w:insideV w:val="single" w:color="auto" w:sz="4"/>
+        </w:tblBorders>
+      </w:tblPr>
+      <w:tblGrid>
+        <w:gridCol w:w="9026"/>
+      </w:tblGrid>
+      <w:tr>
+        <w:tc>
+          <w:tcPr>
+            <w:tcW w:type="dxa" w:w="9026"/>
+            <w:tcBorders>
+              <w:top w:val="single" w:color="CCCCCC" w:sz="1"/>
+              <w:left w:val="single" w:color="CCCCCC" w:sz="1"/>
+              <w:bottom w:val="single" w:color="CCCCCC" w:sz="1"/>
+              <w:right w:val="single" w:color="CCCCCC" w:sz="1"/>
+            </w:tcBorders>
+            <w:shd w:fill="1E1E2E" w:val="clear"/>
+            <w:tcMar>
+              <w:top w:type="dxa" w:w="120"/>
+              <w:left w:type="dxa" w:w="200"/>
+              <w:bottom w:type="dxa" w:w="120"/>
+              <w:right w:type="dxa" w:w="200"/>
+            </w:tcMar>
+          </w:tcPr>
+          <w:p>
+            <w:pPr>
+              <w:spacing w:after="0" w:before="0"/>
+            </w:pPr>
+            <w:r>
+              <w:rPr>
+                <w:rFonts w:ascii="Courier New" w:cs="Courier New" w:eastAsia="Courier New" w:hAnsi="Courier New"/>
+                <w:color w:val="A6E3A1"/>
+                <w:sz w:val="18"/>
+                <w:szCs w:val="18"/>
+              </w:rPr>
+              <w:t xml:space="preserve">// Ejemplo completo con los parametros mas usados</w:t>
+            </w:r>
+          </w:p>
+          <w:p>
+            <w:pPr>
+              <w:spacing w:after="0" w:before="0"/>
+            </w:pPr>
+            <w:r>
+              <w:rPr>
+                <w:rFonts w:ascii="Courier New" w:cs="Courier New" w:eastAsia="Courier New" w:hAnsi="Courier New"/>
+                <w:color w:val="A6E3A1"/>
+                <w:sz w:val="18"/>
+                <w:szCs w:val="18"/>
+              </w:rPr>
+              <w:t xml:space="preserve">Text(</w:t>
+            </w:r>
+          </w:p>
+          <w:p>
+            <w:pPr>
+              <w:spacing w:after="0" w:before="0"/>
+            </w:pPr>
+            <w:r>
+              <w:rPr>
+                <w:rFonts w:ascii="Courier New" w:cs="Courier New" w:eastAsia="Courier New" w:hAnsi="Courier New"/>
+                <w:color w:val="A6E3A1"/>
+                <w:sz w:val="18"/>
+                <w:szCs w:val="18"/>
+              </w:rPr>
+              <w:t xml:space="preserve">    text = "Titulo principal",</w:t>
+            </w:r>
+          </w:p>
+          <w:p>
+            <w:pPr>
+              <w:spacing w:after="0" w:before="0"/>
+            </w:pPr>
+            <w:r>
+              <w:rPr>
+                <w:rFonts w:ascii="Courier New" w:cs="Courier New" w:eastAsia="Courier New" w:hAnsi="Courier New"/>
+                <w:color w:val="A6E3A1"/>
+                <w:sz w:val="18"/>
+                <w:szCs w:val="18"/>
+              </w:rPr>
+              <w:t xml:space="preserve">    color = Color(0xFF1565C0),          // azul personalizado</w:t>
+            </w:r>
+          </w:p>
+          <w:p>
+            <w:pPr>
+              <w:spacing w:after="0" w:before="0"/>
+            </w:pPr>
+            <w:r>
+              <w:rPr>
+                <w:rFonts w:ascii="Courier New" w:cs="Courier New" w:eastAsia="Courier New" w:hAnsi="Courier New"/>
+                <w:color w:val="A6E3A1"/>
+                <w:sz w:val="18"/>
+                <w:szCs w:val="18"/>
+              </w:rPr>
+              <w:t xml:space="preserve">    fontSize = 28.sp,                   // tamanio grande</w:t>
+            </w:r>
+          </w:p>
+          <w:p>
+            <w:pPr>
+              <w:spacing w:after="0" w:before="0"/>
+            </w:pPr>
+            <w:r>
+              <w:rPr>
+                <w:rFonts w:ascii="Courier New" w:cs="Courier New" w:eastAsia="Courier New" w:hAnsi="Courier New"/>
+                <w:color w:val="A6E3A1"/>
+                <w:sz w:val="18"/>
+                <w:szCs w:val="18"/>
+              </w:rPr>
+              <w:t xml:space="preserve">    fontWeight = FontWeight.Bold,        // negrita</w:t>
+            </w:r>
+          </w:p>
+          <w:p>
+            <w:pPr>
+              <w:spacing w:after="0" w:before="0"/>
+            </w:pPr>
+            <w:r>
+              <w:rPr>
+                <w:rFonts w:ascii="Courier New" w:cs="Courier New" w:eastAsia="Courier New" w:hAnsi="Courier New"/>
+                <w:color w:val="A6E3A1"/>
+                <w:sz w:val="18"/>
+                <w:szCs w:val="18"/>
+              </w:rPr>
+              <w:t xml:space="preserve">    textAlign = TextAlign.Center,        // centrado</w:t>
+            </w:r>
+          </w:p>
+          <w:p>
+            <w:pPr>
+              <w:spacing w:after="0" w:before="0"/>
+            </w:pPr>
+            <w:r>
+              <w:rPr>
+                <w:rFonts w:ascii="Courier New" w:cs="Courier New" w:eastAsia="Courier New" w:hAnsi="Courier New"/>
+                <w:color w:val="A6E3A1"/>
+                <w:sz w:val="18"/>
+                <w:szCs w:val="18"/>
+              </w:rPr>
+              <w:t xml:space="preserve">    modifier = Modifier.fillMaxWidth()   // ocupa todo el ancho</w:t>
+            </w:r>
+          </w:p>
+          <w:p>
+            <w:pPr>
+              <w:spacing w:after="0" w:before="0"/>
+            </w:pPr>
+            <w:r>
+              <w:rPr>
+                <w:rFonts w:ascii="Courier New" w:cs="Courier New" w:eastAsia="Courier New" w:hAnsi="Courier New"/>
+                <w:color w:val="A6E3A1"/>
+                <w:sz w:val="18"/>
+                <w:szCs w:val="18"/>
+              </w:rPr>
+              <w:t xml:space="preserve">)</w:t>
+            </w:r>
+          </w:p>
+          <w:p>
+            <w:pPr>
+              <w:spacing w:after="0" w:before="0"/>
+            </w:pPr>
+            <w:r>
+              <w:rPr>
+                <w:rFonts w:ascii="Courier New" w:cs="Courier New" w:eastAsia="Courier New" w:hAnsi="Courier New"/>
+                <w:color w:val="A6E3A1"/>
+                <w:sz w:val="18"/>
+                <w:szCs w:val="18"/>
+              </w:rPr>
+              <w:t xml:space="preserve"/>
+            </w:r>
+          </w:p>
+          <w:p>
+            <w:pPr>
+              <w:spacing w:after="0" w:before="0"/>
+            </w:pPr>
+            <w:r>
+              <w:rPr>
+                <w:rFonts w:ascii="Courier New" w:cs="Courier New" w:eastAsia="Courier New" w:hAnsi="Courier New"/>
+                <w:color w:val="A6E3A1"/>
+                <w:sz w:val="18"/>
+                <w:szCs w:val="18"/>
+              </w:rPr>
+              <w:t xml:space="preserve">// Texto con limite de lineas y puntos suspensivos</w:t>
+            </w:r>
+          </w:p>
+          <w:p>
+            <w:pPr>
+              <w:spacing w:after="0" w:before="0"/>
+            </w:pPr>
+            <w:r>
+              <w:rPr>
+                <w:rFonts w:ascii="Courier New" w:cs="Courier New" w:eastAsia="Courier New" w:hAnsi="Courier New"/>
+                <w:color w:val="A6E3A1"/>
+                <w:sz w:val="18"/>
+                <w:szCs w:val="18"/>
+              </w:rPr>
+              <w:t xml:space="preserve">Text(</w:t>
+            </w:r>
+          </w:p>
+          <w:p>
+            <w:pPr>
+              <w:spacing w:after="0" w:before="0"/>
+            </w:pPr>
+            <w:r>
+              <w:rPr>
+                <w:rFonts w:ascii="Courier New" w:cs="Courier New" w:eastAsia="Courier New" w:hAnsi="Courier New"/>
+                <w:color w:val="A6E3A1"/>
+                <w:sz w:val="18"/>
+                <w:szCs w:val="18"/>
+              </w:rPr>
+              <w:t xml:space="preserve">    text = descripcionLarga,</w:t>
+            </w:r>
+          </w:p>
+          <w:p>
+            <w:pPr>
+              <w:spacing w:after="0" w:before="0"/>
+            </w:pPr>
+            <w:r>
+              <w:rPr>
+                <w:rFonts w:ascii="Courier New" w:cs="Courier New" w:eastAsia="Courier New" w:hAnsi="Courier New"/>
+                <w:color w:val="A6E3A1"/>
+                <w:sz w:val="18"/>
+                <w:szCs w:val="18"/>
+              </w:rPr>
+              <w:t xml:space="preserve">    maxLines = 2,                        // solo 2 lineas</w:t>
+            </w:r>
+          </w:p>
+          <w:p>
+            <w:pPr>
+              <w:spacing w:after="0" w:before="0"/>
+            </w:pPr>
+            <w:r>
+              <w:rPr>
+                <w:rFonts w:ascii="Courier New" w:cs="Courier New" w:eastAsia="Courier New" w:hAnsi="Courier New"/>
+                <w:color w:val="A6E3A1"/>
+                <w:sz w:val="18"/>
+                <w:szCs w:val="18"/>
+              </w:rPr>
+              <w:t xml:space="preserve">    overflow = TextOverflow.Ellipsis,    // ... al final si no cabe</w:t>
+            </w:r>
+          </w:p>
+          <w:p>
+            <w:pPr>
+              <w:spacing w:after="0" w:before="0"/>
+            </w:pPr>
+            <w:r>
+              <w:rPr>
+                <w:rFonts w:ascii="Courier New" w:cs="Courier New" w:eastAsia="Courier New" w:hAnsi="Courier New"/>
+                <w:color w:val="A6E3A1"/>
+                <w:sz w:val="18"/>
+                <w:szCs w:val="18"/>
+              </w:rPr>
+              <w:t xml:space="preserve">    fontSize = 14.sp,</w:t>
+            </w:r>
+          </w:p>
+          <w:p>
+            <w:pPr>
+              <w:spacing w:after="0" w:before="0"/>
+            </w:pPr>
+            <w:r>
+              <w:rPr>
+                <w:rFonts w:ascii="Courier New" w:cs="Courier New" w:eastAsia="Courier New" w:hAnsi="Courier New"/>
+                <w:color w:val="A6E3A1"/>
+                <w:sz w:val="18"/>
+                <w:szCs w:val="18"/>
+              </w:rPr>
+              <w:t xml:space="preserve">    color = Color.Gray</w:t>
+            </w:r>
+          </w:p>
+          <w:p>
+            <w:pPr>
+              <w:spacing w:after="0" w:before="0"/>
+            </w:pPr>
+            <w:r>
+              <w:rPr>
+                <w:rFonts w:ascii="Courier New" w:cs="Courier New" w:eastAsia="Courier New" w:hAnsi="Courier New"/>
+                <w:color w:val="A6E3A1"/>
+                <w:sz w:val="18"/>
+                <w:szCs w:val="18"/>
+              </w:rPr>
+              <w:t xml:space="preserve">)</w:t>
+            </w:r>
+          </w:p>
+          <w:p>
+            <w:pPr>
+              <w:spacing w:after="0" w:before="0"/>
+            </w:pPr>
+            <w:r>
+              <w:rPr>
+                <w:rFonts w:ascii="Courier New" w:cs="Courier New" w:eastAsia="Courier New" w:hAnsi="Courier New"/>
+                <w:color w:val="A6E3A1"/>
+                <w:sz w:val="18"/>
+                <w:szCs w:val="18"/>
+              </w:rPr>
+              <w:t xml:space="preserve"/>
+            </w:r>
+          </w:p>
+          <w:p>
+            <w:pPr>
+              <w:spacing w:after="0" w:before="0"/>
+            </w:pPr>
+            <w:r>
+              <w:rPr>
+                <w:rFonts w:ascii="Courier New" w:cs="Courier New" w:eastAsia="Courier New" w:hAnsi="Courier New"/>
+                <w:color w:val="A6E3A1"/>
+                <w:sz w:val="18"/>
+                <w:szCs w:val="18"/>
+              </w:rPr>
+              <w:t xml:space="preserve">// Texto subrayado (util para enlaces)</w:t>
+            </w:r>
+          </w:p>
+          <w:p>
+            <w:pPr>
+              <w:spacing w:after="0" w:before="0"/>
+            </w:pPr>
+            <w:r>
+              <w:rPr>
+                <w:rFonts w:ascii="Courier New" w:cs="Courier New" w:eastAsia="Courier New" w:hAnsi="Courier New"/>
+                <w:color w:val="A6E3A1"/>
+                <w:sz w:val="18"/>
+                <w:szCs w:val="18"/>
+              </w:rPr>
+              <w:t xml:space="preserve">Text(</w:t>
+            </w:r>
+          </w:p>
+          <w:p>
+            <w:pPr>
+              <w:spacing w:after="0" w:before="0"/>
+            </w:pPr>
+            <w:r>
+              <w:rPr>
+                <w:rFonts w:ascii="Courier New" w:cs="Courier New" w:eastAsia="Courier New" w:hAnsi="Courier New"/>
+                <w:color w:val="A6E3A1"/>
+                <w:sz w:val="18"/>
+                <w:szCs w:val="18"/>
+              </w:rPr>
+              <w:t xml:space="preserve">    text = "Ver mas",</w:t>
+            </w:r>
+          </w:p>
+          <w:p>
+            <w:pPr>
+              <w:spacing w:after="0" w:before="0"/>
+            </w:pPr>
+            <w:r>
+              <w:rPr>
+                <w:rFonts w:ascii="Courier New" w:cs="Courier New" w:eastAsia="Courier New" w:hAnsi="Courier New"/>
+                <w:color w:val="A6E3A1"/>
+                <w:sz w:val="18"/>
+                <w:szCs w:val="18"/>
+              </w:rPr>
+              <w:t xml:space="preserve">    textDecoration = TextDecoration.Underline,</w:t>
+            </w:r>
+          </w:p>
+          <w:p>
+            <w:pPr>
+              <w:spacing w:after="0" w:before="0"/>
+            </w:pPr>
+            <w:r>
+              <w:rPr>
+                <w:rFonts w:ascii="Courier New" w:cs="Courier New" w:eastAsia="Courier New" w:hAnsi="Courier New"/>
+                <w:color w:val="A6E3A1"/>
+                <w:sz w:val="18"/>
+                <w:szCs w:val="18"/>
+              </w:rPr>
+              <w:t xml:space="preserve">    color = Color.Blue,</w:t>
+            </w:r>
+          </w:p>
+          <w:p>
+            <w:pPr>
+              <w:spacing w:after="0" w:before="0"/>
+            </w:pPr>
+            <w:r>
+              <w:rPr>
+                <w:rFonts w:ascii="Courier New" w:cs="Courier New" w:eastAsia="Courier New" w:hAnsi="Courier New"/>
+                <w:color w:val="A6E3A1"/>
+                <w:sz w:val="18"/>
+                <w:szCs w:val="18"/>
+              </w:rPr>
+              <w:t xml:space="preserve">    modifier = Modifier.clickable { /* accion */ }</w:t>
+            </w:r>
+          </w:p>
+          <w:p>
+            <w:pPr>
+              <w:spacing w:after="0" w:before="0"/>
+            </w:pPr>
+            <w:r>
+              <w:rPr>
+                <w:rFonts w:ascii="Courier New" w:cs="Courier New" w:eastAsia="Courier New" w:hAnsi="Courier New"/>
+                <w:color w:val="A6E3A1"/>
+                <w:sz w:val="18"/>
+                <w:szCs w:val="18"/>
+              </w:rPr>
+              <w:t xml:space="preserve">)</w:t>
+            </w:r>
+          </w:p>
+        </w:tc>
+      </w:tr>
+    </w:tbl>
+    <w:p>
+      <w:pPr>
+        <w:spacing w:after="60" w:before="0"/>
+      </w:pPr>
+      <w:r>
+        <w:t xml:space="preserve"/>
+      </w:r>
+    </w:p>
+    <w:tbl>
+      <w:tblPr>
+        <w:tblW w:type="dxa" w:w="9026"/>
+        <w:tblBorders>
+          <w:top w:val="single" w:color="auto" w:sz="4"/>
+          <w:left w:val="single" w:color="auto" w:sz="4"/>
+          <w:bottom w:val="single" w:color="auto" w:sz="4"/>
+          <w:right w:val="single" w:color="auto" w:sz="4"/>
+          <w:insideH w:val="single" w:color="auto" w:sz="4"/>
+          <w:insideV w:val="single" w:color="auto" w:sz="4"/>
+        </w:tblBorders>
+      </w:tblPr>
+      <w:tblGrid>
+        <w:gridCol w:w="4513"/>
+        <w:gridCol w:w="4513"/>
+      </w:tblGrid>
+      <w:tr>
+        <w:tc>
+          <w:tcPr>
+            <w:tcW w:type="dxa" w:w="4513"/>
+            <w:tcBorders>
+              <w:top w:val="single" w:color="CCCCCC" w:sz="1"/>
+              <w:left w:val="single" w:color="CCCCCC" w:sz="1"/>
+              <w:bottom w:val="single" w:color="CCCCCC" w:sz="1"/>
+              <w:right w:val="single" w:color="CCCCCC" w:sz="1"/>
+            </w:tcBorders>
+            <w:shd w:fill="1A1A2E" w:val="clear"/>
+            <w:tcMar>
+              <w:top w:type="dxa" w:w="80"/>
+              <w:left w:type="dxa" w:w="120"/>
+              <w:bottom w:type="dxa" w:w="80"/>
+              <w:right w:type="dxa" w:w="120"/>
+            </w:tcMar>
+          </w:tcPr>
+          <w:p>
+            <w:r>
+              <w:rPr>
+                <w:rFonts w:ascii="Arial" w:cs="Arial" w:eastAsia="Arial" w:hAnsi="Arial"/>
+                <w:b/>
+                <w:bCs/>
+                <w:color w:val="FFFFFF"/>
+                <w:sz w:val="22"/>
+                <w:szCs w:val="22"/>
+              </w:rPr>
+              <w:t xml:space="preserve">FontWeight mas usados</w:t>
+            </w:r>
+          </w:p>
+        </w:tc>
+        <w:tc>
+          <w:tcPr>
+            <w:tcW w:type="dxa" w:w="4513"/>
+            <w:tcBorders>
+              <w:top w:val="single" w:color="CCCCCC" w:sz="1"/>
+              <w:left w:val="single" w:color="CCCCCC" w:sz="1"/>
+              <w:bottom w:val="single" w:color="CCCCCC" w:sz="1"/>
+              <w:right w:val="single" w:color="CCCCCC" w:sz="1"/>
+            </w:tcBorders>
+            <w:shd w:fill="1A1A2E" w:val="clear"/>
+            <w:tcMar>
+              <w:top w:type="dxa" w:w="80"/>
+              <w:left w:type="dxa" w:w="120"/>
+              <w:bottom w:type="dxa" w:w="80"/>
+              <w:right w:type="dxa" w:w="120"/>
+            </w:tcMar>
+          </w:tcPr>
+          <w:p>
+            <w:r>
+              <w:rPr>
+                <w:rFonts w:ascii="Arial" w:cs="Arial" w:eastAsia="Arial" w:hAnsi="Arial"/>
+                <w:b/>
+                <w:bCs/>
+                <w:color w:val="FFFFFF"/>
+                <w:sz w:val="22"/>
+                <w:szCs w:val="22"/>
+              </w:rPr>
+              <w:t xml:space="preserve">Aspecto visual</w:t>
+            </w:r>
+          </w:p>
+        </w:tc>
+      </w:tr>
+      <w:tr>
+        <w:tc>
+          <w:tcPr>
+            <w:tcW w:type="dxa" w:w="4513"/>
+            <w:tcBorders>
+              <w:top w:val="single" w:color="CCCCCC" w:sz="1"/>
+              <w:left w:val="single" w:color="CCCCCC" w:sz="1"/>
+              <w:bottom w:val="single" w:color="CCCCCC" w:sz="1"/>
+              <w:right w:val="single" w:color="CCCCCC" w:sz="1"/>
+            </w:tcBorders>
+            <w:shd w:fill="E3F2FD" w:val="clear"/>
+            <w:tcMar>
+              <w:top w:type="dxa" w:w="70"/>
+              <w:left w:type="dxa" w:w="120"/>
+              <w:bottom w:type="dxa" w:w="70"/>
+              <w:right w:type="dxa" w:w="120"/>
+            </w:tcMar>
+          </w:tcPr>
+          <w:p>
+            <w:r>
+              <w:rPr>
+                <w:rFonts w:ascii="Arial" w:cs="Arial" w:eastAsia="Arial" w:hAnsi="Arial"/>
+                <w:color w:val="333333"/>
+                <w:sz w:val="20"/>
+                <w:szCs w:val="20"/>
+              </w:rPr>
+              <w:t xml:space="preserve">FontWeight.Thin</w:t>
+            </w:r>
+          </w:p>
+        </w:tc>
+        <w:tc>
+          <w:tcPr>
+            <w:tcW w:type="dxa" w:w="4513"/>
+            <w:tcBorders>
+              <w:top w:val="single" w:color="CCCCCC" w:sz="1"/>
+              <w:left w:val="single" w:color="CCCCCC" w:sz="1"/>
+              <w:bottom w:val="single" w:color="CCCCCC" w:sz="1"/>
+              <w:right w:val="single" w:color="CCCCCC" w:sz="1"/>
+            </w:tcBorders>
+            <w:shd w:fill="E3F2FD" w:val="clear"/>
+            <w:tcMar>
+              <w:top w:type="dxa" w:w="70"/>
+              <w:left w:type="dxa" w:w="120"/>
+              <w:bottom w:type="dxa" w:w="70"/>
+              <w:right w:type="dxa" w:w="120"/>
+            </w:tcMar>
+          </w:tcPr>
+          <w:p>
+            <w:r>
+              <w:rPr>
+                <w:rFonts w:ascii="Arial" w:cs="Arial" w:eastAsia="Arial" w:hAnsi="Arial"/>
+                <w:color w:val="333333"/>
+                <w:sz w:val="20"/>
+                <w:szCs w:val="20"/>
+              </w:rPr>
+              <w:t xml:space="preserve">Muy fino</w:t>
+            </w:r>
+          </w:p>
+        </w:tc>
+      </w:tr>
+      <w:tr>
+        <w:tc>
+          <w:tcPr>
+            <w:tcW w:type="dxa" w:w="4513"/>
+            <w:tcBorders>
+              <w:top w:val="single" w:color="CCCCCC" w:sz="1"/>
+              <w:left w:val="single" w:color="CCCCCC" w:sz="1"/>
+              <w:bottom w:val="single" w:color="CCCCCC" w:sz="1"/>
+              <w:right w:val="single" w:color="CCCCCC" w:sz="1"/>
+            </w:tcBorders>
+            <w:shd w:fill="FFFFFF" w:val="clear"/>
+            <w:tcMar>
+              <w:top w:type="dxa" w:w="70"/>
+              <w:left w:type="dxa" w:w="120"/>
+              <w:bottom w:type="dxa" w:w="70"/>
+              <w:right w:type="dxa" w:w="120"/>
+            </w:tcMar>
+          </w:tcPr>
+          <w:p>
+            <w:r>
+              <w:rPr>
+                <w:rFonts w:ascii="Arial" w:cs="Arial" w:eastAsia="Arial" w:hAnsi="Arial"/>
+                <w:color w:val="333333"/>
+                <w:sz w:val="20"/>
+                <w:szCs w:val="20"/>
+              </w:rPr>
+              <w:t xml:space="preserve">FontWeight.Light</w:t>
+            </w:r>
+          </w:p>
+        </w:tc>
+        <w:tc>
+          <w:tcPr>
+            <w:tcW w:type="dxa" w:w="4513"/>
+            <w:tcBorders>
+              <w:top w:val="single" w:color="CCCCCC" w:sz="1"/>
+              <w:left w:val="single" w:color="CCCCCC" w:sz="1"/>
+              <w:bottom w:val="single" w:color="CCCCCC" w:sz="1"/>
+              <w:right w:val="single" w:color="CCCCCC" w:sz="1"/>
+            </w:tcBorders>
+            <w:shd w:fill="FFFFFF" w:val="clear"/>
+            <w:tcMar>
+              <w:top w:type="dxa" w:w="70"/>
+              <w:left w:type="dxa" w:w="120"/>
+              <w:bottom w:type="dxa" w:w="70"/>
+              <w:right w:type="dxa" w:w="120"/>
+            </w:tcMar>
+          </w:tcPr>
+          <w:p>
+            <w:r>
+              <w:rPr>
+                <w:rFonts w:ascii="Arial" w:cs="Arial" w:eastAsia="Arial" w:hAnsi="Arial"/>
+                <w:color w:val="333333"/>
+                <w:sz w:val="20"/>
+                <w:szCs w:val="20"/>
+              </w:rPr>
+              <w:t xml:space="preserve">Fino</w:t>
+            </w:r>
+          </w:p>
+        </w:tc>
+      </w:tr>
+      <w:tr>
+        <w:tc>
+          <w:tcPr>
+            <w:tcW w:type="dxa" w:w="4513"/>
+            <w:tcBorders>
+              <w:top w:val="single" w:color="CCCCCC" w:sz="1"/>
+              <w:left w:val="single" w:color="CCCCCC" w:sz="1"/>
+              <w:bottom w:val="single" w:color="CCCCCC" w:sz="1"/>
+              <w:right w:val="single" w:color="CCCCCC" w:sz="1"/>
+            </w:tcBorders>
+            <w:shd w:fill="E3F2FD" w:val="clear"/>
+            <w:tcMar>
+              <w:top w:type="dxa" w:w="70"/>
+              <w:left w:type="dxa" w:w="120"/>
+              <w:bottom w:type="dxa" w:w="70"/>
+              <w:right w:type="dxa" w:w="120"/>
+            </w:tcMar>
+          </w:tcPr>
+          <w:p>
+            <w:r>
+              <w:rPr>
+                <w:rFonts w:ascii="Arial" w:cs="Arial" w:eastAsia="Arial" w:hAnsi="Arial"/>
+                <w:color w:val="333333"/>
+                <w:sz w:val="20"/>
+                <w:szCs w:val="20"/>
+              </w:rPr>
+              <w:t xml:space="preserve">FontWeight.Normal</w:t>
+            </w:r>
+          </w:p>
+        </w:tc>
+        <w:tc>
+          <w:tcPr>
+            <w:tcW w:type="dxa" w:w="4513"/>
+            <w:tcBorders>
+              <w:top w:val="single" w:color="CCCCCC" w:sz="1"/>
+              <w:left w:val="single" w:color="CCCCCC" w:sz="1"/>
+              <w:bottom w:val="single" w:color="CCCCCC" w:sz="1"/>
+              <w:right w:val="single" w:color="CCCCCC" w:sz="1"/>
+            </w:tcBorders>
+            <w:shd w:fill="E3F2FD" w:val="clear"/>
+            <w:tcMar>
+              <w:top w:type="dxa" w:w="70"/>
+              <w:left w:type="dxa" w:w="120"/>
+              <w:bottom w:type="dxa" w:w="70"/>
+              <w:right w:type="dxa" w:w="120"/>
+            </w:tcMar>
+          </w:tcPr>
+          <w:p>
+            <w:r>
+              <w:rPr>
+                <w:rFonts w:ascii="Arial" w:cs="Arial" w:eastAsia="Arial" w:hAnsi="Arial"/>
+                <w:color w:val="333333"/>
+                <w:sz w:val="20"/>
+                <w:szCs w:val="20"/>
+              </w:rPr>
+              <w:t xml:space="preserve">Normal (por defecto)</w:t>
+            </w:r>
+          </w:p>
+        </w:tc>
+      </w:tr>
+      <w:tr>
+        <w:tc>
+          <w:tcPr>
+            <w:tcW w:type="dxa" w:w="4513"/>
+            <w:tcBorders>
+              <w:top w:val="single" w:color="CCCCCC" w:sz="1"/>
+              <w:left w:val="single" w:color="CCCCCC" w:sz="1"/>
+              <w:bottom w:val="single" w:color="CCCCCC" w:sz="1"/>
+              <w:right w:val="single" w:color="CCCCCC" w:sz="1"/>
+            </w:tcBorders>
+            <w:shd w:fill="FFFFFF" w:val="clear"/>
+            <w:tcMar>
+              <w:top w:type="dxa" w:w="70"/>
+              <w:left w:type="dxa" w:w="120"/>
+              <w:bottom w:type="dxa" w:w="70"/>
+              <w:right w:type="dxa" w:w="120"/>
+            </w:tcMar>
+          </w:tcPr>
+          <w:p>
+            <w:r>
+              <w:rPr>
+                <w:rFonts w:ascii="Arial" w:cs="Arial" w:eastAsia="Arial" w:hAnsi="Arial"/>
+                <w:color w:val="333333"/>
+                <w:sz w:val="20"/>
+                <w:szCs w:val="20"/>
+              </w:rPr>
+              <w:t xml:space="preserve">FontWeight.Medium</w:t>
+            </w:r>
+          </w:p>
+        </w:tc>
+        <w:tc>
+          <w:tcPr>
+            <w:tcW w:type="dxa" w:w="4513"/>
+            <w:tcBorders>
+              <w:top w:val="single" w:color="CCCCCC" w:sz="1"/>
+              <w:left w:val="single" w:color="CCCCCC" w:sz="1"/>
+              <w:bottom w:val="single" w:color="CCCCCC" w:sz="1"/>
+              <w:right w:val="single" w:color="CCCCCC" w:sz="1"/>
+            </w:tcBorders>
+            <w:shd w:fill="FFFFFF" w:val="clear"/>
+            <w:tcMar>
+              <w:top w:type="dxa" w:w="70"/>
+              <w:left w:type="dxa" w:w="120"/>
+              <w:bottom w:type="dxa" w:w="70"/>
+              <w:right w:type="dxa" w:w="120"/>
+            </w:tcMar>
+          </w:tcPr>
+          <w:p>
+            <w:r>
+              <w:rPr>
+                <w:rFonts w:ascii="Arial" w:cs="Arial" w:eastAsia="Arial" w:hAnsi="Arial"/>
+                <w:color w:val="333333"/>
+                <w:sz w:val="20"/>
+                <w:szCs w:val="20"/>
+              </w:rPr>
+              <w:t xml:space="preserve">Medio</w:t>
+            </w:r>
+          </w:p>
+        </w:tc>
+      </w:tr>
+      <w:tr>
+        <w:tc>
+          <w:tcPr>
+            <w:tcW w:type="dxa" w:w="4513"/>
+            <w:tcBorders>
+              <w:top w:val="single" w:color="CCCCCC" w:sz="1"/>
+              <w:left w:val="single" w:color="CCCCCC" w:sz="1"/>
+              <w:bottom w:val="single" w:color="CCCCCC" w:sz="1"/>
+              <w:right w:val="single" w:color="CCCCCC" w:sz="1"/>
+            </w:tcBorders>
+            <w:shd w:fill="E3F2FD" w:val="clear"/>
+            <w:tcMar>
+              <w:top w:type="dxa" w:w="70"/>
+              <w:left w:type="dxa" w:w="120"/>
+              <w:bottom w:type="dxa" w:w="70"/>
+              <w:right w:type="dxa" w:w="120"/>
+            </w:tcMar>
+          </w:tcPr>
+          <w:p>
+            <w:r>
+              <w:rPr>
+                <w:rFonts w:ascii="Arial" w:cs="Arial" w:eastAsia="Arial" w:hAnsi="Arial"/>
+                <w:color w:val="333333"/>
+                <w:sz w:val="20"/>
+                <w:szCs w:val="20"/>
+              </w:rPr>
+              <w:t xml:space="preserve">FontWeight.SemiBold</w:t>
+            </w:r>
+          </w:p>
+        </w:tc>
+        <w:tc>
+          <w:tcPr>
+            <w:tcW w:type="dxa" w:w="4513"/>
+            <w:tcBorders>
+              <w:top w:val="single" w:color="CCCCCC" w:sz="1"/>
+              <w:left w:val="single" w:color="CCCCCC" w:sz="1"/>
+              <w:bottom w:val="single" w:color="CCCCCC" w:sz="1"/>
+              <w:right w:val="single" w:color="CCCCCC" w:sz="1"/>
+            </w:tcBorders>
+            <w:shd w:fill="E3F2FD" w:val="clear"/>
+            <w:tcMar>
+              <w:top w:type="dxa" w:w="70"/>
+              <w:left w:type="dxa" w:w="120"/>
+              <w:bottom w:type="dxa" w:w="70"/>
+              <w:right w:type="dxa" w:w="120"/>
+            </w:tcMar>
+          </w:tcPr>
+          <w:p>
+            <w:r>
+              <w:rPr>
+                <w:rFonts w:ascii="Arial" w:cs="Arial" w:eastAsia="Arial" w:hAnsi="Arial"/>
+                <w:color w:val="333333"/>
+                <w:sz w:val="20"/>
+                <w:szCs w:val="20"/>
+              </w:rPr>
+              <w:t xml:space="preserve">Semi negrita</w:t>
+            </w:r>
+          </w:p>
+        </w:tc>
+      </w:tr>
+      <w:tr>
+        <w:tc>
+          <w:tcPr>
+            <w:tcW w:type="dxa" w:w="4513"/>
+            <w:tcBorders>
+              <w:top w:val="single" w:color="CCCCCC" w:sz="1"/>
+              <w:left w:val="single" w:color="CCCCCC" w:sz="1"/>
+              <w:bottom w:val="single" w:color="CCCCCC" w:sz="1"/>
+              <w:right w:val="single" w:color="CCCCCC" w:sz="1"/>
+            </w:tcBorders>
+            <w:shd w:fill="FFFFFF" w:val="clear"/>
+            <w:tcMar>
+              <w:top w:type="dxa" w:w="70"/>
+              <w:left w:type="dxa" w:w="120"/>
+              <w:bottom w:type="dxa" w:w="70"/>
+              <w:right w:type="dxa" w:w="120"/>
+            </w:tcMar>
+          </w:tcPr>
+          <w:p>
+            <w:r>
+              <w:rPr>
+                <w:rFonts w:ascii="Arial" w:cs="Arial" w:eastAsia="Arial" w:hAnsi="Arial"/>
+                <w:color w:val="333333"/>
+                <w:sz w:val="20"/>
+                <w:szCs w:val="20"/>
+              </w:rPr>
+              <w:t xml:space="preserve">FontWeight.Bold</w:t>
+            </w:r>
+          </w:p>
+        </w:tc>
+        <w:tc>
+          <w:tcPr>
+            <w:tcW w:type="dxa" w:w="4513"/>
+            <w:tcBorders>
+              <w:top w:val="single" w:color="CCCCCC" w:sz="1"/>
+              <w:left w:val="single" w:color="CCCCCC" w:sz="1"/>
+              <w:bottom w:val="single" w:color="CCCCCC" w:sz="1"/>
+              <w:right w:val="single" w:color="CCCCCC" w:sz="1"/>
+            </w:tcBorders>
+            <w:shd w:fill="FFFFFF" w:val="clear"/>
+            <w:tcMar>
+              <w:top w:type="dxa" w:w="70"/>
+              <w:left w:type="dxa" w:w="120"/>
+              <w:bottom w:type="dxa" w:w="70"/>
+              <w:right w:type="dxa" w:w="120"/>
+            </w:tcMar>
+          </w:tcPr>
+          <w:p>
+            <w:r>
+              <w:rPr>
+                <w:rFonts w:ascii="Arial" w:cs="Arial" w:eastAsia="Arial" w:hAnsi="Arial"/>
+                <w:color w:val="333333"/>
+                <w:sz w:val="20"/>
+                <w:szCs w:val="20"/>
+              </w:rPr>
+              <w:t xml:space="preserve">Negrita</w:t>
+            </w:r>
+          </w:p>
+        </w:tc>
+      </w:tr>
+      <w:tr>
+        <w:tc>
+          <w:tcPr>
+            <w:tcW w:type="dxa" w:w="4513"/>
+            <w:tcBorders>
+              <w:top w:val="single" w:color="CCCCCC" w:sz="1"/>
+              <w:left w:val="single" w:color="CCCCCC" w:sz="1"/>
+              <w:bottom w:val="single" w:color="CCCCCC" w:sz="1"/>
+              <w:right w:val="single" w:color="CCCCCC" w:sz="1"/>
+            </w:tcBorders>
+            <w:shd w:fill="E3F2FD" w:val="clear"/>
+            <w:tcMar>
+              <w:top w:type="dxa" w:w="70"/>
+              <w:left w:type="dxa" w:w="120"/>
+              <w:bottom w:type="dxa" w:w="70"/>
+              <w:right w:type="dxa" w:w="120"/>
+            </w:tcMar>
+          </w:tcPr>
+          <w:p>
+            <w:r>
+              <w:rPr>
+                <w:rFonts w:ascii="Arial" w:cs="Arial" w:eastAsia="Arial" w:hAnsi="Arial"/>
+                <w:color w:val="333333"/>
+                <w:sz w:val="20"/>
+                <w:szCs w:val="20"/>
+              </w:rPr>
+              <w:t xml:space="preserve">FontWeight.ExtraBold</w:t>
+            </w:r>
+          </w:p>
+        </w:tc>
+        <w:tc>
+          <w:tcPr>
+            <w:tcW w:type="dxa" w:w="4513"/>
+            <w:tcBorders>
+              <w:top w:val="single" w:color="CCCCCC" w:sz="1"/>
+              <w:left w:val="single" w:color="CCCCCC" w:sz="1"/>
+              <w:bottom w:val="single" w:color="CCCCCC" w:sz="1"/>
+              <w:right w:val="single" w:color="CCCCCC" w:sz="1"/>
+            </w:tcBorders>
+            <w:shd w:fill="E3F2FD" w:val="clear"/>
+            <w:tcMar>
+              <w:top w:type="dxa" w:w="70"/>
+              <w:left w:type="dxa" w:w="120"/>
+              <w:bottom w:type="dxa" w:w="70"/>
+              <w:right w:type="dxa" w:w="120"/>
+            </w:tcMar>
+          </w:tcPr>
+          <w:p>
+            <w:r>
+              <w:rPr>
+                <w:rFonts w:ascii="Arial" w:cs="Arial" w:eastAsia="Arial" w:hAnsi="Arial"/>
+                <w:color w:val="333333"/>
+                <w:sz w:val="20"/>
+                <w:szCs w:val="20"/>
+              </w:rPr>
+              <w:t xml:space="preserve">Extra negrita</w:t>
+            </w:r>
+          </w:p>
+        </w:tc>
+      </w:tr>
+      <w:tr>
+        <w:tc>
+          <w:tcPr>
+            <w:tcW w:type="dxa" w:w="4513"/>
+            <w:tcBorders>
+              <w:top w:val="single" w:color="CCCCCC" w:sz="1"/>
+              <w:left w:val="single" w:color="CCCCCC" w:sz="1"/>
+              <w:bottom w:val="single" w:color="CCCCCC" w:sz="1"/>
+              <w:right w:val="single" w:color="CCCCCC" w:sz="1"/>
+            </w:tcBorders>
+            <w:shd w:fill="FFFFFF" w:val="clear"/>
+            <w:tcMar>
+              <w:top w:type="dxa" w:w="70"/>
+              <w:left w:type="dxa" w:w="120"/>
+              <w:bottom w:type="dxa" w:w="70"/>
+              <w:right w:type="dxa" w:w="120"/>
+            </w:tcMar>
+          </w:tcPr>
+          <w:p>
+            <w:r>
+              <w:rPr>
+                <w:rFonts w:ascii="Arial" w:cs="Arial" w:eastAsia="Arial" w:hAnsi="Arial"/>
+                <w:color w:val="333333"/>
+                <w:sz w:val="20"/>
+                <w:szCs w:val="20"/>
+              </w:rPr>
+              <w:t xml:space="preserve">FontWeight.Black</w:t>
+            </w:r>
+          </w:p>
+        </w:tc>
+        <w:tc>
+          <w:tcPr>
+            <w:tcW w:type="dxa" w:w="4513"/>
+            <w:tcBorders>
+              <w:top w:val="single" w:color="CCCCCC" w:sz="1"/>
+              <w:left w:val="single" w:color="CCCCCC" w:sz="1"/>
+              <w:bottom w:val="single" w:color="CCCCCC" w:sz="1"/>
+              <w:right w:val="single" w:color="CCCCCC" w:sz="1"/>
+            </w:tcBorders>
+            <w:shd w:fill="FFFFFF" w:val="clear"/>
+            <w:tcMar>
+              <w:top w:type="dxa" w:w="70"/>
+              <w:left w:type="dxa" w:w="120"/>
+              <w:bottom w:type="dxa" w:w="70"/>
+              <w:right w:type="dxa" w:w="120"/>
+            </w:tcMar>
+          </w:tcPr>
+          <w:p>
+            <w:r>
+              <w:rPr>
+                <w:rFonts w:ascii="Arial" w:cs="Arial" w:eastAsia="Arial" w:hAnsi="Arial"/>
+                <w:color w:val="333333"/>
+                <w:sz w:val="20"/>
+                <w:szCs w:val="20"/>
+              </w:rPr>
+              <w:t xml:space="preserve">Maxima anchura</w:t>
+            </w:r>
+          </w:p>
+        </w:tc>
+      </w:tr>
+    </w:tbl>
+    <w:p>
+      <w:pPr>
+        <w:spacing w:after="60" w:before="0"/>
+      </w:pPr>
+      <w:r>
+        <w:t xml:space="preserve"/>
+      </w:r>
+    </w:p>
+    <w:p>
+      <w:pPr>
+        <w:pStyle w:val="Heading2"/>
+        <w:spacing w:after="150" w:before="300"/>
+      </w:pPr>
+      <w:r>
+        <w:rPr>
+          <w:rFonts w:ascii="Arial" w:cs="Arial" w:eastAsia="Arial" w:hAnsi="Arial"/>
+          <w:b/>
+          <w:bCs/>
+          <w:color w:val="1565C0"/>
+          <w:sz w:val="28"/>
+          <w:szCs w:val="28"/>
+        </w:rPr>
+        <w:t xml:space="preserve">AlertDialog: ventanas emergentes (popup)</w:t>
+      </w:r>
+    </w:p>
+    <w:p>
+      <w:pPr>
+        <w:spacing w:after="80" w:before="80"/>
+      </w:pPr>
+      <w:r>
+        <w:rPr>
+          <w:rFonts w:ascii="Arial" w:cs="Arial" w:eastAsia="Arial" w:hAnsi="Arial"/>
+          <w:color w:val="333333"/>
+          <w:sz w:val="22"/>
+          <w:szCs w:val="22"/>
+        </w:rPr>
+        <w:t xml:space="preserve">AlertDialog es el componente para mostrar ventanas emergentes. Se controla con un estado booleano: cuando es true se muestra, cuando es false se oculta.</w:t>
+      </w:r>
+    </w:p>
+    <w:p>
+      <w:pPr>
+        <w:spacing w:after="60" w:before="0"/>
+      </w:pPr>
+      <w:r>
+        <w:t xml:space="preserve"/>
+      </w:r>
+    </w:p>
+    <w:tbl>
+      <w:tblPr>
+        <w:tblW w:type="dxa" w:w="9026"/>
+        <w:tblBorders>
+          <w:top w:val="single" w:color="auto" w:sz="4"/>
+          <w:left w:val="single" w:color="auto" w:sz="4"/>
+          <w:bottom w:val="single" w:color="auto" w:sz="4"/>
+          <w:right w:val="single" w:color="auto" w:sz="4"/>
+          <w:insideH w:val="single" w:color="auto" w:sz="4"/>
+          <w:insideV w:val="single" w:color="auto" w:sz="4"/>
+        </w:tblBorders>
+      </w:tblPr>
+      <w:tblGrid>
+        <w:gridCol w:w="9026"/>
+      </w:tblGrid>
+      <w:tr>
+        <w:tc>
+          <w:tcPr>
+            <w:tcW w:type="dxa" w:w="9026"/>
+            <w:tcBorders>
+              <w:top w:val="single" w:color="1565C0" w:sz="3"/>
+              <w:left w:val="thick" w:color="1565C0" w:sz="8"/>
+              <w:bottom w:val="single" w:color="1565C0" w:sz="3"/>
+              <w:right w:val="single" w:color="1565C0" w:sz="3"/>
+            </w:tcBorders>
+            <w:shd w:fill="E3F2FD" w:val="clear"/>
+            <w:tcMar>
+              <w:top w:type="dxa" w:w="100"/>
+              <w:left w:type="dxa" w:w="180"/>
+              <w:bottom w:type="dxa" w:w="100"/>
+              <w:right w:type="dxa" w:w="180"/>
+            </w:tcMar>
+          </w:tcPr>
+          <w:p>
+            <w:r>
+              <w:rPr>
+                <w:rFonts w:ascii="Arial" w:cs="Arial" w:eastAsia="Arial" w:hAnsi="Arial"/>
+                <w:color w:val="333333"/>
+                <w:sz w:val="22"/>
+                <w:szCs w:val="22"/>
+              </w:rPr>
+              <w:t xml:space="preserve">Regla: el AlertDialog SIEMPRE necesita un estado booleano para controlar si se muestra o no. Sin estado no hay forma de abrirlo ni cerrarlo.</w:t>
+            </w:r>
+          </w:p>
+        </w:tc>
+      </w:tr>
+    </w:tbl>
+    <w:p>
+      <w:pPr>
+        <w:spacing w:after="60" w:before="0"/>
+      </w:pPr>
+      <w:r>
+        <w:t xml:space="preserve"/>
+      </w:r>
+    </w:p>
+    <w:tbl>
+      <w:tblPr>
+        <w:tblW w:type="dxa" w:w="9026"/>
+        <w:tblBorders>
+          <w:top w:val="single" w:color="auto" w:sz="4"/>
+          <w:left w:val="single" w:color="auto" w:sz="4"/>
+          <w:bottom w:val="single" w:color="auto" w:sz="4"/>
+          <w:right w:val="single" w:color="auto" w:sz="4"/>
+          <w:insideH w:val="single" w:color="auto" w:sz="4"/>
+          <w:insideV w:val="single" w:color="auto" w:sz="4"/>
+        </w:tblBorders>
+      </w:tblPr>
+      <w:tblGrid>
+        <w:gridCol w:w="9026"/>
+      </w:tblGrid>
+      <w:tr>
+        <w:tc>
+          <w:tcPr>
+            <w:tcW w:type="dxa" w:w="9026"/>
+            <w:tcBorders>
+              <w:top w:val="single" w:color="CCCCCC" w:sz="1"/>
+              <w:left w:val="single" w:color="CCCCCC" w:sz="1"/>
+              <w:bottom w:val="single" w:color="CCCCCC" w:sz="1"/>
+              <w:right w:val="single" w:color="CCCCCC" w:sz="1"/>
+            </w:tcBorders>
+            <w:shd w:fill="1E1E2E" w:val="clear"/>
+            <w:tcMar>
+              <w:top w:type="dxa" w:w="120"/>
+              <w:left w:type="dxa" w:w="200"/>
+              <w:bottom w:type="dxa" w:w="120"/>
+              <w:right w:type="dxa" w:w="200"/>
+            </w:tcMar>
+          </w:tcPr>
+          <w:p>
+            <w:pPr>
+              <w:spacing w:after="0" w:before="0"/>
+            </w:pPr>
+            <w:r>
+              <w:rPr>
+                <w:rFonts w:ascii="Courier New" w:cs="Courier New" w:eastAsia="Courier New" w:hAnsi="Courier New"/>
+                <w:color w:val="A6E3A1"/>
+                <w:sz w:val="18"/>
+                <w:szCs w:val="18"/>
+              </w:rPr>
+              <w:t xml:space="preserve">@Composable</w:t>
+            </w:r>
+          </w:p>
+          <w:p>
+            <w:pPr>
+              <w:spacing w:after="0" w:before="0"/>
+            </w:pPr>
+            <w:r>
+              <w:rPr>
+                <w:rFonts w:ascii="Courier New" w:cs="Courier New" w:eastAsia="Courier New" w:hAnsi="Courier New"/>
+                <w:color w:val="A6E3A1"/>
+                <w:sz w:val="18"/>
+                <w:szCs w:val="18"/>
+              </w:rPr>
+              <w:t xml:space="preserve">fun PantallaEjemplo() {</w:t>
+            </w:r>
+          </w:p>
+          <w:p>
+            <w:pPr>
+              <w:spacing w:after="0" w:before="0"/>
+            </w:pPr>
+            <w:r>
+              <w:rPr>
+                <w:rFonts w:ascii="Courier New" w:cs="Courier New" w:eastAsia="Courier New" w:hAnsi="Courier New"/>
+                <w:color w:val="A6E3A1"/>
+                <w:sz w:val="18"/>
+                <w:szCs w:val="18"/>
+              </w:rPr>
+              <w:t xml:space="preserve">    // Estado que controla si el dialog esta visible</w:t>
+            </w:r>
+          </w:p>
+          <w:p>
+            <w:pPr>
+              <w:spacing w:after="0" w:before="0"/>
+            </w:pPr>
+            <w:r>
+              <w:rPr>
+                <w:rFonts w:ascii="Courier New" w:cs="Courier New" w:eastAsia="Courier New" w:hAnsi="Courier New"/>
+                <w:color w:val="A6E3A1"/>
+                <w:sz w:val="18"/>
+                <w:szCs w:val="18"/>
+              </w:rPr>
+              <w:t xml:space="preserve">    var mostrarDialog by remember { mutableStateOf(false) }</w:t>
+            </w:r>
+          </w:p>
+          <w:p>
+            <w:pPr>
+              <w:spacing w:after="0" w:before="0"/>
+            </w:pPr>
+            <w:r>
+              <w:rPr>
+                <w:rFonts w:ascii="Courier New" w:cs="Courier New" w:eastAsia="Courier New" w:hAnsi="Courier New"/>
+                <w:color w:val="A6E3A1"/>
+                <w:sz w:val="18"/>
+                <w:szCs w:val="18"/>
+              </w:rPr>
+              <w:t xml:space="preserve"/>
+            </w:r>
+          </w:p>
+          <w:p>
+            <w:pPr>
+              <w:spacing w:after="0" w:before="0"/>
+            </w:pPr>
+            <w:r>
+              <w:rPr>
+                <w:rFonts w:ascii="Courier New" w:cs="Courier New" w:eastAsia="Courier New" w:hAnsi="Courier New"/>
+                <w:color w:val="A6E3A1"/>
+                <w:sz w:val="18"/>
+                <w:szCs w:val="18"/>
+              </w:rPr>
+              <w:t xml:space="preserve">    // Boton que abre el dialog</w:t>
+            </w:r>
+          </w:p>
+          <w:p>
+            <w:pPr>
+              <w:spacing w:after="0" w:before="0"/>
+            </w:pPr>
+            <w:r>
+              <w:rPr>
+                <w:rFonts w:ascii="Courier New" w:cs="Courier New" w:eastAsia="Courier New" w:hAnsi="Courier New"/>
+                <w:color w:val="A6E3A1"/>
+                <w:sz w:val="18"/>
+                <w:szCs w:val="18"/>
+              </w:rPr>
+              <w:t xml:space="preserve">    Button(onClick = { mostrarDialog = true }) {</w:t>
+            </w:r>
+          </w:p>
+          <w:p>
+            <w:pPr>
+              <w:spacing w:after="0" w:before="0"/>
+            </w:pPr>
+            <w:r>
+              <w:rPr>
+                <w:rFonts w:ascii="Courier New" w:cs="Courier New" w:eastAsia="Courier New" w:hAnsi="Courier New"/>
+                <w:color w:val="A6E3A1"/>
+                <w:sz w:val="18"/>
+                <w:szCs w:val="18"/>
+              </w:rPr>
+              <w:t xml:space="preserve">        Text("Abrir popup")</w:t>
+            </w:r>
+          </w:p>
+          <w:p>
+            <w:pPr>
+              <w:spacing w:after="0" w:before="0"/>
+            </w:pPr>
+            <w:r>
+              <w:rPr>
+                <w:rFonts w:ascii="Courier New" w:cs="Courier New" w:eastAsia="Courier New" w:hAnsi="Courier New"/>
+                <w:color w:val="A6E3A1"/>
+                <w:sz w:val="18"/>
+                <w:szCs w:val="18"/>
+              </w:rPr>
+              <w:t xml:space="preserve">    }</w:t>
+            </w:r>
+          </w:p>
+          <w:p>
+            <w:pPr>
+              <w:spacing w:after="0" w:before="0"/>
+            </w:pPr>
+            <w:r>
+              <w:rPr>
+                <w:rFonts w:ascii="Courier New" w:cs="Courier New" w:eastAsia="Courier New" w:hAnsi="Courier New"/>
+                <w:color w:val="A6E3A1"/>
+                <w:sz w:val="18"/>
+                <w:szCs w:val="18"/>
+              </w:rPr>
+              <w:t xml:space="preserve"/>
+            </w:r>
+          </w:p>
+          <w:p>
+            <w:pPr>
+              <w:spacing w:after="0" w:before="0"/>
+            </w:pPr>
+            <w:r>
+              <w:rPr>
+                <w:rFonts w:ascii="Courier New" w:cs="Courier New" w:eastAsia="Courier New" w:hAnsi="Courier New"/>
+                <w:color w:val="A6E3A1"/>
+                <w:sz w:val="18"/>
+                <w:szCs w:val="18"/>
+              </w:rPr>
+              <w:t xml:space="preserve">    // El dialog solo se muestra cuando mostrarDialog es true</w:t>
+            </w:r>
+          </w:p>
+          <w:p>
+            <w:pPr>
+              <w:spacing w:after="0" w:before="0"/>
+            </w:pPr>
+            <w:r>
+              <w:rPr>
+                <w:rFonts w:ascii="Courier New" w:cs="Courier New" w:eastAsia="Courier New" w:hAnsi="Courier New"/>
+                <w:color w:val="A6E3A1"/>
+                <w:sz w:val="18"/>
+                <w:szCs w:val="18"/>
+              </w:rPr>
+              <w:t xml:space="preserve">    if (mostrarDialog) {</w:t>
+            </w:r>
+          </w:p>
+          <w:p>
+            <w:pPr>
+              <w:spacing w:after="0" w:before="0"/>
+            </w:pPr>
+            <w:r>
+              <w:rPr>
+                <w:rFonts w:ascii="Courier New" w:cs="Courier New" w:eastAsia="Courier New" w:hAnsi="Courier New"/>
+                <w:color w:val="A6E3A1"/>
+                <w:sz w:val="18"/>
+                <w:szCs w:val="18"/>
+              </w:rPr>
+              <w:t xml:space="preserve">        AlertDialog(</w:t>
+            </w:r>
+          </w:p>
+          <w:p>
+            <w:pPr>
+              <w:spacing w:after="0" w:before="0"/>
+            </w:pPr>
+            <w:r>
+              <w:rPr>
+                <w:rFonts w:ascii="Courier New" w:cs="Courier New" w:eastAsia="Courier New" w:hAnsi="Courier New"/>
+                <w:color w:val="A6E3A1"/>
+                <w:sz w:val="18"/>
+                <w:szCs w:val="18"/>
+              </w:rPr>
+              <w:t xml:space="preserve">            onDismissRequest = { mostrarDialog = false }, // al pulsar fuera</w:t>
+            </w:r>
+          </w:p>
+          <w:p>
+            <w:pPr>
+              <w:spacing w:after="0" w:before="0"/>
+            </w:pPr>
+            <w:r>
+              <w:rPr>
+                <w:rFonts w:ascii="Courier New" w:cs="Courier New" w:eastAsia="Courier New" w:hAnsi="Courier New"/>
+                <w:color w:val="A6E3A1"/>
+                <w:sz w:val="18"/>
+                <w:szCs w:val="18"/>
+              </w:rPr>
+              <w:t xml:space="preserve">            title = { Text("Titulo del popup") },</w:t>
+            </w:r>
+          </w:p>
+          <w:p>
+            <w:pPr>
+              <w:spacing w:after="0" w:before="0"/>
+            </w:pPr>
+            <w:r>
+              <w:rPr>
+                <w:rFonts w:ascii="Courier New" w:cs="Courier New" w:eastAsia="Courier New" w:hAnsi="Courier New"/>
+                <w:color w:val="A6E3A1"/>
+                <w:sz w:val="18"/>
+                <w:szCs w:val="18"/>
+              </w:rPr>
+              <w:t xml:space="preserve">            text = { Text("Mensaje o contenido del popup") },</w:t>
+            </w:r>
+          </w:p>
+          <w:p>
+            <w:pPr>
+              <w:spacing w:after="0" w:before="0"/>
+            </w:pPr>
+            <w:r>
+              <w:rPr>
+                <w:rFonts w:ascii="Courier New" w:cs="Courier New" w:eastAsia="Courier New" w:hAnsi="Courier New"/>
+                <w:color w:val="A6E3A1"/>
+                <w:sz w:val="18"/>
+                <w:szCs w:val="18"/>
+              </w:rPr>
+              <w:t xml:space="preserve">            confirmButton = {</w:t>
+            </w:r>
+          </w:p>
+          <w:p>
+            <w:pPr>
+              <w:spacing w:after="0" w:before="0"/>
+            </w:pPr>
+            <w:r>
+              <w:rPr>
+                <w:rFonts w:ascii="Courier New" w:cs="Courier New" w:eastAsia="Courier New" w:hAnsi="Courier New"/>
+                <w:color w:val="A6E3A1"/>
+                <w:sz w:val="18"/>
+                <w:szCs w:val="18"/>
+              </w:rPr>
+              <w:t xml:space="preserve">                Button(onClick = {</w:t>
+            </w:r>
+          </w:p>
+          <w:p>
+            <w:pPr>
+              <w:spacing w:after="0" w:before="0"/>
+            </w:pPr>
+            <w:r>
+              <w:rPr>
+                <w:rFonts w:ascii="Courier New" w:cs="Courier New" w:eastAsia="Courier New" w:hAnsi="Courier New"/>
+                <w:color w:val="A6E3A1"/>
+                <w:sz w:val="18"/>
+                <w:szCs w:val="18"/>
+              </w:rPr>
+              <w:t xml:space="preserve">                    mostrarDialog = false  // cierra al confirmar</w:t>
+            </w:r>
+          </w:p>
+          <w:p>
+            <w:pPr>
+              <w:spacing w:after="0" w:before="0"/>
+            </w:pPr>
+            <w:r>
+              <w:rPr>
+                <w:rFonts w:ascii="Courier New" w:cs="Courier New" w:eastAsia="Courier New" w:hAnsi="Courier New"/>
+                <w:color w:val="A6E3A1"/>
+                <w:sz w:val="18"/>
+                <w:szCs w:val="18"/>
+              </w:rPr>
+              <w:t xml:space="preserve">                    // tu accion aqui</w:t>
+            </w:r>
+          </w:p>
+          <w:p>
+            <w:pPr>
+              <w:spacing w:after="0" w:before="0"/>
+            </w:pPr>
+            <w:r>
+              <w:rPr>
+                <w:rFonts w:ascii="Courier New" w:cs="Courier New" w:eastAsia="Courier New" w:hAnsi="Courier New"/>
+                <w:color w:val="A6E3A1"/>
+                <w:sz w:val="18"/>
+                <w:szCs w:val="18"/>
+              </w:rPr>
+              <w:t xml:space="preserve">                }) {</w:t>
+            </w:r>
+          </w:p>
+          <w:p>
+            <w:pPr>
+              <w:spacing w:after="0" w:before="0"/>
+            </w:pPr>
+            <w:r>
+              <w:rPr>
+                <w:rFonts w:ascii="Courier New" w:cs="Courier New" w:eastAsia="Courier New" w:hAnsi="Courier New"/>
+                <w:color w:val="A6E3A1"/>
+                <w:sz w:val="18"/>
+                <w:szCs w:val="18"/>
+              </w:rPr>
+              <w:t xml:space="preserve">                    Text("Aceptar")</w:t>
+            </w:r>
+          </w:p>
+          <w:p>
+            <w:pPr>
+              <w:spacing w:after="0" w:before="0"/>
+            </w:pPr>
+            <w:r>
+              <w:rPr>
+                <w:rFonts w:ascii="Courier New" w:cs="Courier New" w:eastAsia="Courier New" w:hAnsi="Courier New"/>
+                <w:color w:val="A6E3A1"/>
+                <w:sz w:val="18"/>
+                <w:szCs w:val="18"/>
+              </w:rPr>
+              <w:t xml:space="preserve">                }</w:t>
+            </w:r>
+          </w:p>
+          <w:p>
+            <w:pPr>
+              <w:spacing w:after="0" w:before="0"/>
+            </w:pPr>
+            <w:r>
+              <w:rPr>
+                <w:rFonts w:ascii="Courier New" w:cs="Courier New" w:eastAsia="Courier New" w:hAnsi="Courier New"/>
+                <w:color w:val="A6E3A1"/>
+                <w:sz w:val="18"/>
+                <w:szCs w:val="18"/>
+              </w:rPr>
+              <w:t xml:space="preserve">            },</w:t>
+            </w:r>
+          </w:p>
+          <w:p>
+            <w:pPr>
+              <w:spacing w:after="0" w:before="0"/>
+            </w:pPr>
+            <w:r>
+              <w:rPr>
+                <w:rFonts w:ascii="Courier New" w:cs="Courier New" w:eastAsia="Courier New" w:hAnsi="Courier New"/>
+                <w:color w:val="A6E3A1"/>
+                <w:sz w:val="18"/>
+                <w:szCs w:val="18"/>
+              </w:rPr>
+              <w:t xml:space="preserve">            dismissButton = {</w:t>
+            </w:r>
+          </w:p>
+          <w:p>
+            <w:pPr>
+              <w:spacing w:after="0" w:before="0"/>
+            </w:pPr>
+            <w:r>
+              <w:rPr>
+                <w:rFonts w:ascii="Courier New" w:cs="Courier New" w:eastAsia="Courier New" w:hAnsi="Courier New"/>
+                <w:color w:val="A6E3A1"/>
+                <w:sz w:val="18"/>
+                <w:szCs w:val="18"/>
+              </w:rPr>
+              <w:t xml:space="preserve">                Button(onClick = { mostrarDialog = false }) {</w:t>
+            </w:r>
+          </w:p>
+          <w:p>
+            <w:pPr>
+              <w:spacing w:after="0" w:before="0"/>
+            </w:pPr>
+            <w:r>
+              <w:rPr>
+                <w:rFonts w:ascii="Courier New" w:cs="Courier New" w:eastAsia="Courier New" w:hAnsi="Courier New"/>
+                <w:color w:val="A6E3A1"/>
+                <w:sz w:val="18"/>
+                <w:szCs w:val="18"/>
+              </w:rPr>
+              <w:t xml:space="preserve">                    Text("Cancelar")</w:t>
+            </w:r>
+          </w:p>
+          <w:p>
+            <w:pPr>
+              <w:spacing w:after="0" w:before="0"/>
+            </w:pPr>
+            <w:r>
+              <w:rPr>
+                <w:rFonts w:ascii="Courier New" w:cs="Courier New" w:eastAsia="Courier New" w:hAnsi="Courier New"/>
+                <w:color w:val="A6E3A1"/>
+                <w:sz w:val="18"/>
+                <w:szCs w:val="18"/>
+              </w:rPr>
+              <w:t xml:space="preserve">                }</w:t>
+            </w:r>
+          </w:p>
+          <w:p>
+            <w:pPr>
+              <w:spacing w:after="0" w:before="0"/>
+            </w:pPr>
+            <w:r>
+              <w:rPr>
+                <w:rFonts w:ascii="Courier New" w:cs="Courier New" w:eastAsia="Courier New" w:hAnsi="Courier New"/>
+                <w:color w:val="A6E3A1"/>
+                <w:sz w:val="18"/>
+                <w:szCs w:val="18"/>
+              </w:rPr>
+              <w:t xml:space="preserve">            }</w:t>
+            </w:r>
+          </w:p>
+          <w:p>
+            <w:pPr>
+              <w:spacing w:after="0" w:before="0"/>
+            </w:pPr>
+            <w:r>
+              <w:rPr>
+                <w:rFonts w:ascii="Courier New" w:cs="Courier New" w:eastAsia="Courier New" w:hAnsi="Courier New"/>
+                <w:color w:val="A6E3A1"/>
+                <w:sz w:val="18"/>
+                <w:szCs w:val="18"/>
+              </w:rPr>
+              <w:t xml:space="preserve">        )</w:t>
+            </w:r>
+          </w:p>
+          <w:p>
+            <w:pPr>
+              <w:spacing w:after="0" w:before="0"/>
+            </w:pPr>
+            <w:r>
+              <w:rPr>
+                <w:rFonts w:ascii="Courier New" w:cs="Courier New" w:eastAsia="Courier New" w:hAnsi="Courier New"/>
+                <w:color w:val="A6E3A1"/>
+                <w:sz w:val="18"/>
+                <w:szCs w:val="18"/>
+              </w:rPr>
+              <w:t xml:space="preserve">    }</w:t>
+            </w:r>
+          </w:p>
+          <w:p>
+            <w:pPr>
+              <w:spacing w:after="0" w:before="0"/>
+            </w:pPr>
+            <w:r>
+              <w:rPr>
+                <w:rFonts w:ascii="Courier New" w:cs="Courier New" w:eastAsia="Courier New" w:hAnsi="Courier New"/>
+                <w:color w:val="A6E3A1"/>
+                <w:sz w:val="18"/>
+                <w:szCs w:val="18"/>
+              </w:rPr>
+              <w:t xml:space="preserve">}</w:t>
+            </w:r>
+          </w:p>
+        </w:tc>
+      </w:tr>
+    </w:tbl>
+    <w:p>
+      <w:pPr>
+        <w:spacing w:after="60" w:before="0"/>
+      </w:pPr>
+      <w:r>
+        <w:t xml:space="preserve"/>
+      </w:r>
+    </w:p>
+    <w:tbl>
+      <w:tblPr>
+        <w:tblW w:type="dxa" w:w="9026"/>
+        <w:tblBorders>
+          <w:top w:val="single" w:color="auto" w:sz="4"/>
+          <w:left w:val="single" w:color="auto" w:sz="4"/>
+          <w:bottom w:val="single" w:color="auto" w:sz="4"/>
+          <w:right w:val="single" w:color="auto" w:sz="4"/>
+          <w:insideH w:val="single" w:color="auto" w:sz="4"/>
+          <w:insideV w:val="single" w:color="auto" w:sz="4"/>
+        </w:tblBorders>
+      </w:tblPr>
+      <w:tblGrid>
+        <w:gridCol w:w="2800"/>
+        <w:gridCol w:w="1500"/>
+        <w:gridCol w:w="4726"/>
+      </w:tblGrid>
+      <w:tr>
+        <w:tc>
+          <w:tcPr>
+            <w:tcW w:type="dxa" w:w="2800"/>
+            <w:tcBorders>
+              <w:top w:val="single" w:color="CCCCCC" w:sz="1"/>
+              <w:left w:val="single" w:color="CCCCCC" w:sz="1"/>
+              <w:bottom w:val="single" w:color="CCCCCC" w:sz="1"/>
+              <w:right w:val="single" w:color="CCCCCC" w:sz="1"/>
+            </w:tcBorders>
+            <w:shd w:fill="1A1A2E" w:val="clear"/>
+            <w:tcMar>
+              <w:top w:type="dxa" w:w="80"/>
+              <w:left w:type="dxa" w:w="120"/>
+              <w:bottom w:type="dxa" w:w="80"/>
+              <w:right w:type="dxa" w:w="120"/>
+            </w:tcMar>
+          </w:tcPr>
+          <w:p>
+            <w:r>
+              <w:rPr>
+                <w:rFonts w:ascii="Arial" w:cs="Arial" w:eastAsia="Arial" w:hAnsi="Arial"/>
+                <w:b/>
+                <w:bCs/>
+                <w:color w:val="FFFFFF"/>
+                <w:sz w:val="22"/>
+                <w:szCs w:val="22"/>
+              </w:rPr>
+              <w:t xml:space="preserve">Parametro</w:t>
+            </w:r>
+          </w:p>
+        </w:tc>
+        <w:tc>
+          <w:tcPr>
+            <w:tcW w:type="dxa" w:w="1500"/>
+            <w:tcBorders>
+              <w:top w:val="single" w:color="CCCCCC" w:sz="1"/>
+              <w:left w:val="single" w:color="CCCCCC" w:sz="1"/>
+              <w:bottom w:val="single" w:color="CCCCCC" w:sz="1"/>
+              <w:right w:val="single" w:color="CCCCCC" w:sz="1"/>
+            </w:tcBorders>
+            <w:shd w:fill="1A1A2E" w:val="clear"/>
+            <w:tcMar>
+              <w:top w:type="dxa" w:w="80"/>
+              <w:left w:type="dxa" w:w="120"/>
+              <w:bottom w:type="dxa" w:w="80"/>
+              <w:right w:type="dxa" w:w="120"/>
+            </w:tcMar>
+          </w:tcPr>
+          <w:p>
+            <w:r>
+              <w:rPr>
+                <w:rFonts w:ascii="Arial" w:cs="Arial" w:eastAsia="Arial" w:hAnsi="Arial"/>
+                <w:b/>
+                <w:bCs/>
+                <w:color w:val="FFFFFF"/>
+                <w:sz w:val="22"/>
+                <w:szCs w:val="22"/>
+              </w:rPr>
+              <w:t xml:space="preserve">Obligatorio</w:t>
+            </w:r>
+          </w:p>
+        </w:tc>
+        <w:tc>
+          <w:tcPr>
+            <w:tcW w:type="dxa" w:w="4726"/>
+            <w:tcBorders>
+              <w:top w:val="single" w:color="CCCCCC" w:sz="1"/>
+              <w:left w:val="single" w:color="CCCCCC" w:sz="1"/>
+              <w:bottom w:val="single" w:color="CCCCCC" w:sz="1"/>
+              <w:right w:val="single" w:color="CCCCCC" w:sz="1"/>
+            </w:tcBorders>
+            <w:shd w:fill="1A1A2E" w:val="clear"/>
+            <w:tcMar>
+              <w:top w:type="dxa" w:w="80"/>
+              <w:left w:type="dxa" w:w="120"/>
+              <w:bottom w:type="dxa" w:w="80"/>
+              <w:right w:type="dxa" w:w="120"/>
+            </w:tcMar>
+          </w:tcPr>
+          <w:p>
+            <w:r>
+              <w:rPr>
+                <w:rFonts w:ascii="Arial" w:cs="Arial" w:eastAsia="Arial" w:hAnsi="Arial"/>
+                <w:b/>
+                <w:bCs/>
+                <w:color w:val="FFFFFF"/>
+                <w:sz w:val="22"/>
+                <w:szCs w:val="22"/>
+              </w:rPr>
+              <w:t xml:space="preserve">Para que sirve</w:t>
+            </w:r>
+          </w:p>
+        </w:tc>
+      </w:tr>
+      <w:tr>
+        <w:tc>
+          <w:tcPr>
+            <w:tcW w:type="dxa" w:w="2800"/>
+            <w:tcBorders>
+              <w:top w:val="single" w:color="CCCCCC" w:sz="1"/>
+              <w:left w:val="single" w:color="CCCCCC" w:sz="1"/>
+              <w:bottom w:val="single" w:color="CCCCCC" w:sz="1"/>
+              <w:right w:val="single" w:color="CCCCCC" w:sz="1"/>
+            </w:tcBorders>
+            <w:shd w:fill="E3F2FD" w:val="clear"/>
+            <w:tcMar>
+              <w:top w:type="dxa" w:w="70"/>
+              <w:left w:type="dxa" w:w="120"/>
+              <w:bottom w:type="dxa" w:w="70"/>
+              <w:right w:type="dxa" w:w="120"/>
+            </w:tcMar>
+          </w:tcPr>
+          <w:p>
+            <w:r>
+              <w:rPr>
+                <w:rFonts w:ascii="Arial" w:cs="Arial" w:eastAsia="Arial" w:hAnsi="Arial"/>
+                <w:color w:val="333333"/>
+                <w:sz w:val="20"/>
+                <w:szCs w:val="20"/>
+              </w:rPr>
+              <w:t xml:space="preserve">onDismissRequest</w:t>
+            </w:r>
+          </w:p>
+        </w:tc>
+        <w:tc>
+          <w:tcPr>
+            <w:tcW w:type="dxa" w:w="1500"/>
+            <w:tcBorders>
+              <w:top w:val="single" w:color="CCCCCC" w:sz="1"/>
+              <w:left w:val="single" w:color="CCCCCC" w:sz="1"/>
+              <w:bottom w:val="single" w:color="CCCCCC" w:sz="1"/>
+              <w:right w:val="single" w:color="CCCCCC" w:sz="1"/>
+            </w:tcBorders>
+            <w:shd w:fill="E3F2FD" w:val="clear"/>
+            <w:tcMar>
+              <w:top w:type="dxa" w:w="70"/>
+              <w:left w:type="dxa" w:w="120"/>
+              <w:bottom w:type="dxa" w:w="70"/>
+              <w:right w:type="dxa" w:w="120"/>
+            </w:tcMar>
+          </w:tcPr>
+          <w:p>
+            <w:r>
+              <w:rPr>
+                <w:rFonts w:ascii="Arial" w:cs="Arial" w:eastAsia="Arial" w:hAnsi="Arial"/>
+                <w:color w:val="333333"/>
+                <w:sz w:val="20"/>
+                <w:szCs w:val="20"/>
+              </w:rPr>
+              <w:t xml:space="preserve">Si</w:t>
+            </w:r>
+          </w:p>
+        </w:tc>
+        <w:tc>
+          <w:tcPr>
+            <w:tcW w:type="dxa" w:w="4726"/>
+            <w:tcBorders>
+              <w:top w:val="single" w:color="CCCCCC" w:sz="1"/>
+              <w:left w:val="single" w:color="CCCCCC" w:sz="1"/>
+              <w:bottom w:val="single" w:color="CCCCCC" w:sz="1"/>
+              <w:right w:val="single" w:color="CCCCCC" w:sz="1"/>
+            </w:tcBorders>
+            <w:shd w:fill="E3F2FD" w:val="clear"/>
+            <w:tcMar>
+              <w:top w:type="dxa" w:w="70"/>
+              <w:left w:type="dxa" w:w="120"/>
+              <w:bottom w:type="dxa" w:w="70"/>
+              <w:right w:type="dxa" w:w="120"/>
+            </w:tcMar>
+          </w:tcPr>
+          <w:p>
+            <w:r>
+              <w:rPr>
+                <w:rFonts w:ascii="Arial" w:cs="Arial" w:eastAsia="Arial" w:hAnsi="Arial"/>
+                <w:color w:val="333333"/>
+                <w:sz w:val="20"/>
+                <w:szCs w:val="20"/>
+              </w:rPr>
+              <w:t xml:space="preserve">Accion al cerrar pulsando fuera o boton atras</w:t>
+            </w:r>
+          </w:p>
+        </w:tc>
+      </w:tr>
+      <w:tr>
+        <w:tc>
+          <w:tcPr>
+            <w:tcW w:type="dxa" w:w="2800"/>
+            <w:tcBorders>
+              <w:top w:val="single" w:color="CCCCCC" w:sz="1"/>
+              <w:left w:val="single" w:color="CCCCCC" w:sz="1"/>
+              <w:bottom w:val="single" w:color="CCCCCC" w:sz="1"/>
+              <w:right w:val="single" w:color="CCCCCC" w:sz="1"/>
+            </w:tcBorders>
+            <w:shd w:fill="FFFFFF" w:val="clear"/>
+            <w:tcMar>
+              <w:top w:type="dxa" w:w="70"/>
+              <w:left w:type="dxa" w:w="120"/>
+              <w:bottom w:type="dxa" w:w="70"/>
+              <w:right w:type="dxa" w:w="120"/>
+            </w:tcMar>
+          </w:tcPr>
+          <w:p>
+            <w:r>
+              <w:rPr>
+                <w:rFonts w:ascii="Arial" w:cs="Arial" w:eastAsia="Arial" w:hAnsi="Arial"/>
+                <w:color w:val="333333"/>
+                <w:sz w:val="20"/>
+                <w:szCs w:val="20"/>
+              </w:rPr>
+              <w:t xml:space="preserve">title</w:t>
+            </w:r>
+          </w:p>
+        </w:tc>
+        <w:tc>
+          <w:tcPr>
+            <w:tcW w:type="dxa" w:w="1500"/>
+            <w:tcBorders>
+              <w:top w:val="single" w:color="CCCCCC" w:sz="1"/>
+              <w:left w:val="single" w:color="CCCCCC" w:sz="1"/>
+              <w:bottom w:val="single" w:color="CCCCCC" w:sz="1"/>
+              <w:right w:val="single" w:color="CCCCCC" w:sz="1"/>
+            </w:tcBorders>
+            <w:shd w:fill="FFFFFF" w:val="clear"/>
+            <w:tcMar>
+              <w:top w:type="dxa" w:w="70"/>
+              <w:left w:type="dxa" w:w="120"/>
+              <w:bottom w:type="dxa" w:w="70"/>
+              <w:right w:type="dxa" w:w="120"/>
+            </w:tcMar>
+          </w:tcPr>
+          <w:p>
+            <w:r>
+              <w:rPr>
+                <w:rFonts w:ascii="Arial" w:cs="Arial" w:eastAsia="Arial" w:hAnsi="Arial"/>
+                <w:color w:val="333333"/>
+                <w:sz w:val="20"/>
+                <w:szCs w:val="20"/>
+              </w:rPr>
+              <w:t xml:space="preserve">No</w:t>
+            </w:r>
+          </w:p>
+        </w:tc>
+        <w:tc>
+          <w:tcPr>
+            <w:tcW w:type="dxa" w:w="4726"/>
+            <w:tcBorders>
+              <w:top w:val="single" w:color="CCCCCC" w:sz="1"/>
+              <w:left w:val="single" w:color="CCCCCC" w:sz="1"/>
+              <w:bottom w:val="single" w:color="CCCCCC" w:sz="1"/>
+              <w:right w:val="single" w:color="CCCCCC" w:sz="1"/>
+            </w:tcBorders>
+            <w:shd w:fill="FFFFFF" w:val="clear"/>
+            <w:tcMar>
+              <w:top w:type="dxa" w:w="70"/>
+              <w:left w:type="dxa" w:w="120"/>
+              <w:bottom w:type="dxa" w:w="70"/>
+              <w:right w:type="dxa" w:w="120"/>
+            </w:tcMar>
+          </w:tcPr>
+          <w:p>
+            <w:r>
+              <w:rPr>
+                <w:rFonts w:ascii="Arial" w:cs="Arial" w:eastAsia="Arial" w:hAnsi="Arial"/>
+                <w:color w:val="333333"/>
+                <w:sz w:val="20"/>
+                <w:szCs w:val="20"/>
+              </w:rPr>
+              <w:t xml:space="preserve">Titulo del dialog</w:t>
+            </w:r>
+          </w:p>
+        </w:tc>
+      </w:tr>
+      <w:tr>
+        <w:tc>
+          <w:tcPr>
+            <w:tcW w:type="dxa" w:w="2800"/>
+            <w:tcBorders>
+              <w:top w:val="single" w:color="CCCCCC" w:sz="1"/>
+              <w:left w:val="single" w:color="CCCCCC" w:sz="1"/>
+              <w:bottom w:val="single" w:color="CCCCCC" w:sz="1"/>
+              <w:right w:val="single" w:color="CCCCCC" w:sz="1"/>
+            </w:tcBorders>
+            <w:shd w:fill="E3F2FD" w:val="clear"/>
+            <w:tcMar>
+              <w:top w:type="dxa" w:w="70"/>
+              <w:left w:type="dxa" w:w="120"/>
+              <w:bottom w:type="dxa" w:w="70"/>
+              <w:right w:type="dxa" w:w="120"/>
+            </w:tcMar>
+          </w:tcPr>
+          <w:p>
+            <w:r>
+              <w:rPr>
+                <w:rFonts w:ascii="Arial" w:cs="Arial" w:eastAsia="Arial" w:hAnsi="Arial"/>
+                <w:color w:val="333333"/>
+                <w:sz w:val="20"/>
+                <w:szCs w:val="20"/>
+              </w:rPr>
+              <w:t xml:space="preserve">text</w:t>
+            </w:r>
+          </w:p>
+        </w:tc>
+        <w:tc>
+          <w:tcPr>
+            <w:tcW w:type="dxa" w:w="1500"/>
+            <w:tcBorders>
+              <w:top w:val="single" w:color="CCCCCC" w:sz="1"/>
+              <w:left w:val="single" w:color="CCCCCC" w:sz="1"/>
+              <w:bottom w:val="single" w:color="CCCCCC" w:sz="1"/>
+              <w:right w:val="single" w:color="CCCCCC" w:sz="1"/>
+            </w:tcBorders>
+            <w:shd w:fill="E3F2FD" w:val="clear"/>
+            <w:tcMar>
+              <w:top w:type="dxa" w:w="70"/>
+              <w:left w:type="dxa" w:w="120"/>
+              <w:bottom w:type="dxa" w:w="70"/>
+              <w:right w:type="dxa" w:w="120"/>
+            </w:tcMar>
+          </w:tcPr>
+          <w:p>
+            <w:r>
+              <w:rPr>
+                <w:rFonts w:ascii="Arial" w:cs="Arial" w:eastAsia="Arial" w:hAnsi="Arial"/>
+                <w:color w:val="333333"/>
+                <w:sz w:val="20"/>
+                <w:szCs w:val="20"/>
+              </w:rPr>
+              <w:t xml:space="preserve">No</w:t>
+            </w:r>
+          </w:p>
+        </w:tc>
+        <w:tc>
+          <w:tcPr>
+            <w:tcW w:type="dxa" w:w="4726"/>
+            <w:tcBorders>
+              <w:top w:val="single" w:color="CCCCCC" w:sz="1"/>
+              <w:left w:val="single" w:color="CCCCCC" w:sz="1"/>
+              <w:bottom w:val="single" w:color="CCCCCC" w:sz="1"/>
+              <w:right w:val="single" w:color="CCCCCC" w:sz="1"/>
+            </w:tcBorders>
+            <w:shd w:fill="E3F2FD" w:val="clear"/>
+            <w:tcMar>
+              <w:top w:type="dxa" w:w="70"/>
+              <w:left w:type="dxa" w:w="120"/>
+              <w:bottom w:type="dxa" w:w="70"/>
+              <w:right w:type="dxa" w:w="120"/>
+            </w:tcMar>
+          </w:tcPr>
+          <w:p>
+            <w:r>
+              <w:rPr>
+                <w:rFonts w:ascii="Arial" w:cs="Arial" w:eastAsia="Arial" w:hAnsi="Arial"/>
+                <w:color w:val="333333"/>
+                <w:sz w:val="20"/>
+                <w:szCs w:val="20"/>
+              </w:rPr>
+              <w:t xml:space="preserve">Contenido o mensaje del dialog</w:t>
+            </w:r>
+          </w:p>
+        </w:tc>
+      </w:tr>
+      <w:tr>
+        <w:tc>
+          <w:tcPr>
+            <w:tcW w:type="dxa" w:w="2800"/>
+            <w:tcBorders>
+              <w:top w:val="single" w:color="CCCCCC" w:sz="1"/>
+              <w:left w:val="single" w:color="CCCCCC" w:sz="1"/>
+              <w:bottom w:val="single" w:color="CCCCCC" w:sz="1"/>
+              <w:right w:val="single" w:color="CCCCCC" w:sz="1"/>
+            </w:tcBorders>
+            <w:shd w:fill="FFFFFF" w:val="clear"/>
+            <w:tcMar>
+              <w:top w:type="dxa" w:w="70"/>
+              <w:left w:type="dxa" w:w="120"/>
+              <w:bottom w:type="dxa" w:w="70"/>
+              <w:right w:type="dxa" w:w="120"/>
+            </w:tcMar>
+          </w:tcPr>
+          <w:p>
+            <w:r>
+              <w:rPr>
+                <w:rFonts w:ascii="Arial" w:cs="Arial" w:eastAsia="Arial" w:hAnsi="Arial"/>
+                <w:color w:val="333333"/>
+                <w:sz w:val="20"/>
+                <w:szCs w:val="20"/>
+              </w:rPr>
+              <w:t xml:space="preserve">confirmButton</w:t>
+            </w:r>
+          </w:p>
+        </w:tc>
+        <w:tc>
+          <w:tcPr>
+            <w:tcW w:type="dxa" w:w="1500"/>
+            <w:tcBorders>
+              <w:top w:val="single" w:color="CCCCCC" w:sz="1"/>
+              <w:left w:val="single" w:color="CCCCCC" w:sz="1"/>
+              <w:bottom w:val="single" w:color="CCCCCC" w:sz="1"/>
+              <w:right w:val="single" w:color="CCCCCC" w:sz="1"/>
+            </w:tcBorders>
+            <w:shd w:fill="FFFFFF" w:val="clear"/>
+            <w:tcMar>
+              <w:top w:type="dxa" w:w="70"/>
+              <w:left w:type="dxa" w:w="120"/>
+              <w:bottom w:type="dxa" w:w="70"/>
+              <w:right w:type="dxa" w:w="120"/>
+            </w:tcMar>
+          </w:tcPr>
+          <w:p>
+            <w:r>
+              <w:rPr>
+                <w:rFonts w:ascii="Arial" w:cs="Arial" w:eastAsia="Arial" w:hAnsi="Arial"/>
+                <w:color w:val="333333"/>
+                <w:sz w:val="20"/>
+                <w:szCs w:val="20"/>
+              </w:rPr>
+              <w:t xml:space="preserve">Si</w:t>
+            </w:r>
+          </w:p>
+        </w:tc>
+        <w:tc>
+          <w:tcPr>
+            <w:tcW w:type="dxa" w:w="4726"/>
+            <w:tcBorders>
+              <w:top w:val="single" w:color="CCCCCC" w:sz="1"/>
+              <w:left w:val="single" w:color="CCCCCC" w:sz="1"/>
+              <w:bottom w:val="single" w:color="CCCCCC" w:sz="1"/>
+              <w:right w:val="single" w:color="CCCCCC" w:sz="1"/>
+            </w:tcBorders>
+            <w:shd w:fill="FFFFFF" w:val="clear"/>
+            <w:tcMar>
+              <w:top w:type="dxa" w:w="70"/>
+              <w:left w:type="dxa" w:w="120"/>
+              <w:bottom w:type="dxa" w:w="70"/>
+              <w:right w:type="dxa" w:w="120"/>
+            </w:tcMar>
+          </w:tcPr>
+          <w:p>
+            <w:r>
+              <w:rPr>
+                <w:rFonts w:ascii="Arial" w:cs="Arial" w:eastAsia="Arial" w:hAnsi="Arial"/>
+                <w:color w:val="333333"/>
+                <w:sz w:val="20"/>
+                <w:szCs w:val="20"/>
+              </w:rPr>
+              <w:t xml:space="preserve">Boton de confirmacion (Aceptar, Si, Guardar...)</w:t>
+            </w:r>
+          </w:p>
+        </w:tc>
+      </w:tr>
+      <w:tr>
+        <w:tc>
+          <w:tcPr>
+            <w:tcW w:type="dxa" w:w="2800"/>
+            <w:tcBorders>
+              <w:top w:val="single" w:color="CCCCCC" w:sz="1"/>
+              <w:left w:val="single" w:color="CCCCCC" w:sz="1"/>
+              <w:bottom w:val="single" w:color="CCCCCC" w:sz="1"/>
+              <w:right w:val="single" w:color="CCCCCC" w:sz="1"/>
+            </w:tcBorders>
+            <w:shd w:fill="E3F2FD" w:val="clear"/>
+            <w:tcMar>
+              <w:top w:type="dxa" w:w="70"/>
+              <w:left w:type="dxa" w:w="120"/>
+              <w:bottom w:type="dxa" w:w="70"/>
+              <w:right w:type="dxa" w:w="120"/>
+            </w:tcMar>
+          </w:tcPr>
+          <w:p>
+            <w:r>
+              <w:rPr>
+                <w:rFonts w:ascii="Arial" w:cs="Arial" w:eastAsia="Arial" w:hAnsi="Arial"/>
+                <w:color w:val="333333"/>
+                <w:sz w:val="20"/>
+                <w:szCs w:val="20"/>
+              </w:rPr>
+              <w:t xml:space="preserve">dismissButton</w:t>
+            </w:r>
+          </w:p>
+        </w:tc>
+        <w:tc>
+          <w:tcPr>
+            <w:tcW w:type="dxa" w:w="1500"/>
+            <w:tcBorders>
+              <w:top w:val="single" w:color="CCCCCC" w:sz="1"/>
+              <w:left w:val="single" w:color="CCCCCC" w:sz="1"/>
+              <w:bottom w:val="single" w:color="CCCCCC" w:sz="1"/>
+              <w:right w:val="single" w:color="CCCCCC" w:sz="1"/>
+            </w:tcBorders>
+            <w:shd w:fill="E3F2FD" w:val="clear"/>
+            <w:tcMar>
+              <w:top w:type="dxa" w:w="70"/>
+              <w:left w:type="dxa" w:w="120"/>
+              <w:bottom w:type="dxa" w:w="70"/>
+              <w:right w:type="dxa" w:w="120"/>
+            </w:tcMar>
+          </w:tcPr>
+          <w:p>
+            <w:r>
+              <w:rPr>
+                <w:rFonts w:ascii="Arial" w:cs="Arial" w:eastAsia="Arial" w:hAnsi="Arial"/>
+                <w:color w:val="333333"/>
+                <w:sz w:val="20"/>
+                <w:szCs w:val="20"/>
+              </w:rPr>
+              <w:t xml:space="preserve">No</w:t>
+            </w:r>
+          </w:p>
+        </w:tc>
+        <w:tc>
+          <w:tcPr>
+            <w:tcW w:type="dxa" w:w="4726"/>
+            <w:tcBorders>
+              <w:top w:val="single" w:color="CCCCCC" w:sz="1"/>
+              <w:left w:val="single" w:color="CCCCCC" w:sz="1"/>
+              <w:bottom w:val="single" w:color="CCCCCC" w:sz="1"/>
+              <w:right w:val="single" w:color="CCCCCC" w:sz="1"/>
+            </w:tcBorders>
+            <w:shd w:fill="E3F2FD" w:val="clear"/>
+            <w:tcMar>
+              <w:top w:type="dxa" w:w="70"/>
+              <w:left w:type="dxa" w:w="120"/>
+              <w:bottom w:type="dxa" w:w="70"/>
+              <w:right w:type="dxa" w:w="120"/>
+            </w:tcMar>
+          </w:tcPr>
+          <w:p>
+            <w:r>
+              <w:rPr>
+                <w:rFonts w:ascii="Arial" w:cs="Arial" w:eastAsia="Arial" w:hAnsi="Arial"/>
+                <w:color w:val="333333"/>
+                <w:sz w:val="20"/>
+                <w:szCs w:val="20"/>
+              </w:rPr>
+              <w:t xml:space="preserve">Boton de cancelar (opcional)</w:t>
+            </w:r>
+          </w:p>
+        </w:tc>
+      </w:tr>
+      <w:tr>
+        <w:tc>
+          <w:tcPr>
+            <w:tcW w:type="dxa" w:w="2800"/>
+            <w:tcBorders>
+              <w:top w:val="single" w:color="CCCCCC" w:sz="1"/>
+              <w:left w:val="single" w:color="CCCCCC" w:sz="1"/>
+              <w:bottom w:val="single" w:color="CCCCCC" w:sz="1"/>
+              <w:right w:val="single" w:color="CCCCCC" w:sz="1"/>
+            </w:tcBorders>
+            <w:shd w:fill="FFFFFF" w:val="clear"/>
+            <w:tcMar>
+              <w:top w:type="dxa" w:w="70"/>
+              <w:left w:type="dxa" w:w="120"/>
+              <w:bottom w:type="dxa" w:w="70"/>
+              <w:right w:type="dxa" w:w="120"/>
+            </w:tcMar>
+          </w:tcPr>
+          <w:p>
+            <w:r>
+              <w:rPr>
+                <w:rFonts w:ascii="Arial" w:cs="Arial" w:eastAsia="Arial" w:hAnsi="Arial"/>
+                <w:color w:val="333333"/>
+                <w:sz w:val="20"/>
+                <w:szCs w:val="20"/>
+              </w:rPr>
+              <w:t xml:space="preserve">icon</w:t>
+            </w:r>
+          </w:p>
+        </w:tc>
+        <w:tc>
+          <w:tcPr>
+            <w:tcW w:type="dxa" w:w="1500"/>
+            <w:tcBorders>
+              <w:top w:val="single" w:color="CCCCCC" w:sz="1"/>
+              <w:left w:val="single" w:color="CCCCCC" w:sz="1"/>
+              <w:bottom w:val="single" w:color="CCCCCC" w:sz="1"/>
+              <w:right w:val="single" w:color="CCCCCC" w:sz="1"/>
+            </w:tcBorders>
+            <w:shd w:fill="FFFFFF" w:val="clear"/>
+            <w:tcMar>
+              <w:top w:type="dxa" w:w="70"/>
+              <w:left w:type="dxa" w:w="120"/>
+              <w:bottom w:type="dxa" w:w="70"/>
+              <w:right w:type="dxa" w:w="120"/>
+            </w:tcMar>
+          </w:tcPr>
+          <w:p>
+            <w:r>
+              <w:rPr>
+                <w:rFonts w:ascii="Arial" w:cs="Arial" w:eastAsia="Arial" w:hAnsi="Arial"/>
+                <w:color w:val="333333"/>
+                <w:sz w:val="20"/>
+                <w:szCs w:val="20"/>
+              </w:rPr>
+              <w:t xml:space="preserve">No</w:t>
+            </w:r>
+          </w:p>
+        </w:tc>
+        <w:tc>
+          <w:tcPr>
+            <w:tcW w:type="dxa" w:w="4726"/>
+            <w:tcBorders>
+              <w:top w:val="single" w:color="CCCCCC" w:sz="1"/>
+              <w:left w:val="single" w:color="CCCCCC" w:sz="1"/>
+              <w:bottom w:val="single" w:color="CCCCCC" w:sz="1"/>
+              <w:right w:val="single" w:color="CCCCCC" w:sz="1"/>
+            </w:tcBorders>
+            <w:shd w:fill="FFFFFF" w:val="clear"/>
+            <w:tcMar>
+              <w:top w:type="dxa" w:w="70"/>
+              <w:left w:type="dxa" w:w="120"/>
+              <w:bottom w:type="dxa" w:w="70"/>
+              <w:right w:type="dxa" w:w="120"/>
+            </w:tcMar>
+          </w:tcPr>
+          <w:p>
+            <w:r>
+              <w:rPr>
+                <w:rFonts w:ascii="Arial" w:cs="Arial" w:eastAsia="Arial" w:hAnsi="Arial"/>
+                <w:color w:val="333333"/>
+                <w:sz w:val="20"/>
+                <w:szCs w:val="20"/>
+              </w:rPr>
+              <w:t xml:space="preserve">Icono encima del titulo</w:t>
+            </w:r>
+          </w:p>
+        </w:tc>
+      </w:tr>
+    </w:tbl>
+    <w:p>
+      <w:pPr>
+        <w:spacing w:after="60" w:before="0"/>
+      </w:pPr>
+      <w:r>
+        <w:t xml:space="preserve"/>
+      </w:r>
+    </w:p>
+    <w:p>
+      <w:pPr>
+        <w:pStyle w:val="Heading2"/>
+        <w:spacing w:after="150" w:before="300"/>
+      </w:pPr>
+      <w:r>
+        <w:rPr>
+          <w:rFonts w:ascii="Arial" w:cs="Arial" w:eastAsia="Arial" w:hAnsi="Arial"/>
+          <w:b/>
+          <w:bCs/>
+          <w:color w:val="1565C0"/>
+          <w:sz w:val="28"/>
+          <w:szCs w:val="28"/>
+        </w:rPr>
+        <w:t xml:space="preserve">Ejemplo practico: confirmar borrado</w:t>
+      </w:r>
+    </w:p>
+    <w:p>
+      <w:pPr>
+        <w:spacing w:after="80" w:before="80"/>
+      </w:pPr>
+      <w:r>
+        <w:rPr>
+          <w:rFonts w:ascii="Arial" w:cs="Arial" w:eastAsia="Arial" w:hAnsi="Arial"/>
+          <w:color w:val="333333"/>
+          <w:sz w:val="22"/>
+          <w:szCs w:val="22"/>
+        </w:rPr>
+        <w:t xml:space="preserve">Un caso muy tipico en DAM es pedir confirmacion antes de borrar un elemento:</w:t>
+      </w:r>
+    </w:p>
+    <w:p>
+      <w:pPr>
+        <w:spacing w:after="60" w:before="0"/>
+      </w:pPr>
+      <w:r>
+        <w:t xml:space="preserve"/>
+      </w:r>
+    </w:p>
+    <w:tbl>
+      <w:tblPr>
+        <w:tblW w:type="dxa" w:w="9026"/>
+        <w:tblBorders>
+          <w:top w:val="single" w:color="auto" w:sz="4"/>
+          <w:left w:val="single" w:color="auto" w:sz="4"/>
+          <w:bottom w:val="single" w:color="auto" w:sz="4"/>
+          <w:right w:val="single" w:color="auto" w:sz="4"/>
+          <w:insideH w:val="single" w:color="auto" w:sz="4"/>
+          <w:insideV w:val="single" w:color="auto" w:sz="4"/>
+        </w:tblBorders>
+      </w:tblPr>
+      <w:tblGrid>
+        <w:gridCol w:w="9026"/>
+      </w:tblGrid>
+      <w:tr>
+        <w:tc>
+          <w:tcPr>
+            <w:tcW w:type="dxa" w:w="9026"/>
+            <w:tcBorders>
+              <w:top w:val="single" w:color="CCCCCC" w:sz="1"/>
+              <w:left w:val="single" w:color="CCCCCC" w:sz="1"/>
+              <w:bottom w:val="single" w:color="CCCCCC" w:sz="1"/>
+              <w:right w:val="single" w:color="CCCCCC" w:sz="1"/>
+            </w:tcBorders>
+            <w:shd w:fill="1E1E2E" w:val="clear"/>
+            <w:tcMar>
+              <w:top w:type="dxa" w:w="120"/>
+              <w:left w:type="dxa" w:w="200"/>
+              <w:bottom w:type="dxa" w:w="120"/>
+              <w:right w:type="dxa" w:w="200"/>
+            </w:tcMar>
+          </w:tcPr>
+          <w:p>
+            <w:pPr>
+              <w:spacing w:after="0" w:before="0"/>
+            </w:pPr>
+            <w:r>
+              <w:rPr>
+                <w:rFonts w:ascii="Courier New" w:cs="Courier New" w:eastAsia="Courier New" w:hAnsi="Courier New"/>
+                <w:color w:val="A6E3A1"/>
+                <w:sz w:val="18"/>
+                <w:szCs w:val="18"/>
+              </w:rPr>
+              <w:t xml:space="preserve">@Composable</w:t>
+            </w:r>
+          </w:p>
+          <w:p>
+            <w:pPr>
+              <w:spacing w:after="0" w:before="0"/>
+            </w:pPr>
+            <w:r>
+              <w:rPr>
+                <w:rFonts w:ascii="Courier New" w:cs="Courier New" w:eastAsia="Courier New" w:hAnsi="Courier New"/>
+                <w:color w:val="A6E3A1"/>
+                <w:sz w:val="18"/>
+                <w:szCs w:val="18"/>
+              </w:rPr>
+              <w:t xml:space="preserve">fun FilaContacto(contacto: Contacto, onBorrar: (Contacto) -&gt; Unit) {</w:t>
+            </w:r>
+          </w:p>
+          <w:p>
+            <w:pPr>
+              <w:spacing w:after="0" w:before="0"/>
+            </w:pPr>
+            <w:r>
+              <w:rPr>
+                <w:rFonts w:ascii="Courier New" w:cs="Courier New" w:eastAsia="Courier New" w:hAnsi="Courier New"/>
+                <w:color w:val="A6E3A1"/>
+                <w:sz w:val="18"/>
+                <w:szCs w:val="18"/>
+              </w:rPr>
+              <w:t xml:space="preserve">    var mostrarConfirmacion by remember { mutableStateOf(false) }</w:t>
+            </w:r>
+          </w:p>
+          <w:p>
+            <w:pPr>
+              <w:spacing w:after="0" w:before="0"/>
+            </w:pPr>
+            <w:r>
+              <w:rPr>
+                <w:rFonts w:ascii="Courier New" w:cs="Courier New" w:eastAsia="Courier New" w:hAnsi="Courier New"/>
+                <w:color w:val="A6E3A1"/>
+                <w:sz w:val="18"/>
+                <w:szCs w:val="18"/>
+              </w:rPr>
+              <w:t xml:space="preserve"/>
+            </w:r>
+          </w:p>
+          <w:p>
+            <w:pPr>
+              <w:spacing w:after="0" w:before="0"/>
+            </w:pPr>
+            <w:r>
+              <w:rPr>
+                <w:rFonts w:ascii="Courier New" w:cs="Courier New" w:eastAsia="Courier New" w:hAnsi="Courier New"/>
+                <w:color w:val="A6E3A1"/>
+                <w:sz w:val="18"/>
+                <w:szCs w:val="18"/>
+              </w:rPr>
+              <w:t xml:space="preserve">    Row(modifier = Modifier.fillMaxWidth()) {</w:t>
+            </w:r>
+          </w:p>
+          <w:p>
+            <w:pPr>
+              <w:spacing w:after="0" w:before="0"/>
+            </w:pPr>
+            <w:r>
+              <w:rPr>
+                <w:rFonts w:ascii="Courier New" w:cs="Courier New" w:eastAsia="Courier New" w:hAnsi="Courier New"/>
+                <w:color w:val="A6E3A1"/>
+                <w:sz w:val="18"/>
+                <w:szCs w:val="18"/>
+              </w:rPr>
+              <w:t xml:space="preserve">        Text(contacto.nombre, modifier = Modifier.weight(1f))</w:t>
+            </w:r>
+          </w:p>
+          <w:p>
+            <w:pPr>
+              <w:spacing w:after="0" w:before="0"/>
+            </w:pPr>
+            <w:r>
+              <w:rPr>
+                <w:rFonts w:ascii="Courier New" w:cs="Courier New" w:eastAsia="Courier New" w:hAnsi="Courier New"/>
+                <w:color w:val="A6E3A1"/>
+                <w:sz w:val="18"/>
+                <w:szCs w:val="18"/>
+              </w:rPr>
+              <w:t xml:space="preserve">        IconButton(onClick = { mostrarConfirmacion = true }) {</w:t>
+            </w:r>
+          </w:p>
+          <w:p>
+            <w:pPr>
+              <w:spacing w:after="0" w:before="0"/>
+            </w:pPr>
+            <w:r>
+              <w:rPr>
+                <w:rFonts w:ascii="Courier New" w:cs="Courier New" w:eastAsia="Courier New" w:hAnsi="Courier New"/>
+                <w:color w:val="A6E3A1"/>
+                <w:sz w:val="18"/>
+                <w:szCs w:val="18"/>
+              </w:rPr>
+              <w:t xml:space="preserve">            Icon(Icons.Default.Delete, "Borrar")</w:t>
+            </w:r>
+          </w:p>
+          <w:p>
+            <w:pPr>
+              <w:spacing w:after="0" w:before="0"/>
+            </w:pPr>
+            <w:r>
+              <w:rPr>
+                <w:rFonts w:ascii="Courier New" w:cs="Courier New" w:eastAsia="Courier New" w:hAnsi="Courier New"/>
+                <w:color w:val="A6E3A1"/>
+                <w:sz w:val="18"/>
+                <w:szCs w:val="18"/>
+              </w:rPr>
+              <w:t xml:space="preserve">        }</w:t>
+            </w:r>
+          </w:p>
+          <w:p>
+            <w:pPr>
+              <w:spacing w:after="0" w:before="0"/>
+            </w:pPr>
+            <w:r>
+              <w:rPr>
+                <w:rFonts w:ascii="Courier New" w:cs="Courier New" w:eastAsia="Courier New" w:hAnsi="Courier New"/>
+                <w:color w:val="A6E3A1"/>
+                <w:sz w:val="18"/>
+                <w:szCs w:val="18"/>
+              </w:rPr>
+              <w:t xml:space="preserve">    }</w:t>
+            </w:r>
+          </w:p>
+          <w:p>
+            <w:pPr>
+              <w:spacing w:after="0" w:before="0"/>
+            </w:pPr>
+            <w:r>
+              <w:rPr>
+                <w:rFonts w:ascii="Courier New" w:cs="Courier New" w:eastAsia="Courier New" w:hAnsi="Courier New"/>
+                <w:color w:val="A6E3A1"/>
+                <w:sz w:val="18"/>
+                <w:szCs w:val="18"/>
+              </w:rPr>
+              <w:t xml:space="preserve"/>
+            </w:r>
+          </w:p>
+          <w:p>
+            <w:pPr>
+              <w:spacing w:after="0" w:before="0"/>
+            </w:pPr>
+            <w:r>
+              <w:rPr>
+                <w:rFonts w:ascii="Courier New" w:cs="Courier New" w:eastAsia="Courier New" w:hAnsi="Courier New"/>
+                <w:color w:val="A6E3A1"/>
+                <w:sz w:val="18"/>
+                <w:szCs w:val="18"/>
+              </w:rPr>
+              <w:t xml:space="preserve">    if (mostrarConfirmacion) {</w:t>
+            </w:r>
+          </w:p>
+          <w:p>
+            <w:pPr>
+              <w:spacing w:after="0" w:before="0"/>
+            </w:pPr>
+            <w:r>
+              <w:rPr>
+                <w:rFonts w:ascii="Courier New" w:cs="Courier New" w:eastAsia="Courier New" w:hAnsi="Courier New"/>
+                <w:color w:val="A6E3A1"/>
+                <w:sz w:val="18"/>
+                <w:szCs w:val="18"/>
+              </w:rPr>
+              <w:t xml:space="preserve">        AlertDialog(</w:t>
+            </w:r>
+          </w:p>
+          <w:p>
+            <w:pPr>
+              <w:spacing w:after="0" w:before="0"/>
+            </w:pPr>
+            <w:r>
+              <w:rPr>
+                <w:rFonts w:ascii="Courier New" w:cs="Courier New" w:eastAsia="Courier New" w:hAnsi="Courier New"/>
+                <w:color w:val="A6E3A1"/>
+                <w:sz w:val="18"/>
+                <w:szCs w:val="18"/>
+              </w:rPr>
+              <w:t xml:space="preserve">            onDismissRequest = { mostrarConfirmacion = false },</w:t>
+            </w:r>
+          </w:p>
+          <w:p>
+            <w:pPr>
+              <w:spacing w:after="0" w:before="0"/>
+            </w:pPr>
+            <w:r>
+              <w:rPr>
+                <w:rFonts w:ascii="Courier New" w:cs="Courier New" w:eastAsia="Courier New" w:hAnsi="Courier New"/>
+                <w:color w:val="A6E3A1"/>
+                <w:sz w:val="18"/>
+                <w:szCs w:val="18"/>
+              </w:rPr>
+              <w:t xml:space="preserve">            icon = { Icon(Icons.Default.Warning, "") },</w:t>
+            </w:r>
+          </w:p>
+          <w:p>
+            <w:pPr>
+              <w:spacing w:after="0" w:before="0"/>
+            </w:pPr>
+            <w:r>
+              <w:rPr>
+                <w:rFonts w:ascii="Courier New" w:cs="Courier New" w:eastAsia="Courier New" w:hAnsi="Courier New"/>
+                <w:color w:val="A6E3A1"/>
+                <w:sz w:val="18"/>
+                <w:szCs w:val="18"/>
+              </w:rPr>
+              <w:t xml:space="preserve">            title = { Text("Confirmar borrado") },</w:t>
+            </w:r>
+          </w:p>
+          <w:p>
+            <w:pPr>
+              <w:spacing w:after="0" w:before="0"/>
+            </w:pPr>
+            <w:r>
+              <w:rPr>
+                <w:rFonts w:ascii="Courier New" w:cs="Courier New" w:eastAsia="Courier New" w:hAnsi="Courier New"/>
+                <w:color w:val="A6E3A1"/>
+                <w:sz w:val="18"/>
+                <w:szCs w:val="18"/>
+              </w:rPr>
+              <w:t xml:space="preserve">            text = { Text("Seguro que quieres borrar a ${contacto.nombre}?") },</w:t>
+            </w:r>
+          </w:p>
+          <w:p>
+            <w:pPr>
+              <w:spacing w:after="0" w:before="0"/>
+            </w:pPr>
+            <w:r>
+              <w:rPr>
+                <w:rFonts w:ascii="Courier New" w:cs="Courier New" w:eastAsia="Courier New" w:hAnsi="Courier New"/>
+                <w:color w:val="A6E3A1"/>
+                <w:sz w:val="18"/>
+                <w:szCs w:val="18"/>
+              </w:rPr>
+              <w:t xml:space="preserve">            confirmButton = {</w:t>
+            </w:r>
+          </w:p>
+          <w:p>
+            <w:pPr>
+              <w:spacing w:after="0" w:before="0"/>
+            </w:pPr>
+            <w:r>
+              <w:rPr>
+                <w:rFonts w:ascii="Courier New" w:cs="Courier New" w:eastAsia="Courier New" w:hAnsi="Courier New"/>
+                <w:color w:val="A6E3A1"/>
+                <w:sz w:val="18"/>
+                <w:szCs w:val="18"/>
+              </w:rPr>
+              <w:t xml:space="preserve">                Button(</w:t>
+            </w:r>
+          </w:p>
+          <w:p>
+            <w:pPr>
+              <w:spacing w:after="0" w:before="0"/>
+            </w:pPr>
+            <w:r>
+              <w:rPr>
+                <w:rFonts w:ascii="Courier New" w:cs="Courier New" w:eastAsia="Courier New" w:hAnsi="Courier New"/>
+                <w:color w:val="A6E3A1"/>
+                <w:sz w:val="18"/>
+                <w:szCs w:val="18"/>
+              </w:rPr>
+              <w:t xml:space="preserve">                    onClick = {</w:t>
+            </w:r>
+          </w:p>
+          <w:p>
+            <w:pPr>
+              <w:spacing w:after="0" w:before="0"/>
+            </w:pPr>
+            <w:r>
+              <w:rPr>
+                <w:rFonts w:ascii="Courier New" w:cs="Courier New" w:eastAsia="Courier New" w:hAnsi="Courier New"/>
+                <w:color w:val="A6E3A1"/>
+                <w:sz w:val="18"/>
+                <w:szCs w:val="18"/>
+              </w:rPr>
+              <w:t xml:space="preserve">                        onBorrar(contacto)         // borra el contacto</w:t>
+            </w:r>
+          </w:p>
+          <w:p>
+            <w:pPr>
+              <w:spacing w:after="0" w:before="0"/>
+            </w:pPr>
+            <w:r>
+              <w:rPr>
+                <w:rFonts w:ascii="Courier New" w:cs="Courier New" w:eastAsia="Courier New" w:hAnsi="Courier New"/>
+                <w:color w:val="A6E3A1"/>
+                <w:sz w:val="18"/>
+                <w:szCs w:val="18"/>
+              </w:rPr>
+              <w:t xml:space="preserve">                        mostrarConfirmacion = false // cierra el dialog</w:t>
+            </w:r>
+          </w:p>
+          <w:p>
+            <w:pPr>
+              <w:spacing w:after="0" w:before="0"/>
+            </w:pPr>
+            <w:r>
+              <w:rPr>
+                <w:rFonts w:ascii="Courier New" w:cs="Courier New" w:eastAsia="Courier New" w:hAnsi="Courier New"/>
+                <w:color w:val="A6E3A1"/>
+                <w:sz w:val="18"/>
+                <w:szCs w:val="18"/>
+              </w:rPr>
+              <w:t xml:space="preserve">                    }</w:t>
+            </w:r>
+          </w:p>
+          <w:p>
+            <w:pPr>
+              <w:spacing w:after="0" w:before="0"/>
+            </w:pPr>
+            <w:r>
+              <w:rPr>
+                <w:rFonts w:ascii="Courier New" w:cs="Courier New" w:eastAsia="Courier New" w:hAnsi="Courier New"/>
+                <w:color w:val="A6E3A1"/>
+                <w:sz w:val="18"/>
+                <w:szCs w:val="18"/>
+              </w:rPr>
+              <w:t xml:space="preserve">                ) { Text("Borrar") }</w:t>
+            </w:r>
+          </w:p>
+          <w:p>
+            <w:pPr>
+              <w:spacing w:after="0" w:before="0"/>
+            </w:pPr>
+            <w:r>
+              <w:rPr>
+                <w:rFonts w:ascii="Courier New" w:cs="Courier New" w:eastAsia="Courier New" w:hAnsi="Courier New"/>
+                <w:color w:val="A6E3A1"/>
+                <w:sz w:val="18"/>
+                <w:szCs w:val="18"/>
+              </w:rPr>
+              <w:t xml:space="preserve">            },</w:t>
+            </w:r>
+          </w:p>
+          <w:p>
+            <w:pPr>
+              <w:spacing w:after="0" w:before="0"/>
+            </w:pPr>
+            <w:r>
+              <w:rPr>
+                <w:rFonts w:ascii="Courier New" w:cs="Courier New" w:eastAsia="Courier New" w:hAnsi="Courier New"/>
+                <w:color w:val="A6E3A1"/>
+                <w:sz w:val="18"/>
+                <w:szCs w:val="18"/>
+              </w:rPr>
+              <w:t xml:space="preserve">            dismissButton = {</w:t>
+            </w:r>
+          </w:p>
+          <w:p>
+            <w:pPr>
+              <w:spacing w:after="0" w:before="0"/>
+            </w:pPr>
+            <w:r>
+              <w:rPr>
+                <w:rFonts w:ascii="Courier New" w:cs="Courier New" w:eastAsia="Courier New" w:hAnsi="Courier New"/>
+                <w:color w:val="A6E3A1"/>
+                <w:sz w:val="18"/>
+                <w:szCs w:val="18"/>
+              </w:rPr>
+              <w:t xml:space="preserve">                Button(onClick = { mostrarConfirmacion = false }) {</w:t>
+            </w:r>
+          </w:p>
+          <w:p>
+            <w:pPr>
+              <w:spacing w:after="0" w:before="0"/>
+            </w:pPr>
+            <w:r>
+              <w:rPr>
+                <w:rFonts w:ascii="Courier New" w:cs="Courier New" w:eastAsia="Courier New" w:hAnsi="Courier New"/>
+                <w:color w:val="A6E3A1"/>
+                <w:sz w:val="18"/>
+                <w:szCs w:val="18"/>
+              </w:rPr>
+              <w:t xml:space="preserve">                    Text("Cancelar")</w:t>
+            </w:r>
+          </w:p>
+          <w:p>
+            <w:pPr>
+              <w:spacing w:after="0" w:before="0"/>
+            </w:pPr>
+            <w:r>
+              <w:rPr>
+                <w:rFonts w:ascii="Courier New" w:cs="Courier New" w:eastAsia="Courier New" w:hAnsi="Courier New"/>
+                <w:color w:val="A6E3A1"/>
+                <w:sz w:val="18"/>
+                <w:szCs w:val="18"/>
+              </w:rPr>
+              <w:t xml:space="preserve">                }</w:t>
+            </w:r>
+          </w:p>
+          <w:p>
+            <w:pPr>
+              <w:spacing w:after="0" w:before="0"/>
+            </w:pPr>
+            <w:r>
+              <w:rPr>
+                <w:rFonts w:ascii="Courier New" w:cs="Courier New" w:eastAsia="Courier New" w:hAnsi="Courier New"/>
+                <w:color w:val="A6E3A1"/>
+                <w:sz w:val="18"/>
+                <w:szCs w:val="18"/>
+              </w:rPr>
+              <w:t xml:space="preserve">            }</w:t>
+            </w:r>
+          </w:p>
+          <w:p>
+            <w:pPr>
+              <w:spacing w:after="0" w:before="0"/>
+            </w:pPr>
+            <w:r>
+              <w:rPr>
+                <w:rFonts w:ascii="Courier New" w:cs="Courier New" w:eastAsia="Courier New" w:hAnsi="Courier New"/>
+                <w:color w:val="A6E3A1"/>
+                <w:sz w:val="18"/>
+                <w:szCs w:val="18"/>
+              </w:rPr>
+              <w:t xml:space="preserve">        )</w:t>
+            </w:r>
+          </w:p>
+          <w:p>
+            <w:pPr>
+              <w:spacing w:after="0" w:before="0"/>
+            </w:pPr>
+            <w:r>
+              <w:rPr>
+                <w:rFonts w:ascii="Courier New" w:cs="Courier New" w:eastAsia="Courier New" w:hAnsi="Courier New"/>
+                <w:color w:val="A6E3A1"/>
+                <w:sz w:val="18"/>
+                <w:szCs w:val="18"/>
+              </w:rPr>
+              <w:t xml:space="preserve">    }</w:t>
+            </w:r>
+          </w:p>
+          <w:p>
+            <w:pPr>
+              <w:spacing w:after="0" w:before="0"/>
+            </w:pPr>
+            <w:r>
+              <w:rPr>
+                <w:rFonts w:ascii="Courier New" w:cs="Courier New" w:eastAsia="Courier New" w:hAnsi="Courier New"/>
+                <w:color w:val="A6E3A1"/>
+                <w:sz w:val="18"/>
+                <w:szCs w:val="18"/>
+              </w:rPr>
+              <w:t xml:space="preserve">}</w:t>
+            </w:r>
+          </w:p>
+        </w:tc>
+      </w:tr>
+    </w:tbl>
+    <w:p>
+      <w:pPr>
+        <w:spacing w:after="60" w:before="0"/>
+      </w:pPr>
+      <w:r>
+        <w:t xml:space="preserve"/>
+      </w:r>
+    </w:p>
+    <w:tbl>
+      <w:tblPr>
+        <w:tblW w:type="dxa" w:w="9026"/>
+        <w:tblBorders>
+          <w:top w:val="single" w:color="auto" w:sz="4"/>
+          <w:left w:val="single" w:color="auto" w:sz="4"/>
+          <w:bottom w:val="single" w:color="auto" w:sz="4"/>
+          <w:right w:val="single" w:color="auto" w:sz="4"/>
+          <w:insideH w:val="single" w:color="auto" w:sz="4"/>
+          <w:insideV w:val="single" w:color="auto" w:sz="4"/>
+        </w:tblBorders>
+      </w:tblPr>
+      <w:tblGrid>
+        <w:gridCol w:w="9026"/>
+      </w:tblGrid>
+      <w:tr>
+        <w:tc>
+          <w:tcPr>
+            <w:tcW w:type="dxa" w:w="9026"/>
+            <w:tcBorders>
+              <w:top w:val="single" w:color="C0143C" w:sz="3"/>
+              <w:left w:val="thick" w:color="C0143C" w:sz="8"/>
+              <w:bottom w:val="single" w:color="C0143C" w:sz="3"/>
+              <w:right w:val="single" w:color="C0143C" w:sz="3"/>
+            </w:tcBorders>
+            <w:shd w:fill="FCE4EC" w:val="clear"/>
+            <w:tcMar>
+              <w:top w:type="dxa" w:w="100"/>
+              <w:left w:type="dxa" w:w="180"/>
+              <w:bottom w:type="dxa" w:w="100"/>
+              <w:right w:type="dxa" w:w="180"/>
+            </w:tcMar>
+          </w:tcPr>
+          <w:p>
+            <w:r>
+              <w:rPr>
+                <w:rFonts w:ascii="Arial" w:cs="Arial" w:eastAsia="Arial" w:hAnsi="Arial"/>
+                <w:color w:val="333333"/>
+                <w:sz w:val="22"/>
+                <w:szCs w:val="22"/>
+              </w:rPr>
+              <w:t xml:space="preserve">Importante: el AlertDialog no bloquea el hilo principal. Si el usuario pulsa fuera del dialog se llama a onDismissRequest, por eso siempre debes poner mostrarDialog = false ahi.</w:t>
+            </w:r>
+          </w:p>
+        </w:tc>
+      </w:tr>
+    </w:tbl>
+    <w:p>
+      <w:pPr>
+        <w:spacing w:after="60" w:before="0"/>
+      </w:pPr>
+      <w:r>
+        <w:t xml:space="preserve"/>
+      </w:r>
+    </w:p>
+    <w:p>
+      <w:pPr>
         <w:pStyle w:val="Heading1"/>
         <w:spacing w:after="200" w:before="400"/>
       </w:pPr>
@@ -5234,6 +9715,2366 @@
     </w:tbl>
     <w:p>
       <w:pPr>
+        <w:pStyle w:val="Heading2"/>
+        <w:spacing w:after="150" w:before="300"/>
+      </w:pPr>
+      <w:r>
+        <w:rPr>
+          <w:rFonts w:ascii="Arial" w:cs="Arial" w:eastAsia="Arial" w:hAnsi="Arial"/>
+          <w:b/>
+          <w:bCs/>
+          <w:color w:val="1565C0"/>
+          <w:sz w:val="28"/>
+          <w:szCs w:val="28"/>
+        </w:rPr>
+        <w:t xml:space="preserve">Alignment y Arrangement: alinear y distribuir elementos</w:t>
+      </w:r>
+    </w:p>
+    <w:p>
+      <w:pPr>
+        <w:spacing w:after="80" w:before="80"/>
+      </w:pPr>
+      <w:r>
+        <w:rPr>
+          <w:rFonts w:ascii="Arial" w:cs="Arial" w:eastAsia="Arial" w:hAnsi="Arial"/>
+          <w:color w:val="333333"/>
+          <w:sz w:val="22"/>
+          <w:szCs w:val="22"/>
+        </w:rPr>
+        <w:t xml:space="preserve">No son Modifiers sino parametros de Column y Row. Controlan como se alinean y distribuyen los elementos dentro del contenedor.</w:t>
+      </w:r>
+    </w:p>
+    <w:p>
+      <w:pPr>
+        <w:spacing w:after="60" w:before="0"/>
+      </w:pPr>
+      <w:r>
+        <w:t xml:space="preserve"/>
+      </w:r>
+    </w:p>
+    <w:tbl>
+      <w:tblPr>
+        <w:tblW w:type="dxa" w:w="9026"/>
+        <w:tblBorders>
+          <w:top w:val="single" w:color="auto" w:sz="4"/>
+          <w:left w:val="single" w:color="auto" w:sz="4"/>
+          <w:bottom w:val="single" w:color="auto" w:sz="4"/>
+          <w:right w:val="single" w:color="auto" w:sz="4"/>
+          <w:insideH w:val="single" w:color="auto" w:sz="4"/>
+          <w:insideV w:val="single" w:color="auto" w:sz="4"/>
+        </w:tblBorders>
+      </w:tblPr>
+      <w:tblGrid>
+        <w:gridCol w:w="2500"/>
+        <w:gridCol w:w="3263"/>
+        <w:gridCol w:w="3263"/>
+      </w:tblGrid>
+      <w:tr>
+        <w:tc>
+          <w:tcPr>
+            <w:tcW w:type="dxa" w:w="2500"/>
+            <w:tcBorders>
+              <w:top w:val="single" w:color="CCCCCC" w:sz="1"/>
+              <w:left w:val="single" w:color="CCCCCC" w:sz="1"/>
+              <w:bottom w:val="single" w:color="CCCCCC" w:sz="1"/>
+              <w:right w:val="single" w:color="CCCCCC" w:sz="1"/>
+            </w:tcBorders>
+            <w:shd w:fill="1A1A2E" w:val="clear"/>
+            <w:tcMar>
+              <w:top w:type="dxa" w:w="80"/>
+              <w:left w:type="dxa" w:w="120"/>
+              <w:bottom w:type="dxa" w:w="80"/>
+              <w:right w:type="dxa" w:w="120"/>
+            </w:tcMar>
+          </w:tcPr>
+          <w:p>
+            <w:r>
+              <w:rPr>
+                <w:rFonts w:ascii="Arial" w:cs="Arial" w:eastAsia="Arial" w:hAnsi="Arial"/>
+                <w:b/>
+                <w:bCs/>
+                <w:color w:val="FFFFFF"/>
+                <w:sz w:val="22"/>
+                <w:szCs w:val="22"/>
+              </w:rPr>
+              <w:t xml:space="preserve"/>
+            </w:r>
+          </w:p>
+        </w:tc>
+        <w:tc>
+          <w:tcPr>
+            <w:tcW w:type="dxa" w:w="3263"/>
+            <w:tcBorders>
+              <w:top w:val="single" w:color="CCCCCC" w:sz="1"/>
+              <w:left w:val="single" w:color="CCCCCC" w:sz="1"/>
+              <w:bottom w:val="single" w:color="CCCCCC" w:sz="1"/>
+              <w:right w:val="single" w:color="CCCCCC" w:sz="1"/>
+            </w:tcBorders>
+            <w:shd w:fill="1A1A2E" w:val="clear"/>
+            <w:tcMar>
+              <w:top w:type="dxa" w:w="80"/>
+              <w:left w:type="dxa" w:w="120"/>
+              <w:bottom w:type="dxa" w:w="80"/>
+              <w:right w:type="dxa" w:w="120"/>
+            </w:tcMar>
+          </w:tcPr>
+          <w:p>
+            <w:r>
+              <w:rPr>
+                <w:rFonts w:ascii="Arial" w:cs="Arial" w:eastAsia="Arial" w:hAnsi="Arial"/>
+                <w:b/>
+                <w:bCs/>
+                <w:color w:val="FFFFFF"/>
+                <w:sz w:val="22"/>
+                <w:szCs w:val="22"/>
+              </w:rPr>
+              <w:t xml:space="preserve">Column</w:t>
+            </w:r>
+          </w:p>
+        </w:tc>
+        <w:tc>
+          <w:tcPr>
+            <w:tcW w:type="dxa" w:w="3263"/>
+            <w:tcBorders>
+              <w:top w:val="single" w:color="CCCCCC" w:sz="1"/>
+              <w:left w:val="single" w:color="CCCCCC" w:sz="1"/>
+              <w:bottom w:val="single" w:color="CCCCCC" w:sz="1"/>
+              <w:right w:val="single" w:color="CCCCCC" w:sz="1"/>
+            </w:tcBorders>
+            <w:shd w:fill="1A1A2E" w:val="clear"/>
+            <w:tcMar>
+              <w:top w:type="dxa" w:w="80"/>
+              <w:left w:type="dxa" w:w="120"/>
+              <w:bottom w:type="dxa" w:w="80"/>
+              <w:right w:type="dxa" w:w="120"/>
+            </w:tcMar>
+          </w:tcPr>
+          <w:p>
+            <w:r>
+              <w:rPr>
+                <w:rFonts w:ascii="Arial" w:cs="Arial" w:eastAsia="Arial" w:hAnsi="Arial"/>
+                <w:b/>
+                <w:bCs/>
+                <w:color w:val="FFFFFF"/>
+                <w:sz w:val="22"/>
+                <w:szCs w:val="22"/>
+              </w:rPr>
+              <w:t xml:space="preserve">Row</w:t>
+            </w:r>
+          </w:p>
+        </w:tc>
+      </w:tr>
+      <w:tr>
+        <w:tc>
+          <w:tcPr>
+            <w:tcW w:type="dxa" w:w="2500"/>
+            <w:tcBorders>
+              <w:top w:val="single" w:color="CCCCCC" w:sz="1"/>
+              <w:left w:val="single" w:color="CCCCCC" w:sz="1"/>
+              <w:bottom w:val="single" w:color="CCCCCC" w:sz="1"/>
+              <w:right w:val="single" w:color="CCCCCC" w:sz="1"/>
+            </w:tcBorders>
+            <w:shd w:fill="E3F2FD" w:val="clear"/>
+            <w:tcMar>
+              <w:top w:type="dxa" w:w="70"/>
+              <w:left w:type="dxa" w:w="120"/>
+              <w:bottom w:type="dxa" w:w="70"/>
+              <w:right w:type="dxa" w:w="120"/>
+            </w:tcMar>
+          </w:tcPr>
+          <w:p>
+            <w:r>
+              <w:rPr>
+                <w:rFonts w:ascii="Arial" w:cs="Arial" w:eastAsia="Arial" w:hAnsi="Arial"/>
+                <w:color w:val="333333"/>
+                <w:sz w:val="20"/>
+                <w:szCs w:val="20"/>
+              </w:rPr>
+              <w:t xml:space="preserve">Alineacion perpendicular</w:t>
+            </w:r>
+          </w:p>
+        </w:tc>
+        <w:tc>
+          <w:tcPr>
+            <w:tcW w:type="dxa" w:w="3263"/>
+            <w:tcBorders>
+              <w:top w:val="single" w:color="CCCCCC" w:sz="1"/>
+              <w:left w:val="single" w:color="CCCCCC" w:sz="1"/>
+              <w:bottom w:val="single" w:color="CCCCCC" w:sz="1"/>
+              <w:right w:val="single" w:color="CCCCCC" w:sz="1"/>
+            </w:tcBorders>
+            <w:shd w:fill="E3F2FD" w:val="clear"/>
+            <w:tcMar>
+              <w:top w:type="dxa" w:w="70"/>
+              <w:left w:type="dxa" w:w="120"/>
+              <w:bottom w:type="dxa" w:w="70"/>
+              <w:right w:type="dxa" w:w="120"/>
+            </w:tcMar>
+          </w:tcPr>
+          <w:p>
+            <w:r>
+              <w:rPr>
+                <w:rFonts w:ascii="Arial" w:cs="Arial" w:eastAsia="Arial" w:hAnsi="Arial"/>
+                <w:color w:val="333333"/>
+                <w:sz w:val="20"/>
+                <w:szCs w:val="20"/>
+              </w:rPr>
+              <w:t xml:space="preserve">horizontalAlignment</w:t>
+            </w:r>
+          </w:p>
+        </w:tc>
+        <w:tc>
+          <w:tcPr>
+            <w:tcW w:type="dxa" w:w="3263"/>
+            <w:tcBorders>
+              <w:top w:val="single" w:color="CCCCCC" w:sz="1"/>
+              <w:left w:val="single" w:color="CCCCCC" w:sz="1"/>
+              <w:bottom w:val="single" w:color="CCCCCC" w:sz="1"/>
+              <w:right w:val="single" w:color="CCCCCC" w:sz="1"/>
+            </w:tcBorders>
+            <w:shd w:fill="E3F2FD" w:val="clear"/>
+            <w:tcMar>
+              <w:top w:type="dxa" w:w="70"/>
+              <w:left w:type="dxa" w:w="120"/>
+              <w:bottom w:type="dxa" w:w="70"/>
+              <w:right w:type="dxa" w:w="120"/>
+            </w:tcMar>
+          </w:tcPr>
+          <w:p>
+            <w:r>
+              <w:rPr>
+                <w:rFonts w:ascii="Arial" w:cs="Arial" w:eastAsia="Arial" w:hAnsi="Arial"/>
+                <w:color w:val="333333"/>
+                <w:sz w:val="20"/>
+                <w:szCs w:val="20"/>
+              </w:rPr>
+              <w:t xml:space="preserve">verticalAlignment</w:t>
+            </w:r>
+          </w:p>
+        </w:tc>
+      </w:tr>
+      <w:tr>
+        <w:tc>
+          <w:tcPr>
+            <w:tcW w:type="dxa" w:w="2500"/>
+            <w:tcBorders>
+              <w:top w:val="single" w:color="CCCCCC" w:sz="1"/>
+              <w:left w:val="single" w:color="CCCCCC" w:sz="1"/>
+              <w:bottom w:val="single" w:color="CCCCCC" w:sz="1"/>
+              <w:right w:val="single" w:color="CCCCCC" w:sz="1"/>
+            </w:tcBorders>
+            <w:shd w:fill="FFFFFF" w:val="clear"/>
+            <w:tcMar>
+              <w:top w:type="dxa" w:w="70"/>
+              <w:left w:type="dxa" w:w="120"/>
+              <w:bottom w:type="dxa" w:w="70"/>
+              <w:right w:type="dxa" w:w="120"/>
+            </w:tcMar>
+          </w:tcPr>
+          <w:p>
+            <w:r>
+              <w:rPr>
+                <w:rFonts w:ascii="Arial" w:cs="Arial" w:eastAsia="Arial" w:hAnsi="Arial"/>
+                <w:color w:val="333333"/>
+                <w:sz w:val="20"/>
+                <w:szCs w:val="20"/>
+              </w:rPr>
+              <w:t xml:space="preserve">Distribucion principal</w:t>
+            </w:r>
+          </w:p>
+        </w:tc>
+        <w:tc>
+          <w:tcPr>
+            <w:tcW w:type="dxa" w:w="3263"/>
+            <w:tcBorders>
+              <w:top w:val="single" w:color="CCCCCC" w:sz="1"/>
+              <w:left w:val="single" w:color="CCCCCC" w:sz="1"/>
+              <w:bottom w:val="single" w:color="CCCCCC" w:sz="1"/>
+              <w:right w:val="single" w:color="CCCCCC" w:sz="1"/>
+            </w:tcBorders>
+            <w:shd w:fill="FFFFFF" w:val="clear"/>
+            <w:tcMar>
+              <w:top w:type="dxa" w:w="70"/>
+              <w:left w:type="dxa" w:w="120"/>
+              <w:bottom w:type="dxa" w:w="70"/>
+              <w:right w:type="dxa" w:w="120"/>
+            </w:tcMar>
+          </w:tcPr>
+          <w:p>
+            <w:r>
+              <w:rPr>
+                <w:rFonts w:ascii="Arial" w:cs="Arial" w:eastAsia="Arial" w:hAnsi="Arial"/>
+                <w:color w:val="333333"/>
+                <w:sz w:val="20"/>
+                <w:szCs w:val="20"/>
+              </w:rPr>
+              <w:t xml:space="preserve">verticalArrangement</w:t>
+            </w:r>
+          </w:p>
+        </w:tc>
+        <w:tc>
+          <w:tcPr>
+            <w:tcW w:type="dxa" w:w="3263"/>
+            <w:tcBorders>
+              <w:top w:val="single" w:color="CCCCCC" w:sz="1"/>
+              <w:left w:val="single" w:color="CCCCCC" w:sz="1"/>
+              <w:bottom w:val="single" w:color="CCCCCC" w:sz="1"/>
+              <w:right w:val="single" w:color="CCCCCC" w:sz="1"/>
+            </w:tcBorders>
+            <w:shd w:fill="FFFFFF" w:val="clear"/>
+            <w:tcMar>
+              <w:top w:type="dxa" w:w="70"/>
+              <w:left w:type="dxa" w:w="120"/>
+              <w:bottom w:type="dxa" w:w="70"/>
+              <w:right w:type="dxa" w:w="120"/>
+            </w:tcMar>
+          </w:tcPr>
+          <w:p>
+            <w:r>
+              <w:rPr>
+                <w:rFonts w:ascii="Arial" w:cs="Arial" w:eastAsia="Arial" w:hAnsi="Arial"/>
+                <w:color w:val="333333"/>
+                <w:sz w:val="20"/>
+                <w:szCs w:val="20"/>
+              </w:rPr>
+              <w:t xml:space="preserve">horizontalArrangement</w:t>
+            </w:r>
+          </w:p>
+        </w:tc>
+      </w:tr>
+      <w:tr>
+        <w:tc>
+          <w:tcPr>
+            <w:tcW w:type="dxa" w:w="2500"/>
+            <w:tcBorders>
+              <w:top w:val="single" w:color="CCCCCC" w:sz="1"/>
+              <w:left w:val="single" w:color="CCCCCC" w:sz="1"/>
+              <w:bottom w:val="single" w:color="CCCCCC" w:sz="1"/>
+              <w:right w:val="single" w:color="CCCCCC" w:sz="1"/>
+            </w:tcBorders>
+            <w:shd w:fill="E3F2FD" w:val="clear"/>
+            <w:tcMar>
+              <w:top w:type="dxa" w:w="70"/>
+              <w:left w:type="dxa" w:w="120"/>
+              <w:bottom w:type="dxa" w:w="70"/>
+              <w:right w:type="dxa" w:w="120"/>
+            </w:tcMar>
+          </w:tcPr>
+          <w:p>
+            <w:r>
+              <w:rPr>
+                <w:rFonts w:ascii="Arial" w:cs="Arial" w:eastAsia="Arial" w:hAnsi="Arial"/>
+                <w:color w:val="333333"/>
+                <w:sz w:val="20"/>
+                <w:szCs w:val="20"/>
+              </w:rPr>
+              <w:t xml:space="preserve">Valores de Alignment</w:t>
+            </w:r>
+          </w:p>
+        </w:tc>
+        <w:tc>
+          <w:tcPr>
+            <w:tcW w:type="dxa" w:w="3263"/>
+            <w:tcBorders>
+              <w:top w:val="single" w:color="CCCCCC" w:sz="1"/>
+              <w:left w:val="single" w:color="CCCCCC" w:sz="1"/>
+              <w:bottom w:val="single" w:color="CCCCCC" w:sz="1"/>
+              <w:right w:val="single" w:color="CCCCCC" w:sz="1"/>
+            </w:tcBorders>
+            <w:shd w:fill="E3F2FD" w:val="clear"/>
+            <w:tcMar>
+              <w:top w:type="dxa" w:w="70"/>
+              <w:left w:type="dxa" w:w="120"/>
+              <w:bottom w:type="dxa" w:w="70"/>
+              <w:right w:type="dxa" w:w="120"/>
+            </w:tcMar>
+          </w:tcPr>
+          <w:p>
+            <w:r>
+              <w:rPr>
+                <w:rFonts w:ascii="Arial" w:cs="Arial" w:eastAsia="Arial" w:hAnsi="Arial"/>
+                <w:color w:val="333333"/>
+                <w:sz w:val="20"/>
+                <w:szCs w:val="20"/>
+              </w:rPr>
+              <w:t xml:space="preserve">Start, CenterHorizontally, End</w:t>
+            </w:r>
+          </w:p>
+        </w:tc>
+        <w:tc>
+          <w:tcPr>
+            <w:tcW w:type="dxa" w:w="3263"/>
+            <w:tcBorders>
+              <w:top w:val="single" w:color="CCCCCC" w:sz="1"/>
+              <w:left w:val="single" w:color="CCCCCC" w:sz="1"/>
+              <w:bottom w:val="single" w:color="CCCCCC" w:sz="1"/>
+              <w:right w:val="single" w:color="CCCCCC" w:sz="1"/>
+            </w:tcBorders>
+            <w:shd w:fill="E3F2FD" w:val="clear"/>
+            <w:tcMar>
+              <w:top w:type="dxa" w:w="70"/>
+              <w:left w:type="dxa" w:w="120"/>
+              <w:bottom w:type="dxa" w:w="70"/>
+              <w:right w:type="dxa" w:w="120"/>
+            </w:tcMar>
+          </w:tcPr>
+          <w:p>
+            <w:r>
+              <w:rPr>
+                <w:rFonts w:ascii="Arial" w:cs="Arial" w:eastAsia="Arial" w:hAnsi="Arial"/>
+                <w:color w:val="333333"/>
+                <w:sz w:val="20"/>
+                <w:szCs w:val="20"/>
+              </w:rPr>
+              <w:t xml:space="preserve">Top, CenterVertically, Bottom</w:t>
+            </w:r>
+          </w:p>
+        </w:tc>
+      </w:tr>
+      <w:tr>
+        <w:tc>
+          <w:tcPr>
+            <w:tcW w:type="dxa" w:w="2500"/>
+            <w:tcBorders>
+              <w:top w:val="single" w:color="CCCCCC" w:sz="1"/>
+              <w:left w:val="single" w:color="CCCCCC" w:sz="1"/>
+              <w:bottom w:val="single" w:color="CCCCCC" w:sz="1"/>
+              <w:right w:val="single" w:color="CCCCCC" w:sz="1"/>
+            </w:tcBorders>
+            <w:shd w:fill="FFFFFF" w:val="clear"/>
+            <w:tcMar>
+              <w:top w:type="dxa" w:w="70"/>
+              <w:left w:type="dxa" w:w="120"/>
+              <w:bottom w:type="dxa" w:w="70"/>
+              <w:right w:type="dxa" w:w="120"/>
+            </w:tcMar>
+          </w:tcPr>
+          <w:p>
+            <w:r>
+              <w:rPr>
+                <w:rFonts w:ascii="Arial" w:cs="Arial" w:eastAsia="Arial" w:hAnsi="Arial"/>
+                <w:color w:val="333333"/>
+                <w:sz w:val="20"/>
+                <w:szCs w:val="20"/>
+              </w:rPr>
+              <w:t xml:space="preserve">Valores de Arrangement</w:t>
+            </w:r>
+          </w:p>
+        </w:tc>
+        <w:tc>
+          <w:tcPr>
+            <w:tcW w:type="dxa" w:w="3263"/>
+            <w:tcBorders>
+              <w:top w:val="single" w:color="CCCCCC" w:sz="1"/>
+              <w:left w:val="single" w:color="CCCCCC" w:sz="1"/>
+              <w:bottom w:val="single" w:color="CCCCCC" w:sz="1"/>
+              <w:right w:val="single" w:color="CCCCCC" w:sz="1"/>
+            </w:tcBorders>
+            <w:shd w:fill="FFFFFF" w:val="clear"/>
+            <w:tcMar>
+              <w:top w:type="dxa" w:w="70"/>
+              <w:left w:type="dxa" w:w="120"/>
+              <w:bottom w:type="dxa" w:w="70"/>
+              <w:right w:type="dxa" w:w="120"/>
+            </w:tcMar>
+          </w:tcPr>
+          <w:p>
+            <w:r>
+              <w:rPr>
+                <w:rFonts w:ascii="Arial" w:cs="Arial" w:eastAsia="Arial" w:hAnsi="Arial"/>
+                <w:color w:val="333333"/>
+                <w:sz w:val="20"/>
+                <w:szCs w:val="20"/>
+              </w:rPr>
+              <w:t xml:space="preserve">Top, Center, Bottom, SpaceBetween, SpaceAround, SpaceEvenly</w:t>
+            </w:r>
+          </w:p>
+        </w:tc>
+        <w:tc>
+          <w:tcPr>
+            <w:tcW w:type="dxa" w:w="3263"/>
+            <w:tcBorders>
+              <w:top w:val="single" w:color="CCCCCC" w:sz="1"/>
+              <w:left w:val="single" w:color="CCCCCC" w:sz="1"/>
+              <w:bottom w:val="single" w:color="CCCCCC" w:sz="1"/>
+              <w:right w:val="single" w:color="CCCCCC" w:sz="1"/>
+            </w:tcBorders>
+            <w:shd w:fill="FFFFFF" w:val="clear"/>
+            <w:tcMar>
+              <w:top w:type="dxa" w:w="70"/>
+              <w:left w:type="dxa" w:w="120"/>
+              <w:bottom w:type="dxa" w:w="70"/>
+              <w:right w:type="dxa" w:w="120"/>
+            </w:tcMar>
+          </w:tcPr>
+          <w:p>
+            <w:r>
+              <w:rPr>
+                <w:rFonts w:ascii="Arial" w:cs="Arial" w:eastAsia="Arial" w:hAnsi="Arial"/>
+                <w:color w:val="333333"/>
+                <w:sz w:val="20"/>
+                <w:szCs w:val="20"/>
+              </w:rPr>
+              <w:t xml:space="preserve">Start, Center, End, SpaceBetween, SpaceAround, SpaceEvenly</w:t>
+            </w:r>
+          </w:p>
+        </w:tc>
+      </w:tr>
+    </w:tbl>
+    <w:p>
+      <w:pPr>
+        <w:spacing w:after="60" w:before="0"/>
+      </w:pPr>
+      <w:r>
+        <w:t xml:space="preserve"/>
+      </w:r>
+    </w:p>
+    <w:tbl>
+      <w:tblPr>
+        <w:tblW w:type="dxa" w:w="9026"/>
+        <w:tblBorders>
+          <w:top w:val="single" w:color="auto" w:sz="4"/>
+          <w:left w:val="single" w:color="auto" w:sz="4"/>
+          <w:bottom w:val="single" w:color="auto" w:sz="4"/>
+          <w:right w:val="single" w:color="auto" w:sz="4"/>
+          <w:insideH w:val="single" w:color="auto" w:sz="4"/>
+          <w:insideV w:val="single" w:color="auto" w:sz="4"/>
+        </w:tblBorders>
+      </w:tblPr>
+      <w:tblGrid>
+        <w:gridCol w:w="9026"/>
+      </w:tblGrid>
+      <w:tr>
+        <w:tc>
+          <w:tcPr>
+            <w:tcW w:type="dxa" w:w="9026"/>
+            <w:tcBorders>
+              <w:top w:val="single" w:color="CCCCCC" w:sz="1"/>
+              <w:left w:val="single" w:color="CCCCCC" w:sz="1"/>
+              <w:bottom w:val="single" w:color="CCCCCC" w:sz="1"/>
+              <w:right w:val="single" w:color="CCCCCC" w:sz="1"/>
+            </w:tcBorders>
+            <w:shd w:fill="1E1E2E" w:val="clear"/>
+            <w:tcMar>
+              <w:top w:type="dxa" w:w="120"/>
+              <w:left w:type="dxa" w:w="200"/>
+              <w:bottom w:type="dxa" w:w="120"/>
+              <w:right w:type="dxa" w:w="200"/>
+            </w:tcMar>
+          </w:tcPr>
+          <w:p>
+            <w:pPr>
+              <w:spacing w:after="0" w:before="0"/>
+            </w:pPr>
+            <w:r>
+              <w:rPr>
+                <w:rFonts w:ascii="Courier New" w:cs="Courier New" w:eastAsia="Courier New" w:hAnsi="Courier New"/>
+                <w:color w:val="A6E3A1"/>
+                <w:sz w:val="18"/>
+                <w:szCs w:val="18"/>
+              </w:rPr>
+              <w:t xml:space="preserve">// Centrar todo en pantalla (tipico en Login)</w:t>
+            </w:r>
+          </w:p>
+          <w:p>
+            <w:pPr>
+              <w:spacing w:after="0" w:before="0"/>
+            </w:pPr>
+            <w:r>
+              <w:rPr>
+                <w:rFonts w:ascii="Courier New" w:cs="Courier New" w:eastAsia="Courier New" w:hAnsi="Courier New"/>
+                <w:color w:val="A6E3A1"/>
+                <w:sz w:val="18"/>
+                <w:szCs w:val="18"/>
+              </w:rPr>
+              <w:t xml:space="preserve">Column(</w:t>
+            </w:r>
+          </w:p>
+          <w:p>
+            <w:pPr>
+              <w:spacing w:after="0" w:before="0"/>
+            </w:pPr>
+            <w:r>
+              <w:rPr>
+                <w:rFonts w:ascii="Courier New" w:cs="Courier New" w:eastAsia="Courier New" w:hAnsi="Courier New"/>
+                <w:color w:val="A6E3A1"/>
+                <w:sz w:val="18"/>
+                <w:szCs w:val="18"/>
+              </w:rPr>
+              <w:t xml:space="preserve">    modifier = Modifier.fillMaxSize(),</w:t>
+            </w:r>
+          </w:p>
+          <w:p>
+            <w:pPr>
+              <w:spacing w:after="0" w:before="0"/>
+            </w:pPr>
+            <w:r>
+              <w:rPr>
+                <w:rFonts w:ascii="Courier New" w:cs="Courier New" w:eastAsia="Courier New" w:hAnsi="Courier New"/>
+                <w:color w:val="A6E3A1"/>
+                <w:sz w:val="18"/>
+                <w:szCs w:val="18"/>
+              </w:rPr>
+              <w:t xml:space="preserve">    horizontalAlignment = Alignment.CenterHorizontally,  // centra hijos horizontalmente</w:t>
+            </w:r>
+          </w:p>
+          <w:p>
+            <w:pPr>
+              <w:spacing w:after="0" w:before="0"/>
+            </w:pPr>
+            <w:r>
+              <w:rPr>
+                <w:rFonts w:ascii="Courier New" w:cs="Courier New" w:eastAsia="Courier New" w:hAnsi="Courier New"/>
+                <w:color w:val="A6E3A1"/>
+                <w:sz w:val="18"/>
+                <w:szCs w:val="18"/>
+              </w:rPr>
+              <w:t xml:space="preserve">    verticalArrangement = Arrangement.Center             // centra hijos verticalmente</w:t>
+            </w:r>
+          </w:p>
+          <w:p>
+            <w:pPr>
+              <w:spacing w:after="0" w:before="0"/>
+            </w:pPr>
+            <w:r>
+              <w:rPr>
+                <w:rFonts w:ascii="Courier New" w:cs="Courier New" w:eastAsia="Courier New" w:hAnsi="Courier New"/>
+                <w:color w:val="A6E3A1"/>
+                <w:sz w:val="18"/>
+                <w:szCs w:val="18"/>
+              </w:rPr>
+              <w:t xml:space="preserve">) { ... }</w:t>
+            </w:r>
+          </w:p>
+          <w:p>
+            <w:pPr>
+              <w:spacing w:after="0" w:before="0"/>
+            </w:pPr>
+            <w:r>
+              <w:rPr>
+                <w:rFonts w:ascii="Courier New" w:cs="Courier New" w:eastAsia="Courier New" w:hAnsi="Courier New"/>
+                <w:color w:val="A6E3A1"/>
+                <w:sz w:val="18"/>
+                <w:szCs w:val="18"/>
+              </w:rPr>
+              <w:t xml:space="preserve"/>
+            </w:r>
+          </w:p>
+          <w:p>
+            <w:pPr>
+              <w:spacing w:after="0" w:before="0"/>
+            </w:pPr>
+            <w:r>
+              <w:rPr>
+                <w:rFonts w:ascii="Courier New" w:cs="Courier New" w:eastAsia="Courier New" w:hAnsi="Courier New"/>
+                <w:color w:val="A6E3A1"/>
+                <w:sz w:val="18"/>
+                <w:szCs w:val="18"/>
+              </w:rPr>
+              <w:t xml:space="preserve">// Distribuir elementos con espacio entre ellos</w:t>
+            </w:r>
+          </w:p>
+          <w:p>
+            <w:pPr>
+              <w:spacing w:after="0" w:before="0"/>
+            </w:pPr>
+            <w:r>
+              <w:rPr>
+                <w:rFonts w:ascii="Courier New" w:cs="Courier New" w:eastAsia="Courier New" w:hAnsi="Courier New"/>
+                <w:color w:val="A6E3A1"/>
+                <w:sz w:val="18"/>
+                <w:szCs w:val="18"/>
+              </w:rPr>
+              <w:t xml:space="preserve">Column(</w:t>
+            </w:r>
+          </w:p>
+          <w:p>
+            <w:pPr>
+              <w:spacing w:after="0" w:before="0"/>
+            </w:pPr>
+            <w:r>
+              <w:rPr>
+                <w:rFonts w:ascii="Courier New" w:cs="Courier New" w:eastAsia="Courier New" w:hAnsi="Courier New"/>
+                <w:color w:val="A6E3A1"/>
+                <w:sz w:val="18"/>
+                <w:szCs w:val="18"/>
+              </w:rPr>
+              <w:t xml:space="preserve">    modifier = Modifier.fillMaxSize(),</w:t>
+            </w:r>
+          </w:p>
+          <w:p>
+            <w:pPr>
+              <w:spacing w:after="0" w:before="0"/>
+            </w:pPr>
+            <w:r>
+              <w:rPr>
+                <w:rFonts w:ascii="Courier New" w:cs="Courier New" w:eastAsia="Courier New" w:hAnsi="Courier New"/>
+                <w:color w:val="A6E3A1"/>
+                <w:sz w:val="18"/>
+                <w:szCs w:val="18"/>
+              </w:rPr>
+              <w:t xml:space="preserve">    verticalArrangement = Arrangement.SpaceBetween  // espacio entre elementos</w:t>
+            </w:r>
+          </w:p>
+          <w:p>
+            <w:pPr>
+              <w:spacing w:after="0" w:before="0"/>
+            </w:pPr>
+            <w:r>
+              <w:rPr>
+                <w:rFonts w:ascii="Courier New" w:cs="Courier New" w:eastAsia="Courier New" w:hAnsi="Courier New"/>
+                <w:color w:val="A6E3A1"/>
+                <w:sz w:val="18"/>
+                <w:szCs w:val="18"/>
+              </w:rPr>
+              <w:t xml:space="preserve">) {</w:t>
+            </w:r>
+          </w:p>
+          <w:p>
+            <w:pPr>
+              <w:spacing w:after="0" w:before="0"/>
+            </w:pPr>
+            <w:r>
+              <w:rPr>
+                <w:rFonts w:ascii="Courier New" w:cs="Courier New" w:eastAsia="Courier New" w:hAnsi="Courier New"/>
+                <w:color w:val="A6E3A1"/>
+                <w:sz w:val="18"/>
+                <w:szCs w:val="18"/>
+              </w:rPr>
+              <w:t xml:space="preserve">    Text("Arriba")</w:t>
+            </w:r>
+          </w:p>
+          <w:p>
+            <w:pPr>
+              <w:spacing w:after="0" w:before="0"/>
+            </w:pPr>
+            <w:r>
+              <w:rPr>
+                <w:rFonts w:ascii="Courier New" w:cs="Courier New" w:eastAsia="Courier New" w:hAnsi="Courier New"/>
+                <w:color w:val="A6E3A1"/>
+                <w:sz w:val="18"/>
+                <w:szCs w:val="18"/>
+              </w:rPr>
+              <w:t xml:space="preserve">    Text("Medio")</w:t>
+            </w:r>
+          </w:p>
+          <w:p>
+            <w:pPr>
+              <w:spacing w:after="0" w:before="0"/>
+            </w:pPr>
+            <w:r>
+              <w:rPr>
+                <w:rFonts w:ascii="Courier New" w:cs="Courier New" w:eastAsia="Courier New" w:hAnsi="Courier New"/>
+                <w:color w:val="A6E3A1"/>
+                <w:sz w:val="18"/>
+                <w:szCs w:val="18"/>
+              </w:rPr>
+              <w:t xml:space="preserve">    Text("Abajo")</w:t>
+            </w:r>
+          </w:p>
+          <w:p>
+            <w:pPr>
+              <w:spacing w:after="0" w:before="0"/>
+            </w:pPr>
+            <w:r>
+              <w:rPr>
+                <w:rFonts w:ascii="Courier New" w:cs="Courier New" w:eastAsia="Courier New" w:hAnsi="Courier New"/>
+                <w:color w:val="A6E3A1"/>
+                <w:sz w:val="18"/>
+                <w:szCs w:val="18"/>
+              </w:rPr>
+              <w:t xml:space="preserve">}</w:t>
+            </w:r>
+          </w:p>
+          <w:p>
+            <w:pPr>
+              <w:spacing w:after="0" w:before="0"/>
+            </w:pPr>
+            <w:r>
+              <w:rPr>
+                <w:rFonts w:ascii="Courier New" w:cs="Courier New" w:eastAsia="Courier New" w:hAnsi="Courier New"/>
+                <w:color w:val="A6E3A1"/>
+                <w:sz w:val="18"/>
+                <w:szCs w:val="18"/>
+              </w:rPr>
+              <w:t xml:space="preserve"/>
+            </w:r>
+          </w:p>
+          <w:p>
+            <w:pPr>
+              <w:spacing w:after="0" w:before="0"/>
+            </w:pPr>
+            <w:r>
+              <w:rPr>
+                <w:rFonts w:ascii="Courier New" w:cs="Courier New" w:eastAsia="Courier New" w:hAnsi="Courier New"/>
+                <w:color w:val="A6E3A1"/>
+                <w:sz w:val="18"/>
+                <w:szCs w:val="18"/>
+              </w:rPr>
+              <w:t xml:space="preserve">// Row con elementos separados</w:t>
+            </w:r>
+          </w:p>
+          <w:p>
+            <w:pPr>
+              <w:spacing w:after="0" w:before="0"/>
+            </w:pPr>
+            <w:r>
+              <w:rPr>
+                <w:rFonts w:ascii="Courier New" w:cs="Courier New" w:eastAsia="Courier New" w:hAnsi="Courier New"/>
+                <w:color w:val="A6E3A1"/>
+                <w:sz w:val="18"/>
+                <w:szCs w:val="18"/>
+              </w:rPr>
+              <w:t xml:space="preserve">Row(</w:t>
+            </w:r>
+          </w:p>
+          <w:p>
+            <w:pPr>
+              <w:spacing w:after="0" w:before="0"/>
+            </w:pPr>
+            <w:r>
+              <w:rPr>
+                <w:rFonts w:ascii="Courier New" w:cs="Courier New" w:eastAsia="Courier New" w:hAnsi="Courier New"/>
+                <w:color w:val="A6E3A1"/>
+                <w:sz w:val="18"/>
+                <w:szCs w:val="18"/>
+              </w:rPr>
+              <w:t xml:space="preserve">    modifier = Modifier.fillMaxWidth(),</w:t>
+            </w:r>
+          </w:p>
+          <w:p>
+            <w:pPr>
+              <w:spacing w:after="0" w:before="0"/>
+            </w:pPr>
+            <w:r>
+              <w:rPr>
+                <w:rFonts w:ascii="Courier New" w:cs="Courier New" w:eastAsia="Courier New" w:hAnsi="Courier New"/>
+                <w:color w:val="A6E3A1"/>
+                <w:sz w:val="18"/>
+                <w:szCs w:val="18"/>
+              </w:rPr>
+              <w:t xml:space="preserve">    horizontalArrangement = Arrangement.SpaceEvenly,  // espacio igual entre todos</w:t>
+            </w:r>
+          </w:p>
+          <w:p>
+            <w:pPr>
+              <w:spacing w:after="0" w:before="0"/>
+            </w:pPr>
+            <w:r>
+              <w:rPr>
+                <w:rFonts w:ascii="Courier New" w:cs="Courier New" w:eastAsia="Courier New" w:hAnsi="Courier New"/>
+                <w:color w:val="A6E3A1"/>
+                <w:sz w:val="18"/>
+                <w:szCs w:val="18"/>
+              </w:rPr>
+              <w:t xml:space="preserve">    verticalAlignment = Alignment.CenterVertically    // centra verticalmente</w:t>
+            </w:r>
+          </w:p>
+          <w:p>
+            <w:pPr>
+              <w:spacing w:after="0" w:before="0"/>
+            </w:pPr>
+            <w:r>
+              <w:rPr>
+                <w:rFonts w:ascii="Courier New" w:cs="Courier New" w:eastAsia="Courier New" w:hAnsi="Courier New"/>
+                <w:color w:val="A6E3A1"/>
+                <w:sz w:val="18"/>
+                <w:szCs w:val="18"/>
+              </w:rPr>
+              <w:t xml:space="preserve">) {</w:t>
+            </w:r>
+          </w:p>
+          <w:p>
+            <w:pPr>
+              <w:spacing w:after="0" w:before="0"/>
+            </w:pPr>
+            <w:r>
+              <w:rPr>
+                <w:rFonts w:ascii="Courier New" w:cs="Courier New" w:eastAsia="Courier New" w:hAnsi="Courier New"/>
+                <w:color w:val="A6E3A1"/>
+                <w:sz w:val="18"/>
+                <w:szCs w:val="18"/>
+              </w:rPr>
+              <w:t xml:space="preserve">    Icon(Icons.Default.Home, "")</w:t>
+            </w:r>
+          </w:p>
+          <w:p>
+            <w:pPr>
+              <w:spacing w:after="0" w:before="0"/>
+            </w:pPr>
+            <w:r>
+              <w:rPr>
+                <w:rFonts w:ascii="Courier New" w:cs="Courier New" w:eastAsia="Courier New" w:hAnsi="Courier New"/>
+                <w:color w:val="A6E3A1"/>
+                <w:sz w:val="18"/>
+                <w:szCs w:val="18"/>
+              </w:rPr>
+              <w:t xml:space="preserve">    Icon(Icons.Default.Search, "")</w:t>
+            </w:r>
+          </w:p>
+          <w:p>
+            <w:pPr>
+              <w:spacing w:after="0" w:before="0"/>
+            </w:pPr>
+            <w:r>
+              <w:rPr>
+                <w:rFonts w:ascii="Courier New" w:cs="Courier New" w:eastAsia="Courier New" w:hAnsi="Courier New"/>
+                <w:color w:val="A6E3A1"/>
+                <w:sz w:val="18"/>
+                <w:szCs w:val="18"/>
+              </w:rPr>
+              <w:t xml:space="preserve">    Icon(Icons.Default.Person, "")</w:t>
+            </w:r>
+          </w:p>
+          <w:p>
+            <w:pPr>
+              <w:spacing w:after="0" w:before="0"/>
+            </w:pPr>
+            <w:r>
+              <w:rPr>
+                <w:rFonts w:ascii="Courier New" w:cs="Courier New" w:eastAsia="Courier New" w:hAnsi="Courier New"/>
+                <w:color w:val="A6E3A1"/>
+                <w:sz w:val="18"/>
+                <w:szCs w:val="18"/>
+              </w:rPr>
+              <w:t xml:space="preserve">}</w:t>
+            </w:r>
+          </w:p>
+        </w:tc>
+      </w:tr>
+    </w:tbl>
+    <w:p>
+      <w:pPr>
+        <w:spacing w:after="60" w:before="0"/>
+      </w:pPr>
+      <w:r>
+        <w:t xml:space="preserve"/>
+      </w:r>
+    </w:p>
+    <w:tbl>
+      <w:tblPr>
+        <w:tblW w:type="dxa" w:w="9026"/>
+        <w:tblBorders>
+          <w:top w:val="single" w:color="auto" w:sz="4"/>
+          <w:left w:val="single" w:color="auto" w:sz="4"/>
+          <w:bottom w:val="single" w:color="auto" w:sz="4"/>
+          <w:right w:val="single" w:color="auto" w:sz="4"/>
+          <w:insideH w:val="single" w:color="auto" w:sz="4"/>
+          <w:insideV w:val="single" w:color="auto" w:sz="4"/>
+        </w:tblBorders>
+      </w:tblPr>
+      <w:tblGrid>
+        <w:gridCol w:w="2500"/>
+        <w:gridCol w:w="3763"/>
+        <w:gridCol w:w="2763"/>
+      </w:tblGrid>
+      <w:tr>
+        <w:tc>
+          <w:tcPr>
+            <w:tcW w:type="dxa" w:w="2500"/>
+            <w:tcBorders>
+              <w:top w:val="single" w:color="CCCCCC" w:sz="1"/>
+              <w:left w:val="single" w:color="CCCCCC" w:sz="1"/>
+              <w:bottom w:val="single" w:color="CCCCCC" w:sz="1"/>
+              <w:right w:val="single" w:color="CCCCCC" w:sz="1"/>
+            </w:tcBorders>
+            <w:shd w:fill="1A1A2E" w:val="clear"/>
+            <w:tcMar>
+              <w:top w:type="dxa" w:w="80"/>
+              <w:left w:type="dxa" w:w="120"/>
+              <w:bottom w:type="dxa" w:w="80"/>
+              <w:right w:type="dxa" w:w="120"/>
+            </w:tcMar>
+          </w:tcPr>
+          <w:p>
+            <w:r>
+              <w:rPr>
+                <w:rFonts w:ascii="Arial" w:cs="Arial" w:eastAsia="Arial" w:hAnsi="Arial"/>
+                <w:b/>
+                <w:bCs/>
+                <w:color w:val="FFFFFF"/>
+                <w:sz w:val="22"/>
+                <w:szCs w:val="22"/>
+              </w:rPr>
+              <w:t xml:space="preserve">Arrangement</w:t>
+            </w:r>
+          </w:p>
+        </w:tc>
+        <w:tc>
+          <w:tcPr>
+            <w:tcW w:type="dxa" w:w="3763"/>
+            <w:tcBorders>
+              <w:top w:val="single" w:color="CCCCCC" w:sz="1"/>
+              <w:left w:val="single" w:color="CCCCCC" w:sz="1"/>
+              <w:bottom w:val="single" w:color="CCCCCC" w:sz="1"/>
+              <w:right w:val="single" w:color="CCCCCC" w:sz="1"/>
+            </w:tcBorders>
+            <w:shd w:fill="1A1A2E" w:val="clear"/>
+            <w:tcMar>
+              <w:top w:type="dxa" w:w="80"/>
+              <w:left w:type="dxa" w:w="120"/>
+              <w:bottom w:type="dxa" w:w="80"/>
+              <w:right w:type="dxa" w:w="120"/>
+            </w:tcMar>
+          </w:tcPr>
+          <w:p>
+            <w:r>
+              <w:rPr>
+                <w:rFonts w:ascii="Arial" w:cs="Arial" w:eastAsia="Arial" w:hAnsi="Arial"/>
+                <w:b/>
+                <w:bCs/>
+                <w:color w:val="FFFFFF"/>
+                <w:sz w:val="22"/>
+                <w:szCs w:val="22"/>
+              </w:rPr>
+              <w:t xml:space="preserve">Resultado visual</w:t>
+            </w:r>
+          </w:p>
+        </w:tc>
+        <w:tc>
+          <w:tcPr>
+            <w:tcW w:type="dxa" w:w="2763"/>
+            <w:tcBorders>
+              <w:top w:val="single" w:color="CCCCCC" w:sz="1"/>
+              <w:left w:val="single" w:color="CCCCCC" w:sz="1"/>
+              <w:bottom w:val="single" w:color="CCCCCC" w:sz="1"/>
+              <w:right w:val="single" w:color="CCCCCC" w:sz="1"/>
+            </w:tcBorders>
+            <w:shd w:fill="1A1A2E" w:val="clear"/>
+            <w:tcMar>
+              <w:top w:type="dxa" w:w="80"/>
+              <w:left w:type="dxa" w:w="120"/>
+              <w:bottom w:type="dxa" w:w="80"/>
+              <w:right w:type="dxa" w:w="120"/>
+            </w:tcMar>
+          </w:tcPr>
+          <w:p>
+            <w:r>
+              <w:rPr>
+                <w:rFonts w:ascii="Arial" w:cs="Arial" w:eastAsia="Arial" w:hAnsi="Arial"/>
+                <w:b/>
+                <w:bCs/>
+                <w:color w:val="FFFFFF"/>
+                <w:sz w:val="22"/>
+                <w:szCs w:val="22"/>
+              </w:rPr>
+              <w:t xml:space="preserve">Cuando usarlo</w:t>
+            </w:r>
+          </w:p>
+        </w:tc>
+      </w:tr>
+      <w:tr>
+        <w:tc>
+          <w:tcPr>
+            <w:tcW w:type="dxa" w:w="2500"/>
+            <w:tcBorders>
+              <w:top w:val="single" w:color="CCCCCC" w:sz="1"/>
+              <w:left w:val="single" w:color="CCCCCC" w:sz="1"/>
+              <w:bottom w:val="single" w:color="CCCCCC" w:sz="1"/>
+              <w:right w:val="single" w:color="CCCCCC" w:sz="1"/>
+            </w:tcBorders>
+            <w:shd w:fill="E3F2FD" w:val="clear"/>
+            <w:tcMar>
+              <w:top w:type="dxa" w:w="70"/>
+              <w:left w:type="dxa" w:w="120"/>
+              <w:bottom w:type="dxa" w:w="70"/>
+              <w:right w:type="dxa" w:w="120"/>
+            </w:tcMar>
+          </w:tcPr>
+          <w:p>
+            <w:r>
+              <w:rPr>
+                <w:rFonts w:ascii="Arial" w:cs="Arial" w:eastAsia="Arial" w:hAnsi="Arial"/>
+                <w:color w:val="333333"/>
+                <w:sz w:val="20"/>
+                <w:szCs w:val="20"/>
+              </w:rPr>
+              <w:t xml:space="preserve">Top / Start</w:t>
+            </w:r>
+          </w:p>
+        </w:tc>
+        <w:tc>
+          <w:tcPr>
+            <w:tcW w:type="dxa" w:w="3763"/>
+            <w:tcBorders>
+              <w:top w:val="single" w:color="CCCCCC" w:sz="1"/>
+              <w:left w:val="single" w:color="CCCCCC" w:sz="1"/>
+              <w:bottom w:val="single" w:color="CCCCCC" w:sz="1"/>
+              <w:right w:val="single" w:color="CCCCCC" w:sz="1"/>
+            </w:tcBorders>
+            <w:shd w:fill="E3F2FD" w:val="clear"/>
+            <w:tcMar>
+              <w:top w:type="dxa" w:w="70"/>
+              <w:left w:type="dxa" w:w="120"/>
+              <w:bottom w:type="dxa" w:w="70"/>
+              <w:right w:type="dxa" w:w="120"/>
+            </w:tcMar>
+          </w:tcPr>
+          <w:p>
+            <w:r>
+              <w:rPr>
+                <w:rFonts w:ascii="Arial" w:cs="Arial" w:eastAsia="Arial" w:hAnsi="Arial"/>
+                <w:color w:val="333333"/>
+                <w:sz w:val="20"/>
+                <w:szCs w:val="20"/>
+              </w:rPr>
+              <w:t xml:space="preserve">Elementos pegados al inicio</w:t>
+            </w:r>
+          </w:p>
+        </w:tc>
+        <w:tc>
+          <w:tcPr>
+            <w:tcW w:type="dxa" w:w="2763"/>
+            <w:tcBorders>
+              <w:top w:val="single" w:color="CCCCCC" w:sz="1"/>
+              <w:left w:val="single" w:color="CCCCCC" w:sz="1"/>
+              <w:bottom w:val="single" w:color="CCCCCC" w:sz="1"/>
+              <w:right w:val="single" w:color="CCCCCC" w:sz="1"/>
+            </w:tcBorders>
+            <w:shd w:fill="E3F2FD" w:val="clear"/>
+            <w:tcMar>
+              <w:top w:type="dxa" w:w="70"/>
+              <w:left w:type="dxa" w:w="120"/>
+              <w:bottom w:type="dxa" w:w="70"/>
+              <w:right w:type="dxa" w:w="120"/>
+            </w:tcMar>
+          </w:tcPr>
+          <w:p>
+            <w:r>
+              <w:rPr>
+                <w:rFonts w:ascii="Arial" w:cs="Arial" w:eastAsia="Arial" w:hAnsi="Arial"/>
+                <w:color w:val="333333"/>
+                <w:sz w:val="20"/>
+                <w:szCs w:val="20"/>
+              </w:rPr>
+              <w:t xml:space="preserve">Listas, formularios normales</w:t>
+            </w:r>
+          </w:p>
+        </w:tc>
+      </w:tr>
+      <w:tr>
+        <w:tc>
+          <w:tcPr>
+            <w:tcW w:type="dxa" w:w="2500"/>
+            <w:tcBorders>
+              <w:top w:val="single" w:color="CCCCCC" w:sz="1"/>
+              <w:left w:val="single" w:color="CCCCCC" w:sz="1"/>
+              <w:bottom w:val="single" w:color="CCCCCC" w:sz="1"/>
+              <w:right w:val="single" w:color="CCCCCC" w:sz="1"/>
+            </w:tcBorders>
+            <w:shd w:fill="FFFFFF" w:val="clear"/>
+            <w:tcMar>
+              <w:top w:type="dxa" w:w="70"/>
+              <w:left w:type="dxa" w:w="120"/>
+              <w:bottom w:type="dxa" w:w="70"/>
+              <w:right w:type="dxa" w:w="120"/>
+            </w:tcMar>
+          </w:tcPr>
+          <w:p>
+            <w:r>
+              <w:rPr>
+                <w:rFonts w:ascii="Arial" w:cs="Arial" w:eastAsia="Arial" w:hAnsi="Arial"/>
+                <w:color w:val="333333"/>
+                <w:sz w:val="20"/>
+                <w:szCs w:val="20"/>
+              </w:rPr>
+              <w:t xml:space="preserve">Center</w:t>
+            </w:r>
+          </w:p>
+        </w:tc>
+        <w:tc>
+          <w:tcPr>
+            <w:tcW w:type="dxa" w:w="3763"/>
+            <w:tcBorders>
+              <w:top w:val="single" w:color="CCCCCC" w:sz="1"/>
+              <w:left w:val="single" w:color="CCCCCC" w:sz="1"/>
+              <w:bottom w:val="single" w:color="CCCCCC" w:sz="1"/>
+              <w:right w:val="single" w:color="CCCCCC" w:sz="1"/>
+            </w:tcBorders>
+            <w:shd w:fill="FFFFFF" w:val="clear"/>
+            <w:tcMar>
+              <w:top w:type="dxa" w:w="70"/>
+              <w:left w:type="dxa" w:w="120"/>
+              <w:bottom w:type="dxa" w:w="70"/>
+              <w:right w:type="dxa" w:w="120"/>
+            </w:tcMar>
+          </w:tcPr>
+          <w:p>
+            <w:r>
+              <w:rPr>
+                <w:rFonts w:ascii="Arial" w:cs="Arial" w:eastAsia="Arial" w:hAnsi="Arial"/>
+                <w:color w:val="333333"/>
+                <w:sz w:val="20"/>
+                <w:szCs w:val="20"/>
+              </w:rPr>
+              <w:t xml:space="preserve">Elementos centrados en el medio</w:t>
+            </w:r>
+          </w:p>
+        </w:tc>
+        <w:tc>
+          <w:tcPr>
+            <w:tcW w:type="dxa" w:w="2763"/>
+            <w:tcBorders>
+              <w:top w:val="single" w:color="CCCCCC" w:sz="1"/>
+              <w:left w:val="single" w:color="CCCCCC" w:sz="1"/>
+              <w:bottom w:val="single" w:color="CCCCCC" w:sz="1"/>
+              <w:right w:val="single" w:color="CCCCCC" w:sz="1"/>
+            </w:tcBorders>
+            <w:shd w:fill="FFFFFF" w:val="clear"/>
+            <w:tcMar>
+              <w:top w:type="dxa" w:w="70"/>
+              <w:left w:type="dxa" w:w="120"/>
+              <w:bottom w:type="dxa" w:w="70"/>
+              <w:right w:type="dxa" w:w="120"/>
+            </w:tcMar>
+          </w:tcPr>
+          <w:p>
+            <w:r>
+              <w:rPr>
+                <w:rFonts w:ascii="Arial" w:cs="Arial" w:eastAsia="Arial" w:hAnsi="Arial"/>
+                <w:color w:val="333333"/>
+                <w:sz w:val="20"/>
+                <w:szCs w:val="20"/>
+              </w:rPr>
+              <w:t xml:space="preserve">Pantallas de login, splash</w:t>
+            </w:r>
+          </w:p>
+        </w:tc>
+      </w:tr>
+      <w:tr>
+        <w:tc>
+          <w:tcPr>
+            <w:tcW w:type="dxa" w:w="2500"/>
+            <w:tcBorders>
+              <w:top w:val="single" w:color="CCCCCC" w:sz="1"/>
+              <w:left w:val="single" w:color="CCCCCC" w:sz="1"/>
+              <w:bottom w:val="single" w:color="CCCCCC" w:sz="1"/>
+              <w:right w:val="single" w:color="CCCCCC" w:sz="1"/>
+            </w:tcBorders>
+            <w:shd w:fill="E3F2FD" w:val="clear"/>
+            <w:tcMar>
+              <w:top w:type="dxa" w:w="70"/>
+              <w:left w:type="dxa" w:w="120"/>
+              <w:bottom w:type="dxa" w:w="70"/>
+              <w:right w:type="dxa" w:w="120"/>
+            </w:tcMar>
+          </w:tcPr>
+          <w:p>
+            <w:r>
+              <w:rPr>
+                <w:rFonts w:ascii="Arial" w:cs="Arial" w:eastAsia="Arial" w:hAnsi="Arial"/>
+                <w:color w:val="333333"/>
+                <w:sz w:val="20"/>
+                <w:szCs w:val="20"/>
+              </w:rPr>
+              <w:t xml:space="preserve">Bottom / End</w:t>
+            </w:r>
+          </w:p>
+        </w:tc>
+        <w:tc>
+          <w:tcPr>
+            <w:tcW w:type="dxa" w:w="3763"/>
+            <w:tcBorders>
+              <w:top w:val="single" w:color="CCCCCC" w:sz="1"/>
+              <w:left w:val="single" w:color="CCCCCC" w:sz="1"/>
+              <w:bottom w:val="single" w:color="CCCCCC" w:sz="1"/>
+              <w:right w:val="single" w:color="CCCCCC" w:sz="1"/>
+            </w:tcBorders>
+            <w:shd w:fill="E3F2FD" w:val="clear"/>
+            <w:tcMar>
+              <w:top w:type="dxa" w:w="70"/>
+              <w:left w:type="dxa" w:w="120"/>
+              <w:bottom w:type="dxa" w:w="70"/>
+              <w:right w:type="dxa" w:w="120"/>
+            </w:tcMar>
+          </w:tcPr>
+          <w:p>
+            <w:r>
+              <w:rPr>
+                <w:rFonts w:ascii="Arial" w:cs="Arial" w:eastAsia="Arial" w:hAnsi="Arial"/>
+                <w:color w:val="333333"/>
+                <w:sz w:val="20"/>
+                <w:szCs w:val="20"/>
+              </w:rPr>
+              <w:t xml:space="preserve">Elementos pegados al final</w:t>
+            </w:r>
+          </w:p>
+        </w:tc>
+        <w:tc>
+          <w:tcPr>
+            <w:tcW w:type="dxa" w:w="2763"/>
+            <w:tcBorders>
+              <w:top w:val="single" w:color="CCCCCC" w:sz="1"/>
+              <w:left w:val="single" w:color="CCCCCC" w:sz="1"/>
+              <w:bottom w:val="single" w:color="CCCCCC" w:sz="1"/>
+              <w:right w:val="single" w:color="CCCCCC" w:sz="1"/>
+            </w:tcBorders>
+            <w:shd w:fill="E3F2FD" w:val="clear"/>
+            <w:tcMar>
+              <w:top w:type="dxa" w:w="70"/>
+              <w:left w:type="dxa" w:w="120"/>
+              <w:bottom w:type="dxa" w:w="70"/>
+              <w:right w:type="dxa" w:w="120"/>
+            </w:tcMar>
+          </w:tcPr>
+          <w:p>
+            <w:r>
+              <w:rPr>
+                <w:rFonts w:ascii="Arial" w:cs="Arial" w:eastAsia="Arial" w:hAnsi="Arial"/>
+                <w:color w:val="333333"/>
+                <w:sz w:val="20"/>
+                <w:szCs w:val="20"/>
+              </w:rPr>
+              <w:t xml:space="preserve">Botones de accion abajo</w:t>
+            </w:r>
+          </w:p>
+        </w:tc>
+      </w:tr>
+      <w:tr>
+        <w:tc>
+          <w:tcPr>
+            <w:tcW w:type="dxa" w:w="2500"/>
+            <w:tcBorders>
+              <w:top w:val="single" w:color="CCCCCC" w:sz="1"/>
+              <w:left w:val="single" w:color="CCCCCC" w:sz="1"/>
+              <w:bottom w:val="single" w:color="CCCCCC" w:sz="1"/>
+              <w:right w:val="single" w:color="CCCCCC" w:sz="1"/>
+            </w:tcBorders>
+            <w:shd w:fill="FFFFFF" w:val="clear"/>
+            <w:tcMar>
+              <w:top w:type="dxa" w:w="70"/>
+              <w:left w:type="dxa" w:w="120"/>
+              <w:bottom w:type="dxa" w:w="70"/>
+              <w:right w:type="dxa" w:w="120"/>
+            </w:tcMar>
+          </w:tcPr>
+          <w:p>
+            <w:r>
+              <w:rPr>
+                <w:rFonts w:ascii="Arial" w:cs="Arial" w:eastAsia="Arial" w:hAnsi="Arial"/>
+                <w:color w:val="333333"/>
+                <w:sz w:val="20"/>
+                <w:szCs w:val="20"/>
+              </w:rPr>
+              <w:t xml:space="preserve">SpaceBetween</w:t>
+            </w:r>
+          </w:p>
+        </w:tc>
+        <w:tc>
+          <w:tcPr>
+            <w:tcW w:type="dxa" w:w="3763"/>
+            <w:tcBorders>
+              <w:top w:val="single" w:color="CCCCCC" w:sz="1"/>
+              <w:left w:val="single" w:color="CCCCCC" w:sz="1"/>
+              <w:bottom w:val="single" w:color="CCCCCC" w:sz="1"/>
+              <w:right w:val="single" w:color="CCCCCC" w:sz="1"/>
+            </w:tcBorders>
+            <w:shd w:fill="FFFFFF" w:val="clear"/>
+            <w:tcMar>
+              <w:top w:type="dxa" w:w="70"/>
+              <w:left w:type="dxa" w:w="120"/>
+              <w:bottom w:type="dxa" w:w="70"/>
+              <w:right w:type="dxa" w:w="120"/>
+            </w:tcMar>
+          </w:tcPr>
+          <w:p>
+            <w:r>
+              <w:rPr>
+                <w:rFonts w:ascii="Arial" w:cs="Arial" w:eastAsia="Arial" w:hAnsi="Arial"/>
+                <w:color w:val="333333"/>
+                <w:sz w:val="20"/>
+                <w:szCs w:val="20"/>
+              </w:rPr>
+              <w:t xml:space="preserve">Espacio entre elementos, sin margen en extremos</w:t>
+            </w:r>
+          </w:p>
+        </w:tc>
+        <w:tc>
+          <w:tcPr>
+            <w:tcW w:type="dxa" w:w="2763"/>
+            <w:tcBorders>
+              <w:top w:val="single" w:color="CCCCCC" w:sz="1"/>
+              <w:left w:val="single" w:color="CCCCCC" w:sz="1"/>
+              <w:bottom w:val="single" w:color="CCCCCC" w:sz="1"/>
+              <w:right w:val="single" w:color="CCCCCC" w:sz="1"/>
+            </w:tcBorders>
+            <w:shd w:fill="FFFFFF" w:val="clear"/>
+            <w:tcMar>
+              <w:top w:type="dxa" w:w="70"/>
+              <w:left w:type="dxa" w:w="120"/>
+              <w:bottom w:type="dxa" w:w="70"/>
+              <w:right w:type="dxa" w:w="120"/>
+            </w:tcMar>
+          </w:tcPr>
+          <w:p>
+            <w:r>
+              <w:rPr>
+                <w:rFonts w:ascii="Arial" w:cs="Arial" w:eastAsia="Arial" w:hAnsi="Arial"/>
+                <w:color w:val="333333"/>
+                <w:sz w:val="20"/>
+                <w:szCs w:val="20"/>
+              </w:rPr>
+              <w:t xml:space="preserve">Barras de navegacion</w:t>
+            </w:r>
+          </w:p>
+        </w:tc>
+      </w:tr>
+      <w:tr>
+        <w:tc>
+          <w:tcPr>
+            <w:tcW w:type="dxa" w:w="2500"/>
+            <w:tcBorders>
+              <w:top w:val="single" w:color="CCCCCC" w:sz="1"/>
+              <w:left w:val="single" w:color="CCCCCC" w:sz="1"/>
+              <w:bottom w:val="single" w:color="CCCCCC" w:sz="1"/>
+              <w:right w:val="single" w:color="CCCCCC" w:sz="1"/>
+            </w:tcBorders>
+            <w:shd w:fill="E3F2FD" w:val="clear"/>
+            <w:tcMar>
+              <w:top w:type="dxa" w:w="70"/>
+              <w:left w:type="dxa" w:w="120"/>
+              <w:bottom w:type="dxa" w:w="70"/>
+              <w:right w:type="dxa" w:w="120"/>
+            </w:tcMar>
+          </w:tcPr>
+          <w:p>
+            <w:r>
+              <w:rPr>
+                <w:rFonts w:ascii="Arial" w:cs="Arial" w:eastAsia="Arial" w:hAnsi="Arial"/>
+                <w:color w:val="333333"/>
+                <w:sz w:val="20"/>
+                <w:szCs w:val="20"/>
+              </w:rPr>
+              <w:t xml:space="preserve">SpaceAround</w:t>
+            </w:r>
+          </w:p>
+        </w:tc>
+        <w:tc>
+          <w:tcPr>
+            <w:tcW w:type="dxa" w:w="3763"/>
+            <w:tcBorders>
+              <w:top w:val="single" w:color="CCCCCC" w:sz="1"/>
+              <w:left w:val="single" w:color="CCCCCC" w:sz="1"/>
+              <w:bottom w:val="single" w:color="CCCCCC" w:sz="1"/>
+              <w:right w:val="single" w:color="CCCCCC" w:sz="1"/>
+            </w:tcBorders>
+            <w:shd w:fill="E3F2FD" w:val="clear"/>
+            <w:tcMar>
+              <w:top w:type="dxa" w:w="70"/>
+              <w:left w:type="dxa" w:w="120"/>
+              <w:bottom w:type="dxa" w:w="70"/>
+              <w:right w:type="dxa" w:w="120"/>
+            </w:tcMar>
+          </w:tcPr>
+          <w:p>
+            <w:r>
+              <w:rPr>
+                <w:rFonts w:ascii="Arial" w:cs="Arial" w:eastAsia="Arial" w:hAnsi="Arial"/>
+                <w:color w:val="333333"/>
+                <w:sz w:val="20"/>
+                <w:szCs w:val="20"/>
+              </w:rPr>
+              <w:t xml:space="preserve">Espacio alrededor de cada elemento</w:t>
+            </w:r>
+          </w:p>
+        </w:tc>
+        <w:tc>
+          <w:tcPr>
+            <w:tcW w:type="dxa" w:w="2763"/>
+            <w:tcBorders>
+              <w:top w:val="single" w:color="CCCCCC" w:sz="1"/>
+              <w:left w:val="single" w:color="CCCCCC" w:sz="1"/>
+              <w:bottom w:val="single" w:color="CCCCCC" w:sz="1"/>
+              <w:right w:val="single" w:color="CCCCCC" w:sz="1"/>
+            </w:tcBorders>
+            <w:shd w:fill="E3F2FD" w:val="clear"/>
+            <w:tcMar>
+              <w:top w:type="dxa" w:w="70"/>
+              <w:left w:type="dxa" w:w="120"/>
+              <w:bottom w:type="dxa" w:w="70"/>
+              <w:right w:type="dxa" w:w="120"/>
+            </w:tcMar>
+          </w:tcPr>
+          <w:p>
+            <w:r>
+              <w:rPr>
+                <w:rFonts w:ascii="Arial" w:cs="Arial" w:eastAsia="Arial" w:hAnsi="Arial"/>
+                <w:color w:val="333333"/>
+                <w:sz w:val="20"/>
+                <w:szCs w:val="20"/>
+              </w:rPr>
+              <w:t xml:space="preserve">Menus con iconos</w:t>
+            </w:r>
+          </w:p>
+        </w:tc>
+      </w:tr>
+      <w:tr>
+        <w:tc>
+          <w:tcPr>
+            <w:tcW w:type="dxa" w:w="2500"/>
+            <w:tcBorders>
+              <w:top w:val="single" w:color="CCCCCC" w:sz="1"/>
+              <w:left w:val="single" w:color="CCCCCC" w:sz="1"/>
+              <w:bottom w:val="single" w:color="CCCCCC" w:sz="1"/>
+              <w:right w:val="single" w:color="CCCCCC" w:sz="1"/>
+            </w:tcBorders>
+            <w:shd w:fill="FFFFFF" w:val="clear"/>
+            <w:tcMar>
+              <w:top w:type="dxa" w:w="70"/>
+              <w:left w:type="dxa" w:w="120"/>
+              <w:bottom w:type="dxa" w:w="70"/>
+              <w:right w:type="dxa" w:w="120"/>
+            </w:tcMar>
+          </w:tcPr>
+          <w:p>
+            <w:r>
+              <w:rPr>
+                <w:rFonts w:ascii="Arial" w:cs="Arial" w:eastAsia="Arial" w:hAnsi="Arial"/>
+                <w:color w:val="333333"/>
+                <w:sz w:val="20"/>
+                <w:szCs w:val="20"/>
+              </w:rPr>
+              <w:t xml:space="preserve">SpaceEvenly</w:t>
+            </w:r>
+          </w:p>
+        </w:tc>
+        <w:tc>
+          <w:tcPr>
+            <w:tcW w:type="dxa" w:w="3763"/>
+            <w:tcBorders>
+              <w:top w:val="single" w:color="CCCCCC" w:sz="1"/>
+              <w:left w:val="single" w:color="CCCCCC" w:sz="1"/>
+              <w:bottom w:val="single" w:color="CCCCCC" w:sz="1"/>
+              <w:right w:val="single" w:color="CCCCCC" w:sz="1"/>
+            </w:tcBorders>
+            <w:shd w:fill="FFFFFF" w:val="clear"/>
+            <w:tcMar>
+              <w:top w:type="dxa" w:w="70"/>
+              <w:left w:type="dxa" w:w="120"/>
+              <w:bottom w:type="dxa" w:w="70"/>
+              <w:right w:type="dxa" w:w="120"/>
+            </w:tcMar>
+          </w:tcPr>
+          <w:p>
+            <w:r>
+              <w:rPr>
+                <w:rFonts w:ascii="Arial" w:cs="Arial" w:eastAsia="Arial" w:hAnsi="Arial"/>
+                <w:color w:val="333333"/>
+                <w:sz w:val="20"/>
+                <w:szCs w:val="20"/>
+              </w:rPr>
+              <w:t xml:space="preserve">Espacio igual entre todos incluidos extremos</w:t>
+            </w:r>
+          </w:p>
+        </w:tc>
+        <w:tc>
+          <w:tcPr>
+            <w:tcW w:type="dxa" w:w="2763"/>
+            <w:tcBorders>
+              <w:top w:val="single" w:color="CCCCCC" w:sz="1"/>
+              <w:left w:val="single" w:color="CCCCCC" w:sz="1"/>
+              <w:bottom w:val="single" w:color="CCCCCC" w:sz="1"/>
+              <w:right w:val="single" w:color="CCCCCC" w:sz="1"/>
+            </w:tcBorders>
+            <w:shd w:fill="FFFFFF" w:val="clear"/>
+            <w:tcMar>
+              <w:top w:type="dxa" w:w="70"/>
+              <w:left w:type="dxa" w:w="120"/>
+              <w:bottom w:type="dxa" w:w="70"/>
+              <w:right w:type="dxa" w:w="120"/>
+            </w:tcMar>
+          </w:tcPr>
+          <w:p>
+            <w:r>
+              <w:rPr>
+                <w:rFonts w:ascii="Arial" w:cs="Arial" w:eastAsia="Arial" w:hAnsi="Arial"/>
+                <w:color w:val="333333"/>
+                <w:sz w:val="20"/>
+                <w:szCs w:val="20"/>
+              </w:rPr>
+              <w:t xml:space="preserve">Botones distribuidos uniformemente</w:t>
+            </w:r>
+          </w:p>
+        </w:tc>
+      </w:tr>
+    </w:tbl>
+    <w:p>
+      <w:pPr>
+        <w:spacing w:after="60" w:before="0"/>
+      </w:pPr>
+      <w:r>
+        <w:t xml:space="preserve"/>
+      </w:r>
+    </w:p>
+    <w:p>
+      <w:pPr>
+        <w:pStyle w:val="Heading2"/>
+        <w:spacing w:after="150" w:before="300"/>
+      </w:pPr>
+      <w:r>
+        <w:rPr>
+          <w:rFonts w:ascii="Arial" w:cs="Arial" w:eastAsia="Arial" w:hAnsi="Arial"/>
+          <w:b/>
+          <w:bCs/>
+          <w:color w:val="1565C0"/>
+          <w:sz w:val="28"/>
+          <w:szCs w:val="28"/>
+        </w:rPr>
+        <w:t xml:space="preserve">Spacer: espacio vacio entre elementos</w:t>
+      </w:r>
+    </w:p>
+    <w:p>
+      <w:pPr>
+        <w:spacing w:after="80" w:before="80"/>
+      </w:pPr>
+      <w:r>
+        <w:rPr>
+          <w:rFonts w:ascii="Arial" w:cs="Arial" w:eastAsia="Arial" w:hAnsi="Arial"/>
+          <w:color w:val="333333"/>
+          <w:sz w:val="22"/>
+          <w:szCs w:val="22"/>
+        </w:rPr>
+        <w:t xml:space="preserve">Spacer es un composable que simplemente ocupa espacio. Se usa para separar elementos dentro de un Column o Row sin necesidad de usar padding.</w:t>
+      </w:r>
+    </w:p>
+    <w:p>
+      <w:pPr>
+        <w:spacing w:after="60" w:before="0"/>
+      </w:pPr>
+      <w:r>
+        <w:t xml:space="preserve"/>
+      </w:r>
+    </w:p>
+    <w:tbl>
+      <w:tblPr>
+        <w:tblW w:type="dxa" w:w="9026"/>
+        <w:tblBorders>
+          <w:top w:val="single" w:color="auto" w:sz="4"/>
+          <w:left w:val="single" w:color="auto" w:sz="4"/>
+          <w:bottom w:val="single" w:color="auto" w:sz="4"/>
+          <w:right w:val="single" w:color="auto" w:sz="4"/>
+          <w:insideH w:val="single" w:color="auto" w:sz="4"/>
+          <w:insideV w:val="single" w:color="auto" w:sz="4"/>
+        </w:tblBorders>
+      </w:tblPr>
+      <w:tblGrid>
+        <w:gridCol w:w="9026"/>
+      </w:tblGrid>
+      <w:tr>
+        <w:tc>
+          <w:tcPr>
+            <w:tcW w:type="dxa" w:w="9026"/>
+            <w:tcBorders>
+              <w:top w:val="single" w:color="CCCCCC" w:sz="1"/>
+              <w:left w:val="single" w:color="CCCCCC" w:sz="1"/>
+              <w:bottom w:val="single" w:color="CCCCCC" w:sz="1"/>
+              <w:right w:val="single" w:color="CCCCCC" w:sz="1"/>
+            </w:tcBorders>
+            <w:shd w:fill="1E1E2E" w:val="clear"/>
+            <w:tcMar>
+              <w:top w:type="dxa" w:w="120"/>
+              <w:left w:type="dxa" w:w="200"/>
+              <w:bottom w:type="dxa" w:w="120"/>
+              <w:right w:type="dxa" w:w="200"/>
+            </w:tcMar>
+          </w:tcPr>
+          <w:p>
+            <w:pPr>
+              <w:spacing w:after="0" w:before="0"/>
+            </w:pPr>
+            <w:r>
+              <w:rPr>
+                <w:rFonts w:ascii="Courier New" w:cs="Courier New" w:eastAsia="Courier New" w:hAnsi="Courier New"/>
+                <w:color w:val="A6E3A1"/>
+                <w:sz w:val="18"/>
+                <w:szCs w:val="18"/>
+              </w:rPr>
+              <w:t xml:space="preserve">// Espacio fijo entre dos elementos</w:t>
+            </w:r>
+          </w:p>
+          <w:p>
+            <w:pPr>
+              <w:spacing w:after="0" w:before="0"/>
+            </w:pPr>
+            <w:r>
+              <w:rPr>
+                <w:rFonts w:ascii="Courier New" w:cs="Courier New" w:eastAsia="Courier New" w:hAnsi="Courier New"/>
+                <w:color w:val="A6E3A1"/>
+                <w:sz w:val="18"/>
+                <w:szCs w:val="18"/>
+              </w:rPr>
+              <w:t xml:space="preserve">Column {</w:t>
+            </w:r>
+          </w:p>
+          <w:p>
+            <w:pPr>
+              <w:spacing w:after="0" w:before="0"/>
+            </w:pPr>
+            <w:r>
+              <w:rPr>
+                <w:rFonts w:ascii="Courier New" w:cs="Courier New" w:eastAsia="Courier New" w:hAnsi="Courier New"/>
+                <w:color w:val="A6E3A1"/>
+                <w:sz w:val="18"/>
+                <w:szCs w:val="18"/>
+              </w:rPr>
+              <w:t xml:space="preserve">    Text("Titulo")</w:t>
+            </w:r>
+          </w:p>
+          <w:p>
+            <w:pPr>
+              <w:spacing w:after="0" w:before="0"/>
+            </w:pPr>
+            <w:r>
+              <w:rPr>
+                <w:rFonts w:ascii="Courier New" w:cs="Courier New" w:eastAsia="Courier New" w:hAnsi="Courier New"/>
+                <w:color w:val="A6E3A1"/>
+                <w:sz w:val="18"/>
+                <w:szCs w:val="18"/>
+              </w:rPr>
+              <w:t xml:space="preserve">    Spacer(modifier = Modifier.height(16.dp))  // hueco de 16dp</w:t>
+            </w:r>
+          </w:p>
+          <w:p>
+            <w:pPr>
+              <w:spacing w:after="0" w:before="0"/>
+            </w:pPr>
+            <w:r>
+              <w:rPr>
+                <w:rFonts w:ascii="Courier New" w:cs="Courier New" w:eastAsia="Courier New" w:hAnsi="Courier New"/>
+                <w:color w:val="A6E3A1"/>
+                <w:sz w:val="18"/>
+                <w:szCs w:val="18"/>
+              </w:rPr>
+              <w:t xml:space="preserve">    Text("Subtitulo")</w:t>
+            </w:r>
+          </w:p>
+          <w:p>
+            <w:pPr>
+              <w:spacing w:after="0" w:before="0"/>
+            </w:pPr>
+            <w:r>
+              <w:rPr>
+                <w:rFonts w:ascii="Courier New" w:cs="Courier New" w:eastAsia="Courier New" w:hAnsi="Courier New"/>
+                <w:color w:val="A6E3A1"/>
+                <w:sz w:val="18"/>
+                <w:szCs w:val="18"/>
+              </w:rPr>
+              <w:t xml:space="preserve">    Spacer(modifier = Modifier.height(8.dp))</w:t>
+            </w:r>
+          </w:p>
+          <w:p>
+            <w:pPr>
+              <w:spacing w:after="0" w:before="0"/>
+            </w:pPr>
+            <w:r>
+              <w:rPr>
+                <w:rFonts w:ascii="Courier New" w:cs="Courier New" w:eastAsia="Courier New" w:hAnsi="Courier New"/>
+                <w:color w:val="A6E3A1"/>
+                <w:sz w:val="18"/>
+                <w:szCs w:val="18"/>
+              </w:rPr>
+              <w:t xml:space="preserve">    Button(onClick = {}) { Text("Aceptar") }</w:t>
+            </w:r>
+          </w:p>
+          <w:p>
+            <w:pPr>
+              <w:spacing w:after="0" w:before="0"/>
+            </w:pPr>
+            <w:r>
+              <w:rPr>
+                <w:rFonts w:ascii="Courier New" w:cs="Courier New" w:eastAsia="Courier New" w:hAnsi="Courier New"/>
+                <w:color w:val="A6E3A1"/>
+                <w:sz w:val="18"/>
+                <w:szCs w:val="18"/>
+              </w:rPr>
+              <w:t xml:space="preserve">}</w:t>
+            </w:r>
+          </w:p>
+          <w:p>
+            <w:pPr>
+              <w:spacing w:after="0" w:before="0"/>
+            </w:pPr>
+            <w:r>
+              <w:rPr>
+                <w:rFonts w:ascii="Courier New" w:cs="Courier New" w:eastAsia="Courier New" w:hAnsi="Courier New"/>
+                <w:color w:val="A6E3A1"/>
+                <w:sz w:val="18"/>
+                <w:szCs w:val="18"/>
+              </w:rPr>
+              <w:t xml:space="preserve"/>
+            </w:r>
+          </w:p>
+          <w:p>
+            <w:pPr>
+              <w:spacing w:after="0" w:before="0"/>
+            </w:pPr>
+            <w:r>
+              <w:rPr>
+                <w:rFonts w:ascii="Courier New" w:cs="Courier New" w:eastAsia="Courier New" w:hAnsi="Courier New"/>
+                <w:color w:val="A6E3A1"/>
+                <w:sz w:val="18"/>
+                <w:szCs w:val="18"/>
+              </w:rPr>
+              <w:t xml:space="preserve">// En Row se usa width en lugar de height</w:t>
+            </w:r>
+          </w:p>
+          <w:p>
+            <w:pPr>
+              <w:spacing w:after="0" w:before="0"/>
+            </w:pPr>
+            <w:r>
+              <w:rPr>
+                <w:rFonts w:ascii="Courier New" w:cs="Courier New" w:eastAsia="Courier New" w:hAnsi="Courier New"/>
+                <w:color w:val="A6E3A1"/>
+                <w:sz w:val="18"/>
+                <w:szCs w:val="18"/>
+              </w:rPr>
+              <w:t xml:space="preserve">Row {</w:t>
+            </w:r>
+          </w:p>
+          <w:p>
+            <w:pPr>
+              <w:spacing w:after="0" w:before="0"/>
+            </w:pPr>
+            <w:r>
+              <w:rPr>
+                <w:rFonts w:ascii="Courier New" w:cs="Courier New" w:eastAsia="Courier New" w:hAnsi="Courier New"/>
+                <w:color w:val="A6E3A1"/>
+                <w:sz w:val="18"/>
+                <w:szCs w:val="18"/>
+              </w:rPr>
+              <w:t xml:space="preserve">    Icon(Icons.Default.Person, "")</w:t>
+            </w:r>
+          </w:p>
+          <w:p>
+            <w:pPr>
+              <w:spacing w:after="0" w:before="0"/>
+            </w:pPr>
+            <w:r>
+              <w:rPr>
+                <w:rFonts w:ascii="Courier New" w:cs="Courier New" w:eastAsia="Courier New" w:hAnsi="Courier New"/>
+                <w:color w:val="A6E3A1"/>
+                <w:sz w:val="18"/>
+                <w:szCs w:val="18"/>
+              </w:rPr>
+              <w:t xml:space="preserve">    Spacer(modifier = Modifier.width(8.dp))  // hueco horizontal</w:t>
+            </w:r>
+          </w:p>
+          <w:p>
+            <w:pPr>
+              <w:spacing w:after="0" w:before="0"/>
+            </w:pPr>
+            <w:r>
+              <w:rPr>
+                <w:rFonts w:ascii="Courier New" w:cs="Courier New" w:eastAsia="Courier New" w:hAnsi="Courier New"/>
+                <w:color w:val="A6E3A1"/>
+                <w:sz w:val="18"/>
+                <w:szCs w:val="18"/>
+              </w:rPr>
+              <w:t xml:space="preserve">    Text("Juan Garcia")</w:t>
+            </w:r>
+          </w:p>
+          <w:p>
+            <w:pPr>
+              <w:spacing w:after="0" w:before="0"/>
+            </w:pPr>
+            <w:r>
+              <w:rPr>
+                <w:rFonts w:ascii="Courier New" w:cs="Courier New" w:eastAsia="Courier New" w:hAnsi="Courier New"/>
+                <w:color w:val="A6E3A1"/>
+                <w:sz w:val="18"/>
+                <w:szCs w:val="18"/>
+              </w:rPr>
+              <w:t xml:space="preserve">}</w:t>
+            </w:r>
+          </w:p>
+          <w:p>
+            <w:pPr>
+              <w:spacing w:after="0" w:before="0"/>
+            </w:pPr>
+            <w:r>
+              <w:rPr>
+                <w:rFonts w:ascii="Courier New" w:cs="Courier New" w:eastAsia="Courier New" w:hAnsi="Courier New"/>
+                <w:color w:val="A6E3A1"/>
+                <w:sz w:val="18"/>
+                <w:szCs w:val="18"/>
+              </w:rPr>
+              <w:t xml:space="preserve"/>
+            </w:r>
+          </w:p>
+          <w:p>
+            <w:pPr>
+              <w:spacing w:after="0" w:before="0"/>
+            </w:pPr>
+            <w:r>
+              <w:rPr>
+                <w:rFonts w:ascii="Courier New" w:cs="Courier New" w:eastAsia="Courier New" w:hAnsi="Courier New"/>
+                <w:color w:val="A6E3A1"/>
+                <w:sz w:val="18"/>
+                <w:szCs w:val="18"/>
+              </w:rPr>
+              <w:t xml:space="preserve">// Spacer flexible: empuja el resto al final (muy util)</w:t>
+            </w:r>
+          </w:p>
+          <w:p>
+            <w:pPr>
+              <w:spacing w:after="0" w:before="0"/>
+            </w:pPr>
+            <w:r>
+              <w:rPr>
+                <w:rFonts w:ascii="Courier New" w:cs="Courier New" w:eastAsia="Courier New" w:hAnsi="Courier New"/>
+                <w:color w:val="A6E3A1"/>
+                <w:sz w:val="18"/>
+                <w:szCs w:val="18"/>
+              </w:rPr>
+              <w:t xml:space="preserve">Column(modifier = Modifier.fillMaxSize()) {</w:t>
+            </w:r>
+          </w:p>
+          <w:p>
+            <w:pPr>
+              <w:spacing w:after="0" w:before="0"/>
+            </w:pPr>
+            <w:r>
+              <w:rPr>
+                <w:rFonts w:ascii="Courier New" w:cs="Courier New" w:eastAsia="Courier New" w:hAnsi="Courier New"/>
+                <w:color w:val="A6E3A1"/>
+                <w:sz w:val="18"/>
+                <w:szCs w:val="18"/>
+              </w:rPr>
+              <w:t xml:space="preserve">    Text("Contenido principal")</w:t>
+            </w:r>
+          </w:p>
+          <w:p>
+            <w:pPr>
+              <w:spacing w:after="0" w:before="0"/>
+            </w:pPr>
+            <w:r>
+              <w:rPr>
+                <w:rFonts w:ascii="Courier New" w:cs="Courier New" w:eastAsia="Courier New" w:hAnsi="Courier New"/>
+                <w:color w:val="A6E3A1"/>
+                <w:sz w:val="18"/>
+                <w:szCs w:val="18"/>
+              </w:rPr>
+              <w:t xml:space="preserve">    Spacer(modifier = Modifier.weight(1f))  // ocupa todo el espacio sobrante</w:t>
+            </w:r>
+          </w:p>
+          <w:p>
+            <w:pPr>
+              <w:spacing w:after="0" w:before="0"/>
+            </w:pPr>
+            <w:r>
+              <w:rPr>
+                <w:rFonts w:ascii="Courier New" w:cs="Courier New" w:eastAsia="Courier New" w:hAnsi="Courier New"/>
+                <w:color w:val="A6E3A1"/>
+                <w:sz w:val="18"/>
+                <w:szCs w:val="18"/>
+              </w:rPr>
+              <w:t xml:space="preserve">    Button(onClick = {}) { Text("Boton siempre abajo") }</w:t>
+            </w:r>
+          </w:p>
+          <w:p>
+            <w:pPr>
+              <w:spacing w:after="0" w:before="0"/>
+            </w:pPr>
+            <w:r>
+              <w:rPr>
+                <w:rFonts w:ascii="Courier New" w:cs="Courier New" w:eastAsia="Courier New" w:hAnsi="Courier New"/>
+                <w:color w:val="A6E3A1"/>
+                <w:sz w:val="18"/>
+                <w:szCs w:val="18"/>
+              </w:rPr>
+              <w:t xml:space="preserve">}</w:t>
+            </w:r>
+          </w:p>
+        </w:tc>
+      </w:tr>
+    </w:tbl>
+    <w:p>
+      <w:pPr>
+        <w:spacing w:after="60" w:before="0"/>
+      </w:pPr>
+      <w:r>
+        <w:t xml:space="preserve"/>
+      </w:r>
+    </w:p>
+    <w:tbl>
+      <w:tblPr>
+        <w:tblW w:type="dxa" w:w="9026"/>
+        <w:tblBorders>
+          <w:top w:val="single" w:color="auto" w:sz="4"/>
+          <w:left w:val="single" w:color="auto" w:sz="4"/>
+          <w:bottom w:val="single" w:color="auto" w:sz="4"/>
+          <w:right w:val="single" w:color="auto" w:sz="4"/>
+          <w:insideH w:val="single" w:color="auto" w:sz="4"/>
+          <w:insideV w:val="single" w:color="auto" w:sz="4"/>
+        </w:tblBorders>
+      </w:tblPr>
+      <w:tblGrid>
+        <w:gridCol w:w="9026"/>
+      </w:tblGrid>
+      <w:tr>
+        <w:tc>
+          <w:tcPr>
+            <w:tcW w:type="dxa" w:w="9026"/>
+            <w:tcBorders>
+              <w:top w:val="single" w:color="2E7D32" w:sz="3"/>
+              <w:left w:val="thick" w:color="2E7D32" w:sz="8"/>
+              <w:bottom w:val="single" w:color="2E7D32" w:sz="3"/>
+              <w:right w:val="single" w:color="2E7D32" w:sz="3"/>
+            </w:tcBorders>
+            <w:shd w:fill="E8F5E9" w:val="clear"/>
+            <w:tcMar>
+              <w:top w:type="dxa" w:w="100"/>
+              <w:left w:type="dxa" w:w="180"/>
+              <w:bottom w:type="dxa" w:w="100"/>
+              <w:right w:type="dxa" w:w="180"/>
+            </w:tcMar>
+          </w:tcPr>
+          <w:p>
+            <w:r>
+              <w:rPr>
+                <w:rFonts w:ascii="Arial" w:cs="Arial" w:eastAsia="Arial" w:hAnsi="Arial"/>
+                <w:color w:val="333333"/>
+                <w:sz w:val="22"/>
+                <w:szCs w:val="22"/>
+              </w:rPr>
+              <w:t xml:space="preserve">Spacer con weight(1f) es muy util para empujar un boton al fondo de la pantalla sin calcular tamanios fijos. El Spacer absorbe todo el espacio disponible.</w:t>
+            </w:r>
+          </w:p>
+        </w:tc>
+      </w:tr>
+    </w:tbl>
+    <w:p>
+      <w:pPr>
+        <w:spacing w:after="60" w:before="0"/>
+      </w:pPr>
+      <w:r>
+        <w:t xml:space="preserve"/>
+      </w:r>
+    </w:p>
+    <w:tbl>
+      <w:tblPr>
+        <w:tblW w:type="dxa" w:w="9026"/>
+        <w:tblBorders>
+          <w:top w:val="single" w:color="auto" w:sz="4"/>
+          <w:left w:val="single" w:color="auto" w:sz="4"/>
+          <w:bottom w:val="single" w:color="auto" w:sz="4"/>
+          <w:right w:val="single" w:color="auto" w:sz="4"/>
+          <w:insideH w:val="single" w:color="auto" w:sz="4"/>
+          <w:insideV w:val="single" w:color="auto" w:sz="4"/>
+        </w:tblBorders>
+      </w:tblPr>
+      <w:tblGrid>
+        <w:gridCol w:w="3500"/>
+        <w:gridCol w:w="5526"/>
+      </w:tblGrid>
+      <w:tr>
+        <w:tc>
+          <w:tcPr>
+            <w:tcW w:type="dxa" w:w="3500"/>
+            <w:tcBorders>
+              <w:top w:val="single" w:color="CCCCCC" w:sz="1"/>
+              <w:left w:val="single" w:color="CCCCCC" w:sz="1"/>
+              <w:bottom w:val="single" w:color="CCCCCC" w:sz="1"/>
+              <w:right w:val="single" w:color="CCCCCC" w:sz="1"/>
+            </w:tcBorders>
+            <w:shd w:fill="1A1A2E" w:val="clear"/>
+            <w:tcMar>
+              <w:top w:type="dxa" w:w="80"/>
+              <w:left w:type="dxa" w:w="120"/>
+              <w:bottom w:type="dxa" w:w="80"/>
+              <w:right w:type="dxa" w:w="120"/>
+            </w:tcMar>
+          </w:tcPr>
+          <w:p>
+            <w:r>
+              <w:rPr>
+                <w:rFonts w:ascii="Arial" w:cs="Arial" w:eastAsia="Arial" w:hAnsi="Arial"/>
+                <w:b/>
+                <w:bCs/>
+                <w:color w:val="FFFFFF"/>
+                <w:sz w:val="22"/>
+                <w:szCs w:val="22"/>
+              </w:rPr>
+              <w:t xml:space="preserve">Situacion</w:t>
+            </w:r>
+          </w:p>
+        </w:tc>
+        <w:tc>
+          <w:tcPr>
+            <w:tcW w:type="dxa" w:w="5526"/>
+            <w:tcBorders>
+              <w:top w:val="single" w:color="CCCCCC" w:sz="1"/>
+              <w:left w:val="single" w:color="CCCCCC" w:sz="1"/>
+              <w:bottom w:val="single" w:color="CCCCCC" w:sz="1"/>
+              <w:right w:val="single" w:color="CCCCCC" w:sz="1"/>
+            </w:tcBorders>
+            <w:shd w:fill="1A1A2E" w:val="clear"/>
+            <w:tcMar>
+              <w:top w:type="dxa" w:w="80"/>
+              <w:left w:type="dxa" w:w="120"/>
+              <w:bottom w:type="dxa" w:w="80"/>
+              <w:right w:type="dxa" w:w="120"/>
+            </w:tcMar>
+          </w:tcPr>
+          <w:p>
+            <w:r>
+              <w:rPr>
+                <w:rFonts w:ascii="Arial" w:cs="Arial" w:eastAsia="Arial" w:hAnsi="Arial"/>
+                <w:b/>
+                <w:bCs/>
+                <w:color w:val="FFFFFF"/>
+                <w:sz w:val="22"/>
+                <w:szCs w:val="22"/>
+              </w:rPr>
+              <w:t xml:space="preserve">Solucion con Spacer</w:t>
+            </w:r>
+          </w:p>
+        </w:tc>
+      </w:tr>
+      <w:tr>
+        <w:tc>
+          <w:tcPr>
+            <w:tcW w:type="dxa" w:w="3500"/>
+            <w:tcBorders>
+              <w:top w:val="single" w:color="CCCCCC" w:sz="1"/>
+              <w:left w:val="single" w:color="CCCCCC" w:sz="1"/>
+              <w:bottom w:val="single" w:color="CCCCCC" w:sz="1"/>
+              <w:right w:val="single" w:color="CCCCCC" w:sz="1"/>
+            </w:tcBorders>
+            <w:shd w:fill="E3F2FD" w:val="clear"/>
+            <w:tcMar>
+              <w:top w:type="dxa" w:w="70"/>
+              <w:left w:type="dxa" w:w="120"/>
+              <w:bottom w:type="dxa" w:w="70"/>
+              <w:right w:type="dxa" w:w="120"/>
+            </w:tcMar>
+          </w:tcPr>
+          <w:p>
+            <w:r>
+              <w:rPr>
+                <w:rFonts w:ascii="Arial" w:cs="Arial" w:eastAsia="Arial" w:hAnsi="Arial"/>
+                <w:color w:val="333333"/>
+                <w:sz w:val="20"/>
+                <w:szCs w:val="20"/>
+              </w:rPr>
+              <w:t xml:space="preserve">Separar dos elementos en Column</w:t>
+            </w:r>
+          </w:p>
+        </w:tc>
+        <w:tc>
+          <w:tcPr>
+            <w:tcW w:type="dxa" w:w="5526"/>
+            <w:tcBorders>
+              <w:top w:val="single" w:color="CCCCCC" w:sz="1"/>
+              <w:left w:val="single" w:color="CCCCCC" w:sz="1"/>
+              <w:bottom w:val="single" w:color="CCCCCC" w:sz="1"/>
+              <w:right w:val="single" w:color="CCCCCC" w:sz="1"/>
+            </w:tcBorders>
+            <w:shd w:fill="E3F2FD" w:val="clear"/>
+            <w:tcMar>
+              <w:top w:type="dxa" w:w="70"/>
+              <w:left w:type="dxa" w:w="120"/>
+              <w:bottom w:type="dxa" w:w="70"/>
+              <w:right w:type="dxa" w:w="120"/>
+            </w:tcMar>
+          </w:tcPr>
+          <w:p>
+            <w:r>
+              <w:rPr>
+                <w:rFonts w:ascii="Arial" w:cs="Arial" w:eastAsia="Arial" w:hAnsi="Arial"/>
+                <w:color w:val="333333"/>
+                <w:sz w:val="20"/>
+                <w:szCs w:val="20"/>
+              </w:rPr>
+              <w:t xml:space="preserve">Spacer(modifier = Modifier.height(16.dp))</w:t>
+            </w:r>
+          </w:p>
+        </w:tc>
+      </w:tr>
+      <w:tr>
+        <w:tc>
+          <w:tcPr>
+            <w:tcW w:type="dxa" w:w="3500"/>
+            <w:tcBorders>
+              <w:top w:val="single" w:color="CCCCCC" w:sz="1"/>
+              <w:left w:val="single" w:color="CCCCCC" w:sz="1"/>
+              <w:bottom w:val="single" w:color="CCCCCC" w:sz="1"/>
+              <w:right w:val="single" w:color="CCCCCC" w:sz="1"/>
+            </w:tcBorders>
+            <w:shd w:fill="FFFFFF" w:val="clear"/>
+            <w:tcMar>
+              <w:top w:type="dxa" w:w="70"/>
+              <w:left w:type="dxa" w:w="120"/>
+              <w:bottom w:type="dxa" w:w="70"/>
+              <w:right w:type="dxa" w:w="120"/>
+            </w:tcMar>
+          </w:tcPr>
+          <w:p>
+            <w:r>
+              <w:rPr>
+                <w:rFonts w:ascii="Arial" w:cs="Arial" w:eastAsia="Arial" w:hAnsi="Arial"/>
+                <w:color w:val="333333"/>
+                <w:sz w:val="20"/>
+                <w:szCs w:val="20"/>
+              </w:rPr>
+              <w:t xml:space="preserve">Separar dos elementos en Row</w:t>
+            </w:r>
+          </w:p>
+        </w:tc>
+        <w:tc>
+          <w:tcPr>
+            <w:tcW w:type="dxa" w:w="5526"/>
+            <w:tcBorders>
+              <w:top w:val="single" w:color="CCCCCC" w:sz="1"/>
+              <w:left w:val="single" w:color="CCCCCC" w:sz="1"/>
+              <w:bottom w:val="single" w:color="CCCCCC" w:sz="1"/>
+              <w:right w:val="single" w:color="CCCCCC" w:sz="1"/>
+            </w:tcBorders>
+            <w:shd w:fill="FFFFFF" w:val="clear"/>
+            <w:tcMar>
+              <w:top w:type="dxa" w:w="70"/>
+              <w:left w:type="dxa" w:w="120"/>
+              <w:bottom w:type="dxa" w:w="70"/>
+              <w:right w:type="dxa" w:w="120"/>
+            </w:tcMar>
+          </w:tcPr>
+          <w:p>
+            <w:r>
+              <w:rPr>
+                <w:rFonts w:ascii="Arial" w:cs="Arial" w:eastAsia="Arial" w:hAnsi="Arial"/>
+                <w:color w:val="333333"/>
+                <w:sz w:val="20"/>
+                <w:szCs w:val="20"/>
+              </w:rPr>
+              <w:t xml:space="preserve">Spacer(modifier = Modifier.width(16.dp))</w:t>
+            </w:r>
+          </w:p>
+        </w:tc>
+      </w:tr>
+      <w:tr>
+        <w:tc>
+          <w:tcPr>
+            <w:tcW w:type="dxa" w:w="3500"/>
+            <w:tcBorders>
+              <w:top w:val="single" w:color="CCCCCC" w:sz="1"/>
+              <w:left w:val="single" w:color="CCCCCC" w:sz="1"/>
+              <w:bottom w:val="single" w:color="CCCCCC" w:sz="1"/>
+              <w:right w:val="single" w:color="CCCCCC" w:sz="1"/>
+            </w:tcBorders>
+            <w:shd w:fill="E3F2FD" w:val="clear"/>
+            <w:tcMar>
+              <w:top w:type="dxa" w:w="70"/>
+              <w:left w:type="dxa" w:w="120"/>
+              <w:bottom w:type="dxa" w:w="70"/>
+              <w:right w:type="dxa" w:w="120"/>
+            </w:tcMar>
+          </w:tcPr>
+          <w:p>
+            <w:r>
+              <w:rPr>
+                <w:rFonts w:ascii="Arial" w:cs="Arial" w:eastAsia="Arial" w:hAnsi="Arial"/>
+                <w:color w:val="333333"/>
+                <w:sz w:val="20"/>
+                <w:szCs w:val="20"/>
+              </w:rPr>
+              <w:t xml:space="preserve">Boton fijo en la parte inferior</w:t>
+            </w:r>
+          </w:p>
+        </w:tc>
+        <w:tc>
+          <w:tcPr>
+            <w:tcW w:type="dxa" w:w="5526"/>
+            <w:tcBorders>
+              <w:top w:val="single" w:color="CCCCCC" w:sz="1"/>
+              <w:left w:val="single" w:color="CCCCCC" w:sz="1"/>
+              <w:bottom w:val="single" w:color="CCCCCC" w:sz="1"/>
+              <w:right w:val="single" w:color="CCCCCC" w:sz="1"/>
+            </w:tcBorders>
+            <w:shd w:fill="E3F2FD" w:val="clear"/>
+            <w:tcMar>
+              <w:top w:type="dxa" w:w="70"/>
+              <w:left w:type="dxa" w:w="120"/>
+              <w:bottom w:type="dxa" w:w="70"/>
+              <w:right w:type="dxa" w:w="120"/>
+            </w:tcMar>
+          </w:tcPr>
+          <w:p>
+            <w:r>
+              <w:rPr>
+                <w:rFonts w:ascii="Arial" w:cs="Arial" w:eastAsia="Arial" w:hAnsi="Arial"/>
+                <w:color w:val="333333"/>
+                <w:sz w:val="20"/>
+                <w:szCs w:val="20"/>
+              </w:rPr>
+              <w:t xml:space="preserve">Spacer(modifier = Modifier.weight(1f)) antes del boton</w:t>
+            </w:r>
+          </w:p>
+        </w:tc>
+      </w:tr>
+      <w:tr>
+        <w:tc>
+          <w:tcPr>
+            <w:tcW w:type="dxa" w:w="3500"/>
+            <w:tcBorders>
+              <w:top w:val="single" w:color="CCCCCC" w:sz="1"/>
+              <w:left w:val="single" w:color="CCCCCC" w:sz="1"/>
+              <w:bottom w:val="single" w:color="CCCCCC" w:sz="1"/>
+              <w:right w:val="single" w:color="CCCCCC" w:sz="1"/>
+            </w:tcBorders>
+            <w:shd w:fill="FFFFFF" w:val="clear"/>
+            <w:tcMar>
+              <w:top w:type="dxa" w:w="70"/>
+              <w:left w:type="dxa" w:w="120"/>
+              <w:bottom w:type="dxa" w:w="70"/>
+              <w:right w:type="dxa" w:w="120"/>
+            </w:tcMar>
+          </w:tcPr>
+          <w:p>
+            <w:r>
+              <w:rPr>
+                <w:rFonts w:ascii="Arial" w:cs="Arial" w:eastAsia="Arial" w:hAnsi="Arial"/>
+                <w:color w:val="333333"/>
+                <w:sz w:val="20"/>
+                <w:szCs w:val="20"/>
+              </w:rPr>
+              <w:t xml:space="preserve">Espacio proporcional entre elementos</w:t>
+            </w:r>
+          </w:p>
+        </w:tc>
+        <w:tc>
+          <w:tcPr>
+            <w:tcW w:type="dxa" w:w="5526"/>
+            <w:tcBorders>
+              <w:top w:val="single" w:color="CCCCCC" w:sz="1"/>
+              <w:left w:val="single" w:color="CCCCCC" w:sz="1"/>
+              <w:bottom w:val="single" w:color="CCCCCC" w:sz="1"/>
+              <w:right w:val="single" w:color="CCCCCC" w:sz="1"/>
+            </w:tcBorders>
+            <w:shd w:fill="FFFFFF" w:val="clear"/>
+            <w:tcMar>
+              <w:top w:type="dxa" w:w="70"/>
+              <w:left w:type="dxa" w:w="120"/>
+              <w:bottom w:type="dxa" w:w="70"/>
+              <w:right w:type="dxa" w:w="120"/>
+            </w:tcMar>
+          </w:tcPr>
+          <w:p>
+            <w:r>
+              <w:rPr>
+                <w:rFonts w:ascii="Arial" w:cs="Arial" w:eastAsia="Arial" w:hAnsi="Arial"/>
+                <w:color w:val="333333"/>
+                <w:sz w:val="20"/>
+                <w:szCs w:val="20"/>
+              </w:rPr>
+              <w:t xml:space="preserve">Spacer(modifier = Modifier.weight(0.5f))</w:t>
+            </w:r>
+          </w:p>
+        </w:tc>
+      </w:tr>
+    </w:tbl>
+    <w:p>
+      <w:pPr>
         <w:spacing w:after="60" w:before="0"/>
       </w:pPr>
       <w:r>
@@ -5254,7 +12095,2775 @@
           <w:sz w:val="36"/>
           <w:szCs w:val="36"/>
         </w:rPr>
-        <w:t xml:space="preserve">5. Scaffold: estructura de pantalla completa</w:t>
+        <w:t xml:space="preserve">5. TextField: entrada de texto del usuario</w:t>
+      </w:r>
+    </w:p>
+    <w:p>
+      <w:pPr>
+        <w:spacing w:after="80" w:before="80"/>
+      </w:pPr>
+      <w:r>
+        <w:rPr>
+          <w:rFonts w:ascii="Arial" w:cs="Arial" w:eastAsia="Arial" w:hAnsi="Arial"/>
+          <w:color w:val="333333"/>
+          <w:sz w:val="22"/>
+          <w:szCs w:val="22"/>
+        </w:rPr>
+        <w:t xml:space="preserve">El TextField es el componente para que el usuario escriba texto. Tiene una particularidad importante: necesita estado obligatoriamente para funcionar. Sin estado, el campo se muestra pero no escribe nada.</w:t>
+      </w:r>
+    </w:p>
+    <w:p>
+      <w:pPr>
+        <w:spacing w:after="60" w:before="0"/>
+      </w:pPr>
+      <w:r>
+        <w:t xml:space="preserve"/>
+      </w:r>
+    </w:p>
+    <w:tbl>
+      <w:tblPr>
+        <w:tblW w:type="dxa" w:w="9026"/>
+        <w:tblBorders>
+          <w:top w:val="single" w:color="auto" w:sz="4"/>
+          <w:left w:val="single" w:color="auto" w:sz="4"/>
+          <w:bottom w:val="single" w:color="auto" w:sz="4"/>
+          <w:right w:val="single" w:color="auto" w:sz="4"/>
+          <w:insideH w:val="single" w:color="auto" w:sz="4"/>
+          <w:insideV w:val="single" w:color="auto" w:sz="4"/>
+        </w:tblBorders>
+      </w:tblPr>
+      <w:tblGrid>
+        <w:gridCol w:w="9026"/>
+      </w:tblGrid>
+      <w:tr>
+        <w:tc>
+          <w:tcPr>
+            <w:tcW w:type="dxa" w:w="9026"/>
+            <w:tcBorders>
+              <w:top w:val="single" w:color="1565C0" w:sz="3"/>
+              <w:left w:val="thick" w:color="1565C0" w:sz="8"/>
+              <w:bottom w:val="single" w:color="1565C0" w:sz="3"/>
+              <w:right w:val="single" w:color="1565C0" w:sz="3"/>
+            </w:tcBorders>
+            <w:shd w:fill="E3F2FD" w:val="clear"/>
+            <w:tcMar>
+              <w:top w:type="dxa" w:w="100"/>
+              <w:left w:type="dxa" w:w="180"/>
+              <w:bottom w:type="dxa" w:w="100"/>
+              <w:right w:type="dxa" w:w="180"/>
+            </w:tcMar>
+          </w:tcPr>
+          <w:p>
+            <w:r>
+              <w:rPr>
+                <w:rFonts w:ascii="Arial" w:cs="Arial" w:eastAsia="Arial" w:hAnsi="Arial"/>
+                <w:color w:val="333333"/>
+                <w:sz w:val="22"/>
+                <w:szCs w:val="22"/>
+              </w:rPr>
+              <w:t xml:space="preserve">Flujo obligatorio: usuario escribe -&gt; onValueChange recibe el nuevo texto -&gt; actualiza el estado -&gt; TextField se redibuja con el nuevo valor.</w:t>
+            </w:r>
+          </w:p>
+        </w:tc>
+      </w:tr>
+    </w:tbl>
+    <w:p>
+      <w:pPr>
+        <w:spacing w:after="60" w:before="0"/>
+      </w:pPr>
+      <w:r>
+        <w:t xml:space="preserve"/>
+      </w:r>
+    </w:p>
+    <w:p>
+      <w:pPr>
+        <w:pStyle w:val="Heading2"/>
+        <w:spacing w:after="150" w:before="300"/>
+      </w:pPr>
+      <w:r>
+        <w:rPr>
+          <w:rFonts w:ascii="Arial" w:cs="Arial" w:eastAsia="Arial" w:hAnsi="Arial"/>
+          <w:b/>
+          <w:bCs/>
+          <w:color w:val="1565C0"/>
+          <w:sz w:val="28"/>
+          <w:szCs w:val="28"/>
+        </w:rPr>
+        <w:t xml:space="preserve">Las tres variantes principales</w:t>
+      </w:r>
+    </w:p>
+    <w:tbl>
+      <w:tblPr>
+        <w:tblW w:type="dxa" w:w="9026"/>
+        <w:tblBorders>
+          <w:top w:val="single" w:color="auto" w:sz="4"/>
+          <w:left w:val="single" w:color="auto" w:sz="4"/>
+          <w:bottom w:val="single" w:color="auto" w:sz="4"/>
+          <w:right w:val="single" w:color="auto" w:sz="4"/>
+          <w:insideH w:val="single" w:color="auto" w:sz="4"/>
+          <w:insideV w:val="single" w:color="auto" w:sz="4"/>
+        </w:tblBorders>
+      </w:tblPr>
+      <w:tblGrid>
+        <w:gridCol w:w="9026"/>
+      </w:tblGrid>
+      <w:tr>
+        <w:tc>
+          <w:tcPr>
+            <w:tcW w:type="dxa" w:w="9026"/>
+            <w:tcBorders>
+              <w:top w:val="single" w:color="CCCCCC" w:sz="1"/>
+              <w:left w:val="single" w:color="CCCCCC" w:sz="1"/>
+              <w:bottom w:val="single" w:color="CCCCCC" w:sz="1"/>
+              <w:right w:val="single" w:color="CCCCCC" w:sz="1"/>
+            </w:tcBorders>
+            <w:shd w:fill="1E1E2E" w:val="clear"/>
+            <w:tcMar>
+              <w:top w:type="dxa" w:w="120"/>
+              <w:left w:type="dxa" w:w="200"/>
+              <w:bottom w:type="dxa" w:w="120"/>
+              <w:right w:type="dxa" w:w="200"/>
+            </w:tcMar>
+          </w:tcPr>
+          <w:p>
+            <w:pPr>
+              <w:spacing w:after="0" w:before="0"/>
+            </w:pPr>
+            <w:r>
+              <w:rPr>
+                <w:rFonts w:ascii="Courier New" w:cs="Courier New" w:eastAsia="Courier New" w:hAnsi="Courier New"/>
+                <w:color w:val="A6E3A1"/>
+                <w:sz w:val="18"/>
+                <w:szCs w:val="18"/>
+              </w:rPr>
+              <w:t xml:space="preserve">// 1. TextField normal (fondo relleno, estilo Material)</w:t>
+            </w:r>
+          </w:p>
+          <w:p>
+            <w:pPr>
+              <w:spacing w:after="0" w:before="0"/>
+            </w:pPr>
+            <w:r>
+              <w:rPr>
+                <w:rFonts w:ascii="Courier New" w:cs="Courier New" w:eastAsia="Courier New" w:hAnsi="Courier New"/>
+                <w:color w:val="A6E3A1"/>
+                <w:sz w:val="18"/>
+                <w:szCs w:val="18"/>
+              </w:rPr>
+              <w:t xml:space="preserve">var texto by remember { mutableStateOf("") }</w:t>
+            </w:r>
+          </w:p>
+          <w:p>
+            <w:pPr>
+              <w:spacing w:after="0" w:before="0"/>
+            </w:pPr>
+            <w:r>
+              <w:rPr>
+                <w:rFonts w:ascii="Courier New" w:cs="Courier New" w:eastAsia="Courier New" w:hAnsi="Courier New"/>
+                <w:color w:val="A6E3A1"/>
+                <w:sz w:val="18"/>
+                <w:szCs w:val="18"/>
+              </w:rPr>
+              <w:t xml:space="preserve">TextField(</w:t>
+            </w:r>
+          </w:p>
+          <w:p>
+            <w:pPr>
+              <w:spacing w:after="0" w:before="0"/>
+            </w:pPr>
+            <w:r>
+              <w:rPr>
+                <w:rFonts w:ascii="Courier New" w:cs="Courier New" w:eastAsia="Courier New" w:hAnsi="Courier New"/>
+                <w:color w:val="A6E3A1"/>
+                <w:sz w:val="18"/>
+                <w:szCs w:val="18"/>
+              </w:rPr>
+              <w:t xml:space="preserve">    value = texto,</w:t>
+            </w:r>
+          </w:p>
+          <w:p>
+            <w:pPr>
+              <w:spacing w:after="0" w:before="0"/>
+            </w:pPr>
+            <w:r>
+              <w:rPr>
+                <w:rFonts w:ascii="Courier New" w:cs="Courier New" w:eastAsia="Courier New" w:hAnsi="Courier New"/>
+                <w:color w:val="A6E3A1"/>
+                <w:sz w:val="18"/>
+                <w:szCs w:val="18"/>
+              </w:rPr>
+              <w:t xml:space="preserve">    onValueChange = { texto = it },</w:t>
+            </w:r>
+          </w:p>
+          <w:p>
+            <w:pPr>
+              <w:spacing w:after="0" w:before="0"/>
+            </w:pPr>
+            <w:r>
+              <w:rPr>
+                <w:rFonts w:ascii="Courier New" w:cs="Courier New" w:eastAsia="Courier New" w:hAnsi="Courier New"/>
+                <w:color w:val="A6E3A1"/>
+                <w:sz w:val="18"/>
+                <w:szCs w:val="18"/>
+              </w:rPr>
+              <w:t xml:space="preserve">    label = { Text("Escribe algo") }</w:t>
+            </w:r>
+          </w:p>
+          <w:p>
+            <w:pPr>
+              <w:spacing w:after="0" w:before="0"/>
+            </w:pPr>
+            <w:r>
+              <w:rPr>
+                <w:rFonts w:ascii="Courier New" w:cs="Courier New" w:eastAsia="Courier New" w:hAnsi="Courier New"/>
+                <w:color w:val="A6E3A1"/>
+                <w:sz w:val="18"/>
+                <w:szCs w:val="18"/>
+              </w:rPr>
+              <w:t xml:space="preserve">)</w:t>
+            </w:r>
+          </w:p>
+          <w:p>
+            <w:pPr>
+              <w:spacing w:after="0" w:before="0"/>
+            </w:pPr>
+            <w:r>
+              <w:rPr>
+                <w:rFonts w:ascii="Courier New" w:cs="Courier New" w:eastAsia="Courier New" w:hAnsi="Courier New"/>
+                <w:color w:val="A6E3A1"/>
+                <w:sz w:val="18"/>
+                <w:szCs w:val="18"/>
+              </w:rPr>
+              <w:t xml:space="preserve"/>
+            </w:r>
+          </w:p>
+          <w:p>
+            <w:pPr>
+              <w:spacing w:after="0" w:before="0"/>
+            </w:pPr>
+            <w:r>
+              <w:rPr>
+                <w:rFonts w:ascii="Courier New" w:cs="Courier New" w:eastAsia="Courier New" w:hAnsi="Courier New"/>
+                <w:color w:val="A6E3A1"/>
+                <w:sz w:val="18"/>
+                <w:szCs w:val="18"/>
+              </w:rPr>
+              <w:t xml:space="preserve">// 2. OutlinedTextField (con borde, el mas usado en formularios)</w:t>
+            </w:r>
+          </w:p>
+          <w:p>
+            <w:pPr>
+              <w:spacing w:after="0" w:before="0"/>
+            </w:pPr>
+            <w:r>
+              <w:rPr>
+                <w:rFonts w:ascii="Courier New" w:cs="Courier New" w:eastAsia="Courier New" w:hAnsi="Courier New"/>
+                <w:color w:val="A6E3A1"/>
+                <w:sz w:val="18"/>
+                <w:szCs w:val="18"/>
+              </w:rPr>
+              <w:t xml:space="preserve">var nombre by remember { mutableStateOf("") }</w:t>
+            </w:r>
+          </w:p>
+          <w:p>
+            <w:pPr>
+              <w:spacing w:after="0" w:before="0"/>
+            </w:pPr>
+            <w:r>
+              <w:rPr>
+                <w:rFonts w:ascii="Courier New" w:cs="Courier New" w:eastAsia="Courier New" w:hAnsi="Courier New"/>
+                <w:color w:val="A6E3A1"/>
+                <w:sz w:val="18"/>
+                <w:szCs w:val="18"/>
+              </w:rPr>
+              <w:t xml:space="preserve">OutlinedTextField(</w:t>
+            </w:r>
+          </w:p>
+          <w:p>
+            <w:pPr>
+              <w:spacing w:after="0" w:before="0"/>
+            </w:pPr>
+            <w:r>
+              <w:rPr>
+                <w:rFonts w:ascii="Courier New" w:cs="Courier New" w:eastAsia="Courier New" w:hAnsi="Courier New"/>
+                <w:color w:val="A6E3A1"/>
+                <w:sz w:val="18"/>
+                <w:szCs w:val="18"/>
+              </w:rPr>
+              <w:t xml:space="preserve">    value = nombre,</w:t>
+            </w:r>
+          </w:p>
+          <w:p>
+            <w:pPr>
+              <w:spacing w:after="0" w:before="0"/>
+            </w:pPr>
+            <w:r>
+              <w:rPr>
+                <w:rFonts w:ascii="Courier New" w:cs="Courier New" w:eastAsia="Courier New" w:hAnsi="Courier New"/>
+                <w:color w:val="A6E3A1"/>
+                <w:sz w:val="18"/>
+                <w:szCs w:val="18"/>
+              </w:rPr>
+              <w:t xml:space="preserve">    onValueChange = { nombre = it },</w:t>
+            </w:r>
+          </w:p>
+          <w:p>
+            <w:pPr>
+              <w:spacing w:after="0" w:before="0"/>
+            </w:pPr>
+            <w:r>
+              <w:rPr>
+                <w:rFonts w:ascii="Courier New" w:cs="Courier New" w:eastAsia="Courier New" w:hAnsi="Courier New"/>
+                <w:color w:val="A6E3A1"/>
+                <w:sz w:val="18"/>
+                <w:szCs w:val="18"/>
+              </w:rPr>
+              <w:t xml:space="preserve">    label = { Text("Nombre") },</w:t>
+            </w:r>
+          </w:p>
+          <w:p>
+            <w:pPr>
+              <w:spacing w:after="0" w:before="0"/>
+            </w:pPr>
+            <w:r>
+              <w:rPr>
+                <w:rFonts w:ascii="Courier New" w:cs="Courier New" w:eastAsia="Courier New" w:hAnsi="Courier New"/>
+                <w:color w:val="A6E3A1"/>
+                <w:sz w:val="18"/>
+                <w:szCs w:val="18"/>
+              </w:rPr>
+              <w:t xml:space="preserve">    modifier = Modifier.fillMaxWidth()</w:t>
+            </w:r>
+          </w:p>
+          <w:p>
+            <w:pPr>
+              <w:spacing w:after="0" w:before="0"/>
+            </w:pPr>
+            <w:r>
+              <w:rPr>
+                <w:rFonts w:ascii="Courier New" w:cs="Courier New" w:eastAsia="Courier New" w:hAnsi="Courier New"/>
+                <w:color w:val="A6E3A1"/>
+                <w:sz w:val="18"/>
+                <w:szCs w:val="18"/>
+              </w:rPr>
+              <w:t xml:space="preserve">)</w:t>
+            </w:r>
+          </w:p>
+          <w:p>
+            <w:pPr>
+              <w:spacing w:after="0" w:before="0"/>
+            </w:pPr>
+            <w:r>
+              <w:rPr>
+                <w:rFonts w:ascii="Courier New" w:cs="Courier New" w:eastAsia="Courier New" w:hAnsi="Courier New"/>
+                <w:color w:val="A6E3A1"/>
+                <w:sz w:val="18"/>
+                <w:szCs w:val="18"/>
+              </w:rPr>
+              <w:t xml:space="preserve"/>
+            </w:r>
+          </w:p>
+          <w:p>
+            <w:pPr>
+              <w:spacing w:after="0" w:before="0"/>
+            </w:pPr>
+            <w:r>
+              <w:rPr>
+                <w:rFonts w:ascii="Courier New" w:cs="Courier New" w:eastAsia="Courier New" w:hAnsi="Courier New"/>
+                <w:color w:val="A6E3A1"/>
+                <w:sz w:val="18"/>
+                <w:szCs w:val="18"/>
+              </w:rPr>
+              <w:t xml:space="preserve">// 3. Campo de contrasena (oculta el texto con puntos)</w:t>
+            </w:r>
+          </w:p>
+          <w:p>
+            <w:pPr>
+              <w:spacing w:after="0" w:before="0"/>
+            </w:pPr>
+            <w:r>
+              <w:rPr>
+                <w:rFonts w:ascii="Courier New" w:cs="Courier New" w:eastAsia="Courier New" w:hAnsi="Courier New"/>
+                <w:color w:val="A6E3A1"/>
+                <w:sz w:val="18"/>
+                <w:szCs w:val="18"/>
+              </w:rPr>
+              <w:t xml:space="preserve">var password by remember { mutableStateOf("") }</w:t>
+            </w:r>
+          </w:p>
+          <w:p>
+            <w:pPr>
+              <w:spacing w:after="0" w:before="0"/>
+            </w:pPr>
+            <w:r>
+              <w:rPr>
+                <w:rFonts w:ascii="Courier New" w:cs="Courier New" w:eastAsia="Courier New" w:hAnsi="Courier New"/>
+                <w:color w:val="A6E3A1"/>
+                <w:sz w:val="18"/>
+                <w:szCs w:val="18"/>
+              </w:rPr>
+              <w:t xml:space="preserve">OutlinedTextField(</w:t>
+            </w:r>
+          </w:p>
+          <w:p>
+            <w:pPr>
+              <w:spacing w:after="0" w:before="0"/>
+            </w:pPr>
+            <w:r>
+              <w:rPr>
+                <w:rFonts w:ascii="Courier New" w:cs="Courier New" w:eastAsia="Courier New" w:hAnsi="Courier New"/>
+                <w:color w:val="A6E3A1"/>
+                <w:sz w:val="18"/>
+                <w:szCs w:val="18"/>
+              </w:rPr>
+              <w:t xml:space="preserve">    value = password,</w:t>
+            </w:r>
+          </w:p>
+          <w:p>
+            <w:pPr>
+              <w:spacing w:after="0" w:before="0"/>
+            </w:pPr>
+            <w:r>
+              <w:rPr>
+                <w:rFonts w:ascii="Courier New" w:cs="Courier New" w:eastAsia="Courier New" w:hAnsi="Courier New"/>
+                <w:color w:val="A6E3A1"/>
+                <w:sz w:val="18"/>
+                <w:szCs w:val="18"/>
+              </w:rPr>
+              <w:t xml:space="preserve">    onValueChange = { password = it },</w:t>
+            </w:r>
+          </w:p>
+          <w:p>
+            <w:pPr>
+              <w:spacing w:after="0" w:before="0"/>
+            </w:pPr>
+            <w:r>
+              <w:rPr>
+                <w:rFonts w:ascii="Courier New" w:cs="Courier New" w:eastAsia="Courier New" w:hAnsi="Courier New"/>
+                <w:color w:val="A6E3A1"/>
+                <w:sz w:val="18"/>
+                <w:szCs w:val="18"/>
+              </w:rPr>
+              <w:t xml:space="preserve">    label = { Text("Contrasena") },</w:t>
+            </w:r>
+          </w:p>
+          <w:p>
+            <w:pPr>
+              <w:spacing w:after="0" w:before="0"/>
+            </w:pPr>
+            <w:r>
+              <w:rPr>
+                <w:rFonts w:ascii="Courier New" w:cs="Courier New" w:eastAsia="Courier New" w:hAnsi="Courier New"/>
+                <w:color w:val="A6E3A1"/>
+                <w:sz w:val="18"/>
+                <w:szCs w:val="18"/>
+              </w:rPr>
+              <w:t xml:space="preserve">    visualTransformation = PasswordVisualTransformation(),</w:t>
+            </w:r>
+          </w:p>
+          <w:p>
+            <w:pPr>
+              <w:spacing w:after="0" w:before="0"/>
+            </w:pPr>
+            <w:r>
+              <w:rPr>
+                <w:rFonts w:ascii="Courier New" w:cs="Courier New" w:eastAsia="Courier New" w:hAnsi="Courier New"/>
+                <w:color w:val="A6E3A1"/>
+                <w:sz w:val="18"/>
+                <w:szCs w:val="18"/>
+              </w:rPr>
+              <w:t xml:space="preserve">    keyboardOptions = KeyboardOptions(keyboardType = KeyboardType.Password)</w:t>
+            </w:r>
+          </w:p>
+          <w:p>
+            <w:pPr>
+              <w:spacing w:after="0" w:before="0"/>
+            </w:pPr>
+            <w:r>
+              <w:rPr>
+                <w:rFonts w:ascii="Courier New" w:cs="Courier New" w:eastAsia="Courier New" w:hAnsi="Courier New"/>
+                <w:color w:val="A6E3A1"/>
+                <w:sz w:val="18"/>
+                <w:szCs w:val="18"/>
+              </w:rPr>
+              <w:t xml:space="preserve">)</w:t>
+            </w:r>
+          </w:p>
+        </w:tc>
+      </w:tr>
+    </w:tbl>
+    <w:p>
+      <w:pPr>
+        <w:spacing w:after="60" w:before="0"/>
+      </w:pPr>
+      <w:r>
+        <w:t xml:space="preserve"/>
+      </w:r>
+    </w:p>
+    <w:tbl>
+      <w:tblPr>
+        <w:tblW w:type="dxa" w:w="9026"/>
+        <w:tblBorders>
+          <w:top w:val="single" w:color="auto" w:sz="4"/>
+          <w:left w:val="single" w:color="auto" w:sz="4"/>
+          <w:bottom w:val="single" w:color="auto" w:sz="4"/>
+          <w:right w:val="single" w:color="auto" w:sz="4"/>
+          <w:insideH w:val="single" w:color="auto" w:sz="4"/>
+          <w:insideV w:val="single" w:color="auto" w:sz="4"/>
+        </w:tblBorders>
+      </w:tblPr>
+      <w:tblGrid>
+        <w:gridCol w:w="2800"/>
+        <w:gridCol w:w="3000"/>
+        <w:gridCol w:w="3226"/>
+      </w:tblGrid>
+      <w:tr>
+        <w:tc>
+          <w:tcPr>
+            <w:tcW w:type="dxa" w:w="2800"/>
+            <w:tcBorders>
+              <w:top w:val="single" w:color="CCCCCC" w:sz="1"/>
+              <w:left w:val="single" w:color="CCCCCC" w:sz="1"/>
+              <w:bottom w:val="single" w:color="CCCCCC" w:sz="1"/>
+              <w:right w:val="single" w:color="CCCCCC" w:sz="1"/>
+            </w:tcBorders>
+            <w:shd w:fill="1A1A2E" w:val="clear"/>
+            <w:tcMar>
+              <w:top w:type="dxa" w:w="80"/>
+              <w:left w:type="dxa" w:w="120"/>
+              <w:bottom w:type="dxa" w:w="80"/>
+              <w:right w:type="dxa" w:w="120"/>
+            </w:tcMar>
+          </w:tcPr>
+          <w:p>
+            <w:r>
+              <w:rPr>
+                <w:rFonts w:ascii="Arial" w:cs="Arial" w:eastAsia="Arial" w:hAnsi="Arial"/>
+                <w:b/>
+                <w:bCs/>
+                <w:color w:val="FFFFFF"/>
+                <w:sz w:val="22"/>
+                <w:szCs w:val="22"/>
+              </w:rPr>
+              <w:t xml:space="preserve">Variante</w:t>
+            </w:r>
+          </w:p>
+        </w:tc>
+        <w:tc>
+          <w:tcPr>
+            <w:tcW w:type="dxa" w:w="3000"/>
+            <w:tcBorders>
+              <w:top w:val="single" w:color="CCCCCC" w:sz="1"/>
+              <w:left w:val="single" w:color="CCCCCC" w:sz="1"/>
+              <w:bottom w:val="single" w:color="CCCCCC" w:sz="1"/>
+              <w:right w:val="single" w:color="CCCCCC" w:sz="1"/>
+            </w:tcBorders>
+            <w:shd w:fill="1A1A2E" w:val="clear"/>
+            <w:tcMar>
+              <w:top w:type="dxa" w:w="80"/>
+              <w:left w:type="dxa" w:w="120"/>
+              <w:bottom w:type="dxa" w:w="80"/>
+              <w:right w:type="dxa" w:w="120"/>
+            </w:tcMar>
+          </w:tcPr>
+          <w:p>
+            <w:r>
+              <w:rPr>
+                <w:rFonts w:ascii="Arial" w:cs="Arial" w:eastAsia="Arial" w:hAnsi="Arial"/>
+                <w:b/>
+                <w:bCs/>
+                <w:color w:val="FFFFFF"/>
+                <w:sz w:val="22"/>
+                <w:szCs w:val="22"/>
+              </w:rPr>
+              <w:t xml:space="preserve">Aspecto visual</w:t>
+            </w:r>
+          </w:p>
+        </w:tc>
+        <w:tc>
+          <w:tcPr>
+            <w:tcW w:type="dxa" w:w="3226"/>
+            <w:tcBorders>
+              <w:top w:val="single" w:color="CCCCCC" w:sz="1"/>
+              <w:left w:val="single" w:color="CCCCCC" w:sz="1"/>
+              <w:bottom w:val="single" w:color="CCCCCC" w:sz="1"/>
+              <w:right w:val="single" w:color="CCCCCC" w:sz="1"/>
+            </w:tcBorders>
+            <w:shd w:fill="1A1A2E" w:val="clear"/>
+            <w:tcMar>
+              <w:top w:type="dxa" w:w="80"/>
+              <w:left w:type="dxa" w:w="120"/>
+              <w:bottom w:type="dxa" w:w="80"/>
+              <w:right w:type="dxa" w:w="120"/>
+            </w:tcMar>
+          </w:tcPr>
+          <w:p>
+            <w:r>
+              <w:rPr>
+                <w:rFonts w:ascii="Arial" w:cs="Arial" w:eastAsia="Arial" w:hAnsi="Arial"/>
+                <w:b/>
+                <w:bCs/>
+                <w:color w:val="FFFFFF"/>
+                <w:sz w:val="22"/>
+                <w:szCs w:val="22"/>
+              </w:rPr>
+              <w:t xml:space="preserve">Cuando usarla</w:t>
+            </w:r>
+          </w:p>
+        </w:tc>
+      </w:tr>
+      <w:tr>
+        <w:tc>
+          <w:tcPr>
+            <w:tcW w:type="dxa" w:w="2800"/>
+            <w:tcBorders>
+              <w:top w:val="single" w:color="CCCCCC" w:sz="1"/>
+              <w:left w:val="single" w:color="CCCCCC" w:sz="1"/>
+              <w:bottom w:val="single" w:color="CCCCCC" w:sz="1"/>
+              <w:right w:val="single" w:color="CCCCCC" w:sz="1"/>
+            </w:tcBorders>
+            <w:shd w:fill="E3F2FD" w:val="clear"/>
+            <w:tcMar>
+              <w:top w:type="dxa" w:w="70"/>
+              <w:left w:type="dxa" w:w="120"/>
+              <w:bottom w:type="dxa" w:w="70"/>
+              <w:right w:type="dxa" w:w="120"/>
+            </w:tcMar>
+          </w:tcPr>
+          <w:p>
+            <w:r>
+              <w:rPr>
+                <w:rFonts w:ascii="Arial" w:cs="Arial" w:eastAsia="Arial" w:hAnsi="Arial"/>
+                <w:color w:val="333333"/>
+                <w:sz w:val="20"/>
+                <w:szCs w:val="20"/>
+              </w:rPr>
+              <w:t xml:space="preserve">TextField</w:t>
+            </w:r>
+          </w:p>
+        </w:tc>
+        <w:tc>
+          <w:tcPr>
+            <w:tcW w:type="dxa" w:w="3000"/>
+            <w:tcBorders>
+              <w:top w:val="single" w:color="CCCCCC" w:sz="1"/>
+              <w:left w:val="single" w:color="CCCCCC" w:sz="1"/>
+              <w:bottom w:val="single" w:color="CCCCCC" w:sz="1"/>
+              <w:right w:val="single" w:color="CCCCCC" w:sz="1"/>
+            </w:tcBorders>
+            <w:shd w:fill="E3F2FD" w:val="clear"/>
+            <w:tcMar>
+              <w:top w:type="dxa" w:w="70"/>
+              <w:left w:type="dxa" w:w="120"/>
+              <w:bottom w:type="dxa" w:w="70"/>
+              <w:right w:type="dxa" w:w="120"/>
+            </w:tcMar>
+          </w:tcPr>
+          <w:p>
+            <w:r>
+              <w:rPr>
+                <w:rFonts w:ascii="Arial" w:cs="Arial" w:eastAsia="Arial" w:hAnsi="Arial"/>
+                <w:color w:val="333333"/>
+                <w:sz w:val="20"/>
+                <w:szCs w:val="20"/>
+              </w:rPr>
+              <w:t xml:space="preserve">Fondo relleno gris</w:t>
+            </w:r>
+          </w:p>
+        </w:tc>
+        <w:tc>
+          <w:tcPr>
+            <w:tcW w:type="dxa" w:w="3226"/>
+            <w:tcBorders>
+              <w:top w:val="single" w:color="CCCCCC" w:sz="1"/>
+              <w:left w:val="single" w:color="CCCCCC" w:sz="1"/>
+              <w:bottom w:val="single" w:color="CCCCCC" w:sz="1"/>
+              <w:right w:val="single" w:color="CCCCCC" w:sz="1"/>
+            </w:tcBorders>
+            <w:shd w:fill="E3F2FD" w:val="clear"/>
+            <w:tcMar>
+              <w:top w:type="dxa" w:w="70"/>
+              <w:left w:type="dxa" w:w="120"/>
+              <w:bottom w:type="dxa" w:w="70"/>
+              <w:right w:type="dxa" w:w="120"/>
+            </w:tcMar>
+          </w:tcPr>
+          <w:p>
+            <w:r>
+              <w:rPr>
+                <w:rFonts w:ascii="Arial" w:cs="Arial" w:eastAsia="Arial" w:hAnsi="Arial"/>
+                <w:color w:val="333333"/>
+                <w:sz w:val="20"/>
+                <w:szCs w:val="20"/>
+              </w:rPr>
+              <w:t xml:space="preserve">Busquedas, filtros rapidos</w:t>
+            </w:r>
+          </w:p>
+        </w:tc>
+      </w:tr>
+      <w:tr>
+        <w:tc>
+          <w:tcPr>
+            <w:tcW w:type="dxa" w:w="2800"/>
+            <w:tcBorders>
+              <w:top w:val="single" w:color="CCCCCC" w:sz="1"/>
+              <w:left w:val="single" w:color="CCCCCC" w:sz="1"/>
+              <w:bottom w:val="single" w:color="CCCCCC" w:sz="1"/>
+              <w:right w:val="single" w:color="CCCCCC" w:sz="1"/>
+            </w:tcBorders>
+            <w:shd w:fill="FFFFFF" w:val="clear"/>
+            <w:tcMar>
+              <w:top w:type="dxa" w:w="70"/>
+              <w:left w:type="dxa" w:w="120"/>
+              <w:bottom w:type="dxa" w:w="70"/>
+              <w:right w:type="dxa" w:w="120"/>
+            </w:tcMar>
+          </w:tcPr>
+          <w:p>
+            <w:r>
+              <w:rPr>
+                <w:rFonts w:ascii="Arial" w:cs="Arial" w:eastAsia="Arial" w:hAnsi="Arial"/>
+                <w:color w:val="333333"/>
+                <w:sz w:val="20"/>
+                <w:szCs w:val="20"/>
+              </w:rPr>
+              <w:t xml:space="preserve">OutlinedTextField</w:t>
+            </w:r>
+          </w:p>
+        </w:tc>
+        <w:tc>
+          <w:tcPr>
+            <w:tcW w:type="dxa" w:w="3000"/>
+            <w:tcBorders>
+              <w:top w:val="single" w:color="CCCCCC" w:sz="1"/>
+              <w:left w:val="single" w:color="CCCCCC" w:sz="1"/>
+              <w:bottom w:val="single" w:color="CCCCCC" w:sz="1"/>
+              <w:right w:val="single" w:color="CCCCCC" w:sz="1"/>
+            </w:tcBorders>
+            <w:shd w:fill="FFFFFF" w:val="clear"/>
+            <w:tcMar>
+              <w:top w:type="dxa" w:w="70"/>
+              <w:left w:type="dxa" w:w="120"/>
+              <w:bottom w:type="dxa" w:w="70"/>
+              <w:right w:type="dxa" w:w="120"/>
+            </w:tcMar>
+          </w:tcPr>
+          <w:p>
+            <w:r>
+              <w:rPr>
+                <w:rFonts w:ascii="Arial" w:cs="Arial" w:eastAsia="Arial" w:hAnsi="Arial"/>
+                <w:color w:val="333333"/>
+                <w:sz w:val="20"/>
+                <w:szCs w:val="20"/>
+              </w:rPr>
+              <w:t xml:space="preserve">Solo borde visible</w:t>
+            </w:r>
+          </w:p>
+        </w:tc>
+        <w:tc>
+          <w:tcPr>
+            <w:tcW w:type="dxa" w:w="3226"/>
+            <w:tcBorders>
+              <w:top w:val="single" w:color="CCCCCC" w:sz="1"/>
+              <w:left w:val="single" w:color="CCCCCC" w:sz="1"/>
+              <w:bottom w:val="single" w:color="CCCCCC" w:sz="1"/>
+              <w:right w:val="single" w:color="CCCCCC" w:sz="1"/>
+            </w:tcBorders>
+            <w:shd w:fill="FFFFFF" w:val="clear"/>
+            <w:tcMar>
+              <w:top w:type="dxa" w:w="70"/>
+              <w:left w:type="dxa" w:w="120"/>
+              <w:bottom w:type="dxa" w:w="70"/>
+              <w:right w:type="dxa" w:w="120"/>
+            </w:tcMar>
+          </w:tcPr>
+          <w:p>
+            <w:r>
+              <w:rPr>
+                <w:rFonts w:ascii="Arial" w:cs="Arial" w:eastAsia="Arial" w:hAnsi="Arial"/>
+                <w:color w:val="333333"/>
+                <w:sz w:val="20"/>
+                <w:szCs w:val="20"/>
+              </w:rPr>
+              <w:t xml:space="preserve">Formularios de registro o login</w:t>
+            </w:r>
+          </w:p>
+        </w:tc>
+      </w:tr>
+      <w:tr>
+        <w:tc>
+          <w:tcPr>
+            <w:tcW w:type="dxa" w:w="2800"/>
+            <w:tcBorders>
+              <w:top w:val="single" w:color="CCCCCC" w:sz="1"/>
+              <w:left w:val="single" w:color="CCCCCC" w:sz="1"/>
+              <w:bottom w:val="single" w:color="CCCCCC" w:sz="1"/>
+              <w:right w:val="single" w:color="CCCCCC" w:sz="1"/>
+            </w:tcBorders>
+            <w:shd w:fill="E3F2FD" w:val="clear"/>
+            <w:tcMar>
+              <w:top w:type="dxa" w:w="70"/>
+              <w:left w:type="dxa" w:w="120"/>
+              <w:bottom w:type="dxa" w:w="70"/>
+              <w:right w:type="dxa" w:w="120"/>
+            </w:tcMar>
+          </w:tcPr>
+          <w:p>
+            <w:r>
+              <w:rPr>
+                <w:rFonts w:ascii="Arial" w:cs="Arial" w:eastAsia="Arial" w:hAnsi="Arial"/>
+                <w:color w:val="333333"/>
+                <w:sz w:val="20"/>
+                <w:szCs w:val="20"/>
+              </w:rPr>
+              <w:t xml:space="preserve">PasswordVisualTransformation</w:t>
+            </w:r>
+          </w:p>
+        </w:tc>
+        <w:tc>
+          <w:tcPr>
+            <w:tcW w:type="dxa" w:w="3000"/>
+            <w:tcBorders>
+              <w:top w:val="single" w:color="CCCCCC" w:sz="1"/>
+              <w:left w:val="single" w:color="CCCCCC" w:sz="1"/>
+              <w:bottom w:val="single" w:color="CCCCCC" w:sz="1"/>
+              <w:right w:val="single" w:color="CCCCCC" w:sz="1"/>
+            </w:tcBorders>
+            <w:shd w:fill="E3F2FD" w:val="clear"/>
+            <w:tcMar>
+              <w:top w:type="dxa" w:w="70"/>
+              <w:left w:type="dxa" w:w="120"/>
+              <w:bottom w:type="dxa" w:w="70"/>
+              <w:right w:type="dxa" w:w="120"/>
+            </w:tcMar>
+          </w:tcPr>
+          <w:p>
+            <w:r>
+              <w:rPr>
+                <w:rFonts w:ascii="Arial" w:cs="Arial" w:eastAsia="Arial" w:hAnsi="Arial"/>
+                <w:color w:val="333333"/>
+                <w:sz w:val="20"/>
+                <w:szCs w:val="20"/>
+              </w:rPr>
+              <w:t xml:space="preserve">Muestra puntos en lugar de letras</w:t>
+            </w:r>
+          </w:p>
+        </w:tc>
+        <w:tc>
+          <w:tcPr>
+            <w:tcW w:type="dxa" w:w="3226"/>
+            <w:tcBorders>
+              <w:top w:val="single" w:color="CCCCCC" w:sz="1"/>
+              <w:left w:val="single" w:color="CCCCCC" w:sz="1"/>
+              <w:bottom w:val="single" w:color="CCCCCC" w:sz="1"/>
+              <w:right w:val="single" w:color="CCCCCC" w:sz="1"/>
+            </w:tcBorders>
+            <w:shd w:fill="E3F2FD" w:val="clear"/>
+            <w:tcMar>
+              <w:top w:type="dxa" w:w="70"/>
+              <w:left w:type="dxa" w:w="120"/>
+              <w:bottom w:type="dxa" w:w="70"/>
+              <w:right w:type="dxa" w:w="120"/>
+            </w:tcMar>
+          </w:tcPr>
+          <w:p>
+            <w:r>
+              <w:rPr>
+                <w:rFonts w:ascii="Arial" w:cs="Arial" w:eastAsia="Arial" w:hAnsi="Arial"/>
+                <w:color w:val="333333"/>
+                <w:sz w:val="20"/>
+                <w:szCs w:val="20"/>
+              </w:rPr>
+              <w:t xml:space="preserve">Siempre en campos de contrasena</w:t>
+            </w:r>
+          </w:p>
+        </w:tc>
+      </w:tr>
+    </w:tbl>
+    <w:p>
+      <w:pPr>
+        <w:spacing w:after="60" w:before="0"/>
+      </w:pPr>
+      <w:r>
+        <w:t xml:space="preserve"/>
+      </w:r>
+    </w:p>
+    <w:p>
+      <w:pPr>
+        <w:pStyle w:val="Heading2"/>
+        <w:spacing w:after="150" w:before="300"/>
+      </w:pPr>
+      <w:r>
+        <w:rPr>
+          <w:rFonts w:ascii="Arial" w:cs="Arial" w:eastAsia="Arial" w:hAnsi="Arial"/>
+          <w:b/>
+          <w:bCs/>
+          <w:color w:val="1565C0"/>
+          <w:sz w:val="28"/>
+          <w:szCs w:val="28"/>
+        </w:rPr>
+        <w:t xml:space="preserve">Propiedades utiles del TextField</w:t>
+      </w:r>
+    </w:p>
+    <w:tbl>
+      <w:tblPr>
+        <w:tblW w:type="dxa" w:w="9026"/>
+        <w:tblBorders>
+          <w:top w:val="single" w:color="auto" w:sz="4"/>
+          <w:left w:val="single" w:color="auto" w:sz="4"/>
+          <w:bottom w:val="single" w:color="auto" w:sz="4"/>
+          <w:right w:val="single" w:color="auto" w:sz="4"/>
+          <w:insideH w:val="single" w:color="auto" w:sz="4"/>
+          <w:insideV w:val="single" w:color="auto" w:sz="4"/>
+        </w:tblBorders>
+      </w:tblPr>
+      <w:tblGrid>
+        <w:gridCol w:w="2400"/>
+        <w:gridCol w:w="3000"/>
+        <w:gridCol w:w="3626"/>
+      </w:tblGrid>
+      <w:tr>
+        <w:tc>
+          <w:tcPr>
+            <w:tcW w:type="dxa" w:w="2400"/>
+            <w:tcBorders>
+              <w:top w:val="single" w:color="CCCCCC" w:sz="1"/>
+              <w:left w:val="single" w:color="CCCCCC" w:sz="1"/>
+              <w:bottom w:val="single" w:color="CCCCCC" w:sz="1"/>
+              <w:right w:val="single" w:color="CCCCCC" w:sz="1"/>
+            </w:tcBorders>
+            <w:shd w:fill="1A1A2E" w:val="clear"/>
+            <w:tcMar>
+              <w:top w:type="dxa" w:w="80"/>
+              <w:left w:type="dxa" w:w="120"/>
+              <w:bottom w:type="dxa" w:w="80"/>
+              <w:right w:type="dxa" w:w="120"/>
+            </w:tcMar>
+          </w:tcPr>
+          <w:p>
+            <w:r>
+              <w:rPr>
+                <w:rFonts w:ascii="Arial" w:cs="Arial" w:eastAsia="Arial" w:hAnsi="Arial"/>
+                <w:b/>
+                <w:bCs/>
+                <w:color w:val="FFFFFF"/>
+                <w:sz w:val="22"/>
+                <w:szCs w:val="22"/>
+              </w:rPr>
+              <w:t xml:space="preserve">Propiedad</w:t>
+            </w:r>
+          </w:p>
+        </w:tc>
+        <w:tc>
+          <w:tcPr>
+            <w:tcW w:type="dxa" w:w="3000"/>
+            <w:tcBorders>
+              <w:top w:val="single" w:color="CCCCCC" w:sz="1"/>
+              <w:left w:val="single" w:color="CCCCCC" w:sz="1"/>
+              <w:bottom w:val="single" w:color="CCCCCC" w:sz="1"/>
+              <w:right w:val="single" w:color="CCCCCC" w:sz="1"/>
+            </w:tcBorders>
+            <w:shd w:fill="1A1A2E" w:val="clear"/>
+            <w:tcMar>
+              <w:top w:type="dxa" w:w="80"/>
+              <w:left w:type="dxa" w:w="120"/>
+              <w:bottom w:type="dxa" w:w="80"/>
+              <w:right w:type="dxa" w:w="120"/>
+            </w:tcMar>
+          </w:tcPr>
+          <w:p>
+            <w:r>
+              <w:rPr>
+                <w:rFonts w:ascii="Arial" w:cs="Arial" w:eastAsia="Arial" w:hAnsi="Arial"/>
+                <w:b/>
+                <w:bCs/>
+                <w:color w:val="FFFFFF"/>
+                <w:sz w:val="22"/>
+                <w:szCs w:val="22"/>
+              </w:rPr>
+              <w:t xml:space="preserve">Para que sirve</w:t>
+            </w:r>
+          </w:p>
+        </w:tc>
+        <w:tc>
+          <w:tcPr>
+            <w:tcW w:type="dxa" w:w="3626"/>
+            <w:tcBorders>
+              <w:top w:val="single" w:color="CCCCCC" w:sz="1"/>
+              <w:left w:val="single" w:color="CCCCCC" w:sz="1"/>
+              <w:bottom w:val="single" w:color="CCCCCC" w:sz="1"/>
+              <w:right w:val="single" w:color="CCCCCC" w:sz="1"/>
+            </w:tcBorders>
+            <w:shd w:fill="1A1A2E" w:val="clear"/>
+            <w:tcMar>
+              <w:top w:type="dxa" w:w="80"/>
+              <w:left w:type="dxa" w:w="120"/>
+              <w:bottom w:type="dxa" w:w="80"/>
+              <w:right w:type="dxa" w:w="120"/>
+            </w:tcMar>
+          </w:tcPr>
+          <w:p>
+            <w:r>
+              <w:rPr>
+                <w:rFonts w:ascii="Arial" w:cs="Arial" w:eastAsia="Arial" w:hAnsi="Arial"/>
+                <w:b/>
+                <w:bCs/>
+                <w:color w:val="FFFFFF"/>
+                <w:sz w:val="22"/>
+                <w:szCs w:val="22"/>
+              </w:rPr>
+              <w:t xml:space="preserve">Ejemplo</w:t>
+            </w:r>
+          </w:p>
+        </w:tc>
+      </w:tr>
+      <w:tr>
+        <w:tc>
+          <w:tcPr>
+            <w:tcW w:type="dxa" w:w="2400"/>
+            <w:tcBorders>
+              <w:top w:val="single" w:color="CCCCCC" w:sz="1"/>
+              <w:left w:val="single" w:color="CCCCCC" w:sz="1"/>
+              <w:bottom w:val="single" w:color="CCCCCC" w:sz="1"/>
+              <w:right w:val="single" w:color="CCCCCC" w:sz="1"/>
+            </w:tcBorders>
+            <w:shd w:fill="E3F2FD" w:val="clear"/>
+            <w:tcMar>
+              <w:top w:type="dxa" w:w="70"/>
+              <w:left w:type="dxa" w:w="120"/>
+              <w:bottom w:type="dxa" w:w="70"/>
+              <w:right w:type="dxa" w:w="120"/>
+            </w:tcMar>
+          </w:tcPr>
+          <w:p>
+            <w:r>
+              <w:rPr>
+                <w:rFonts w:ascii="Arial" w:cs="Arial" w:eastAsia="Arial" w:hAnsi="Arial"/>
+                <w:color w:val="333333"/>
+                <w:sz w:val="20"/>
+                <w:szCs w:val="20"/>
+              </w:rPr>
+              <w:t xml:space="preserve">label</w:t>
+            </w:r>
+          </w:p>
+        </w:tc>
+        <w:tc>
+          <w:tcPr>
+            <w:tcW w:type="dxa" w:w="3000"/>
+            <w:tcBorders>
+              <w:top w:val="single" w:color="CCCCCC" w:sz="1"/>
+              <w:left w:val="single" w:color="CCCCCC" w:sz="1"/>
+              <w:bottom w:val="single" w:color="CCCCCC" w:sz="1"/>
+              <w:right w:val="single" w:color="CCCCCC" w:sz="1"/>
+            </w:tcBorders>
+            <w:shd w:fill="E3F2FD" w:val="clear"/>
+            <w:tcMar>
+              <w:top w:type="dxa" w:w="70"/>
+              <w:left w:type="dxa" w:w="120"/>
+              <w:bottom w:type="dxa" w:w="70"/>
+              <w:right w:type="dxa" w:w="120"/>
+            </w:tcMar>
+          </w:tcPr>
+          <w:p>
+            <w:r>
+              <w:rPr>
+                <w:rFonts w:ascii="Arial" w:cs="Arial" w:eastAsia="Arial" w:hAnsi="Arial"/>
+                <w:color w:val="333333"/>
+                <w:sz w:val="20"/>
+                <w:szCs w:val="20"/>
+              </w:rPr>
+              <w:t xml:space="preserve">Etiqueta flotante descriptiva</w:t>
+            </w:r>
+          </w:p>
+        </w:tc>
+        <w:tc>
+          <w:tcPr>
+            <w:tcW w:type="dxa" w:w="3626"/>
+            <w:tcBorders>
+              <w:top w:val="single" w:color="CCCCCC" w:sz="1"/>
+              <w:left w:val="single" w:color="CCCCCC" w:sz="1"/>
+              <w:bottom w:val="single" w:color="CCCCCC" w:sz="1"/>
+              <w:right w:val="single" w:color="CCCCCC" w:sz="1"/>
+            </w:tcBorders>
+            <w:shd w:fill="E3F2FD" w:val="clear"/>
+            <w:tcMar>
+              <w:top w:type="dxa" w:w="70"/>
+              <w:left w:type="dxa" w:w="120"/>
+              <w:bottom w:type="dxa" w:w="70"/>
+              <w:right w:type="dxa" w:w="120"/>
+            </w:tcMar>
+          </w:tcPr>
+          <w:p>
+            <w:r>
+              <w:rPr>
+                <w:rFonts w:ascii="Arial" w:cs="Arial" w:eastAsia="Arial" w:hAnsi="Arial"/>
+                <w:color w:val="333333"/>
+                <w:sz w:val="20"/>
+                <w:szCs w:val="20"/>
+              </w:rPr>
+              <w:t xml:space="preserve">label = { Text("Email") }</w:t>
+            </w:r>
+          </w:p>
+        </w:tc>
+      </w:tr>
+      <w:tr>
+        <w:tc>
+          <w:tcPr>
+            <w:tcW w:type="dxa" w:w="2400"/>
+            <w:tcBorders>
+              <w:top w:val="single" w:color="CCCCCC" w:sz="1"/>
+              <w:left w:val="single" w:color="CCCCCC" w:sz="1"/>
+              <w:bottom w:val="single" w:color="CCCCCC" w:sz="1"/>
+              <w:right w:val="single" w:color="CCCCCC" w:sz="1"/>
+            </w:tcBorders>
+            <w:shd w:fill="FFFFFF" w:val="clear"/>
+            <w:tcMar>
+              <w:top w:type="dxa" w:w="70"/>
+              <w:left w:type="dxa" w:w="120"/>
+              <w:bottom w:type="dxa" w:w="70"/>
+              <w:right w:type="dxa" w:w="120"/>
+            </w:tcMar>
+          </w:tcPr>
+          <w:p>
+            <w:r>
+              <w:rPr>
+                <w:rFonts w:ascii="Arial" w:cs="Arial" w:eastAsia="Arial" w:hAnsi="Arial"/>
+                <w:color w:val="333333"/>
+                <w:sz w:val="20"/>
+                <w:szCs w:val="20"/>
+              </w:rPr>
+              <w:t xml:space="preserve">placeholder</w:t>
+            </w:r>
+          </w:p>
+        </w:tc>
+        <w:tc>
+          <w:tcPr>
+            <w:tcW w:type="dxa" w:w="3000"/>
+            <w:tcBorders>
+              <w:top w:val="single" w:color="CCCCCC" w:sz="1"/>
+              <w:left w:val="single" w:color="CCCCCC" w:sz="1"/>
+              <w:bottom w:val="single" w:color="CCCCCC" w:sz="1"/>
+              <w:right w:val="single" w:color="CCCCCC" w:sz="1"/>
+            </w:tcBorders>
+            <w:shd w:fill="FFFFFF" w:val="clear"/>
+            <w:tcMar>
+              <w:top w:type="dxa" w:w="70"/>
+              <w:left w:type="dxa" w:w="120"/>
+              <w:bottom w:type="dxa" w:w="70"/>
+              <w:right w:type="dxa" w:w="120"/>
+            </w:tcMar>
+          </w:tcPr>
+          <w:p>
+            <w:r>
+              <w:rPr>
+                <w:rFonts w:ascii="Arial" w:cs="Arial" w:eastAsia="Arial" w:hAnsi="Arial"/>
+                <w:color w:val="333333"/>
+                <w:sz w:val="20"/>
+                <w:szCs w:val="20"/>
+              </w:rPr>
+              <w:t xml:space="preserve">Texto de ejemplo cuando esta vacio</w:t>
+            </w:r>
+          </w:p>
+        </w:tc>
+        <w:tc>
+          <w:tcPr>
+            <w:tcW w:type="dxa" w:w="3626"/>
+            <w:tcBorders>
+              <w:top w:val="single" w:color="CCCCCC" w:sz="1"/>
+              <w:left w:val="single" w:color="CCCCCC" w:sz="1"/>
+              <w:bottom w:val="single" w:color="CCCCCC" w:sz="1"/>
+              <w:right w:val="single" w:color="CCCCCC" w:sz="1"/>
+            </w:tcBorders>
+            <w:shd w:fill="FFFFFF" w:val="clear"/>
+            <w:tcMar>
+              <w:top w:type="dxa" w:w="70"/>
+              <w:left w:type="dxa" w:w="120"/>
+              <w:bottom w:type="dxa" w:w="70"/>
+              <w:right w:type="dxa" w:w="120"/>
+            </w:tcMar>
+          </w:tcPr>
+          <w:p>
+            <w:r>
+              <w:rPr>
+                <w:rFonts w:ascii="Arial" w:cs="Arial" w:eastAsia="Arial" w:hAnsi="Arial"/>
+                <w:color w:val="333333"/>
+                <w:sz w:val="20"/>
+                <w:szCs w:val="20"/>
+              </w:rPr>
+              <w:t xml:space="preserve">placeholder = { Text("ej: user@email.com") }</w:t>
+            </w:r>
+          </w:p>
+        </w:tc>
+      </w:tr>
+      <w:tr>
+        <w:tc>
+          <w:tcPr>
+            <w:tcW w:type="dxa" w:w="2400"/>
+            <w:tcBorders>
+              <w:top w:val="single" w:color="CCCCCC" w:sz="1"/>
+              <w:left w:val="single" w:color="CCCCCC" w:sz="1"/>
+              <w:bottom w:val="single" w:color="CCCCCC" w:sz="1"/>
+              <w:right w:val="single" w:color="CCCCCC" w:sz="1"/>
+            </w:tcBorders>
+            <w:shd w:fill="E3F2FD" w:val="clear"/>
+            <w:tcMar>
+              <w:top w:type="dxa" w:w="70"/>
+              <w:left w:type="dxa" w:w="120"/>
+              <w:bottom w:type="dxa" w:w="70"/>
+              <w:right w:type="dxa" w:w="120"/>
+            </w:tcMar>
+          </w:tcPr>
+          <w:p>
+            <w:r>
+              <w:rPr>
+                <w:rFonts w:ascii="Arial" w:cs="Arial" w:eastAsia="Arial" w:hAnsi="Arial"/>
+                <w:color w:val="333333"/>
+                <w:sz w:val="20"/>
+                <w:szCs w:val="20"/>
+              </w:rPr>
+              <w:t xml:space="preserve">leadingIcon</w:t>
+            </w:r>
+          </w:p>
+        </w:tc>
+        <w:tc>
+          <w:tcPr>
+            <w:tcW w:type="dxa" w:w="3000"/>
+            <w:tcBorders>
+              <w:top w:val="single" w:color="CCCCCC" w:sz="1"/>
+              <w:left w:val="single" w:color="CCCCCC" w:sz="1"/>
+              <w:bottom w:val="single" w:color="CCCCCC" w:sz="1"/>
+              <w:right w:val="single" w:color="CCCCCC" w:sz="1"/>
+            </w:tcBorders>
+            <w:shd w:fill="E3F2FD" w:val="clear"/>
+            <w:tcMar>
+              <w:top w:type="dxa" w:w="70"/>
+              <w:left w:type="dxa" w:w="120"/>
+              <w:bottom w:type="dxa" w:w="70"/>
+              <w:right w:type="dxa" w:w="120"/>
+            </w:tcMar>
+          </w:tcPr>
+          <w:p>
+            <w:r>
+              <w:rPr>
+                <w:rFonts w:ascii="Arial" w:cs="Arial" w:eastAsia="Arial" w:hAnsi="Arial"/>
+                <w:color w:val="333333"/>
+                <w:sz w:val="20"/>
+                <w:szCs w:val="20"/>
+              </w:rPr>
+              <w:t xml:space="preserve">Icono a la izquierda del campo</w:t>
+            </w:r>
+          </w:p>
+        </w:tc>
+        <w:tc>
+          <w:tcPr>
+            <w:tcW w:type="dxa" w:w="3626"/>
+            <w:tcBorders>
+              <w:top w:val="single" w:color="CCCCCC" w:sz="1"/>
+              <w:left w:val="single" w:color="CCCCCC" w:sz="1"/>
+              <w:bottom w:val="single" w:color="CCCCCC" w:sz="1"/>
+              <w:right w:val="single" w:color="CCCCCC" w:sz="1"/>
+            </w:tcBorders>
+            <w:shd w:fill="E3F2FD" w:val="clear"/>
+            <w:tcMar>
+              <w:top w:type="dxa" w:w="70"/>
+              <w:left w:type="dxa" w:w="120"/>
+              <w:bottom w:type="dxa" w:w="70"/>
+              <w:right w:type="dxa" w:w="120"/>
+            </w:tcMar>
+          </w:tcPr>
+          <w:p>
+            <w:r>
+              <w:rPr>
+                <w:rFonts w:ascii="Arial" w:cs="Arial" w:eastAsia="Arial" w:hAnsi="Arial"/>
+                <w:color w:val="333333"/>
+                <w:sz w:val="20"/>
+                <w:szCs w:val="20"/>
+              </w:rPr>
+              <w:t xml:space="preserve">leadingIcon = { Icon(Icons.Default.Person, "") }</w:t>
+            </w:r>
+          </w:p>
+        </w:tc>
+      </w:tr>
+      <w:tr>
+        <w:tc>
+          <w:tcPr>
+            <w:tcW w:type="dxa" w:w="2400"/>
+            <w:tcBorders>
+              <w:top w:val="single" w:color="CCCCCC" w:sz="1"/>
+              <w:left w:val="single" w:color="CCCCCC" w:sz="1"/>
+              <w:bottom w:val="single" w:color="CCCCCC" w:sz="1"/>
+              <w:right w:val="single" w:color="CCCCCC" w:sz="1"/>
+            </w:tcBorders>
+            <w:shd w:fill="FFFFFF" w:val="clear"/>
+            <w:tcMar>
+              <w:top w:type="dxa" w:w="70"/>
+              <w:left w:type="dxa" w:w="120"/>
+              <w:bottom w:type="dxa" w:w="70"/>
+              <w:right w:type="dxa" w:w="120"/>
+            </w:tcMar>
+          </w:tcPr>
+          <w:p>
+            <w:r>
+              <w:rPr>
+                <w:rFonts w:ascii="Arial" w:cs="Arial" w:eastAsia="Arial" w:hAnsi="Arial"/>
+                <w:color w:val="333333"/>
+                <w:sz w:val="20"/>
+                <w:szCs w:val="20"/>
+              </w:rPr>
+              <w:t xml:space="preserve">trailingIcon</w:t>
+            </w:r>
+          </w:p>
+        </w:tc>
+        <w:tc>
+          <w:tcPr>
+            <w:tcW w:type="dxa" w:w="3000"/>
+            <w:tcBorders>
+              <w:top w:val="single" w:color="CCCCCC" w:sz="1"/>
+              <w:left w:val="single" w:color="CCCCCC" w:sz="1"/>
+              <w:bottom w:val="single" w:color="CCCCCC" w:sz="1"/>
+              <w:right w:val="single" w:color="CCCCCC" w:sz="1"/>
+            </w:tcBorders>
+            <w:shd w:fill="FFFFFF" w:val="clear"/>
+            <w:tcMar>
+              <w:top w:type="dxa" w:w="70"/>
+              <w:left w:type="dxa" w:w="120"/>
+              <w:bottom w:type="dxa" w:w="70"/>
+              <w:right w:type="dxa" w:w="120"/>
+            </w:tcMar>
+          </w:tcPr>
+          <w:p>
+            <w:r>
+              <w:rPr>
+                <w:rFonts w:ascii="Arial" w:cs="Arial" w:eastAsia="Arial" w:hAnsi="Arial"/>
+                <w:color w:val="333333"/>
+                <w:sz w:val="20"/>
+                <w:szCs w:val="20"/>
+              </w:rPr>
+              <w:t xml:space="preserve">Icono a la derecha del campo</w:t>
+            </w:r>
+          </w:p>
+        </w:tc>
+        <w:tc>
+          <w:tcPr>
+            <w:tcW w:type="dxa" w:w="3626"/>
+            <w:tcBorders>
+              <w:top w:val="single" w:color="CCCCCC" w:sz="1"/>
+              <w:left w:val="single" w:color="CCCCCC" w:sz="1"/>
+              <w:bottom w:val="single" w:color="CCCCCC" w:sz="1"/>
+              <w:right w:val="single" w:color="CCCCCC" w:sz="1"/>
+            </w:tcBorders>
+            <w:shd w:fill="FFFFFF" w:val="clear"/>
+            <w:tcMar>
+              <w:top w:type="dxa" w:w="70"/>
+              <w:left w:type="dxa" w:w="120"/>
+              <w:bottom w:type="dxa" w:w="70"/>
+              <w:right w:type="dxa" w:w="120"/>
+            </w:tcMar>
+          </w:tcPr>
+          <w:p>
+            <w:r>
+              <w:rPr>
+                <w:rFonts w:ascii="Arial" w:cs="Arial" w:eastAsia="Arial" w:hAnsi="Arial"/>
+                <w:color w:val="333333"/>
+                <w:sz w:val="20"/>
+                <w:szCs w:val="20"/>
+              </w:rPr>
+              <w:t xml:space="preserve">trailingIcon = { Icon(Icons.Default.Clear, "") }</w:t>
+            </w:r>
+          </w:p>
+        </w:tc>
+      </w:tr>
+      <w:tr>
+        <w:tc>
+          <w:tcPr>
+            <w:tcW w:type="dxa" w:w="2400"/>
+            <w:tcBorders>
+              <w:top w:val="single" w:color="CCCCCC" w:sz="1"/>
+              <w:left w:val="single" w:color="CCCCCC" w:sz="1"/>
+              <w:bottom w:val="single" w:color="CCCCCC" w:sz="1"/>
+              <w:right w:val="single" w:color="CCCCCC" w:sz="1"/>
+            </w:tcBorders>
+            <w:shd w:fill="E3F2FD" w:val="clear"/>
+            <w:tcMar>
+              <w:top w:type="dxa" w:w="70"/>
+              <w:left w:type="dxa" w:w="120"/>
+              <w:bottom w:type="dxa" w:w="70"/>
+              <w:right w:type="dxa" w:w="120"/>
+            </w:tcMar>
+          </w:tcPr>
+          <w:p>
+            <w:r>
+              <w:rPr>
+                <w:rFonts w:ascii="Arial" w:cs="Arial" w:eastAsia="Arial" w:hAnsi="Arial"/>
+                <w:color w:val="333333"/>
+                <w:sz w:val="20"/>
+                <w:szCs w:val="20"/>
+              </w:rPr>
+              <w:t xml:space="preserve">isError</w:t>
+            </w:r>
+          </w:p>
+        </w:tc>
+        <w:tc>
+          <w:tcPr>
+            <w:tcW w:type="dxa" w:w="3000"/>
+            <w:tcBorders>
+              <w:top w:val="single" w:color="CCCCCC" w:sz="1"/>
+              <w:left w:val="single" w:color="CCCCCC" w:sz="1"/>
+              <w:bottom w:val="single" w:color="CCCCCC" w:sz="1"/>
+              <w:right w:val="single" w:color="CCCCCC" w:sz="1"/>
+            </w:tcBorders>
+            <w:shd w:fill="E3F2FD" w:val="clear"/>
+            <w:tcMar>
+              <w:top w:type="dxa" w:w="70"/>
+              <w:left w:type="dxa" w:w="120"/>
+              <w:bottom w:type="dxa" w:w="70"/>
+              <w:right w:type="dxa" w:w="120"/>
+            </w:tcMar>
+          </w:tcPr>
+          <w:p>
+            <w:r>
+              <w:rPr>
+                <w:rFonts w:ascii="Arial" w:cs="Arial" w:eastAsia="Arial" w:hAnsi="Arial"/>
+                <w:color w:val="333333"/>
+                <w:sz w:val="20"/>
+                <w:szCs w:val="20"/>
+              </w:rPr>
+              <w:t xml:space="preserve">Marca el campo en rojo si hay error</w:t>
+            </w:r>
+          </w:p>
+        </w:tc>
+        <w:tc>
+          <w:tcPr>
+            <w:tcW w:type="dxa" w:w="3626"/>
+            <w:tcBorders>
+              <w:top w:val="single" w:color="CCCCCC" w:sz="1"/>
+              <w:left w:val="single" w:color="CCCCCC" w:sz="1"/>
+              <w:bottom w:val="single" w:color="CCCCCC" w:sz="1"/>
+              <w:right w:val="single" w:color="CCCCCC" w:sz="1"/>
+            </w:tcBorders>
+            <w:shd w:fill="E3F2FD" w:val="clear"/>
+            <w:tcMar>
+              <w:top w:type="dxa" w:w="70"/>
+              <w:left w:type="dxa" w:w="120"/>
+              <w:bottom w:type="dxa" w:w="70"/>
+              <w:right w:type="dxa" w:w="120"/>
+            </w:tcMar>
+          </w:tcPr>
+          <w:p>
+            <w:r>
+              <w:rPr>
+                <w:rFonts w:ascii="Arial" w:cs="Arial" w:eastAsia="Arial" w:hAnsi="Arial"/>
+                <w:color w:val="333333"/>
+                <w:sz w:val="20"/>
+                <w:szCs w:val="20"/>
+              </w:rPr>
+              <w:t xml:space="preserve">isError = nombre.isEmpty()</w:t>
+            </w:r>
+          </w:p>
+        </w:tc>
+      </w:tr>
+      <w:tr>
+        <w:tc>
+          <w:tcPr>
+            <w:tcW w:type="dxa" w:w="2400"/>
+            <w:tcBorders>
+              <w:top w:val="single" w:color="CCCCCC" w:sz="1"/>
+              <w:left w:val="single" w:color="CCCCCC" w:sz="1"/>
+              <w:bottom w:val="single" w:color="CCCCCC" w:sz="1"/>
+              <w:right w:val="single" w:color="CCCCCC" w:sz="1"/>
+            </w:tcBorders>
+            <w:shd w:fill="FFFFFF" w:val="clear"/>
+            <w:tcMar>
+              <w:top w:type="dxa" w:w="70"/>
+              <w:left w:type="dxa" w:w="120"/>
+              <w:bottom w:type="dxa" w:w="70"/>
+              <w:right w:type="dxa" w:w="120"/>
+            </w:tcMar>
+          </w:tcPr>
+          <w:p>
+            <w:r>
+              <w:rPr>
+                <w:rFonts w:ascii="Arial" w:cs="Arial" w:eastAsia="Arial" w:hAnsi="Arial"/>
+                <w:color w:val="333333"/>
+                <w:sz w:val="20"/>
+                <w:szCs w:val="20"/>
+              </w:rPr>
+              <w:t xml:space="preserve">enabled</w:t>
+            </w:r>
+          </w:p>
+        </w:tc>
+        <w:tc>
+          <w:tcPr>
+            <w:tcW w:type="dxa" w:w="3000"/>
+            <w:tcBorders>
+              <w:top w:val="single" w:color="CCCCCC" w:sz="1"/>
+              <w:left w:val="single" w:color="CCCCCC" w:sz="1"/>
+              <w:bottom w:val="single" w:color="CCCCCC" w:sz="1"/>
+              <w:right w:val="single" w:color="CCCCCC" w:sz="1"/>
+            </w:tcBorders>
+            <w:shd w:fill="FFFFFF" w:val="clear"/>
+            <w:tcMar>
+              <w:top w:type="dxa" w:w="70"/>
+              <w:left w:type="dxa" w:w="120"/>
+              <w:bottom w:type="dxa" w:w="70"/>
+              <w:right w:type="dxa" w:w="120"/>
+            </w:tcMar>
+          </w:tcPr>
+          <w:p>
+            <w:r>
+              <w:rPr>
+                <w:rFonts w:ascii="Arial" w:cs="Arial" w:eastAsia="Arial" w:hAnsi="Arial"/>
+                <w:color w:val="333333"/>
+                <w:sz w:val="20"/>
+                <w:szCs w:val="20"/>
+              </w:rPr>
+              <w:t xml:space="preserve">Habilita o deshabilita el campo</w:t>
+            </w:r>
+          </w:p>
+        </w:tc>
+        <w:tc>
+          <w:tcPr>
+            <w:tcW w:type="dxa" w:w="3626"/>
+            <w:tcBorders>
+              <w:top w:val="single" w:color="CCCCCC" w:sz="1"/>
+              <w:left w:val="single" w:color="CCCCCC" w:sz="1"/>
+              <w:bottom w:val="single" w:color="CCCCCC" w:sz="1"/>
+              <w:right w:val="single" w:color="CCCCCC" w:sz="1"/>
+            </w:tcBorders>
+            <w:shd w:fill="FFFFFF" w:val="clear"/>
+            <w:tcMar>
+              <w:top w:type="dxa" w:w="70"/>
+              <w:left w:type="dxa" w:w="120"/>
+              <w:bottom w:type="dxa" w:w="70"/>
+              <w:right w:type="dxa" w:w="120"/>
+            </w:tcMar>
+          </w:tcPr>
+          <w:p>
+            <w:r>
+              <w:rPr>
+                <w:rFonts w:ascii="Arial" w:cs="Arial" w:eastAsia="Arial" w:hAnsi="Arial"/>
+                <w:color w:val="333333"/>
+                <w:sz w:val="20"/>
+                <w:szCs w:val="20"/>
+              </w:rPr>
+              <w:t xml:space="preserve">enabled = false</w:t>
+            </w:r>
+          </w:p>
+        </w:tc>
+      </w:tr>
+      <w:tr>
+        <w:tc>
+          <w:tcPr>
+            <w:tcW w:type="dxa" w:w="2400"/>
+            <w:tcBorders>
+              <w:top w:val="single" w:color="CCCCCC" w:sz="1"/>
+              <w:left w:val="single" w:color="CCCCCC" w:sz="1"/>
+              <w:bottom w:val="single" w:color="CCCCCC" w:sz="1"/>
+              <w:right w:val="single" w:color="CCCCCC" w:sz="1"/>
+            </w:tcBorders>
+            <w:shd w:fill="E3F2FD" w:val="clear"/>
+            <w:tcMar>
+              <w:top w:type="dxa" w:w="70"/>
+              <w:left w:type="dxa" w:w="120"/>
+              <w:bottom w:type="dxa" w:w="70"/>
+              <w:right w:type="dxa" w:w="120"/>
+            </w:tcMar>
+          </w:tcPr>
+          <w:p>
+            <w:r>
+              <w:rPr>
+                <w:rFonts w:ascii="Arial" w:cs="Arial" w:eastAsia="Arial" w:hAnsi="Arial"/>
+                <w:color w:val="333333"/>
+                <w:sz w:val="20"/>
+                <w:szCs w:val="20"/>
+              </w:rPr>
+              <w:t xml:space="preserve">singleLine</w:t>
+            </w:r>
+          </w:p>
+        </w:tc>
+        <w:tc>
+          <w:tcPr>
+            <w:tcW w:type="dxa" w:w="3000"/>
+            <w:tcBorders>
+              <w:top w:val="single" w:color="CCCCCC" w:sz="1"/>
+              <w:left w:val="single" w:color="CCCCCC" w:sz="1"/>
+              <w:bottom w:val="single" w:color="CCCCCC" w:sz="1"/>
+              <w:right w:val="single" w:color="CCCCCC" w:sz="1"/>
+            </w:tcBorders>
+            <w:shd w:fill="E3F2FD" w:val="clear"/>
+            <w:tcMar>
+              <w:top w:type="dxa" w:w="70"/>
+              <w:left w:type="dxa" w:w="120"/>
+              <w:bottom w:type="dxa" w:w="70"/>
+              <w:right w:type="dxa" w:w="120"/>
+            </w:tcMar>
+          </w:tcPr>
+          <w:p>
+            <w:r>
+              <w:rPr>
+                <w:rFonts w:ascii="Arial" w:cs="Arial" w:eastAsia="Arial" w:hAnsi="Arial"/>
+                <w:color w:val="333333"/>
+                <w:sz w:val="20"/>
+                <w:szCs w:val="20"/>
+              </w:rPr>
+              <w:t xml:space="preserve">Impide saltos de linea</w:t>
+            </w:r>
+          </w:p>
+        </w:tc>
+        <w:tc>
+          <w:tcPr>
+            <w:tcW w:type="dxa" w:w="3626"/>
+            <w:tcBorders>
+              <w:top w:val="single" w:color="CCCCCC" w:sz="1"/>
+              <w:left w:val="single" w:color="CCCCCC" w:sz="1"/>
+              <w:bottom w:val="single" w:color="CCCCCC" w:sz="1"/>
+              <w:right w:val="single" w:color="CCCCCC" w:sz="1"/>
+            </w:tcBorders>
+            <w:shd w:fill="E3F2FD" w:val="clear"/>
+            <w:tcMar>
+              <w:top w:type="dxa" w:w="70"/>
+              <w:left w:type="dxa" w:w="120"/>
+              <w:bottom w:type="dxa" w:w="70"/>
+              <w:right w:type="dxa" w:w="120"/>
+            </w:tcMar>
+          </w:tcPr>
+          <w:p>
+            <w:r>
+              <w:rPr>
+                <w:rFonts w:ascii="Arial" w:cs="Arial" w:eastAsia="Arial" w:hAnsi="Arial"/>
+                <w:color w:val="333333"/>
+                <w:sz w:val="20"/>
+                <w:szCs w:val="20"/>
+              </w:rPr>
+              <w:t xml:space="preserve">singleLine = true</w:t>
+            </w:r>
+          </w:p>
+        </w:tc>
+      </w:tr>
+      <w:tr>
+        <w:tc>
+          <w:tcPr>
+            <w:tcW w:type="dxa" w:w="2400"/>
+            <w:tcBorders>
+              <w:top w:val="single" w:color="CCCCCC" w:sz="1"/>
+              <w:left w:val="single" w:color="CCCCCC" w:sz="1"/>
+              <w:bottom w:val="single" w:color="CCCCCC" w:sz="1"/>
+              <w:right w:val="single" w:color="CCCCCC" w:sz="1"/>
+            </w:tcBorders>
+            <w:shd w:fill="FFFFFF" w:val="clear"/>
+            <w:tcMar>
+              <w:top w:type="dxa" w:w="70"/>
+              <w:left w:type="dxa" w:w="120"/>
+              <w:bottom w:type="dxa" w:w="70"/>
+              <w:right w:type="dxa" w:w="120"/>
+            </w:tcMar>
+          </w:tcPr>
+          <w:p>
+            <w:r>
+              <w:rPr>
+                <w:rFonts w:ascii="Arial" w:cs="Arial" w:eastAsia="Arial" w:hAnsi="Arial"/>
+                <w:color w:val="333333"/>
+                <w:sz w:val="20"/>
+                <w:szCs w:val="20"/>
+              </w:rPr>
+              <w:t xml:space="preserve">keyboardOptions</w:t>
+            </w:r>
+          </w:p>
+        </w:tc>
+        <w:tc>
+          <w:tcPr>
+            <w:tcW w:type="dxa" w:w="3000"/>
+            <w:tcBorders>
+              <w:top w:val="single" w:color="CCCCCC" w:sz="1"/>
+              <w:left w:val="single" w:color="CCCCCC" w:sz="1"/>
+              <w:bottom w:val="single" w:color="CCCCCC" w:sz="1"/>
+              <w:right w:val="single" w:color="CCCCCC" w:sz="1"/>
+            </w:tcBorders>
+            <w:shd w:fill="FFFFFF" w:val="clear"/>
+            <w:tcMar>
+              <w:top w:type="dxa" w:w="70"/>
+              <w:left w:type="dxa" w:w="120"/>
+              <w:bottom w:type="dxa" w:w="70"/>
+              <w:right w:type="dxa" w:w="120"/>
+            </w:tcMar>
+          </w:tcPr>
+          <w:p>
+            <w:r>
+              <w:rPr>
+                <w:rFonts w:ascii="Arial" w:cs="Arial" w:eastAsia="Arial" w:hAnsi="Arial"/>
+                <w:color w:val="333333"/>
+                <w:sz w:val="20"/>
+                <w:szCs w:val="20"/>
+              </w:rPr>
+              <w:t xml:space="preserve">Tipo de teclado a mostrar</w:t>
+            </w:r>
+          </w:p>
+        </w:tc>
+        <w:tc>
+          <w:tcPr>
+            <w:tcW w:type="dxa" w:w="3626"/>
+            <w:tcBorders>
+              <w:top w:val="single" w:color="CCCCCC" w:sz="1"/>
+              <w:left w:val="single" w:color="CCCCCC" w:sz="1"/>
+              <w:bottom w:val="single" w:color="CCCCCC" w:sz="1"/>
+              <w:right w:val="single" w:color="CCCCCC" w:sz="1"/>
+            </w:tcBorders>
+            <w:shd w:fill="FFFFFF" w:val="clear"/>
+            <w:tcMar>
+              <w:top w:type="dxa" w:w="70"/>
+              <w:left w:type="dxa" w:w="120"/>
+              <w:bottom w:type="dxa" w:w="70"/>
+              <w:right w:type="dxa" w:w="120"/>
+            </w:tcMar>
+          </w:tcPr>
+          <w:p>
+            <w:r>
+              <w:rPr>
+                <w:rFonts w:ascii="Arial" w:cs="Arial" w:eastAsia="Arial" w:hAnsi="Arial"/>
+                <w:color w:val="333333"/>
+                <w:sz w:val="20"/>
+                <w:szCs w:val="20"/>
+              </w:rPr>
+              <w:t xml:space="preserve">KeyboardOptions(keyboardType = KeyboardType.Number)</w:t>
+            </w:r>
+          </w:p>
+        </w:tc>
+      </w:tr>
+      <w:tr>
+        <w:tc>
+          <w:tcPr>
+            <w:tcW w:type="dxa" w:w="2400"/>
+            <w:tcBorders>
+              <w:top w:val="single" w:color="CCCCCC" w:sz="1"/>
+              <w:left w:val="single" w:color="CCCCCC" w:sz="1"/>
+              <w:bottom w:val="single" w:color="CCCCCC" w:sz="1"/>
+              <w:right w:val="single" w:color="CCCCCC" w:sz="1"/>
+            </w:tcBorders>
+            <w:shd w:fill="E3F2FD" w:val="clear"/>
+            <w:tcMar>
+              <w:top w:type="dxa" w:w="70"/>
+              <w:left w:type="dxa" w:w="120"/>
+              <w:bottom w:type="dxa" w:w="70"/>
+              <w:right w:type="dxa" w:w="120"/>
+            </w:tcMar>
+          </w:tcPr>
+          <w:p>
+            <w:r>
+              <w:rPr>
+                <w:rFonts w:ascii="Arial" w:cs="Arial" w:eastAsia="Arial" w:hAnsi="Arial"/>
+                <w:color w:val="333333"/>
+                <w:sz w:val="20"/>
+                <w:szCs w:val="20"/>
+              </w:rPr>
+              <w:t xml:space="preserve">visualTransformation</w:t>
+            </w:r>
+          </w:p>
+        </w:tc>
+        <w:tc>
+          <w:tcPr>
+            <w:tcW w:type="dxa" w:w="3000"/>
+            <w:tcBorders>
+              <w:top w:val="single" w:color="CCCCCC" w:sz="1"/>
+              <w:left w:val="single" w:color="CCCCCC" w:sz="1"/>
+              <w:bottom w:val="single" w:color="CCCCCC" w:sz="1"/>
+              <w:right w:val="single" w:color="CCCCCC" w:sz="1"/>
+            </w:tcBorders>
+            <w:shd w:fill="E3F2FD" w:val="clear"/>
+            <w:tcMar>
+              <w:top w:type="dxa" w:w="70"/>
+              <w:left w:type="dxa" w:w="120"/>
+              <w:bottom w:type="dxa" w:w="70"/>
+              <w:right w:type="dxa" w:w="120"/>
+            </w:tcMar>
+          </w:tcPr>
+          <w:p>
+            <w:r>
+              <w:rPr>
+                <w:rFonts w:ascii="Arial" w:cs="Arial" w:eastAsia="Arial" w:hAnsi="Arial"/>
+                <w:color w:val="333333"/>
+                <w:sz w:val="20"/>
+                <w:szCs w:val="20"/>
+              </w:rPr>
+              <w:t xml:space="preserve">Transforma como se muestra el texto</w:t>
+            </w:r>
+          </w:p>
+        </w:tc>
+        <w:tc>
+          <w:tcPr>
+            <w:tcW w:type="dxa" w:w="3626"/>
+            <w:tcBorders>
+              <w:top w:val="single" w:color="CCCCCC" w:sz="1"/>
+              <w:left w:val="single" w:color="CCCCCC" w:sz="1"/>
+              <w:bottom w:val="single" w:color="CCCCCC" w:sz="1"/>
+              <w:right w:val="single" w:color="CCCCCC" w:sz="1"/>
+            </w:tcBorders>
+            <w:shd w:fill="E3F2FD" w:val="clear"/>
+            <w:tcMar>
+              <w:top w:type="dxa" w:w="70"/>
+              <w:left w:type="dxa" w:w="120"/>
+              <w:bottom w:type="dxa" w:w="70"/>
+              <w:right w:type="dxa" w:w="120"/>
+            </w:tcMar>
+          </w:tcPr>
+          <w:p>
+            <w:r>
+              <w:rPr>
+                <w:rFonts w:ascii="Arial" w:cs="Arial" w:eastAsia="Arial" w:hAnsi="Arial"/>
+                <w:color w:val="333333"/>
+                <w:sz w:val="20"/>
+                <w:szCs w:val="20"/>
+              </w:rPr>
+              <w:t xml:space="preserve">PasswordVisualTransformation()</w:t>
+            </w:r>
+          </w:p>
+        </w:tc>
+      </w:tr>
+    </w:tbl>
+    <w:p>
+      <w:pPr>
+        <w:spacing w:after="60" w:before="0"/>
+      </w:pPr>
+      <w:r>
+        <w:t xml:space="preserve"/>
+      </w:r>
+    </w:p>
+    <w:p>
+      <w:pPr>
+        <w:pStyle w:val="Heading2"/>
+        <w:spacing w:after="150" w:before="300"/>
+      </w:pPr>
+      <w:r>
+        <w:rPr>
+          <w:rFonts w:ascii="Arial" w:cs="Arial" w:eastAsia="Arial" w:hAnsi="Arial"/>
+          <w:b/>
+          <w:bCs/>
+          <w:color w:val="1565C0"/>
+          <w:sz w:val="28"/>
+          <w:szCs w:val="28"/>
+        </w:rPr>
+        <w:t xml:space="preserve">Ejemplo completo: formulario de Login</w:t>
+      </w:r>
+    </w:p>
+    <w:p>
+      <w:pPr>
+        <w:spacing w:after="80" w:before="80"/>
+      </w:pPr>
+      <w:r>
+        <w:rPr>
+          <w:rFonts w:ascii="Arial" w:cs="Arial" w:eastAsia="Arial" w:hAnsi="Arial"/>
+          <w:color w:val="333333"/>
+          <w:sz w:val="22"/>
+          <w:szCs w:val="22"/>
+        </w:rPr>
+        <w:t xml:space="preserve">Este es el ejercicio tipico de DAM. Observa como se combinan estado, validacion y navegacion:</w:t>
+      </w:r>
+    </w:p>
+    <w:p>
+      <w:pPr>
+        <w:spacing w:after="60" w:before="0"/>
+      </w:pPr>
+      <w:r>
+        <w:t xml:space="preserve"/>
+      </w:r>
+    </w:p>
+    <w:tbl>
+      <w:tblPr>
+        <w:tblW w:type="dxa" w:w="9026"/>
+        <w:tblBorders>
+          <w:top w:val="single" w:color="auto" w:sz="4"/>
+          <w:left w:val="single" w:color="auto" w:sz="4"/>
+          <w:bottom w:val="single" w:color="auto" w:sz="4"/>
+          <w:right w:val="single" w:color="auto" w:sz="4"/>
+          <w:insideH w:val="single" w:color="auto" w:sz="4"/>
+          <w:insideV w:val="single" w:color="auto" w:sz="4"/>
+        </w:tblBorders>
+      </w:tblPr>
+      <w:tblGrid>
+        <w:gridCol w:w="9026"/>
+      </w:tblGrid>
+      <w:tr>
+        <w:tc>
+          <w:tcPr>
+            <w:tcW w:type="dxa" w:w="9026"/>
+            <w:tcBorders>
+              <w:top w:val="single" w:color="CCCCCC" w:sz="1"/>
+              <w:left w:val="single" w:color="CCCCCC" w:sz="1"/>
+              <w:bottom w:val="single" w:color="CCCCCC" w:sz="1"/>
+              <w:right w:val="single" w:color="CCCCCC" w:sz="1"/>
+            </w:tcBorders>
+            <w:shd w:fill="1E1E2E" w:val="clear"/>
+            <w:tcMar>
+              <w:top w:type="dxa" w:w="120"/>
+              <w:left w:type="dxa" w:w="200"/>
+              <w:bottom w:type="dxa" w:w="120"/>
+              <w:right w:type="dxa" w:w="200"/>
+            </w:tcMar>
+          </w:tcPr>
+          <w:p>
+            <w:pPr>
+              <w:spacing w:after="0" w:before="0"/>
+            </w:pPr>
+            <w:r>
+              <w:rPr>
+                <w:rFonts w:ascii="Courier New" w:cs="Courier New" w:eastAsia="Courier New" w:hAnsi="Courier New"/>
+                <w:color w:val="A6E3A1"/>
+                <w:sz w:val="18"/>
+                <w:szCs w:val="18"/>
+              </w:rPr>
+              <w:t xml:space="preserve">@Composable</w:t>
+            </w:r>
+          </w:p>
+          <w:p>
+            <w:pPr>
+              <w:spacing w:after="0" w:before="0"/>
+            </w:pPr>
+            <w:r>
+              <w:rPr>
+                <w:rFonts w:ascii="Courier New" w:cs="Courier New" w:eastAsia="Courier New" w:hAnsi="Courier New"/>
+                <w:color w:val="A6E3A1"/>
+                <w:sz w:val="18"/>
+                <w:szCs w:val="18"/>
+              </w:rPr>
+              <w:t xml:space="preserve">fun PantallaLogin(onLoginExitoso: () -&gt; Unit) {</w:t>
+            </w:r>
+          </w:p>
+          <w:p>
+            <w:pPr>
+              <w:spacing w:after="0" w:before="0"/>
+            </w:pPr>
+            <w:r>
+              <w:rPr>
+                <w:rFonts w:ascii="Courier New" w:cs="Courier New" w:eastAsia="Courier New" w:hAnsi="Courier New"/>
+                <w:color w:val="A6E3A1"/>
+                <w:sz w:val="18"/>
+                <w:szCs w:val="18"/>
+              </w:rPr>
+              <w:t xml:space="preserve">    // rememberSaveable: el usuario no pierde lo escrito al rotar el movil</w:t>
+            </w:r>
+          </w:p>
+          <w:p>
+            <w:pPr>
+              <w:spacing w:after="0" w:before="0"/>
+            </w:pPr>
+            <w:r>
+              <w:rPr>
+                <w:rFonts w:ascii="Courier New" w:cs="Courier New" w:eastAsia="Courier New" w:hAnsi="Courier New"/>
+                <w:color w:val="A6E3A1"/>
+                <w:sz w:val="18"/>
+                <w:szCs w:val="18"/>
+              </w:rPr>
+              <w:t xml:space="preserve">    var usuario by rememberSaveable { mutableStateOf("") }</w:t>
+            </w:r>
+          </w:p>
+          <w:p>
+            <w:pPr>
+              <w:spacing w:after="0" w:before="0"/>
+            </w:pPr>
+            <w:r>
+              <w:rPr>
+                <w:rFonts w:ascii="Courier New" w:cs="Courier New" w:eastAsia="Courier New" w:hAnsi="Courier New"/>
+                <w:color w:val="A6E3A1"/>
+                <w:sz w:val="18"/>
+                <w:szCs w:val="18"/>
+              </w:rPr>
+              <w:t xml:space="preserve">    // remember normal: la contrasena no debe persistir por seguridad</w:t>
+            </w:r>
+          </w:p>
+          <w:p>
+            <w:pPr>
+              <w:spacing w:after="0" w:before="0"/>
+            </w:pPr>
+            <w:r>
+              <w:rPr>
+                <w:rFonts w:ascii="Courier New" w:cs="Courier New" w:eastAsia="Courier New" w:hAnsi="Courier New"/>
+                <w:color w:val="A6E3A1"/>
+                <w:sz w:val="18"/>
+                <w:szCs w:val="18"/>
+              </w:rPr>
+              <w:t xml:space="preserve">    var password by remember { mutableStateOf("") }</w:t>
+            </w:r>
+          </w:p>
+          <w:p>
+            <w:pPr>
+              <w:spacing w:after="0" w:before="0"/>
+            </w:pPr>
+            <w:r>
+              <w:rPr>
+                <w:rFonts w:ascii="Courier New" w:cs="Courier New" w:eastAsia="Courier New" w:hAnsi="Courier New"/>
+                <w:color w:val="A6E3A1"/>
+                <w:sz w:val="18"/>
+                <w:szCs w:val="18"/>
+              </w:rPr>
+              <w:t xml:space="preserve">    var hayError by remember { mutableStateOf(false) }</w:t>
+            </w:r>
+          </w:p>
+          <w:p>
+            <w:pPr>
+              <w:spacing w:after="0" w:before="0"/>
+            </w:pPr>
+            <w:r>
+              <w:rPr>
+                <w:rFonts w:ascii="Courier New" w:cs="Courier New" w:eastAsia="Courier New" w:hAnsi="Courier New"/>
+                <w:color w:val="A6E3A1"/>
+                <w:sz w:val="18"/>
+                <w:szCs w:val="18"/>
+              </w:rPr>
+              <w:t xml:space="preserve"/>
+            </w:r>
+          </w:p>
+          <w:p>
+            <w:pPr>
+              <w:spacing w:after="0" w:before="0"/>
+            </w:pPr>
+            <w:r>
+              <w:rPr>
+                <w:rFonts w:ascii="Courier New" w:cs="Courier New" w:eastAsia="Courier New" w:hAnsi="Courier New"/>
+                <w:color w:val="A6E3A1"/>
+                <w:sz w:val="18"/>
+                <w:szCs w:val="18"/>
+              </w:rPr>
+              <w:t xml:space="preserve">    Column(</w:t>
+            </w:r>
+          </w:p>
+          <w:p>
+            <w:pPr>
+              <w:spacing w:after="0" w:before="0"/>
+            </w:pPr>
+            <w:r>
+              <w:rPr>
+                <w:rFonts w:ascii="Courier New" w:cs="Courier New" w:eastAsia="Courier New" w:hAnsi="Courier New"/>
+                <w:color w:val="A6E3A1"/>
+                <w:sz w:val="18"/>
+                <w:szCs w:val="18"/>
+              </w:rPr>
+              <w:t xml:space="preserve">        modifier = Modifier.fillMaxSize().padding(32.dp),</w:t>
+            </w:r>
+          </w:p>
+          <w:p>
+            <w:pPr>
+              <w:spacing w:after="0" w:before="0"/>
+            </w:pPr>
+            <w:r>
+              <w:rPr>
+                <w:rFonts w:ascii="Courier New" w:cs="Courier New" w:eastAsia="Courier New" w:hAnsi="Courier New"/>
+                <w:color w:val="A6E3A1"/>
+                <w:sz w:val="18"/>
+                <w:szCs w:val="18"/>
+              </w:rPr>
+              <w:t xml:space="preserve">        horizontalAlignment = Alignment.CenterHorizontally,</w:t>
+            </w:r>
+          </w:p>
+          <w:p>
+            <w:pPr>
+              <w:spacing w:after="0" w:before="0"/>
+            </w:pPr>
+            <w:r>
+              <w:rPr>
+                <w:rFonts w:ascii="Courier New" w:cs="Courier New" w:eastAsia="Courier New" w:hAnsi="Courier New"/>
+                <w:color w:val="A6E3A1"/>
+                <w:sz w:val="18"/>
+                <w:szCs w:val="18"/>
+              </w:rPr>
+              <w:t xml:space="preserve">        verticalArrangement = Arrangement.Center</w:t>
+            </w:r>
+          </w:p>
+          <w:p>
+            <w:pPr>
+              <w:spacing w:after="0" w:before="0"/>
+            </w:pPr>
+            <w:r>
+              <w:rPr>
+                <w:rFonts w:ascii="Courier New" w:cs="Courier New" w:eastAsia="Courier New" w:hAnsi="Courier New"/>
+                <w:color w:val="A6E3A1"/>
+                <w:sz w:val="18"/>
+                <w:szCs w:val="18"/>
+              </w:rPr>
+              <w:t xml:space="preserve">    ) {</w:t>
+            </w:r>
+          </w:p>
+          <w:p>
+            <w:pPr>
+              <w:spacing w:after="0" w:before="0"/>
+            </w:pPr>
+            <w:r>
+              <w:rPr>
+                <w:rFonts w:ascii="Courier New" w:cs="Courier New" w:eastAsia="Courier New" w:hAnsi="Courier New"/>
+                <w:color w:val="A6E3A1"/>
+                <w:sz w:val="18"/>
+                <w:szCs w:val="18"/>
+              </w:rPr>
+              <w:t xml:space="preserve">        Text("Iniciar sesion", fontSize = 28.sp, fontWeight = FontWeight.Bold)</w:t>
+            </w:r>
+          </w:p>
+          <w:p>
+            <w:pPr>
+              <w:spacing w:after="0" w:before="0"/>
+            </w:pPr>
+            <w:r>
+              <w:rPr>
+                <w:rFonts w:ascii="Courier New" w:cs="Courier New" w:eastAsia="Courier New" w:hAnsi="Courier New"/>
+                <w:color w:val="A6E3A1"/>
+                <w:sz w:val="18"/>
+                <w:szCs w:val="18"/>
+              </w:rPr>
+              <w:t xml:space="preserve">        Spacer(modifier = Modifier.height(32.dp))</w:t>
+            </w:r>
+          </w:p>
+          <w:p>
+            <w:pPr>
+              <w:spacing w:after="0" w:before="0"/>
+            </w:pPr>
+            <w:r>
+              <w:rPr>
+                <w:rFonts w:ascii="Courier New" w:cs="Courier New" w:eastAsia="Courier New" w:hAnsi="Courier New"/>
+                <w:color w:val="A6E3A1"/>
+                <w:sz w:val="18"/>
+                <w:szCs w:val="18"/>
+              </w:rPr>
+              <w:t xml:space="preserve"/>
+            </w:r>
+          </w:p>
+          <w:p>
+            <w:pPr>
+              <w:spacing w:after="0" w:before="0"/>
+            </w:pPr>
+            <w:r>
+              <w:rPr>
+                <w:rFonts w:ascii="Courier New" w:cs="Courier New" w:eastAsia="Courier New" w:hAnsi="Courier New"/>
+                <w:color w:val="A6E3A1"/>
+                <w:sz w:val="18"/>
+                <w:szCs w:val="18"/>
+              </w:rPr>
+              <w:t xml:space="preserve">        OutlinedTextField(</w:t>
+            </w:r>
+          </w:p>
+          <w:p>
+            <w:pPr>
+              <w:spacing w:after="0" w:before="0"/>
+            </w:pPr>
+            <w:r>
+              <w:rPr>
+                <w:rFonts w:ascii="Courier New" w:cs="Courier New" w:eastAsia="Courier New" w:hAnsi="Courier New"/>
+                <w:color w:val="A6E3A1"/>
+                <w:sz w:val="18"/>
+                <w:szCs w:val="18"/>
+              </w:rPr>
+              <w:t xml:space="preserve">            value = usuario,</w:t>
+            </w:r>
+          </w:p>
+          <w:p>
+            <w:pPr>
+              <w:spacing w:after="0" w:before="0"/>
+            </w:pPr>
+            <w:r>
+              <w:rPr>
+                <w:rFonts w:ascii="Courier New" w:cs="Courier New" w:eastAsia="Courier New" w:hAnsi="Courier New"/>
+                <w:color w:val="A6E3A1"/>
+                <w:sz w:val="18"/>
+                <w:szCs w:val="18"/>
+              </w:rPr>
+              <w:t xml:space="preserve">            onValueChange = { usuario = it },</w:t>
+            </w:r>
+          </w:p>
+          <w:p>
+            <w:pPr>
+              <w:spacing w:after="0" w:before="0"/>
+            </w:pPr>
+            <w:r>
+              <w:rPr>
+                <w:rFonts w:ascii="Courier New" w:cs="Courier New" w:eastAsia="Courier New" w:hAnsi="Courier New"/>
+                <w:color w:val="A6E3A1"/>
+                <w:sz w:val="18"/>
+                <w:szCs w:val="18"/>
+              </w:rPr>
+              <w:t xml:space="preserve">            label = { Text("Usuario") },</w:t>
+            </w:r>
+          </w:p>
+          <w:p>
+            <w:pPr>
+              <w:spacing w:after="0" w:before="0"/>
+            </w:pPr>
+            <w:r>
+              <w:rPr>
+                <w:rFonts w:ascii="Courier New" w:cs="Courier New" w:eastAsia="Courier New" w:hAnsi="Courier New"/>
+                <w:color w:val="A6E3A1"/>
+                <w:sz w:val="18"/>
+                <w:szCs w:val="18"/>
+              </w:rPr>
+              <w:t xml:space="preserve">            leadingIcon = { Icon(Icons.Default.Person, "") },</w:t>
+            </w:r>
+          </w:p>
+          <w:p>
+            <w:pPr>
+              <w:spacing w:after="0" w:before="0"/>
+            </w:pPr>
+            <w:r>
+              <w:rPr>
+                <w:rFonts w:ascii="Courier New" w:cs="Courier New" w:eastAsia="Courier New" w:hAnsi="Courier New"/>
+                <w:color w:val="A6E3A1"/>
+                <w:sz w:val="18"/>
+                <w:szCs w:val="18"/>
+              </w:rPr>
+              <w:t xml:space="preserve">            isError = hayError,</w:t>
+            </w:r>
+          </w:p>
+          <w:p>
+            <w:pPr>
+              <w:spacing w:after="0" w:before="0"/>
+            </w:pPr>
+            <w:r>
+              <w:rPr>
+                <w:rFonts w:ascii="Courier New" w:cs="Courier New" w:eastAsia="Courier New" w:hAnsi="Courier New"/>
+                <w:color w:val="A6E3A1"/>
+                <w:sz w:val="18"/>
+                <w:szCs w:val="18"/>
+              </w:rPr>
+              <w:t xml:space="preserve">            singleLine = true,</w:t>
+            </w:r>
+          </w:p>
+          <w:p>
+            <w:pPr>
+              <w:spacing w:after="0" w:before="0"/>
+            </w:pPr>
+            <w:r>
+              <w:rPr>
+                <w:rFonts w:ascii="Courier New" w:cs="Courier New" w:eastAsia="Courier New" w:hAnsi="Courier New"/>
+                <w:color w:val="A6E3A1"/>
+                <w:sz w:val="18"/>
+                <w:szCs w:val="18"/>
+              </w:rPr>
+              <w:t xml:space="preserve">            modifier = Modifier.fillMaxWidth()</w:t>
+            </w:r>
+          </w:p>
+          <w:p>
+            <w:pPr>
+              <w:spacing w:after="0" w:before="0"/>
+            </w:pPr>
+            <w:r>
+              <w:rPr>
+                <w:rFonts w:ascii="Courier New" w:cs="Courier New" w:eastAsia="Courier New" w:hAnsi="Courier New"/>
+                <w:color w:val="A6E3A1"/>
+                <w:sz w:val="18"/>
+                <w:szCs w:val="18"/>
+              </w:rPr>
+              <w:t xml:space="preserve">        )</w:t>
+            </w:r>
+          </w:p>
+          <w:p>
+            <w:pPr>
+              <w:spacing w:after="0" w:before="0"/>
+            </w:pPr>
+            <w:r>
+              <w:rPr>
+                <w:rFonts w:ascii="Courier New" w:cs="Courier New" w:eastAsia="Courier New" w:hAnsi="Courier New"/>
+                <w:color w:val="A6E3A1"/>
+                <w:sz w:val="18"/>
+                <w:szCs w:val="18"/>
+              </w:rPr>
+              <w:t xml:space="preserve">        Spacer(modifier = Modifier.height(16.dp))</w:t>
+            </w:r>
+          </w:p>
+          <w:p>
+            <w:pPr>
+              <w:spacing w:after="0" w:before="0"/>
+            </w:pPr>
+            <w:r>
+              <w:rPr>
+                <w:rFonts w:ascii="Courier New" w:cs="Courier New" w:eastAsia="Courier New" w:hAnsi="Courier New"/>
+                <w:color w:val="A6E3A1"/>
+                <w:sz w:val="18"/>
+                <w:szCs w:val="18"/>
+              </w:rPr>
+              <w:t xml:space="preserve"/>
+            </w:r>
+          </w:p>
+          <w:p>
+            <w:pPr>
+              <w:spacing w:after="0" w:before="0"/>
+            </w:pPr>
+            <w:r>
+              <w:rPr>
+                <w:rFonts w:ascii="Courier New" w:cs="Courier New" w:eastAsia="Courier New" w:hAnsi="Courier New"/>
+                <w:color w:val="A6E3A1"/>
+                <w:sz w:val="18"/>
+                <w:szCs w:val="18"/>
+              </w:rPr>
+              <w:t xml:space="preserve">        OutlinedTextField(</w:t>
+            </w:r>
+          </w:p>
+          <w:p>
+            <w:pPr>
+              <w:spacing w:after="0" w:before="0"/>
+            </w:pPr>
+            <w:r>
+              <w:rPr>
+                <w:rFonts w:ascii="Courier New" w:cs="Courier New" w:eastAsia="Courier New" w:hAnsi="Courier New"/>
+                <w:color w:val="A6E3A1"/>
+                <w:sz w:val="18"/>
+                <w:szCs w:val="18"/>
+              </w:rPr>
+              <w:t xml:space="preserve">            value = password,</w:t>
+            </w:r>
+          </w:p>
+          <w:p>
+            <w:pPr>
+              <w:spacing w:after="0" w:before="0"/>
+            </w:pPr>
+            <w:r>
+              <w:rPr>
+                <w:rFonts w:ascii="Courier New" w:cs="Courier New" w:eastAsia="Courier New" w:hAnsi="Courier New"/>
+                <w:color w:val="A6E3A1"/>
+                <w:sz w:val="18"/>
+                <w:szCs w:val="18"/>
+              </w:rPr>
+              <w:t xml:space="preserve">            onValueChange = { password = it },</w:t>
+            </w:r>
+          </w:p>
+          <w:p>
+            <w:pPr>
+              <w:spacing w:after="0" w:before="0"/>
+            </w:pPr>
+            <w:r>
+              <w:rPr>
+                <w:rFonts w:ascii="Courier New" w:cs="Courier New" w:eastAsia="Courier New" w:hAnsi="Courier New"/>
+                <w:color w:val="A6E3A1"/>
+                <w:sz w:val="18"/>
+                <w:szCs w:val="18"/>
+              </w:rPr>
+              <w:t xml:space="preserve">            label = { Text("Contrasena") },</w:t>
+            </w:r>
+          </w:p>
+          <w:p>
+            <w:pPr>
+              <w:spacing w:after="0" w:before="0"/>
+            </w:pPr>
+            <w:r>
+              <w:rPr>
+                <w:rFonts w:ascii="Courier New" w:cs="Courier New" w:eastAsia="Courier New" w:hAnsi="Courier New"/>
+                <w:color w:val="A6E3A1"/>
+                <w:sz w:val="18"/>
+                <w:szCs w:val="18"/>
+              </w:rPr>
+              <w:t xml:space="preserve">            leadingIcon = { Icon(Icons.Default.Lock, "") },</w:t>
+            </w:r>
+          </w:p>
+          <w:p>
+            <w:pPr>
+              <w:spacing w:after="0" w:before="0"/>
+            </w:pPr>
+            <w:r>
+              <w:rPr>
+                <w:rFonts w:ascii="Courier New" w:cs="Courier New" w:eastAsia="Courier New" w:hAnsi="Courier New"/>
+                <w:color w:val="A6E3A1"/>
+                <w:sz w:val="18"/>
+                <w:szCs w:val="18"/>
+              </w:rPr>
+              <w:t xml:space="preserve">            visualTransformation = PasswordVisualTransformation(),</w:t>
+            </w:r>
+          </w:p>
+          <w:p>
+            <w:pPr>
+              <w:spacing w:after="0" w:before="0"/>
+            </w:pPr>
+            <w:r>
+              <w:rPr>
+                <w:rFonts w:ascii="Courier New" w:cs="Courier New" w:eastAsia="Courier New" w:hAnsi="Courier New"/>
+                <w:color w:val="A6E3A1"/>
+                <w:sz w:val="18"/>
+                <w:szCs w:val="18"/>
+              </w:rPr>
+              <w:t xml:space="preserve">            keyboardOptions = KeyboardOptions(keyboardType = KeyboardType.Password),</w:t>
+            </w:r>
+          </w:p>
+          <w:p>
+            <w:pPr>
+              <w:spacing w:after="0" w:before="0"/>
+            </w:pPr>
+            <w:r>
+              <w:rPr>
+                <w:rFonts w:ascii="Courier New" w:cs="Courier New" w:eastAsia="Courier New" w:hAnsi="Courier New"/>
+                <w:color w:val="A6E3A1"/>
+                <w:sz w:val="18"/>
+                <w:szCs w:val="18"/>
+              </w:rPr>
+              <w:t xml:space="preserve">            isError = hayError,</w:t>
+            </w:r>
+          </w:p>
+          <w:p>
+            <w:pPr>
+              <w:spacing w:after="0" w:before="0"/>
+            </w:pPr>
+            <w:r>
+              <w:rPr>
+                <w:rFonts w:ascii="Courier New" w:cs="Courier New" w:eastAsia="Courier New" w:hAnsi="Courier New"/>
+                <w:color w:val="A6E3A1"/>
+                <w:sz w:val="18"/>
+                <w:szCs w:val="18"/>
+              </w:rPr>
+              <w:t xml:space="preserve">            singleLine = true,</w:t>
+            </w:r>
+          </w:p>
+          <w:p>
+            <w:pPr>
+              <w:spacing w:after="0" w:before="0"/>
+            </w:pPr>
+            <w:r>
+              <w:rPr>
+                <w:rFonts w:ascii="Courier New" w:cs="Courier New" w:eastAsia="Courier New" w:hAnsi="Courier New"/>
+                <w:color w:val="A6E3A1"/>
+                <w:sz w:val="18"/>
+                <w:szCs w:val="18"/>
+              </w:rPr>
+              <w:t xml:space="preserve">            modifier = Modifier.fillMaxWidth()</w:t>
+            </w:r>
+          </w:p>
+          <w:p>
+            <w:pPr>
+              <w:spacing w:after="0" w:before="0"/>
+            </w:pPr>
+            <w:r>
+              <w:rPr>
+                <w:rFonts w:ascii="Courier New" w:cs="Courier New" w:eastAsia="Courier New" w:hAnsi="Courier New"/>
+                <w:color w:val="A6E3A1"/>
+                <w:sz w:val="18"/>
+                <w:szCs w:val="18"/>
+              </w:rPr>
+              <w:t xml:space="preserve">        )</w:t>
+            </w:r>
+          </w:p>
+          <w:p>
+            <w:pPr>
+              <w:spacing w:after="0" w:before="0"/>
+            </w:pPr>
+            <w:r>
+              <w:rPr>
+                <w:rFonts w:ascii="Courier New" w:cs="Courier New" w:eastAsia="Courier New" w:hAnsi="Courier New"/>
+                <w:color w:val="A6E3A1"/>
+                <w:sz w:val="18"/>
+                <w:szCs w:val="18"/>
+              </w:rPr>
+              <w:t xml:space="preserve"/>
+            </w:r>
+          </w:p>
+          <w:p>
+            <w:pPr>
+              <w:spacing w:after="0" w:before="0"/>
+            </w:pPr>
+            <w:r>
+              <w:rPr>
+                <w:rFonts w:ascii="Courier New" w:cs="Courier New" w:eastAsia="Courier New" w:hAnsi="Courier New"/>
+                <w:color w:val="A6E3A1"/>
+                <w:sz w:val="18"/>
+                <w:szCs w:val="18"/>
+              </w:rPr>
+              <w:t xml:space="preserve">        if (hayError) {</w:t>
+            </w:r>
+          </w:p>
+          <w:p>
+            <w:pPr>
+              <w:spacing w:after="0" w:before="0"/>
+            </w:pPr>
+            <w:r>
+              <w:rPr>
+                <w:rFonts w:ascii="Courier New" w:cs="Courier New" w:eastAsia="Courier New" w:hAnsi="Courier New"/>
+                <w:color w:val="A6E3A1"/>
+                <w:sz w:val="18"/>
+                <w:szCs w:val="18"/>
+              </w:rPr>
+              <w:t xml:space="preserve">            Text("Usuario o contrasena incorrectos", color = Color.Red, fontSize = 13.sp)</w:t>
+            </w:r>
+          </w:p>
+          <w:p>
+            <w:pPr>
+              <w:spacing w:after="0" w:before="0"/>
+            </w:pPr>
+            <w:r>
+              <w:rPr>
+                <w:rFonts w:ascii="Courier New" w:cs="Courier New" w:eastAsia="Courier New" w:hAnsi="Courier New"/>
+                <w:color w:val="A6E3A1"/>
+                <w:sz w:val="18"/>
+                <w:szCs w:val="18"/>
+              </w:rPr>
+              <w:t xml:space="preserve">        }</w:t>
+            </w:r>
+          </w:p>
+          <w:p>
+            <w:pPr>
+              <w:spacing w:after="0" w:before="0"/>
+            </w:pPr>
+            <w:r>
+              <w:rPr>
+                <w:rFonts w:ascii="Courier New" w:cs="Courier New" w:eastAsia="Courier New" w:hAnsi="Courier New"/>
+                <w:color w:val="A6E3A1"/>
+                <w:sz w:val="18"/>
+                <w:szCs w:val="18"/>
+              </w:rPr>
+              <w:t xml:space="preserve">        Spacer(modifier = Modifier.height(24.dp))</w:t>
+            </w:r>
+          </w:p>
+          <w:p>
+            <w:pPr>
+              <w:spacing w:after="0" w:before="0"/>
+            </w:pPr>
+            <w:r>
+              <w:rPr>
+                <w:rFonts w:ascii="Courier New" w:cs="Courier New" w:eastAsia="Courier New" w:hAnsi="Courier New"/>
+                <w:color w:val="A6E3A1"/>
+                <w:sz w:val="18"/>
+                <w:szCs w:val="18"/>
+              </w:rPr>
+              <w:t xml:space="preserve"/>
+            </w:r>
+          </w:p>
+          <w:p>
+            <w:pPr>
+              <w:spacing w:after="0" w:before="0"/>
+            </w:pPr>
+            <w:r>
+              <w:rPr>
+                <w:rFonts w:ascii="Courier New" w:cs="Courier New" w:eastAsia="Courier New" w:hAnsi="Courier New"/>
+                <w:color w:val="A6E3A1"/>
+                <w:sz w:val="18"/>
+                <w:szCs w:val="18"/>
+              </w:rPr>
+              <w:t xml:space="preserve">        Button(</w:t>
+            </w:r>
+          </w:p>
+          <w:p>
+            <w:pPr>
+              <w:spacing w:after="0" w:before="0"/>
+            </w:pPr>
+            <w:r>
+              <w:rPr>
+                <w:rFonts w:ascii="Courier New" w:cs="Courier New" w:eastAsia="Courier New" w:hAnsi="Courier New"/>
+                <w:color w:val="A6E3A1"/>
+                <w:sz w:val="18"/>
+                <w:szCs w:val="18"/>
+              </w:rPr>
+              <w:t xml:space="preserve">            onClick = {</w:t>
+            </w:r>
+          </w:p>
+          <w:p>
+            <w:pPr>
+              <w:spacing w:after="0" w:before="0"/>
+            </w:pPr>
+            <w:r>
+              <w:rPr>
+                <w:rFonts w:ascii="Courier New" w:cs="Courier New" w:eastAsia="Courier New" w:hAnsi="Courier New"/>
+                <w:color w:val="A6E3A1"/>
+                <w:sz w:val="18"/>
+                <w:szCs w:val="18"/>
+              </w:rPr>
+              <w:t xml:space="preserve">                if (usuario == "admin" &amp;&amp; password == "1234") {</w:t>
+            </w:r>
+          </w:p>
+          <w:p>
+            <w:pPr>
+              <w:spacing w:after="0" w:before="0"/>
+            </w:pPr>
+            <w:r>
+              <w:rPr>
+                <w:rFonts w:ascii="Courier New" w:cs="Courier New" w:eastAsia="Courier New" w:hAnsi="Courier New"/>
+                <w:color w:val="A6E3A1"/>
+                <w:sz w:val="18"/>
+                <w:szCs w:val="18"/>
+              </w:rPr>
+              <w:t xml:space="preserve">                    onLoginExitoso()   // Navega a la siguiente pantalla</w:t>
+            </w:r>
+          </w:p>
+          <w:p>
+            <w:pPr>
+              <w:spacing w:after="0" w:before="0"/>
+            </w:pPr>
+            <w:r>
+              <w:rPr>
+                <w:rFonts w:ascii="Courier New" w:cs="Courier New" w:eastAsia="Courier New" w:hAnsi="Courier New"/>
+                <w:color w:val="A6E3A1"/>
+                <w:sz w:val="18"/>
+                <w:szCs w:val="18"/>
+              </w:rPr>
+              <w:t xml:space="preserve">                } else {</w:t>
+            </w:r>
+          </w:p>
+          <w:p>
+            <w:pPr>
+              <w:spacing w:after="0" w:before="0"/>
+            </w:pPr>
+            <w:r>
+              <w:rPr>
+                <w:rFonts w:ascii="Courier New" w:cs="Courier New" w:eastAsia="Courier New" w:hAnsi="Courier New"/>
+                <w:color w:val="A6E3A1"/>
+                <w:sz w:val="18"/>
+                <w:szCs w:val="18"/>
+              </w:rPr>
+              <w:t xml:space="preserve">                    hayError = true    // Muestra el mensaje de error</w:t>
+            </w:r>
+          </w:p>
+          <w:p>
+            <w:pPr>
+              <w:spacing w:after="0" w:before="0"/>
+            </w:pPr>
+            <w:r>
+              <w:rPr>
+                <w:rFonts w:ascii="Courier New" w:cs="Courier New" w:eastAsia="Courier New" w:hAnsi="Courier New"/>
+                <w:color w:val="A6E3A1"/>
+                <w:sz w:val="18"/>
+                <w:szCs w:val="18"/>
+              </w:rPr>
+              <w:t xml:space="preserve">                }</w:t>
+            </w:r>
+          </w:p>
+          <w:p>
+            <w:pPr>
+              <w:spacing w:after="0" w:before="0"/>
+            </w:pPr>
+            <w:r>
+              <w:rPr>
+                <w:rFonts w:ascii="Courier New" w:cs="Courier New" w:eastAsia="Courier New" w:hAnsi="Courier New"/>
+                <w:color w:val="A6E3A1"/>
+                <w:sz w:val="18"/>
+                <w:szCs w:val="18"/>
+              </w:rPr>
+              <w:t xml:space="preserve">            },</w:t>
+            </w:r>
+          </w:p>
+          <w:p>
+            <w:pPr>
+              <w:spacing w:after="0" w:before="0"/>
+            </w:pPr>
+            <w:r>
+              <w:rPr>
+                <w:rFonts w:ascii="Courier New" w:cs="Courier New" w:eastAsia="Courier New" w:hAnsi="Courier New"/>
+                <w:color w:val="A6E3A1"/>
+                <w:sz w:val="18"/>
+                <w:szCs w:val="18"/>
+              </w:rPr>
+              <w:t xml:space="preserve">            modifier = Modifier.fillMaxWidth()</w:t>
+            </w:r>
+          </w:p>
+          <w:p>
+            <w:pPr>
+              <w:spacing w:after="0" w:before="0"/>
+            </w:pPr>
+            <w:r>
+              <w:rPr>
+                <w:rFonts w:ascii="Courier New" w:cs="Courier New" w:eastAsia="Courier New" w:hAnsi="Courier New"/>
+                <w:color w:val="A6E3A1"/>
+                <w:sz w:val="18"/>
+                <w:szCs w:val="18"/>
+              </w:rPr>
+              <w:t xml:space="preserve">        ) { Text("Entrar") }</w:t>
+            </w:r>
+          </w:p>
+          <w:p>
+            <w:pPr>
+              <w:spacing w:after="0" w:before="0"/>
+            </w:pPr>
+            <w:r>
+              <w:rPr>
+                <w:rFonts w:ascii="Courier New" w:cs="Courier New" w:eastAsia="Courier New" w:hAnsi="Courier New"/>
+                <w:color w:val="A6E3A1"/>
+                <w:sz w:val="18"/>
+                <w:szCs w:val="18"/>
+              </w:rPr>
+              <w:t xml:space="preserve">    }</w:t>
+            </w:r>
+          </w:p>
+          <w:p>
+            <w:pPr>
+              <w:spacing w:after="0" w:before="0"/>
+            </w:pPr>
+            <w:r>
+              <w:rPr>
+                <w:rFonts w:ascii="Courier New" w:cs="Courier New" w:eastAsia="Courier New" w:hAnsi="Courier New"/>
+                <w:color w:val="A6E3A1"/>
+                <w:sz w:val="18"/>
+                <w:szCs w:val="18"/>
+              </w:rPr>
+              <w:t xml:space="preserve">}</w:t>
+            </w:r>
+          </w:p>
+        </w:tc>
+      </w:tr>
+    </w:tbl>
+    <w:p>
+      <w:pPr>
+        <w:spacing w:after="60" w:before="0"/>
+      </w:pPr>
+      <w:r>
+        <w:t xml:space="preserve"/>
+      </w:r>
+    </w:p>
+    <w:tbl>
+      <w:tblPr>
+        <w:tblW w:type="dxa" w:w="9026"/>
+        <w:tblBorders>
+          <w:top w:val="single" w:color="auto" w:sz="4"/>
+          <w:left w:val="single" w:color="auto" w:sz="4"/>
+          <w:bottom w:val="single" w:color="auto" w:sz="4"/>
+          <w:right w:val="single" w:color="auto" w:sz="4"/>
+          <w:insideH w:val="single" w:color="auto" w:sz="4"/>
+          <w:insideV w:val="single" w:color="auto" w:sz="4"/>
+        </w:tblBorders>
+      </w:tblPr>
+      <w:tblGrid>
+        <w:gridCol w:w="9026"/>
+      </w:tblGrid>
+      <w:tr>
+        <w:tc>
+          <w:tcPr>
+            <w:tcW w:type="dxa" w:w="9026"/>
+            <w:tcBorders>
+              <w:top w:val="single" w:color="2E7D32" w:sz="3"/>
+              <w:left w:val="thick" w:color="2E7D32" w:sz="8"/>
+              <w:bottom w:val="single" w:color="2E7D32" w:sz="3"/>
+              <w:right w:val="single" w:color="2E7D32" w:sz="3"/>
+            </w:tcBorders>
+            <w:shd w:fill="E8F5E9" w:val="clear"/>
+            <w:tcMar>
+              <w:top w:type="dxa" w:w="100"/>
+              <w:left w:type="dxa" w:w="180"/>
+              <w:bottom w:type="dxa" w:w="100"/>
+              <w:right w:type="dxa" w:w="180"/>
+            </w:tcMar>
+          </w:tcPr>
+          <w:p>
+            <w:r>
+              <w:rPr>
+                <w:rFonts w:ascii="Arial" w:cs="Arial" w:eastAsia="Arial" w:hAnsi="Arial"/>
+                <w:color w:val="333333"/>
+                <w:sz w:val="22"/>
+                <w:szCs w:val="22"/>
+              </w:rPr>
+              <w:t xml:space="preserve">Regla practica: usa rememberSaveable para campos de formulario (nombre, email) y remember normal para contrasenas, ya que no interesa que persistan.</w:t>
+            </w:r>
+          </w:p>
+        </w:tc>
+      </w:tr>
+    </w:tbl>
+    <w:p>
+      <w:pPr>
+        <w:spacing w:after="60" w:before="0"/>
+      </w:pPr>
+      <w:r>
+        <w:t xml:space="preserve"/>
+      </w:r>
+    </w:p>
+    <w:p>
+      <w:pPr>
+        <w:pStyle w:val="Heading1"/>
+        <w:spacing w:after="200" w:before="400"/>
+      </w:pPr>
+      <w:r>
+        <w:rPr>
+          <w:rFonts w:ascii="Arial" w:cs="Arial" w:eastAsia="Arial" w:hAnsi="Arial"/>
+          <w:b/>
+          <w:bCs/>
+          <w:color w:val="C0143C"/>
+          <w:sz w:val="36"/>
+          <w:szCs w:val="36"/>
+        </w:rPr>
+        <w:t xml:space="preserve">6. Scaffold: estructura de pantalla completa</w:t>
       </w:r>
     </w:p>
     <w:p>
@@ -5720,7 +15329,7 @@
           <w:sz w:val="36"/>
           <w:szCs w:val="36"/>
         </w:rPr>
-        <w:t xml:space="preserve">6. Navegación entre pantallas</w:t>
+        <w:t xml:space="preserve">7. Navegación entre pantallas</w:t>
       </w:r>
     </w:p>
     <w:p>
@@ -7130,7 +16739,7 @@
           <w:sz w:val="36"/>
           <w:szCs w:val="36"/>
         </w:rPr>
-        <w:t xml:space="preserve">7. Arquitectura MVVM</w:t>
+        <w:t xml:space="preserve">8. Arquitectura MVVM</w:t>
       </w:r>
     </w:p>
     <w:p>
@@ -9051,7 +18660,7 @@
           <w:sz w:val="36"/>
           <w:szCs w:val="36"/>
         </w:rPr>
-        <w:t xml:space="preserve">8. Estructura recomendada de proyecto DAM</w:t>
+        <w:t xml:space="preserve">9. Estructura recomendada de proyecto DAM</w:t>
       </w:r>
     </w:p>
     <w:p>
@@ -9372,7 +18981,7 @@
           <w:sz w:val="36"/>
           <w:szCs w:val="36"/>
         </w:rPr>
-        <w:t xml:space="preserve">9. Consejos para el examen / prácticas DAM</w:t>
+        <w:t xml:space="preserve">10. Consejos para el examen / prácticas DAM</w:t>
       </w:r>
     </w:p>
     <w:p>
@@ -9888,7 +19497,7 @@
           <w:sz w:val="36"/>
           <w:szCs w:val="36"/>
         </w:rPr>
-        <w:t xml:space="preserve">10. Resumen visual: todo conectado</w:t>
+        <w:t xml:space="preserve">11. Resumen visual: todo conectado</w:t>
       </w:r>
     </w:p>
     <w:tbl>
